--- a/POC-EuroCRM-Vault/projects/EuroCRM_Solution_Overview_Document_2026-08-27.docx
+++ b/POC-EuroCRM-Vault/projects/EuroCRM_Solution_Overview_Document_2026-08-27.docx
@@ -12783,15 +12783,41 @@
     </w:p>
     <w:p>
       <w:pPr>
-        <w:pStyle w:val="Heading3"/>
+        <w:jc w:val="center"/>
       </w:pPr>
       <w:r>
-        <w:t>Layered Solution Model</w:t>
-      </w:r>
-    </w:p>
-    <w:p>
-      <w:r>
-        <w:t>Shows the L0-L7 layer hierarchy and extension rules.</w:t>
+        <w:drawing>
+          <wp:inline xmlns:a="http://schemas.openxmlformats.org/drawingml/2006/main" xmlns:pic="http://schemas.openxmlformats.org/drawingml/2006/picture">
+            <wp:extent cx="5760720" cy="4594893"/>
+            <wp:docPr id="1" name="Picture 1"/>
+            <wp:cNvGraphicFramePr>
+              <a:graphicFrameLocks noChangeAspect="1"/>
+            </wp:cNvGraphicFramePr>
+            <a:graphic>
+              <a:graphicData uri="http://schemas.openxmlformats.org/drawingml/2006/picture">
+                <pic:pic>
+                  <pic:nvPicPr>
+                    <pic:cNvPr id="0" name="EuroCRM Architecture.png"/>
+                    <pic:cNvPicPr/>
+                  </pic:nvPicPr>
+                  <pic:blipFill>
+                    <a:blip r:embed="rId13"/>
+                    <a:stretch>
+                      <a:fillRect/>
+                    </a:stretch>
+                  </pic:blipFill>
+                  <pic:spPr>
+                    <a:xfrm>
+                      <a:off x="0" y="0"/>
+                      <a:ext cx="5760720" cy="4594893"/>
+                    </a:xfrm>
+                    <a:prstGeom prst="rect"/>
+                  </pic:spPr>
+                </pic:pic>
+              </a:graphicData>
+            </a:graphic>
+          </wp:inline>
+        </w:drawing>
       </w:r>
     </w:p>
     <w:p>
@@ -12799,12 +12825,103 @@
         <w:pStyle w:val="Heading3"/>
       </w:pPr>
       <w:r>
+        <w:t>Layered Solution Model</w:t>
+      </w:r>
+    </w:p>
+    <w:p>
+      <w:r>
+        <w:t>Shows the L0-L7 layer hierarchy and extension rules.</w:t>
+      </w:r>
+    </w:p>
+    <w:p>
+      <w:pPr>
+        <w:jc w:val="center"/>
+      </w:pPr>
+      <w:r>
+        <w:drawing>
+          <wp:inline xmlns:a="http://schemas.openxmlformats.org/drawingml/2006/main" xmlns:pic="http://schemas.openxmlformats.org/drawingml/2006/picture">
+            <wp:extent cx="5760720" cy="2636949"/>
+            <wp:docPr id="2" name="Picture 2"/>
+            <wp:cNvGraphicFramePr>
+              <a:graphicFrameLocks noChangeAspect="1"/>
+            </wp:cNvGraphicFramePr>
+            <a:graphic>
+              <a:graphicData uri="http://schemas.openxmlformats.org/drawingml/2006/picture">
+                <pic:pic>
+                  <pic:nvPicPr>
+                    <pic:cNvPr id="0" name="EuroCRM Layered Architecture.png"/>
+                    <pic:cNvPicPr/>
+                  </pic:nvPicPr>
+                  <pic:blipFill>
+                    <a:blip r:embed="rId14"/>
+                    <a:stretch>
+                      <a:fillRect/>
+                    </a:stretch>
+                  </pic:blipFill>
+                  <pic:spPr>
+                    <a:xfrm>
+                      <a:off x="0" y="0"/>
+                      <a:ext cx="5760720" cy="2636949"/>
+                    </a:xfrm>
+                    <a:prstGeom prst="rect"/>
+                  </pic:spPr>
+                </pic:pic>
+              </a:graphicData>
+            </a:graphic>
+          </wp:inline>
+        </w:drawing>
+      </w:r>
+    </w:p>
+    <w:p>
+      <w:pPr>
+        <w:pStyle w:val="Heading3"/>
+      </w:pPr>
+      <w:r>
         <w:t>Data Flow &amp; Integrations</w:t>
       </w:r>
     </w:p>
     <w:p>
       <w:r>
         <w:t>Shows how data flows through the system and external integrations.</w:t>
+      </w:r>
+    </w:p>
+    <w:p>
+      <w:pPr>
+        <w:jc w:val="center"/>
+      </w:pPr>
+      <w:r>
+        <w:drawing>
+          <wp:inline xmlns:a="http://schemas.openxmlformats.org/drawingml/2006/main" xmlns:pic="http://schemas.openxmlformats.org/drawingml/2006/picture">
+            <wp:extent cx="5760720" cy="3054521"/>
+            <wp:docPr id="3" name="Picture 3"/>
+            <wp:cNvGraphicFramePr>
+              <a:graphicFrameLocks noChangeAspect="1"/>
+            </wp:cNvGraphicFramePr>
+            <a:graphic>
+              <a:graphicData uri="http://schemas.openxmlformats.org/drawingml/2006/picture">
+                <pic:pic>
+                  <pic:nvPicPr>
+                    <pic:cNvPr id="0" name="EuroCRM Data Flow.png"/>
+                    <pic:cNvPicPr/>
+                  </pic:nvPicPr>
+                  <pic:blipFill>
+                    <a:blip r:embed="rId15"/>
+                    <a:stretch>
+                      <a:fillRect/>
+                    </a:stretch>
+                  </pic:blipFill>
+                  <pic:spPr>
+                    <a:xfrm>
+                      <a:off x="0" y="0"/>
+                      <a:ext cx="5760720" cy="3054521"/>
+                    </a:xfrm>
+                    <a:prstGeom prst="rect"/>
+                  </pic:spPr>
+                </pic:pic>
+              </a:graphicData>
+            </a:graphic>
+          </wp:inline>
+        </w:drawing>
       </w:r>
     </w:p>
     <w:p>
@@ -24713,6 +24830,45 @@
     </w:p>
     <w:p>
       <w:pPr>
+        <w:jc w:val="center"/>
+      </w:pPr>
+      <w:r>
+        <w:drawing>
+          <wp:inline xmlns:a="http://schemas.openxmlformats.org/drawingml/2006/main" xmlns:pic="http://schemas.openxmlformats.org/drawingml/2006/picture">
+            <wp:extent cx="5760720" cy="4017715"/>
+            <wp:docPr id="4" name="Picture 4"/>
+            <wp:cNvGraphicFramePr>
+              <a:graphicFrameLocks noChangeAspect="1"/>
+            </wp:cNvGraphicFramePr>
+            <a:graphic>
+              <a:graphicData uri="http://schemas.openxmlformats.org/drawingml/2006/picture">
+                <pic:pic>
+                  <pic:nvPicPr>
+                    <pic:cNvPr id="0" name="EuroCRM Client Data Model.png"/>
+                    <pic:cNvPicPr/>
+                  </pic:nvPicPr>
+                  <pic:blipFill>
+                    <a:blip r:embed="rId16"/>
+                    <a:stretch>
+                      <a:fillRect/>
+                    </a:stretch>
+                  </pic:blipFill>
+                  <pic:spPr>
+                    <a:xfrm>
+                      <a:off x="0" y="0"/>
+                      <a:ext cx="5760720" cy="4017715"/>
+                    </a:xfrm>
+                    <a:prstGeom prst="rect"/>
+                  </pic:spPr>
+                </pic:pic>
+              </a:graphicData>
+            </a:graphic>
+          </wp:inline>
+        </w:drawing>
+      </w:r>
+    </w:p>
+    <w:p>
+      <w:pPr>
         <w:pStyle w:val="Heading2"/>
       </w:pPr>
       <w:r>
@@ -25181,6 +25337,45 @@
       </w:pPr>
       <w:r>
         <w:t>Data Schema</w:t>
+      </w:r>
+    </w:p>
+    <w:p>
+      <w:pPr>
+        <w:jc w:val="center"/>
+      </w:pPr>
+      <w:r>
+        <w:drawing>
+          <wp:inline xmlns:a="http://schemas.openxmlformats.org/drawingml/2006/main" xmlns:pic="http://schemas.openxmlformats.org/drawingml/2006/picture">
+            <wp:extent cx="5760720" cy="5547360"/>
+            <wp:docPr id="5" name="Picture 5"/>
+            <wp:cNvGraphicFramePr>
+              <a:graphicFrameLocks noChangeAspect="1"/>
+            </wp:cNvGraphicFramePr>
+            <a:graphic>
+              <a:graphicData uri="http://schemas.openxmlformats.org/drawingml/2006/picture">
+                <pic:pic>
+                  <pic:nvPicPr>
+                    <pic:cNvPr id="0" name="EuroCRM Property Data Model.png"/>
+                    <pic:cNvPicPr/>
+                  </pic:nvPicPr>
+                  <pic:blipFill>
+                    <a:blip r:embed="rId17"/>
+                    <a:stretch>
+                      <a:fillRect/>
+                    </a:stretch>
+                  </pic:blipFill>
+                  <pic:spPr>
+                    <a:xfrm>
+                      <a:off x="0" y="0"/>
+                      <a:ext cx="5760720" cy="5547360"/>
+                    </a:xfrm>
+                    <a:prstGeom prst="rect"/>
+                  </pic:spPr>
+                </pic:pic>
+              </a:graphicData>
+            </a:graphic>
+          </wp:inline>
+        </w:drawing>
       </w:r>
     </w:p>
     <w:p>
@@ -26774,6 +26969,45 @@
     </w:p>
     <w:p>
       <w:pPr>
+        <w:jc w:val="center"/>
+      </w:pPr>
+      <w:r>
+        <w:drawing>
+          <wp:inline xmlns:a="http://schemas.openxmlformats.org/drawingml/2006/main" xmlns:pic="http://schemas.openxmlformats.org/drawingml/2006/picture">
+            <wp:extent cx="5760720" cy="3059921"/>
+            <wp:docPr id="6" name="Picture 6"/>
+            <wp:cNvGraphicFramePr>
+              <a:graphicFrameLocks noChangeAspect="1"/>
+            </wp:cNvGraphicFramePr>
+            <a:graphic>
+              <a:graphicData uri="http://schemas.openxmlformats.org/drawingml/2006/picture">
+                <pic:pic>
+                  <pic:nvPicPr>
+                    <pic:cNvPr id="0" name="EuroCRM Capital Markets Data Model.png"/>
+                    <pic:cNvPicPr/>
+                  </pic:nvPicPr>
+                  <pic:blipFill>
+                    <a:blip r:embed="rId18"/>
+                    <a:stretch>
+                      <a:fillRect/>
+                    </a:stretch>
+                  </pic:blipFill>
+                  <pic:spPr>
+                    <a:xfrm>
+                      <a:off x="0" y="0"/>
+                      <a:ext cx="5760720" cy="3059921"/>
+                    </a:xfrm>
+                    <a:prstGeom prst="rect"/>
+                  </pic:spPr>
+                </pic:pic>
+              </a:graphicData>
+            </a:graphic>
+          </wp:inline>
+        </w:drawing>
+      </w:r>
+    </w:p>
+    <w:p>
+      <w:pPr>
         <w:pStyle w:val="Heading2"/>
       </w:pPr>
       <w:r>
@@ -28196,6 +28430,45 @@
     </w:p>
     <w:p>
       <w:pPr>
+        <w:jc w:val="center"/>
+      </w:pPr>
+      <w:r>
+        <w:drawing>
+          <wp:inline xmlns:a="http://schemas.openxmlformats.org/drawingml/2006/main" xmlns:pic="http://schemas.openxmlformats.org/drawingml/2006/picture">
+            <wp:extent cx="5760720" cy="5192965"/>
+            <wp:docPr id="7" name="Picture 7"/>
+            <wp:cNvGraphicFramePr>
+              <a:graphicFrameLocks noChangeAspect="1"/>
+            </wp:cNvGraphicFramePr>
+            <a:graphic>
+              <a:graphicData uri="http://schemas.openxmlformats.org/drawingml/2006/picture">
+                <pic:pic>
+                  <pic:nvPicPr>
+                    <pic:cNvPr id="0" name="EuroCRM WIP Data Model.png"/>
+                    <pic:cNvPicPr/>
+                  </pic:nvPicPr>
+                  <pic:blipFill>
+                    <a:blip r:embed="rId19"/>
+                    <a:stretch>
+                      <a:fillRect/>
+                    </a:stretch>
+                  </pic:blipFill>
+                  <pic:spPr>
+                    <a:xfrm>
+                      <a:off x="0" y="0"/>
+                      <a:ext cx="5760720" cy="5192965"/>
+                    </a:xfrm>
+                    <a:prstGeom prst="rect"/>
+                  </pic:spPr>
+                </pic:pic>
+              </a:graphicData>
+            </a:graphic>
+          </wp:inline>
+        </w:drawing>
+      </w:r>
+    </w:p>
+    <w:p>
+      <w:pPr>
         <w:pStyle w:val="Heading2"/>
       </w:pPr>
       <w:r>
@@ -30444,6 +30717,45 @@
       </w:pPr>
       <w:r>
         <w:t>Data Schema</w:t>
+      </w:r>
+    </w:p>
+    <w:p>
+      <w:pPr>
+        <w:jc w:val="center"/>
+      </w:pPr>
+      <w:r>
+        <w:drawing>
+          <wp:inline xmlns:a="http://schemas.openxmlformats.org/drawingml/2006/main" xmlns:pic="http://schemas.openxmlformats.org/drawingml/2006/picture">
+            <wp:extent cx="5760720" cy="1845965"/>
+            <wp:docPr id="8" name="Picture 8"/>
+            <wp:cNvGraphicFramePr>
+              <a:graphicFrameLocks noChangeAspect="1"/>
+            </wp:cNvGraphicFramePr>
+            <a:graphic>
+              <a:graphicData uri="http://schemas.openxmlformats.org/drawingml/2006/picture">
+                <pic:pic>
+                  <pic:nvPicPr>
+                    <pic:cNvPr id="0" name="EuroCRM Core Data Model.png"/>
+                    <pic:cNvPicPr/>
+                  </pic:nvPicPr>
+                  <pic:blipFill>
+                    <a:blip r:embed="rId20"/>
+                    <a:stretch>
+                      <a:fillRect/>
+                    </a:stretch>
+                  </pic:blipFill>
+                  <pic:spPr>
+                    <a:xfrm>
+                      <a:off x="0" y="0"/>
+                      <a:ext cx="5760720" cy="1845965"/>
+                    </a:xfrm>
+                    <a:prstGeom prst="rect"/>
+                  </pic:spPr>
+                </pic:pic>
+              </a:graphicData>
+            </a:graphic>
+          </wp:inline>
+        </w:drawing>
       </w:r>
     </w:p>
     <w:p>

--- a/POC-EuroCRM-Vault/projects/EuroCRM_Solution_Overview_Document_2026-08-27.docx
+++ b/POC-EuroCRM-Vault/projects/EuroCRM_Solution_Overview_Document_2026-08-27.docx
@@ -5390,7 +5390,59 @@
           </w:tcPr>
           <w:p>
             <w:r>
-              <w:t>Author/Solution Lead</w:t>
+              <w:t>Author/Solution Architect</w:t>
+            </w:r>
+          </w:p>
+        </w:tc>
+        <w:tc>
+          <w:tcPr>
+            <w:tcW w:type="dxa" w:w="1805"/>
+          </w:tcPr>
+          <w:p>
+            <w:r>
+              <w:t>Enterprise</w:t>
+            </w:r>
+          </w:p>
+        </w:tc>
+        <w:tc>
+          <w:tcPr>
+            <w:tcW w:type="dxa" w:w="1805"/>
+          </w:tcPr>
+          <w:p>
+            <w:r>
+              <w:t>High</w:t>
+            </w:r>
+          </w:p>
+        </w:tc>
+        <w:tc>
+          <w:tcPr>
+            <w:tcW w:type="dxa" w:w="1805"/>
+          </w:tcPr>
+          <w:p>
+            <w:r>
+              <w:t>High</w:t>
+            </w:r>
+          </w:p>
+        </w:tc>
+      </w:tr>
+      <w:tr>
+        <w:tc>
+          <w:tcPr>
+            <w:tcW w:type="dxa" w:w="1805"/>
+          </w:tcPr>
+          <w:p>
+            <w:r>
+              <w:t>Hannah Nguyen</w:t>
+            </w:r>
+          </w:p>
+        </w:tc>
+        <w:tc>
+          <w:tcPr>
+            <w:tcW w:type="dxa" w:w="1805"/>
+          </w:tcPr>
+          <w:p>
+            <w:r>
+              <w:t>Business Analyst/Solution Lead</w:t>
             </w:r>
           </w:p>
         </w:tc>
@@ -5484,7 +5536,7 @@
           </w:tcPr>
           <w:p>
             <w:r>
-              <w:t>CTO</w:t>
+              <w:t>Nick Wadge</w:t>
             </w:r>
           </w:p>
         </w:tc>
@@ -5536,7 +5588,7 @@
           </w:tcPr>
           <w:p>
             <w:r>
-              <w:t>European MDs</w:t>
+              <w:t>Marco Capelli</w:t>
             </w:r>
           </w:p>
         </w:tc>
@@ -10325,19 +10377,19 @@
     <w:p>
       <w:pPr/>
       <w:r>
-        <w:t>Valuations (Future)</w:t>
-      </w:r>
-    </w:p>
-    <w:p>
-      <w:pPr/>
-      <w:r>
-        <w:t>Residential (Future)</w:t>
-      </w:r>
-    </w:p>
-    <w:p>
-      <w:pPr/>
-      <w:r>
-        <w:t>Private Office (Future)</w:t>
+        <w:t>Valuations (Foundation)</w:t>
+      </w:r>
+    </w:p>
+    <w:p>
+      <w:pPr/>
+      <w:r>
+        <w:t>Residential (Foundation)</w:t>
+      </w:r>
+    </w:p>
+    <w:p>
+      <w:pPr/>
+      <w:r>
+        <w:t>Private Office (Foundation)</w:t>
       </w:r>
     </w:p>
     <w:p>
@@ -13024,7 +13076,7 @@
       <w:r>
         <w:drawing>
           <wp:inline xmlns:a="http://schemas.openxmlformats.org/drawingml/2006/main" xmlns:pic="http://schemas.openxmlformats.org/drawingml/2006/picture">
-            <wp:extent cx="5760720" cy="4594893"/>
+            <wp:extent cx="5760720" cy="4813909"/>
             <wp:docPr id="1" name="Picture 1"/>
             <wp:cNvGraphicFramePr>
               <a:graphicFrameLocks noChangeAspect="1"/>
@@ -13045,7 +13097,7 @@
                   <pic:spPr>
                     <a:xfrm>
                       <a:off x="0" y="0"/>
-                      <a:ext cx="5760720" cy="4594893"/>
+                      <a:ext cx="5760720" cy="4813909"/>
                     </a:xfrm>
                     <a:prstGeom prst="rect"/>
                   </pic:spPr>
@@ -13076,7 +13128,7 @@
       <w:r>
         <w:drawing>
           <wp:inline xmlns:a="http://schemas.openxmlformats.org/drawingml/2006/main" xmlns:pic="http://schemas.openxmlformats.org/drawingml/2006/picture">
-            <wp:extent cx="5760720" cy="2636949"/>
+            <wp:extent cx="5760720" cy="2560990"/>
             <wp:docPr id="2" name="Picture 2"/>
             <wp:cNvGraphicFramePr>
               <a:graphicFrameLocks noChangeAspect="1"/>
@@ -13097,7 +13149,7 @@
                   <pic:spPr>
                     <a:xfrm>
                       <a:off x="0" y="0"/>
-                      <a:ext cx="5760720" cy="2636949"/>
+                      <a:ext cx="5760720" cy="2560990"/>
                     </a:xfrm>
                     <a:prstGeom prst="rect"/>
                   </pic:spPr>
@@ -13128,7 +13180,7 @@
       <w:r>
         <w:drawing>
           <wp:inline xmlns:a="http://schemas.openxmlformats.org/drawingml/2006/main" xmlns:pic="http://schemas.openxmlformats.org/drawingml/2006/picture">
-            <wp:extent cx="5760720" cy="3054521"/>
+            <wp:extent cx="5760720" cy="3207405"/>
             <wp:docPr id="3" name="Picture 3"/>
             <wp:cNvGraphicFramePr>
               <a:graphicFrameLocks noChangeAspect="1"/>
@@ -13149,7 +13201,7 @@
                   <pic:spPr>
                     <a:xfrm>
                       <a:off x="0" y="0"/>
-                      <a:ext cx="5760720" cy="3054521"/>
+                      <a:ext cx="5760720" cy="3207405"/>
                     </a:xfrm>
                     <a:prstGeom prst="rect"/>
                   </pic:spPr>
@@ -14821,7 +14873,73 @@
           </w:p>
         </w:tc>
       </w:tr>
+      <w:tr>
+        <w:tc>
+          <w:tcPr>
+            <w:tcW w:type="dxa" w:w="3009"/>
+          </w:tcPr>
+          <w:p>
+            <w:r>
+              <w:t>ECS Publisher</w:t>
+            </w:r>
+          </w:p>
+        </w:tc>
+        <w:tc>
+          <w:tcPr>
+            <w:tcW w:type="dxa" w:w="3009"/>
+          </w:tcPr>
+          <w:p>
+            <w:r>
+              <w:t>ECS (Enterprise Connectivity Services)</w:t>
+            </w:r>
+          </w:p>
+        </w:tc>
+        <w:tc>
+          <w:tcPr>
+            <w:tcW w:type="dxa" w:w="3009"/>
+          </w:tcPr>
+          <w:p>
+            <w:r>
+              <w:t>Publish change notifications for Major entity create/update</w:t>
+            </w:r>
+          </w:p>
+        </w:tc>
+      </w:tr>
     </w:tbl>
+    <w:p>
+      <w:pPr>
+        <w:pStyle w:val="Heading3"/>
+      </w:pPr>
+      <w:r>
+        <w:t>ECS Publications</w:t>
+      </w:r>
+    </w:p>
+    <w:p>
+      <w:r>
+        <w:t xml:space="preserve">Every create/update of a </w:t>
+      </w:r>
+      <w:r>
+        <w:rPr>
+          <w:b/>
+          <w:i w:val="0"/>
+        </w:rPr>
+        <w:t>Major entity</w:t>
+      </w:r>
+      <w:r>
+        <w:t xml:space="preserve"> (Client, Property, Deal domains — confirm definitive list with TDA) publishes a change notification to the Knight Frank ECS platform, the internal notification and message bus that keeps other systems informed of changes. Publication is performed from a Dataverse plugin / Power Automate flow; delivery is asynchronous and logged in </w:t>
+      </w:r>
+      <w:r>
+        <w:rPr>
+          <w:rFonts w:ascii="Consolas" w:hAnsi="Consolas"/>
+          <w:b w:val="0"/>
+          <w:i w:val="0"/>
+        </w:rPr>
+        <w:t>kf_IntegrationLog</w:t>
+      </w:r>
+      <w:r>
+        <w:t>. See architecture application for the detailed pattern.</w:t>
+      </w:r>
+    </w:p>
     <w:p>
       <w:pPr>
         <w:pStyle w:val="Heading2"/>
@@ -18408,7 +18526,184 @@
           </w:p>
         </w:tc>
       </w:tr>
+      <w:tr>
+        <w:tc>
+          <w:tcPr>
+            <w:tcW w:type="dxa" w:w="3009"/>
+          </w:tcPr>
+          <w:p>
+            <w:r>
+              <w:t>ECS Publish</w:t>
+            </w:r>
+          </w:p>
+        </w:tc>
+        <w:tc>
+          <w:tcPr>
+            <w:tcW w:type="dxa" w:w="3009"/>
+          </w:tcPr>
+          <w:p>
+            <w:r>
+              <w:t>Dataverse → ECS</w:t>
+            </w:r>
+          </w:p>
+        </w:tc>
+        <w:tc>
+          <w:tcPr>
+            <w:tcW w:type="dxa" w:w="3009"/>
+          </w:tcPr>
+          <w:p>
+            <w:r>
+              <w:t>Change notification for Major entity updates</w:t>
+            </w:r>
+          </w:p>
+        </w:tc>
+      </w:tr>
     </w:tbl>
+    <w:p>
+      <w:pPr>
+        <w:pStyle w:val="Heading3"/>
+      </w:pPr>
+      <w:r>
+        <w:t>ECS Change Notification</w:t>
+      </w:r>
+    </w:p>
+    <w:p>
+      <w:r>
+        <w:t xml:space="preserve">Whenever a </w:t>
+      </w:r>
+      <w:r>
+        <w:rPr>
+          <w:b/>
+          <w:i w:val="0"/>
+        </w:rPr>
+        <w:t>Major entity</w:t>
+      </w:r>
+      <w:r>
+        <w:t xml:space="preserve"> is created or updated in Dataverse, a change notification is published to the Knight Frank </w:t>
+      </w:r>
+      <w:r>
+        <w:rPr>
+          <w:b/>
+          <w:i w:val="0"/>
+        </w:rPr>
+        <w:t>ECS (Enterprise Connectivity Services)</w:t>
+      </w:r>
+      <w:r>
+        <w:t xml:space="preserve"> platform.</w:t>
+      </w:r>
+    </w:p>
+    <w:p>
+      <w:pPr/>
+      <w:r>
+        <w:rPr>
+          <w:b/>
+          <w:i w:val="0"/>
+        </w:rPr>
+        <w:t>What:</w:t>
+      </w:r>
+      <w:r>
+        <w:t xml:space="preserve"> ECS is Knight Frank's internal notification and message bus. It notifies other systems that a change has happened — it is not a data replication service.</w:t>
+      </w:r>
+    </w:p>
+    <w:p>
+      <w:pPr/>
+      <w:r>
+        <w:rPr>
+          <w:b/>
+          <w:i w:val="0"/>
+        </w:rPr>
+        <w:t>Trigger:</w:t>
+      </w:r>
+      <w:r>
+        <w:t xml:space="preserve"> Create or update of a Major entity record.</w:t>
+      </w:r>
+    </w:p>
+    <w:p>
+      <w:pPr/>
+      <w:r>
+        <w:rPr>
+          <w:b/>
+          <w:i w:val="0"/>
+        </w:rPr>
+        <w:t>Candidate Major entities:</w:t>
+      </w:r>
+      <w:r>
+        <w:t xml:space="preserve"> Client (Account, Contact), Property (kf</w:t>
+      </w:r>
+      <w:r>
+        <w:rPr>
+          <w:b w:val="0"/>
+          <w:i/>
+        </w:rPr>
+        <w:t>Site, kf</w:t>
+      </w:r>
+      <w:r>
+        <w:t>Property), and Deal (kf_Deal) domains.</w:t>
+      </w:r>
+    </w:p>
+    <w:p>
+      <w:pPr/>
+      <w:r>
+        <w:rPr>
+          <w:b/>
+          <w:i w:val="0"/>
+        </w:rPr>
+        <w:t>Note:</w:t>
+      </w:r>
+      <w:r>
+        <w:t xml:space="preserve"> the definitive Major entity list is not yet defined in the wiki — confirm with TDA / enterprise architecture before build.</w:t>
+      </w:r>
+    </w:p>
+    <w:p>
+      <w:pPr/>
+      <w:r>
+        <w:rPr>
+          <w:b/>
+          <w:i w:val="0"/>
+        </w:rPr>
+        <w:t>Mechanism:</w:t>
+      </w:r>
+      <w:r>
+        <w:t xml:space="preserve"> Dataverse plugin or Power Automate flow on entity create/update publish a change event (entity type, record ID, changed fields, timestamp, source) to ECS.</w:t>
+      </w:r>
+    </w:p>
+    <w:p>
+      <w:pPr/>
+      <w:r>
+        <w:rPr>
+          <w:b/>
+          <w:i w:val="0"/>
+        </w:rPr>
+        <w:t>Consumers:</w:t>
+      </w:r>
+      <w:r>
+        <w:t xml:space="preserve"> any enterprise system subscribed to ECS topics reacts to the notification (e.g. downstream registries, reporting, downstream workstreams).</w:t>
+      </w:r>
+    </w:p>
+    <w:p>
+      <w:pPr/>
+      <w:r>
+        <w:rPr>
+          <w:b/>
+          <w:i w:val="0"/>
+        </w:rPr>
+        <w:t>Audit:</w:t>
+      </w:r>
+      <w:r>
+        <w:t xml:space="preserve"> all publications are logged in </w:t>
+      </w:r>
+      <w:r>
+        <w:rPr>
+          <w:rFonts w:ascii="Consolas" w:hAnsi="Consolas"/>
+          <w:b w:val="0"/>
+          <w:i w:val="0"/>
+        </w:rPr>
+        <w:t>kf_IntegrationLog</w:t>
+      </w:r>
+      <w:r>
+        <w:t>.</w:t>
+      </w:r>
+    </w:p>
     <w:p>
       <w:pPr>
         <w:pStyle w:val="Heading3"/>
@@ -21722,6 +22017,215 @@
         </w:tc>
       </w:tr>
     </w:tbl>
+    <w:p>
+      <w:pPr>
+        <w:pStyle w:val="Heading2"/>
+      </w:pPr>
+      <w:r>
+        <w:t>Major Entity Change Publishing (ECS)</w:t>
+      </w:r>
+    </w:p>
+    <w:p>
+      <w:r>
+        <w:t xml:space="preserve">Whenever a </w:t>
+      </w:r>
+      <w:r>
+        <w:rPr>
+          <w:b/>
+          <w:i w:val="0"/>
+        </w:rPr>
+        <w:t>Major entity</w:t>
+      </w:r>
+      <w:r>
+        <w:t xml:space="preserve"> is created or updated, a change notification is sent to the Knight Frank </w:t>
+      </w:r>
+      <w:r>
+        <w:rPr>
+          <w:b/>
+          <w:i w:val="0"/>
+        </w:rPr>
+        <w:t>ECS (Enterprise Connectivity Services)</w:t>
+      </w:r>
+      <w:r>
+        <w:t xml:space="preserve"> platform — the internal notification and message bus that informs other systems a change has happened.</w:t>
+      </w:r>
+    </w:p>
+    <w:tbl>
+      <w:tblPr>
+        <w:tblW w:type="auto" w:w="0"/>
+        <w:jc w:val="center"/>
+        <w:tblLook w:firstColumn="1" w:firstRow="1" w:lastColumn="0" w:lastRow="0" w:noHBand="0" w:noVBand="1" w:val="04A0"/>
+      </w:tblPr>
+      <w:tblGrid>
+        <w:gridCol w:w="4513"/>
+        <w:gridCol w:w="4513"/>
+      </w:tblGrid>
+      <w:tr>
+        <w:tc>
+          <w:tcPr>
+            <w:tcW w:type="dxa" w:w="4513"/>
+          </w:tcPr>
+          <w:p>
+            <w:r>
+              <w:rPr>
+                <w:b/>
+              </w:rPr>
+              <w:t>Aspect</w:t>
+            </w:r>
+          </w:p>
+        </w:tc>
+        <w:tc>
+          <w:tcPr>
+            <w:tcW w:type="dxa" w:w="4513"/>
+          </w:tcPr>
+          <w:p>
+            <w:r>
+              <w:rPr>
+                <w:b/>
+              </w:rPr>
+              <w:t>Design</w:t>
+            </w:r>
+          </w:p>
+        </w:tc>
+      </w:tr>
+      <w:tr>
+        <w:tc>
+          <w:tcPr>
+            <w:tcW w:type="dxa" w:w="4513"/>
+          </w:tcPr>
+          <w:p>
+            <w:r>
+              <w:t>Trigger</w:t>
+            </w:r>
+          </w:p>
+        </w:tc>
+        <w:tc>
+          <w:tcPr>
+            <w:tcW w:type="dxa" w:w="4513"/>
+          </w:tcPr>
+          <w:p>
+            <w:r>
+              <w:t>Create/update of a Major entity in Dataverse</w:t>
+            </w:r>
+          </w:p>
+        </w:tc>
+      </w:tr>
+      <w:tr>
+        <w:tc>
+          <w:tcPr>
+            <w:tcW w:type="dxa" w:w="4513"/>
+          </w:tcPr>
+          <w:p>
+            <w:r>
+              <w:t>Publish</w:t>
+            </w:r>
+          </w:p>
+        </w:tc>
+        <w:tc>
+          <w:tcPr>
+            <w:tcW w:type="dxa" w:w="4513"/>
+          </w:tcPr>
+          <w:p>
+            <w:r>
+              <w:t>Plugin / Power Automate flow → ECS topic</w:t>
+            </w:r>
+          </w:p>
+        </w:tc>
+      </w:tr>
+      <w:tr>
+        <w:tc>
+          <w:tcPr>
+            <w:tcW w:type="dxa" w:w="4513"/>
+          </w:tcPr>
+          <w:p>
+            <w:r>
+              <w:t>Payload</w:t>
+            </w:r>
+          </w:p>
+        </w:tc>
+        <w:tc>
+          <w:tcPr>
+            <w:tcW w:type="dxa" w:w="4513"/>
+          </w:tcPr>
+          <w:p>
+            <w:r>
+              <w:t>Entity type, record ID, changed fields, timestamp, source system</w:t>
+            </w:r>
+          </w:p>
+        </w:tc>
+      </w:tr>
+      <w:tr>
+        <w:tc>
+          <w:tcPr>
+            <w:tcW w:type="dxa" w:w="4513"/>
+          </w:tcPr>
+          <w:p>
+            <w:r>
+              <w:t>Candidates</w:t>
+            </w:r>
+          </w:p>
+        </w:tc>
+        <w:tc>
+          <w:tcPr>
+            <w:tcW w:type="dxa" w:w="4513"/>
+          </w:tcPr>
+          <w:p>
+            <w:r>
+              <w:t>Client (Account, Contact), Property (kf_Site, kf_Property), Deal (kf_Deal)</w:t>
+            </w:r>
+          </w:p>
+        </w:tc>
+      </w:tr>
+      <w:tr>
+        <w:tc>
+          <w:tcPr>
+            <w:tcW w:type="dxa" w:w="4513"/>
+          </w:tcPr>
+          <w:p>
+            <w:r>
+              <w:t>Audit</w:t>
+            </w:r>
+          </w:p>
+        </w:tc>
+        <w:tc>
+          <w:tcPr>
+            <w:tcW w:type="dxa" w:w="4513"/>
+          </w:tcPr>
+          <w:p>
+            <w:r>
+              <w:t>Logged in `kf_IntegrationLog`</w:t>
+            </w:r>
+          </w:p>
+        </w:tc>
+      </w:tr>
+      <w:tr>
+        <w:tc>
+          <w:tcPr>
+            <w:tcW w:type="dxa" w:w="4513"/>
+          </w:tcPr>
+          <w:p>
+            <w:r>
+              <w:t>Contract</w:t>
+            </w:r>
+          </w:p>
+        </w:tc>
+        <w:tc>
+          <w:tcPr>
+            <w:tcW w:type="dxa" w:w="4513"/>
+          </w:tcPr>
+          <w:p>
+            <w:r>
+              <w:t>Confirm definitive Major entity list and ECS topic/contract with TDA and enterprise architecture</w:t>
+            </w:r>
+          </w:p>
+        </w:tc>
+      </w:tr>
+    </w:tbl>
+    <w:p>
+      <w:r>
+        <w:t>The change events are notifications only — consumers query Dataverse (or enterprise mastered sources) for the full record; ECS does not replicate data.</w:t>
+      </w:r>
+    </w:p>
     <w:p>
       <w:pPr>
         <w:pStyle w:val="Heading2"/>
@@ -23351,6 +23855,38 @@
           </w:tcPr>
           <w:p>
             <w:r>
+              <w:t>Change Notification</w:t>
+            </w:r>
+          </w:p>
+        </w:tc>
+        <w:tc>
+          <w:tcPr>
+            <w:tcW w:type="dxa" w:w="3009"/>
+          </w:tcPr>
+          <w:p>
+            <w:r>
+              <w:t>ECS (Enterprise Connectivity Services)</w:t>
+            </w:r>
+          </w:p>
+        </w:tc>
+        <w:tc>
+          <w:tcPr>
+            <w:tcW w:type="dxa" w:w="3009"/>
+          </w:tcPr>
+          <w:p>
+            <w:r>
+              <w:t>Publish Major entity change events to the enterprise message bus</w:t>
+            </w:r>
+          </w:p>
+        </w:tc>
+      </w:tr>
+      <w:tr>
+        <w:tc>
+          <w:tcPr>
+            <w:tcW w:type="dxa" w:w="3009"/>
+          </w:tcPr>
+          <w:p>
+            <w:r>
               <w:t>APIs</w:t>
             </w:r>
           </w:p>
@@ -23377,6 +23913,18 @@
         </w:tc>
       </w:tr>
     </w:tbl>
+    <w:p>
+      <w:r>
+        <w:rPr>
+          <w:b/>
+          <w:i w:val="0"/>
+        </w:rPr>
+        <w:t>Note:</w:t>
+      </w:r>
+      <w:r>
+        <w:t xml:space="preserve"> ECS is Knight Frank's internal notification and message bus. EuroCRM publishes a change notification whenever a Major entity (Client, Property, Deal — confirm definitive list with TDA) is created or updated; subscribing systems are notified that a change has happened. See architecture application for the pattern.</w:t>
+      </w:r>
+    </w:p>
     <w:p>
       <w:pPr>
         <w:pStyle w:val="Heading3"/>
@@ -32571,7 +33119,7 @@
           </w:tcPr>
           <w:p>
             <w:r>
-              <w:t>D365 CI-Journeys (same env); Finance (future)</w:t>
+              <w:t>D365 CI-Journeys (same env); Finance (future); ECS — change notification bus (Major entity events)</w:t>
             </w:r>
           </w:p>
         </w:tc>
@@ -43199,7 +43747,7 @@
         <w:t>Core] AL2[KF</w:t>
       </w:r>
       <w:r>
-        <w:t>Europe] AL3[Country Solutions] AL4[Service Line Solutions] end subgraph "Data Layer" DL1[Dataverse] DL2[SharePoint] DL3[Power BI] end subgraph "Integration Layer" IL1[Outlook] IL2[SharePoint] IL3[D365 Finance] IL4[CI-Journeys] IL5[Loqate] end subgraph "Security Layer" SL1[Entra ID] SL2[MFA] SL3[Conditional Access] SL4[Audit Trails] end end</w:t>
+        <w:t>Europe] AL3[Country Solutions] AL4[Service Line Solutions] end subgraph "Data Layer" DL1[Dataverse] DL2[SharePoint] DL3[Power BI] end subgraph "Integration Layer" IL1[Outlook] IL2[SharePoint] IL3[D365 Finance] IL4[CI-Journeys] IL5[Loqate] IL6[ECS] end subgraph "Security Layer" SL1[Entra ID] SL2[MFA] SL3[Conditional Access] SL4[Audit Trails] end end</w:t>
       </w:r>
     </w:p>
     <w:p>
@@ -43214,7 +43762,7 @@
     </w:p>
     <w:p>
       <w:r>
-        <w:t>DL1 --&gt; IL1 DL1 --&gt; IL2 DL1 --&gt; IL3 DL1 --&gt; IL4 DL1 --&gt; IL5</w:t>
+        <w:t>DL1 --&gt; IL1 DL1 --&gt; IL2 DL1 --&gt; IL3 DL1 --&gt; IL4 DL1 --&gt; IL5 DL1 --&gt; IL6</w:t>
       </w:r>
     </w:p>
     <w:p>
@@ -43708,6 +44256,19 @@
       </w:r>
     </w:p>
     <w:p>
+      <w:pPr/>
+      <w:r>
+        <w:rPr>
+          <w:b/>
+          <w:i w:val="0"/>
+        </w:rPr>
+        <w:t>ECS change notification:</w:t>
+      </w:r>
+      <w:r>
+        <w:t xml:space="preserve"> Major entity create/update events published to the Knight Frank ECS message bus (see architecture application)</w:t>
+      </w:r>
+    </w:p>
+    <w:p>
       <w:pPr>
         <w:pStyle w:val="Heading2"/>
       </w:pPr>
@@ -44831,6 +45392,76 @@
           </w:tcPr>
           <w:p>
             <w:r>
+              <w:t>ECS (Enterprise Connectivity Services)</w:t>
+            </w:r>
+          </w:p>
+        </w:tc>
+        <w:tc>
+          <w:tcPr>
+            <w:tcW w:type="dxa" w:w="2256"/>
+          </w:tcPr>
+          <w:p>
+            <w:r>
+              <w:t>Technical</w:t>
+            </w:r>
+          </w:p>
+        </w:tc>
+        <w:tc>
+          <w:tcPr>
+            <w:tcW w:type="dxa" w:w="2256"/>
+          </w:tcPr>
+          <w:p>
+            <w:r>
+              <w:t>Must have</w:t>
+            </w:r>
+          </w:p>
+        </w:tc>
+        <w:tc>
+          <w:tcPr>
+            <w:tcW w:type="dxa" w:w="2256"/>
+          </w:tcPr>
+          <w:p>
+            <w:r>
+              <w:t>TBD</w:t>
+            </w:r>
+          </w:p>
+        </w:tc>
+      </w:tr>
+    </w:tbl>
+    <w:p>
+      <w:r>
+        <w:rPr>
+          <w:b/>
+          <w:i w:val="0"/>
+        </w:rPr>
+        <w:t>Note:</w:t>
+      </w:r>
+      <w:r>
+        <w:t xml:space="preserve"> Major entity create/update events must be published to the Knight Frank ECS platform — the internal notification and message bus that notifies other systems of changes. ECS access, topic contracts, and payload schemas are an integration dependency to be confirmed with the enterprise integration team.</w:t>
+      </w:r>
+    </w:p>
+    <w:tbl>
+      <w:tblPr>
+        <w:tblW w:type="auto" w:w="0"/>
+        <w:jc w:val="center"/>
+        <w:tblLook w:firstColumn="1" w:firstRow="1" w:lastColumn="0" w:lastRow="0" w:noHBand="0" w:noVBand="1" w:val="04A0"/>
+      </w:tblPr>
+      <w:tblGrid>
+        <w:gridCol w:w="2256"/>
+        <w:gridCol w:w="2256"/>
+        <w:gridCol w:w="2256"/>
+        <w:gridCol w:w="2256"/>
+      </w:tblGrid>
+      <w:tr>
+        <w:tc>
+          <w:tcPr>
+            <w:tcW w:type="dxa" w:w="2256"/>
+          </w:tcPr>
+          <w:p>
+            <w:r>
+              <w:rPr>
+                <w:b/>
+              </w:rPr>
               <w:t>Vendor selection</w:t>
             </w:r>
           </w:p>
@@ -44841,6 +45472,9 @@
           </w:tcPr>
           <w:p>
             <w:r>
+              <w:rPr>
+                <w:b/>
+              </w:rPr>
               <w:t>Decision</w:t>
             </w:r>
           </w:p>
@@ -44851,6 +45485,9 @@
           </w:tcPr>
           <w:p>
             <w:r>
+              <w:rPr>
+                <w:b/>
+              </w:rPr>
               <w:t>Must have</w:t>
             </w:r>
           </w:p>
@@ -44861,6 +45498,9 @@
           </w:tcPr>
           <w:p>
             <w:r>
+              <w:rPr>
+                <w:b/>
+              </w:rPr>
               <w:t>Pending</w:t>
             </w:r>
           </w:p>
@@ -56849,6 +57489,50 @@
           <w:p>
             <w:r>
               <w:t>Operational Expenditure</w:t>
+            </w:r>
+          </w:p>
+        </w:tc>
+      </w:tr>
+      <w:tr>
+        <w:tc>
+          <w:tcPr>
+            <w:tcW w:type="dxa" w:w="4513"/>
+          </w:tcPr>
+          <w:p>
+            <w:r>
+              <w:t>ECS</w:t>
+            </w:r>
+          </w:p>
+        </w:tc>
+        <w:tc>
+          <w:tcPr>
+            <w:tcW w:type="dxa" w:w="4513"/>
+          </w:tcPr>
+          <w:p>
+            <w:r>
+              <w:t>Enterprise Connectivity Services — Knight Frank's internal notification and message bus. Notifies other systems that a change has happened; it does not replicate data</w:t>
+            </w:r>
+          </w:p>
+        </w:tc>
+      </w:tr>
+      <w:tr>
+        <w:tc>
+          <w:tcPr>
+            <w:tcW w:type="dxa" w:w="4513"/>
+          </w:tcPr>
+          <w:p>
+            <w:r>
+              <w:t>Major entity</w:t>
+            </w:r>
+          </w:p>
+        </w:tc>
+        <w:tc>
+          <w:tcPr>
+            <w:tcW w:type="dxa" w:w="4513"/>
+          </w:tcPr>
+          <w:p>
+            <w:r>
+              <w:t>A core shared entity whose create/update events are published to ECS (candidates: Client, Property, Deal domains — definitive list to be confirmed with TDA)</w:t>
             </w:r>
           </w:p>
         </w:tc>

--- a/POC-EuroCRM-Vault/projects/EuroCRM_Solution_Overview_Document_2026-08-27.docx
+++ b/POC-EuroCRM-Vault/projects/EuroCRM_Solution_Overview_Document_2026-08-27.docx
@@ -3117,22 +3117,6 @@
       </w:r>
     </w:p>
     <w:p>
-      <w:pPr>
-        <w:pStyle w:val="Heading2"/>
-      </w:pPr>
-      <w:r>
-        <w:t>Business Context</w:t>
-      </w:r>
-    </w:p>
-    <w:p>
-      <w:pPr>
-        <w:pStyle w:val="Heading2"/>
-      </w:pPr>
-      <w:r>
-        <w:t>Business Context</w:t>
-      </w:r>
-    </w:p>
-    <w:p>
       <w:r>
         <w:t>Status: Draft Parent: solution overview Source: European CRM Architecture Review 2.pdf</w:t>
       </w:r>
@@ -3663,7 +3647,12 @@
         <w:pStyle w:val="Heading2"/>
       </w:pPr>
       <w:r>
-        <w:t>Problem Statement</w:t>
+        <w:t>Why We're Here — Problem Statement</w:t>
+      </w:r>
+    </w:p>
+    <w:p>
+      <w:r>
+        <w:t>Status: Draft Parent: solution overview Source: European CRM Architecture Review 2.pdf</w:t>
       </w:r>
     </w:p>
     <w:p>
@@ -3671,12 +3660,46 @@
         <w:pStyle w:val="Heading2"/>
       </w:pPr>
       <w:r>
-        <w:t>Why We're Here — Problem Statement</w:t>
-      </w:r>
-    </w:p>
-    <w:p>
-      <w:r>
-        <w:t>Status: Draft Parent: solution overview Source: European CRM Architecture Review 2.pdf</w:t>
+        <w:t>Core Problems</w:t>
+      </w:r>
+    </w:p>
+    <w:p>
+      <w:pPr>
+        <w:pStyle w:val="Heading3"/>
+      </w:pPr>
+      <w:r>
+        <w:t>1. Fragmented Client Intelligence</w:t>
+      </w:r>
+    </w:p>
+    <w:p>
+      <w:r>
+        <w:t>Client knowledge sits with individual brokers in email, Excel trackers, and shared folders. If a broker in Madrid is tracking an investor whose strategy matches a Paris asset, neither side knows. That connection only emerges by chance, if it emerges at all.</w:t>
+      </w:r>
+    </w:p>
+    <w:p>
+      <w:pPr>
+        <w:pStyle w:val="Heading3"/>
+      </w:pPr>
+      <w:r>
+        <w:t>2. Manual Reporting</w:t>
+      </w:r>
+    </w:p>
+    <w:p>
+      <w:r>
+        <w:t>Transaction reports are built manually in Excel. Price, buyer, seller, asset, and fee data assembled manually after every close. As deal volume grows, reporting burden grows with it.</w:t>
+      </w:r>
+    </w:p>
+    <w:p>
+      <w:pPr>
+        <w:pStyle w:val="Heading3"/>
+      </w:pPr>
+      <w:r>
+        <w:t>3. Missing Cross-Sell Opportunities</w:t>
+      </w:r>
+    </w:p>
+    <w:p>
+      <w:r>
+        <w:t>Fragmented data means opportunities for cross-border and cross-service-line collaboration are lost.</w:t>
       </w:r>
     </w:p>
     <w:p>
@@ -3684,53 +3707,6 @@
         <w:pStyle w:val="Heading2"/>
       </w:pPr>
       <w:r>
-        <w:t>Core Problems</w:t>
-      </w:r>
-    </w:p>
-    <w:p>
-      <w:pPr>
-        <w:pStyle w:val="Heading3"/>
-      </w:pPr>
-      <w:r>
-        <w:t>1. Fragmented Client Intelligence</w:t>
-      </w:r>
-    </w:p>
-    <w:p>
-      <w:r>
-        <w:t>Client knowledge sits with individual brokers in email, Excel trackers, and shared folders. If a broker in Madrid is tracking an investor whose strategy matches a Paris asset, neither side knows. That connection only emerges by chance, if it emerges at all.</w:t>
-      </w:r>
-    </w:p>
-    <w:p>
-      <w:pPr>
-        <w:pStyle w:val="Heading3"/>
-      </w:pPr>
-      <w:r>
-        <w:t>2. Manual Reporting</w:t>
-      </w:r>
-    </w:p>
-    <w:p>
-      <w:r>
-        <w:t>Transaction reports are built manually in Excel. Price, buyer, seller, asset, and fee data assembled manually after every close. As deal volume grows, reporting burden grows with it.</w:t>
-      </w:r>
-    </w:p>
-    <w:p>
-      <w:pPr>
-        <w:pStyle w:val="Heading3"/>
-      </w:pPr>
-      <w:r>
-        <w:t>3. Missing Cross-Sell Opportunities</w:t>
-      </w:r>
-    </w:p>
-    <w:p>
-      <w:r>
-        <w:t>Fragmented data means opportunities for cross-border and cross-service-line collaboration are lost.</w:t>
-      </w:r>
-    </w:p>
-    <w:p>
-      <w:pPr>
-        <w:pStyle w:val="Heading2"/>
-      </w:pPr>
-      <w:r>
         <w:t>Impact</w:t>
       </w:r>
     </w:p>
@@ -3775,22 +3751,6 @@
     <w:p>
       <w:pPr>
         <w:pStyle w:val="Heading1"/>
-      </w:pPr>
-      <w:r>
-        <w:t>Business Goals and Objectives</w:t>
-      </w:r>
-    </w:p>
-    <w:p>
-      <w:pPr>
-        <w:pStyle w:val="Heading2"/>
-      </w:pPr>
-      <w:r>
-        <w:t>Business Goals</w:t>
-      </w:r>
-    </w:p>
-    <w:p>
-      <w:pPr>
-        <w:pStyle w:val="Heading2"/>
       </w:pPr>
       <w:r>
         <w:t>Business Goals and Objectives</w:t>
@@ -4150,22 +4110,6 @@
     <w:p>
       <w:pPr>
         <w:pStyle w:val="Heading1"/>
-      </w:pPr>
-      <w:r>
-        <w:t>Key Stakeholders</w:t>
-      </w:r>
-    </w:p>
-    <w:p>
-      <w:pPr>
-        <w:pStyle w:val="Heading2"/>
-      </w:pPr>
-      <w:r>
-        <w:t>Key Stakeholders</w:t>
-      </w:r>
-    </w:p>
-    <w:p>
-      <w:pPr>
-        <w:pStyle w:val="Heading2"/>
       </w:pPr>
       <w:r>
         <w:t>Key Stakeholders</w:t>
@@ -6512,22 +6456,6 @@
     <w:p>
       <w:pPr>
         <w:pStyle w:val="Heading1"/>
-      </w:pPr>
-      <w:r>
-        <w:t>Business Capabilities</w:t>
-      </w:r>
-    </w:p>
-    <w:p>
-      <w:pPr>
-        <w:pStyle w:val="Heading2"/>
-      </w:pPr>
-      <w:r>
-        <w:t>Business Capabilities</w:t>
-      </w:r>
-    </w:p>
-    <w:p>
-      <w:pPr>
-        <w:pStyle w:val="Heading2"/>
       </w:pPr>
       <w:r>
         <w:t>Business Capabilities</w:t>
@@ -7666,14 +7594,6 @@
         <w:pStyle w:val="Heading2"/>
       </w:pPr>
       <w:r>
-        <w:t>Kpis And Success</w:t>
-      </w:r>
-    </w:p>
-    <w:p>
-      <w:pPr>
-        <w:pStyle w:val="Heading2"/>
-      </w:pPr>
-      <w:r>
         <w:t>KPIs and Success Metrics</w:t>
       </w:r>
     </w:p>
@@ -9655,14 +9575,6 @@
         <w:pStyle w:val="Heading2"/>
       </w:pPr>
       <w:r>
-        <w:t>Solution Scope In Scope</w:t>
-      </w:r>
-    </w:p>
-    <w:p>
-      <w:pPr>
-        <w:pStyle w:val="Heading2"/>
-      </w:pPr>
-      <w:r>
         <w:t>Solution Scope — In-Scope</w:t>
       </w:r>
     </w:p>
@@ -11685,14 +11597,6 @@
         <w:pStyle w:val="Heading2"/>
       </w:pPr>
       <w:r>
-        <w:t>Solution Scope Out Of Scope</w:t>
-      </w:r>
-    </w:p>
-    <w:p>
-      <w:pPr>
-        <w:pStyle w:val="Heading2"/>
-      </w:pPr>
-      <w:r>
         <w:t>Solution Scope — Out-of-Scope</w:t>
       </w:r>
     </w:p>
@@ -12508,7 +12412,12 @@
         <w:pStyle w:val="Heading2"/>
       </w:pPr>
       <w:r>
-        <w:t>Crm Lite Mvp Scope</w:t>
+        <w:t>CRM Lite — MVP Scope</w:t>
+      </w:r>
+    </w:p>
+    <w:p>
+      <w:r>
+        <w:t>Status: Draft Parent: solution overview Source: European CRM Architecture Review 2.pdf</w:t>
       </w:r>
     </w:p>
     <w:p>
@@ -12516,12 +12425,12 @@
         <w:pStyle w:val="Heading2"/>
       </w:pPr>
       <w:r>
-        <w:t>CRM Lite — MVP Scope</w:t>
-      </w:r>
-    </w:p>
-    <w:p>
-      <w:r>
-        <w:t>Status: Draft Parent: solution overview Source: European CRM Architecture Review 2.pdf</w:t>
+        <w:t>Key Principle</w:t>
+      </w:r>
+    </w:p>
+    <w:p>
+      <w:r>
+        <w:t>"The MVP is a shared client, contact, property and engagement foundation: a relationship and intelligence layer; not a full operational workflow system — which belongs to the Service Line deep build phase. Capital Markets is the first deeper workflow built on top."</w:t>
       </w:r>
     </w:p>
     <w:p>
@@ -12529,12 +12438,116 @@
         <w:pStyle w:val="Heading2"/>
       </w:pPr>
       <w:r>
-        <w:t>Key Principle</w:t>
-      </w:r>
-    </w:p>
-    <w:p>
-      <w:r>
-        <w:t>"The MVP is a shared client, contact, property and engagement foundation: a relationship and intelligence layer; not a full operational workflow system — which belongs to the Service Line deep build phase. Capital Markets is the first deeper workflow built on top."</w:t>
+        <w:t>Shared Foundation</w:t>
+      </w:r>
+    </w:p>
+    <w:p>
+      <w:r>
+        <w:t>Designed to be reusable across service lines and countries:</w:t>
+      </w:r>
+    </w:p>
+    <w:p>
+      <w:pPr>
+        <w:pStyle w:val="ListParagraph"/>
+      </w:pPr>
+      <w:r>
+        <w:t xml:space="preserve">• </w:t>
+      </w:r>
+      <w:r>
+        <w:t>Accounts; Contacts; Properties; Engagement Tracking; Security</w:t>
+      </w:r>
+    </w:p>
+    <w:p>
+      <w:pPr>
+        <w:pStyle w:val="ListParagraph"/>
+      </w:pPr>
+      <w:r>
+        <w:t xml:space="preserve">• </w:t>
+      </w:r>
+      <w:r>
+        <w:t>Single Client Record</w:t>
+      </w:r>
+    </w:p>
+    <w:p>
+      <w:pPr>
+        <w:pStyle w:val="ListParagraph"/>
+      </w:pPr>
+      <w:r>
+        <w:t xml:space="preserve">• </w:t>
+      </w:r>
+      <w:r>
+        <w:t>Cross-SL Contact Intelligence</w:t>
+      </w:r>
+    </w:p>
+    <w:p>
+      <w:pPr>
+        <w:pStyle w:val="ListParagraph"/>
+      </w:pPr>
+      <w:r>
+        <w:t xml:space="preserve">• </w:t>
+      </w:r>
+      <w:r>
+        <w:t>Shared Property Records</w:t>
+      </w:r>
+    </w:p>
+    <w:p>
+      <w:pPr>
+        <w:pStyle w:val="ListParagraph"/>
+      </w:pPr>
+      <w:r>
+        <w:t xml:space="preserve">• </w:t>
+      </w:r>
+      <w:r>
+        <w:t>Outlook Integration</w:t>
+      </w:r>
+    </w:p>
+    <w:p>
+      <w:pPr>
+        <w:pStyle w:val="ListParagraph"/>
+      </w:pPr>
+      <w:r>
+        <w:t xml:space="preserve">• </w:t>
+      </w:r>
+      <w:r>
+        <w:t>SharePoint Auto-Provision</w:t>
+      </w:r>
+    </w:p>
+    <w:p>
+      <w:pPr>
+        <w:pStyle w:val="ListParagraph"/>
+      </w:pPr>
+      <w:r>
+        <w:t xml:space="preserve">• </w:t>
+      </w:r>
+      <w:r>
+        <w:t>Power BI Dashboards</w:t>
+      </w:r>
+    </w:p>
+    <w:p>
+      <w:pPr>
+        <w:pStyle w:val="ListParagraph"/>
+      </w:pPr>
+      <w:r>
+        <w:t xml:space="preserve">• </w:t>
+      </w:r>
+      <w:r>
+        <w:t>RBAC / Business Units</w:t>
+      </w:r>
+    </w:p>
+    <w:p>
+      <w:pPr>
+        <w:pStyle w:val="ListParagraph"/>
+      </w:pPr>
+      <w:r>
+        <w:t xml:space="preserve">• </w:t>
+      </w:r>
+      <w:r>
+        <w:t>Engagement History</w:t>
+      </w:r>
+    </w:p>
+    <w:p>
+      <w:r>
+        <w:t>Core question answered: "Who is this client to Knight Frank across every service line, every country?"</w:t>
       </w:r>
     </w:p>
     <w:p>
@@ -12542,116 +12555,17 @@
         <w:pStyle w:val="Heading2"/>
       </w:pPr>
       <w:r>
-        <w:t>Shared Foundation</w:t>
-      </w:r>
-    </w:p>
-    <w:p>
-      <w:r>
-        <w:t>Designed to be reusable across service lines and countries:</w:t>
-      </w:r>
-    </w:p>
-    <w:p>
-      <w:pPr>
-        <w:pStyle w:val="ListParagraph"/>
-      </w:pPr>
-      <w:r>
-        <w:t xml:space="preserve">• </w:t>
-      </w:r>
-      <w:r>
-        <w:t>Accounts; Contacts; Properties; Engagement Tracking; Security</w:t>
-      </w:r>
-    </w:p>
-    <w:p>
-      <w:pPr>
-        <w:pStyle w:val="ListParagraph"/>
-      </w:pPr>
-      <w:r>
-        <w:t xml:space="preserve">• </w:t>
-      </w:r>
-      <w:r>
-        <w:t>Single Client Record</w:t>
-      </w:r>
-    </w:p>
-    <w:p>
-      <w:pPr>
-        <w:pStyle w:val="ListParagraph"/>
-      </w:pPr>
-      <w:r>
-        <w:t xml:space="preserve">• </w:t>
-      </w:r>
-      <w:r>
-        <w:t>Cross-SL Contact Intelligence</w:t>
-      </w:r>
-    </w:p>
-    <w:p>
-      <w:pPr>
-        <w:pStyle w:val="ListParagraph"/>
-      </w:pPr>
-      <w:r>
-        <w:t xml:space="preserve">• </w:t>
-      </w:r>
-      <w:r>
-        <w:t>Shared Property Records</w:t>
-      </w:r>
-    </w:p>
-    <w:p>
-      <w:pPr>
-        <w:pStyle w:val="ListParagraph"/>
-      </w:pPr>
-      <w:r>
-        <w:t xml:space="preserve">• </w:t>
-      </w:r>
-      <w:r>
-        <w:t>Outlook Integration</w:t>
-      </w:r>
-    </w:p>
-    <w:p>
-      <w:pPr>
-        <w:pStyle w:val="ListParagraph"/>
-      </w:pPr>
-      <w:r>
-        <w:t xml:space="preserve">• </w:t>
-      </w:r>
-      <w:r>
-        <w:t>SharePoint Auto-Provision</w:t>
-      </w:r>
-    </w:p>
-    <w:p>
-      <w:pPr>
-        <w:pStyle w:val="ListParagraph"/>
-      </w:pPr>
-      <w:r>
-        <w:t xml:space="preserve">• </w:t>
-      </w:r>
-      <w:r>
-        <w:t>Power BI Dashboards</w:t>
-      </w:r>
-    </w:p>
-    <w:p>
-      <w:pPr>
-        <w:pStyle w:val="ListParagraph"/>
-      </w:pPr>
-      <w:r>
-        <w:t xml:space="preserve">• </w:t>
-      </w:r>
-      <w:r>
-        <w:t>RBAC / Business Units</w:t>
-      </w:r>
-    </w:p>
-    <w:p>
-      <w:pPr>
-        <w:pStyle w:val="ListParagraph"/>
-      </w:pPr>
-      <w:r>
-        <w:t xml:space="preserve">• </w:t>
-      </w:r>
-      <w:r>
-        <w:t>Engagement History</w:t>
-      </w:r>
-    </w:p>
-    <w:p>
-      <w:r>
-        <w:t>Core question answered: "Who is this client to Knight Frank across every service line, every country?"</w:t>
+        <w:t>First Service-Line Build</w:t>
+      </w:r>
+    </w:p>
+    <w:p>
+      <w:r>
+        <w:t>Capital Markets is the first vertical deployed on the shared foundation.</w:t>
+      </w:r>
+    </w:p>
+    <w:p>
+      <w:r>
+        <w:t>OSS, Valuations, etc. follow as separate Service Line solutions on the same backbone.</w:t>
       </w:r>
     </w:p>
     <w:p>
@@ -12659,17 +12573,29 @@
         <w:pStyle w:val="Heading2"/>
       </w:pPr>
       <w:r>
-        <w:t>First Service-Line Build</w:t>
-      </w:r>
-    </w:p>
-    <w:p>
-      <w:r>
-        <w:t>Capital Markets is the first vertical deployed on the shared foundation.</w:t>
-      </w:r>
-    </w:p>
-    <w:p>
-      <w:r>
-        <w:t>OSS, Valuations, etc. follow as separate Service Line solutions on the same backbone.</w:t>
+        <w:t>Core Master Data Requirements</w:t>
+      </w:r>
+    </w:p>
+    <w:p>
+      <w:pPr>
+        <w:pStyle w:val="ListParagraph"/>
+      </w:pPr>
+      <w:r>
+        <w:t xml:space="preserve">• </w:t>
+      </w:r>
+      <w:r>
+        <w:t>Single trusted view of property and clients across service lines and countries</w:t>
+      </w:r>
+    </w:p>
+    <w:p>
+      <w:pPr>
+        <w:pStyle w:val="ListParagraph"/>
+      </w:pPr>
+      <w:r>
+        <w:t xml:space="preserve">• </w:t>
+      </w:r>
+      <w:r>
+        <w:t>International standards for property and client type definitions</w:t>
       </w:r>
     </w:p>
     <w:p>
@@ -12677,29 +12603,29 @@
         <w:pStyle w:val="Heading2"/>
       </w:pPr>
       <w:r>
-        <w:t>Core Master Data Requirements</w:t>
-      </w:r>
-    </w:p>
-    <w:p>
-      <w:pPr>
-        <w:pStyle w:val="ListParagraph"/>
-      </w:pPr>
-      <w:r>
-        <w:t xml:space="preserve">• </w:t>
-      </w:r>
-      <w:r>
-        <w:t>Single trusted view of property and clients across service lines and countries</w:t>
-      </w:r>
-    </w:p>
-    <w:p>
-      <w:pPr>
-        <w:pStyle w:val="ListParagraph"/>
-      </w:pPr>
-      <w:r>
-        <w:t xml:space="preserve">• </w:t>
-      </w:r>
-      <w:r>
-        <w:t>International standards for property and client type definitions</w:t>
+        <w:t>Pipeline &amp; Relationships Requirements</w:t>
+      </w:r>
+    </w:p>
+    <w:p>
+      <w:pPr>
+        <w:pStyle w:val="ListParagraph"/>
+      </w:pPr>
+      <w:r>
+        <w:t xml:space="preserve">• </w:t>
+      </w:r>
+      <w:r>
+        <w:t>Engagement tracking and cross-border unified client view</w:t>
+      </w:r>
+    </w:p>
+    <w:p>
+      <w:pPr>
+        <w:pStyle w:val="ListParagraph"/>
+      </w:pPr>
+      <w:r>
+        <w:t xml:space="preserve">• </w:t>
+      </w:r>
+      <w:r>
+        <w:t>Full pipeline visibility with built-in WIP data</w:t>
       </w:r>
     </w:p>
     <w:p>
@@ -12707,29 +12633,51 @@
         <w:pStyle w:val="Heading2"/>
       </w:pPr>
       <w:r>
-        <w:t>Pipeline &amp; Relationships Requirements</w:t>
-      </w:r>
-    </w:p>
-    <w:p>
-      <w:pPr>
-        <w:pStyle w:val="ListParagraph"/>
-      </w:pPr>
-      <w:r>
-        <w:t xml:space="preserve">• </w:t>
-      </w:r>
-      <w:r>
-        <w:t>Engagement tracking and cross-border unified client view</w:t>
-      </w:r>
-    </w:p>
-    <w:p>
-      <w:pPr>
-        <w:pStyle w:val="ListParagraph"/>
-      </w:pPr>
-      <w:r>
-        <w:t xml:space="preserve">• </w:t>
-      </w:r>
-      <w:r>
-        <w:t>Full pipeline visibility with built-in WIP data</w:t>
+        <w:t>Productivity Tools Requirements</w:t>
+      </w:r>
+    </w:p>
+    <w:p>
+      <w:pPr>
+        <w:pStyle w:val="ListParagraph"/>
+      </w:pPr>
+      <w:r>
+        <w:t xml:space="preserve">• </w:t>
+      </w:r>
+      <w:r>
+        <w:t>Outlook sync</w:t>
+      </w:r>
+    </w:p>
+    <w:p>
+      <w:pPr>
+        <w:pStyle w:val="ListParagraph"/>
+      </w:pPr>
+      <w:r>
+        <w:t xml:space="preserve">• </w:t>
+      </w:r>
+      <w:r>
+        <w:t>SharePoint libraries</w:t>
+      </w:r>
+    </w:p>
+    <w:p>
+      <w:pPr>
+        <w:pStyle w:val="ListParagraph"/>
+      </w:pPr>
+      <w:r>
+        <w:t xml:space="preserve">• </w:t>
+      </w:r>
+      <w:r>
+        <w:t>Power BI dashboards</w:t>
+      </w:r>
+    </w:p>
+    <w:p>
+      <w:pPr>
+        <w:pStyle w:val="ListParagraph"/>
+      </w:pPr>
+      <w:r>
+        <w:t xml:space="preserve">• </w:t>
+      </w:r>
+      <w:r>
+        <w:t>Copilot for Sales</w:t>
       </w:r>
     </w:p>
     <w:p>
@@ -12737,51 +12685,29 @@
         <w:pStyle w:val="Heading2"/>
       </w:pPr>
       <w:r>
-        <w:t>Productivity Tools Requirements</w:t>
-      </w:r>
-    </w:p>
-    <w:p>
-      <w:pPr>
-        <w:pStyle w:val="ListParagraph"/>
-      </w:pPr>
-      <w:r>
-        <w:t xml:space="preserve">• </w:t>
-      </w:r>
-      <w:r>
-        <w:t>Outlook sync</w:t>
-      </w:r>
-    </w:p>
-    <w:p>
-      <w:pPr>
-        <w:pStyle w:val="ListParagraph"/>
-      </w:pPr>
-      <w:r>
-        <w:t xml:space="preserve">• </w:t>
-      </w:r>
-      <w:r>
-        <w:t>SharePoint libraries</w:t>
-      </w:r>
-    </w:p>
-    <w:p>
-      <w:pPr>
-        <w:pStyle w:val="ListParagraph"/>
-      </w:pPr>
-      <w:r>
-        <w:t xml:space="preserve">• </w:t>
-      </w:r>
-      <w:r>
-        <w:t>Power BI dashboards</w:t>
-      </w:r>
-    </w:p>
-    <w:p>
-      <w:pPr>
-        <w:pStyle w:val="ListParagraph"/>
-      </w:pPr>
-      <w:r>
-        <w:t xml:space="preserve">• </w:t>
-      </w:r>
-      <w:r>
-        <w:t>Copilot for Sales</w:t>
+        <w:t>Data Architecture Requirements</w:t>
+      </w:r>
+    </w:p>
+    <w:p>
+      <w:pPr>
+        <w:pStyle w:val="ListParagraph"/>
+      </w:pPr>
+      <w:r>
+        <w:t xml:space="preserve">• </w:t>
+      </w:r>
+      <w:r>
+        <w:t>Layered Dataverse structure</w:t>
+      </w:r>
+    </w:p>
+    <w:p>
+      <w:pPr>
+        <w:pStyle w:val="ListParagraph"/>
+      </w:pPr>
+      <w:r>
+        <w:t xml:space="preserve">• </w:t>
+      </w:r>
+      <w:r>
+        <w:t>Layer 2 core, Layer 3 EUR defaults, Layer 4 country extensions, Layer 5 Service Line BPFs</w:t>
       </w:r>
     </w:p>
     <w:p>
@@ -12789,36 +12715,6 @@
         <w:pStyle w:val="Heading2"/>
       </w:pPr>
       <w:r>
-        <w:t>Data Architecture Requirements</w:t>
-      </w:r>
-    </w:p>
-    <w:p>
-      <w:pPr>
-        <w:pStyle w:val="ListParagraph"/>
-      </w:pPr>
-      <w:r>
-        <w:t xml:space="preserve">• </w:t>
-      </w:r>
-      <w:r>
-        <w:t>Layered Dataverse structure</w:t>
-      </w:r>
-    </w:p>
-    <w:p>
-      <w:pPr>
-        <w:pStyle w:val="ListParagraph"/>
-      </w:pPr>
-      <w:r>
-        <w:t xml:space="preserve">• </w:t>
-      </w:r>
-      <w:r>
-        <w:t>Layer 2 core, Layer 3 EUR defaults, Layer 4 country extensions, Layer 5 Service Line BPFs</w:t>
-      </w:r>
-    </w:p>
-    <w:p>
-      <w:pPr>
-        <w:pStyle w:val="Heading2"/>
-      </w:pPr>
-      <w:r>
         <w:t>Security &amp; Compliance Requirements</w:t>
       </w:r>
     </w:p>
@@ -12855,14 +12751,6 @@
       </w:pPr>
       <w:r>
         <w:t>Solution Architecture</w:t>
-      </w:r>
-    </w:p>
-    <w:p>
-      <w:pPr>
-        <w:pStyle w:val="Heading2"/>
-      </w:pPr>
-      <w:r>
-        <w:t>Architecture Overview Diagrams</w:t>
       </w:r>
     </w:p>
     <w:p>
@@ -13125,14 +13013,6 @@
         <w:pStyle w:val="Heading2"/>
       </w:pPr>
       <w:r>
-        <w:t>Architecture Key Components</w:t>
-      </w:r>
-    </w:p>
-    <w:p>
-      <w:pPr>
-        <w:pStyle w:val="Heading2"/>
-      </w:pPr>
-      <w:r>
         <w:t>Architecture — Key Components</w:t>
       </w:r>
     </w:p>
@@ -15062,14 +14942,6 @@
       </w:r>
       <w:r>
         <w:t>architecture diagram — Visual component diagram</w:t>
-      </w:r>
-    </w:p>
-    <w:p>
-      <w:pPr>
-        <w:pStyle w:val="Heading2"/>
-      </w:pPr>
-      <w:r>
-        <w:t>Architecture Business</w:t>
       </w:r>
     </w:p>
     <w:p>
@@ -17296,14 +17168,6 @@
         <w:pStyle w:val="Heading2"/>
       </w:pPr>
       <w:r>
-        <w:t>Architecture Application</w:t>
-      </w:r>
-    </w:p>
-    <w:p>
-      <w:pPr>
-        <w:pStyle w:val="Heading2"/>
-      </w:pPr>
-      <w:r>
         <w:t>Architecture — Application</w:t>
       </w:r>
     </w:p>
@@ -20722,14 +20586,6 @@
         <w:pStyle w:val="Heading2"/>
       </w:pPr>
       <w:r>
-        <w:t>Architecture Data</w:t>
-      </w:r>
-    </w:p>
-    <w:p>
-      <w:pPr>
-        <w:pStyle w:val="Heading2"/>
-      </w:pPr>
-      <w:r>
         <w:t>Architecture — Data</w:t>
       </w:r>
     </w:p>
@@ -23441,14 +23297,6 @@
       </w:r>
       <w:r>
         <w:t>data model core tables — Layer 2 table definitions</w:t>
-      </w:r>
-    </w:p>
-    <w:p>
-      <w:pPr>
-        <w:pStyle w:val="Heading2"/>
-      </w:pPr>
-      <w:r>
-        <w:t>Architecture Technology</w:t>
       </w:r>
     </w:p>
     <w:p>
@@ -26218,14 +26066,6 @@
       </w:r>
       <w:r>
         <w:t>power apps rationale — Platform selection</w:t>
-      </w:r>
-    </w:p>
-    <w:p>
-      <w:pPr>
-        <w:pStyle w:val="Heading2"/>
-      </w:pPr>
-      <w:r>
-        <w:t>Client Data Model</w:t>
       </w:r>
     </w:p>
     <w:p>
@@ -26846,14 +26686,6 @@
         <w:pStyle w:val="Heading2"/>
       </w:pPr>
       <w:r>
-        <w:t>Property Data Model</w:t>
-      </w:r>
-    </w:p>
-    <w:p>
-      <w:pPr>
-        <w:pStyle w:val="Heading2"/>
-      </w:pPr>
-      <w:r>
         <w:t>Property Data Model — Site, Property, Deal</w:t>
       </w:r>
     </w:p>
@@ -28603,14 +28435,6 @@
       </w:r>
     </w:p>
     <w:p>
-      <w:pPr>
-        <w:pStyle w:val="Heading2"/>
-      </w:pPr>
-      <w:r>
-        <w:t>Capital Markets Data Model</w:t>
-      </w:r>
-    </w:p>
-    <w:p>
       <w:r>
         <w:t>Status: Draft Parent: solution overview Source: European CRM Architecture Review 2.pdf</w:t>
       </w:r>
@@ -30185,14 +30009,6 @@
         <w:pStyle w:val="Heading2"/>
       </w:pPr>
       <w:r>
-        <w:t>Wip Data Model</w:t>
-      </w:r>
-    </w:p>
-    <w:p>
-      <w:pPr>
-        <w:pStyle w:val="Heading2"/>
-      </w:pPr>
-      <w:r>
         <w:t>WIP Data Model — Work in Progress</w:t>
       </w:r>
     </w:p>
@@ -31043,14 +30859,6 @@
         <w:pStyle w:val="Heading2"/>
       </w:pPr>
       <w:r>
-        <w:t>Data Model Overview</w:t>
-      </w:r>
-    </w:p>
-    <w:p>
-      <w:pPr>
-        <w:pStyle w:val="Heading2"/>
-      </w:pPr>
-      <w:r>
         <w:t>EU CRM Data Model</w:t>
       </w:r>
     </w:p>
@@ -32599,14 +32407,6 @@
       </w:r>
       <w:r>
         <w:t>capital markets data model — Capital Markets entity definitions</w:t>
-      </w:r>
-    </w:p>
-    <w:p>
-      <w:pPr>
-        <w:pStyle w:val="Heading2"/>
-      </w:pPr>
-      <w:r>
-        <w:t>Data Model Core Tables</w:t>
       </w:r>
     </w:p>
     <w:p>
@@ -34283,14 +34083,6 @@
         <w:pStyle w:val="Heading2"/>
       </w:pPr>
       <w:r>
-        <w:t>Solution Package Model</w:t>
-      </w:r>
-    </w:p>
-    <w:p>
-      <w:pPr>
-        <w:pStyle w:val="Heading2"/>
-      </w:pPr>
-      <w:r>
         <w:t>Solution Package Model — Layered Architecture</w:t>
       </w:r>
     </w:p>
@@ -34773,14 +34565,6 @@
       </w:r>
       <w:r>
         <w:t>Columns and relationships added by higher layers</w:t>
-      </w:r>
-    </w:p>
-    <w:p>
-      <w:pPr>
-        <w:pStyle w:val="Heading2"/>
-      </w:pPr>
-      <w:r>
-        <w:t>Taxonomy Mappings</w:t>
       </w:r>
     </w:p>
     <w:p>
@@ -36572,14 +36356,6 @@
     <w:p>
       <w:r>
         <w:t>See taxonomy hilucs kf for the complete mapping of all Knight Frank sectors and asset classes.</w:t>
-      </w:r>
-    </w:p>
-    <w:p>
-      <w:pPr>
-        <w:pStyle w:val="Heading2"/>
-      </w:pPr>
-      <w:r>
-        <w:t>Taxonomy Hilucs Kf</w:t>
       </w:r>
     </w:p>
     <w:p>
@@ -40051,14 +39827,6 @@
         <w:pStyle w:val="Heading2"/>
       </w:pPr>
       <w:r>
-        <w:t>Taxonomy Sic Kf</w:t>
-      </w:r>
-    </w:p>
-    <w:p>
-      <w:pPr>
-        <w:pStyle w:val="Heading2"/>
-      </w:pPr>
-      <w:r>
         <w:t>SIC to KF Client Sector Mapping</w:t>
       </w:r>
     </w:p>
@@ -43606,14 +43374,6 @@
         <w:pStyle w:val="Heading2"/>
       </w:pPr>
       <w:r>
-        <w:t>Architecture Principles Compliance</w:t>
-      </w:r>
-    </w:p>
-    <w:p>
-      <w:pPr>
-        <w:pStyle w:val="Heading2"/>
-      </w:pPr>
-      <w:r>
         <w:t>Architecture — Principles Compliance</w:t>
       </w:r>
     </w:p>
@@ -45220,14 +44980,6 @@
       </w:r>
       <w:r>
         <w:t>architecture application — Application components</w:t>
-      </w:r>
-    </w:p>
-    <w:p>
-      <w:pPr>
-        <w:pStyle w:val="Heading2"/>
-      </w:pPr>
-      <w:r>
-        <w:t>Architecture Target State</w:t>
       </w:r>
     </w:p>
     <w:p>
@@ -46863,14 +46615,6 @@
         <w:pStyle w:val="Heading2"/>
       </w:pPr>
       <w:r>
-        <w:t>Dependencies And Constraints</w:t>
-      </w:r>
-    </w:p>
-    <w:p>
-      <w:pPr>
-        <w:pStyle w:val="Heading2"/>
-      </w:pPr>
-      <w:r>
         <w:t>Dependencies and Constraints</w:t>
       </w:r>
     </w:p>
@@ -47317,11 +47061,152 @@
       </w:r>
     </w:p>
     <w:p>
+      <w:r>
+        <w:t>Status: Draft Parent: solution overview</w:t>
+      </w:r>
+    </w:p>
+    <w:p>
       <w:pPr>
         <w:pStyle w:val="Heading2"/>
       </w:pPr>
       <w:r>
-        <w:t>Functional Requirements</w:t>
+        <w:t>Requirements</w:t>
+      </w:r>
+    </w:p>
+    <w:p>
+      <w:r>
+        <w:t>To be gathered from business stakeholders across all four regions.</w:t>
+      </w:r>
+    </w:p>
+    <w:p>
+      <w:pPr>
+        <w:pStyle w:val="Heading3"/>
+      </w:pPr>
+      <w:r>
+        <w:t>Contact Management</w:t>
+      </w:r>
+    </w:p>
+    <w:p>
+      <w:pPr>
+        <w:pStyle w:val="ListParagraph"/>
+      </w:pPr>
+      <w:r>
+        <w:t xml:space="preserve">• </w:t>
+      </w:r>
+      <w:r>
+        <w:t>Create, read, update, delete contacts</w:t>
+      </w:r>
+    </w:p>
+    <w:p>
+      <w:pPr>
+        <w:pStyle w:val="ListParagraph"/>
+      </w:pPr>
+      <w:r>
+        <w:t xml:space="preserve">• </w:t>
+      </w:r>
+      <w:r>
+        <w:t>Contact hierarchy and relationships</w:t>
+      </w:r>
+    </w:p>
+    <w:p>
+      <w:pPr>
+        <w:pStyle w:val="ListParagraph"/>
+      </w:pPr>
+      <w:r>
+        <w:t xml:space="preserve">• </w:t>
+      </w:r>
+      <w:r>
+        <w:t>Multi-language support</w:t>
+      </w:r>
+    </w:p>
+    <w:p>
+      <w:pPr>
+        <w:pStyle w:val="Heading3"/>
+      </w:pPr>
+      <w:r>
+        <w:t>Opportunity Management</w:t>
+      </w:r>
+    </w:p>
+    <w:p>
+      <w:pPr>
+        <w:pStyle w:val="ListParagraph"/>
+      </w:pPr>
+      <w:r>
+        <w:t xml:space="preserve">• </w:t>
+      </w:r>
+      <w:r>
+        <w:t>Pipeline stages and workflows</w:t>
+      </w:r>
+    </w:p>
+    <w:p>
+      <w:pPr>
+        <w:pStyle w:val="ListParagraph"/>
+      </w:pPr>
+      <w:r>
+        <w:t xml:space="preserve">• </w:t>
+      </w:r>
+      <w:r>
+        <w:t>Activity tracking</w:t>
+      </w:r>
+    </w:p>
+    <w:p>
+      <w:pPr>
+        <w:pStyle w:val="ListParagraph"/>
+      </w:pPr>
+      <w:r>
+        <w:t xml:space="preserve">• </w:t>
+      </w:r>
+      <w:r>
+        <w:t>Reporting and analytics</w:t>
+      </w:r>
+    </w:p>
+    <w:p>
+      <w:pPr>
+        <w:pStyle w:val="Heading3"/>
+      </w:pPr>
+      <w:r>
+        <w:t>Data Management</w:t>
+      </w:r>
+    </w:p>
+    <w:p>
+      <w:pPr>
+        <w:pStyle w:val="ListParagraph"/>
+      </w:pPr>
+      <w:r>
+        <w:t xml:space="preserve">• </w:t>
+      </w:r>
+      <w:r>
+        <w:t>Import/export capabilities</w:t>
+      </w:r>
+    </w:p>
+    <w:p>
+      <w:pPr>
+        <w:pStyle w:val="ListParagraph"/>
+      </w:pPr>
+      <w:r>
+        <w:t xml:space="preserve">• </w:t>
+      </w:r>
+      <w:r>
+        <w:t>Data quality controls</w:t>
+      </w:r>
+    </w:p>
+    <w:p>
+      <w:pPr>
+        <w:pStyle w:val="ListParagraph"/>
+      </w:pPr>
+      <w:r>
+        <w:t xml:space="preserve">• </w:t>
+      </w:r>
+      <w:r>
+        <w:t>Duplicate detection</w:t>
+      </w:r>
+    </w:p>
+    <w:p>
+      <w:pPr>
+        <w:pStyle w:val="Heading2"/>
+      </w:pPr>
+      <w:r>
+        <w:t>Non-Functional Requirements</w:t>
       </w:r>
     </w:p>
     <w:p>
@@ -47334,135 +47219,40 @@
         <w:pStyle w:val="Heading2"/>
       </w:pPr>
       <w:r>
-        <w:t>Requirements</w:t>
-      </w:r>
-    </w:p>
-    <w:p>
-      <w:r>
-        <w:t>To be gathered from business stakeholders across all four regions.</w:t>
-      </w:r>
-    </w:p>
-    <w:p>
-      <w:pPr>
-        <w:pStyle w:val="Heading3"/>
-      </w:pPr>
-      <w:r>
-        <w:t>Contact Management</w:t>
-      </w:r>
-    </w:p>
-    <w:p>
-      <w:pPr>
-        <w:pStyle w:val="ListParagraph"/>
-      </w:pPr>
-      <w:r>
-        <w:t xml:space="preserve">• </w:t>
-      </w:r>
-      <w:r>
-        <w:t>Create, read, update, delete contacts</w:t>
-      </w:r>
-    </w:p>
-    <w:p>
-      <w:pPr>
-        <w:pStyle w:val="ListParagraph"/>
-      </w:pPr>
-      <w:r>
-        <w:t xml:space="preserve">• </w:t>
-      </w:r>
-      <w:r>
-        <w:t>Contact hierarchy and relationships</w:t>
-      </w:r>
-    </w:p>
-    <w:p>
-      <w:pPr>
-        <w:pStyle w:val="ListParagraph"/>
-      </w:pPr>
-      <w:r>
-        <w:t xml:space="preserve">• </w:t>
-      </w:r>
-      <w:r>
-        <w:t>Multi-language support</w:t>
-      </w:r>
-    </w:p>
-    <w:p>
-      <w:pPr>
-        <w:pStyle w:val="Heading3"/>
-      </w:pPr>
-      <w:r>
-        <w:t>Opportunity Management</w:t>
-      </w:r>
-    </w:p>
-    <w:p>
-      <w:pPr>
-        <w:pStyle w:val="ListParagraph"/>
-      </w:pPr>
-      <w:r>
-        <w:t xml:space="preserve">• </w:t>
-      </w:r>
-      <w:r>
-        <w:t>Pipeline stages and workflows</w:t>
-      </w:r>
-    </w:p>
-    <w:p>
-      <w:pPr>
-        <w:pStyle w:val="ListParagraph"/>
-      </w:pPr>
-      <w:r>
-        <w:t xml:space="preserve">• </w:t>
-      </w:r>
-      <w:r>
-        <w:t>Activity tracking</w:t>
-      </w:r>
-    </w:p>
-    <w:p>
-      <w:pPr>
-        <w:pStyle w:val="ListParagraph"/>
-      </w:pPr>
-      <w:r>
-        <w:t xml:space="preserve">• </w:t>
-      </w:r>
-      <w:r>
-        <w:t>Reporting and analytics</w:t>
-      </w:r>
-    </w:p>
-    <w:p>
-      <w:pPr>
-        <w:pStyle w:val="Heading3"/>
-      </w:pPr>
-      <w:r>
-        <w:t>Data Management</w:t>
-      </w:r>
-    </w:p>
-    <w:p>
-      <w:pPr>
-        <w:pStyle w:val="ListParagraph"/>
-      </w:pPr>
-      <w:r>
-        <w:t xml:space="preserve">• </w:t>
-      </w:r>
-      <w:r>
-        <w:t>Import/export capabilities</w:t>
-      </w:r>
-    </w:p>
-    <w:p>
-      <w:pPr>
-        <w:pStyle w:val="ListParagraph"/>
-      </w:pPr>
-      <w:r>
-        <w:t xml:space="preserve">• </w:t>
-      </w:r>
-      <w:r>
-        <w:t>Data quality controls</w:t>
-      </w:r>
-    </w:p>
-    <w:p>
-      <w:pPr>
-        <w:pStyle w:val="ListParagraph"/>
-      </w:pPr>
-      <w:r>
-        <w:t xml:space="preserve">• </w:t>
-      </w:r>
-      <w:r>
-        <w:t>Duplicate detection</w:t>
+        <w:t>Performance</w:t>
+      </w:r>
+    </w:p>
+    <w:p>
+      <w:pPr>
+        <w:pStyle w:val="ListParagraph"/>
+      </w:pPr>
+      <w:r>
+        <w:t xml:space="preserve">• </w:t>
+      </w:r>
+      <w:r>
+        <w:t>Response time targets: TBD</w:t>
+      </w:r>
+    </w:p>
+    <w:p>
+      <w:pPr>
+        <w:pStyle w:val="ListParagraph"/>
+      </w:pPr>
+      <w:r>
+        <w:t xml:space="preserve">• </w:t>
+      </w:r>
+      <w:r>
+        <w:t>Concurrent user capacity: TBD</w:t>
+      </w:r>
+    </w:p>
+    <w:p>
+      <w:pPr>
+        <w:pStyle w:val="ListParagraph"/>
+      </w:pPr>
+      <w:r>
+        <w:t xml:space="preserve">• </w:t>
+      </w:r>
+      <w:r>
+        <w:t>Data volume requirements: TBD</w:t>
       </w:r>
     </w:p>
     <w:p>
@@ -47470,7 +47260,51 @@
         <w:pStyle w:val="Heading2"/>
       </w:pPr>
       <w:r>
-        <w:t>Functional Non Functional Requirements</w:t>
+        <w:t>Security</w:t>
+      </w:r>
+    </w:p>
+    <w:p>
+      <w:pPr>
+        <w:pStyle w:val="ListParagraph"/>
+      </w:pPr>
+      <w:r>
+        <w:t xml:space="preserve">• </w:t>
+      </w:r>
+      <w:r>
+        <w:t>Authentication method: TBD</w:t>
+      </w:r>
+    </w:p>
+    <w:p>
+      <w:pPr>
+        <w:pStyle w:val="ListParagraph"/>
+      </w:pPr>
+      <w:r>
+        <w:t xml:space="preserve">• </w:t>
+      </w:r>
+      <w:r>
+        <w:t>Authorisation model: TBD</w:t>
+      </w:r>
+    </w:p>
+    <w:p>
+      <w:pPr>
+        <w:pStyle w:val="ListParagraph"/>
+      </w:pPr>
+      <w:r>
+        <w:t xml:space="preserve">• </w:t>
+      </w:r>
+      <w:r>
+        <w:t>Data encryption: TBD</w:t>
+      </w:r>
+    </w:p>
+    <w:p>
+      <w:pPr>
+        <w:pStyle w:val="ListParagraph"/>
+      </w:pPr>
+      <w:r>
+        <w:t xml:space="preserve">• </w:t>
+      </w:r>
+      <w:r>
+        <w:t>Audit logging: TBD</w:t>
       </w:r>
     </w:p>
     <w:p>
@@ -47478,12 +47312,40 @@
         <w:pStyle w:val="Heading2"/>
       </w:pPr>
       <w:r>
-        <w:t>Non-Functional Requirements</w:t>
-      </w:r>
-    </w:p>
-    <w:p>
-      <w:r>
-        <w:t>Status: Draft Parent: solution overview</w:t>
+        <w:t>Compliance</w:t>
+      </w:r>
+    </w:p>
+    <w:p>
+      <w:pPr>
+        <w:pStyle w:val="ListParagraph"/>
+      </w:pPr>
+      <w:r>
+        <w:t xml:space="preserve">• </w:t>
+      </w:r>
+      <w:r>
+        <w:t>GDPR requirements: TBD</w:t>
+      </w:r>
+    </w:p>
+    <w:p>
+      <w:pPr>
+        <w:pStyle w:val="ListParagraph"/>
+      </w:pPr>
+      <w:r>
+        <w:t xml:space="preserve">• </w:t>
+      </w:r>
+      <w:r>
+        <w:t>Regional data residency: TBD</w:t>
+      </w:r>
+    </w:p>
+    <w:p>
+      <w:pPr>
+        <w:pStyle w:val="ListParagraph"/>
+      </w:pPr>
+      <w:r>
+        <w:t xml:space="preserve">• </w:t>
+      </w:r>
+      <w:r>
+        <w:t>Data retention policies: TBD</w:t>
       </w:r>
     </w:p>
     <w:p>
@@ -47491,140 +47353,6 @@
         <w:pStyle w:val="Heading2"/>
       </w:pPr>
       <w:r>
-        <w:t>Performance</w:t>
-      </w:r>
-    </w:p>
-    <w:p>
-      <w:pPr>
-        <w:pStyle w:val="ListParagraph"/>
-      </w:pPr>
-      <w:r>
-        <w:t xml:space="preserve">• </w:t>
-      </w:r>
-      <w:r>
-        <w:t>Response time targets: TBD</w:t>
-      </w:r>
-    </w:p>
-    <w:p>
-      <w:pPr>
-        <w:pStyle w:val="ListParagraph"/>
-      </w:pPr>
-      <w:r>
-        <w:t xml:space="preserve">• </w:t>
-      </w:r>
-      <w:r>
-        <w:t>Concurrent user capacity: TBD</w:t>
-      </w:r>
-    </w:p>
-    <w:p>
-      <w:pPr>
-        <w:pStyle w:val="ListParagraph"/>
-      </w:pPr>
-      <w:r>
-        <w:t xml:space="preserve">• </w:t>
-      </w:r>
-      <w:r>
-        <w:t>Data volume requirements: TBD</w:t>
-      </w:r>
-    </w:p>
-    <w:p>
-      <w:pPr>
-        <w:pStyle w:val="Heading2"/>
-      </w:pPr>
-      <w:r>
-        <w:t>Security</w:t>
-      </w:r>
-    </w:p>
-    <w:p>
-      <w:pPr>
-        <w:pStyle w:val="ListParagraph"/>
-      </w:pPr>
-      <w:r>
-        <w:t xml:space="preserve">• </w:t>
-      </w:r>
-      <w:r>
-        <w:t>Authentication method: TBD</w:t>
-      </w:r>
-    </w:p>
-    <w:p>
-      <w:pPr>
-        <w:pStyle w:val="ListParagraph"/>
-      </w:pPr>
-      <w:r>
-        <w:t xml:space="preserve">• </w:t>
-      </w:r>
-      <w:r>
-        <w:t>Authorisation model: TBD</w:t>
-      </w:r>
-    </w:p>
-    <w:p>
-      <w:pPr>
-        <w:pStyle w:val="ListParagraph"/>
-      </w:pPr>
-      <w:r>
-        <w:t xml:space="preserve">• </w:t>
-      </w:r>
-      <w:r>
-        <w:t>Data encryption: TBD</w:t>
-      </w:r>
-    </w:p>
-    <w:p>
-      <w:pPr>
-        <w:pStyle w:val="ListParagraph"/>
-      </w:pPr>
-      <w:r>
-        <w:t xml:space="preserve">• </w:t>
-      </w:r>
-      <w:r>
-        <w:t>Audit logging: TBD</w:t>
-      </w:r>
-    </w:p>
-    <w:p>
-      <w:pPr>
-        <w:pStyle w:val="Heading2"/>
-      </w:pPr>
-      <w:r>
-        <w:t>Compliance</w:t>
-      </w:r>
-    </w:p>
-    <w:p>
-      <w:pPr>
-        <w:pStyle w:val="ListParagraph"/>
-      </w:pPr>
-      <w:r>
-        <w:t xml:space="preserve">• </w:t>
-      </w:r>
-      <w:r>
-        <w:t>GDPR requirements: TBD</w:t>
-      </w:r>
-    </w:p>
-    <w:p>
-      <w:pPr>
-        <w:pStyle w:val="ListParagraph"/>
-      </w:pPr>
-      <w:r>
-        <w:t xml:space="preserve">• </w:t>
-      </w:r>
-      <w:r>
-        <w:t>Regional data residency: TBD</w:t>
-      </w:r>
-    </w:p>
-    <w:p>
-      <w:pPr>
-        <w:pStyle w:val="ListParagraph"/>
-      </w:pPr>
-      <w:r>
-        <w:t xml:space="preserve">• </w:t>
-      </w:r>
-      <w:r>
-        <w:t>Data retention policies: TBD</w:t>
-      </w:r>
-    </w:p>
-    <w:p>
-      <w:pPr>
-        <w:pStyle w:val="Heading2"/>
-      </w:pPr>
-      <w:r>
         <w:t>Availability</w:t>
       </w:r>
     </w:p>
@@ -47669,22 +47397,6 @@
     <w:p>
       <w:pPr>
         <w:pStyle w:val="Heading1"/>
-      </w:pPr>
-      <w:r>
-        <w:t>Risks and Issues</w:t>
-      </w:r>
-    </w:p>
-    <w:p>
-      <w:pPr>
-        <w:pStyle w:val="Heading2"/>
-      </w:pPr>
-      <w:r>
-        <w:t>Risks And Issues</w:t>
-      </w:r>
-    </w:p>
-    <w:p>
-      <w:pPr>
-        <w:pStyle w:val="Heading2"/>
       </w:pPr>
       <w:r>
         <w:t>Risks and Issues</w:t>
@@ -48107,11 +47819,103 @@
       </w:r>
     </w:p>
     <w:p>
+      <w:r>
+        <w:t>Status: Draft Parent: solution overview</w:t>
+      </w:r>
+    </w:p>
+    <w:p>
       <w:pPr>
         <w:pStyle w:val="Heading2"/>
       </w:pPr>
       <w:r>
-        <w:t>Solution Options</w:t>
+        <w:t>Options Analysis</w:t>
+      </w:r>
+    </w:p>
+    <w:p>
+      <w:r>
+        <w:t>To be completed with vendor evaluation and architecture assessment.</w:t>
+      </w:r>
+    </w:p>
+    <w:p>
+      <w:pPr>
+        <w:pStyle w:val="Heading3"/>
+      </w:pPr>
+      <w:r>
+        <w:t>Option 1: TBD</w:t>
+      </w:r>
+    </w:p>
+    <w:p>
+      <w:pPr>
+        <w:pStyle w:val="ListParagraph"/>
+      </w:pPr>
+      <w:r>
+        <w:t xml:space="preserve">• </w:t>
+      </w:r>
+      <w:r>
+        <w:t>Pros: TBD</w:t>
+      </w:r>
+    </w:p>
+    <w:p>
+      <w:pPr>
+        <w:pStyle w:val="ListParagraph"/>
+      </w:pPr>
+      <w:r>
+        <w:t xml:space="preserve">• </w:t>
+      </w:r>
+      <w:r>
+        <w:t>Cons: TBD</w:t>
+      </w:r>
+    </w:p>
+    <w:p>
+      <w:pPr>
+        <w:pStyle w:val="ListParagraph"/>
+      </w:pPr>
+      <w:r>
+        <w:t xml:space="preserve">• </w:t>
+      </w:r>
+      <w:r>
+        <w:t>Cost: TBD</w:t>
+      </w:r>
+    </w:p>
+    <w:p>
+      <w:pPr>
+        <w:pStyle w:val="Heading3"/>
+      </w:pPr>
+      <w:r>
+        <w:t>Option 2: TBD</w:t>
+      </w:r>
+    </w:p>
+    <w:p>
+      <w:pPr>
+        <w:pStyle w:val="ListParagraph"/>
+      </w:pPr>
+      <w:r>
+        <w:t xml:space="preserve">• </w:t>
+      </w:r>
+      <w:r>
+        <w:t>Pros: TBD</w:t>
+      </w:r>
+    </w:p>
+    <w:p>
+      <w:pPr>
+        <w:pStyle w:val="ListParagraph"/>
+      </w:pPr>
+      <w:r>
+        <w:t xml:space="preserve">• </w:t>
+      </w:r>
+      <w:r>
+        <w:t>Cons: TBD</w:t>
+      </w:r>
+    </w:p>
+    <w:p>
+      <w:pPr>
+        <w:pStyle w:val="ListParagraph"/>
+      </w:pPr>
+      <w:r>
+        <w:t xml:space="preserve">• </w:t>
+      </w:r>
+      <w:r>
+        <w:t>Cost: TBD</w:t>
       </w:r>
     </w:p>
     <w:p>
@@ -48119,128 +47923,12 @@
         <w:pStyle w:val="Heading2"/>
       </w:pPr>
       <w:r>
-        <w:t>Solution Options and Trade-offs</w:t>
-      </w:r>
-    </w:p>
-    <w:p>
-      <w:r>
-        <w:t>Status: Draft Parent: solution overview</w:t>
-      </w:r>
-    </w:p>
-    <w:p>
-      <w:pPr>
-        <w:pStyle w:val="Heading2"/>
-      </w:pPr>
-      <w:r>
-        <w:t>Options Analysis</w:t>
-      </w:r>
-    </w:p>
-    <w:p>
-      <w:r>
-        <w:t>To be completed with vendor evaluation and architecture assessment.</w:t>
-      </w:r>
-    </w:p>
-    <w:p>
-      <w:pPr>
-        <w:pStyle w:val="Heading3"/>
-      </w:pPr>
-      <w:r>
-        <w:t>Option 1: TBD</w:t>
-      </w:r>
-    </w:p>
-    <w:p>
-      <w:pPr>
-        <w:pStyle w:val="ListParagraph"/>
-      </w:pPr>
-      <w:r>
-        <w:t xml:space="preserve">• </w:t>
-      </w:r>
-      <w:r>
-        <w:t>Pros: TBD</w:t>
-      </w:r>
-    </w:p>
-    <w:p>
-      <w:pPr>
-        <w:pStyle w:val="ListParagraph"/>
-      </w:pPr>
-      <w:r>
-        <w:t xml:space="preserve">• </w:t>
-      </w:r>
-      <w:r>
-        <w:t>Cons: TBD</w:t>
-      </w:r>
-    </w:p>
-    <w:p>
-      <w:pPr>
-        <w:pStyle w:val="ListParagraph"/>
-      </w:pPr>
-      <w:r>
-        <w:t xml:space="preserve">• </w:t>
-      </w:r>
-      <w:r>
-        <w:t>Cost: TBD</w:t>
-      </w:r>
-    </w:p>
-    <w:p>
-      <w:pPr>
-        <w:pStyle w:val="Heading3"/>
-      </w:pPr>
-      <w:r>
-        <w:t>Option 2: TBD</w:t>
-      </w:r>
-    </w:p>
-    <w:p>
-      <w:pPr>
-        <w:pStyle w:val="ListParagraph"/>
-      </w:pPr>
-      <w:r>
-        <w:t xml:space="preserve">• </w:t>
-      </w:r>
-      <w:r>
-        <w:t>Pros: TBD</w:t>
-      </w:r>
-    </w:p>
-    <w:p>
-      <w:pPr>
-        <w:pStyle w:val="ListParagraph"/>
-      </w:pPr>
-      <w:r>
-        <w:t xml:space="preserve">• </w:t>
-      </w:r>
-      <w:r>
-        <w:t>Cons: TBD</w:t>
-      </w:r>
-    </w:p>
-    <w:p>
-      <w:pPr>
-        <w:pStyle w:val="ListParagraph"/>
-      </w:pPr>
-      <w:r>
-        <w:t xml:space="preserve">• </w:t>
-      </w:r>
-      <w:r>
-        <w:t>Cost: TBD</w:t>
-      </w:r>
-    </w:p>
-    <w:p>
-      <w:pPr>
-        <w:pStyle w:val="Heading2"/>
-      </w:pPr>
-      <w:r>
         <w:t>Recommendation</w:t>
       </w:r>
     </w:p>
     <w:p>
       <w:r>
         <w:t>Pending analysis.</w:t>
-      </w:r>
-    </w:p>
-    <w:p>
-      <w:pPr>
-        <w:pStyle w:val="Heading2"/>
-      </w:pPr>
-      <w:r>
-        <w:t>Power Apps Rationale</w:t>
       </w:r>
     </w:p>
     <w:p>
@@ -48568,14 +48256,6 @@
       </w:pPr>
       <w:r>
         <w:t>Implementation Roadmap</w:t>
-      </w:r>
-    </w:p>
-    <w:p>
-      <w:pPr>
-        <w:pStyle w:val="Heading2"/>
-      </w:pPr>
-      <w:r>
-        <w:t>Roadmap Phases</w:t>
       </w:r>
     </w:p>
     <w:p>
@@ -48803,14 +48483,6 @@
     <w:p>
       <w:r>
         <w:t>Phasing to be defined based on regional priorities and dependencies.</w:t>
-      </w:r>
-    </w:p>
-    <w:p>
-      <w:pPr>
-        <w:pStyle w:val="Heading2"/>
-      </w:pPr>
-      <w:r>
-        <w:t>Roadmap Timelines</w:t>
       </w:r>
     </w:p>
     <w:p>
@@ -52067,14 +51739,6 @@
         <w:pStyle w:val="Heading2"/>
       </w:pPr>
       <w:r>
-        <w:t>Roadmap Dependencies</w:t>
-      </w:r>
-    </w:p>
-    <w:p>
-      <w:pPr>
-        <w:pStyle w:val="Heading2"/>
-      </w:pPr>
-      <w:r>
         <w:t>Implementation Roadmap — Key Dependencies</w:t>
       </w:r>
     </w:p>
@@ -55039,14 +54703,6 @@
       </w:r>
     </w:p>
     <w:p>
-      <w:pPr>
-        <w:pStyle w:val="Heading2"/>
-      </w:pPr>
-      <w:r>
-        <w:t>Implementation Phases</w:t>
-      </w:r>
-    </w:p>
-    <w:p>
       <w:r>
         <w:t>Status: Draft Parent: solution overview Source: EU CRM Data Model.xlsx</w:t>
       </w:r>
@@ -58733,14 +58389,6 @@
       </w:r>
     </w:p>
     <w:p>
-      <w:pPr>
-        <w:pStyle w:val="Heading2"/>
-      </w:pPr>
-      <w:r>
-        <w:t>Cost Estimates</w:t>
-      </w:r>
-    </w:p>
-    <w:p>
       <w:r>
         <w:t>Status: Draft Parent: solution overview</w:t>
       </w:r>
@@ -59003,14 +58651,6 @@
     <w:p>
       <w:r>
         <w:t>To be developed during business case phase.</w:t>
-      </w:r>
-    </w:p>
-    <w:p>
-      <w:pPr>
-        <w:pStyle w:val="Heading2"/>
-      </w:pPr>
-      <w:r>
-        <w:t>Expected Benefits</w:t>
       </w:r>
     </w:p>
     <w:p>
@@ -59230,14 +58870,6 @@
       </w:pPr>
       <w:r>
         <w:t>Governance and Approval</w:t>
-      </w:r>
-    </w:p>
-    <w:p>
-      <w:pPr>
-        <w:pStyle w:val="Heading2"/>
-      </w:pPr>
-      <w:r>
-        <w:t>Governance Approval</w:t>
       </w:r>
     </w:p>
     <w:p>
@@ -59503,7 +59135,12 @@
         <w:pStyle w:val="Heading2"/>
       </w:pPr>
       <w:r>
-        <w:t>Governance Oversight</w:t>
+        <w:t>Governance — Oversight</w:t>
+      </w:r>
+    </w:p>
+    <w:p>
+      <w:r>
+        <w:t>Status: Draft Parent: solution overview</w:t>
       </w:r>
     </w:p>
     <w:p>
@@ -59511,12 +59148,12 @@
         <w:pStyle w:val="Heading2"/>
       </w:pPr>
       <w:r>
-        <w:t>Governance — Oversight</w:t>
-      </w:r>
-    </w:p>
-    <w:p>
-      <w:r>
-        <w:t>Status: Draft Parent: solution overview</w:t>
+        <w:t>Governance Structure</w:t>
+      </w:r>
+    </w:p>
+    <w:p>
+      <w:r>
+        <w:t>This solution is in the purview of the Technical Design Authority (TDA).</w:t>
       </w:r>
     </w:p>
     <w:p>
@@ -59524,12 +59161,51 @@
         <w:pStyle w:val="Heading2"/>
       </w:pPr>
       <w:r>
-        <w:t>Governance Structure</w:t>
-      </w:r>
-    </w:p>
-    <w:p>
-      <w:r>
-        <w:t>This solution is in the purview of the Technical Design Authority (TDA).</w:t>
+        <w:t>TDA Responsibilities</w:t>
+      </w:r>
+    </w:p>
+    <w:p>
+      <w:pPr>
+        <w:pStyle w:val="ListParagraph"/>
+      </w:pPr>
+      <w:r>
+        <w:t xml:space="preserve">• </w:t>
+      </w:r>
+      <w:r>
+        <w:t>Architecture review and approval</w:t>
+      </w:r>
+    </w:p>
+    <w:p>
+      <w:pPr>
+        <w:pStyle w:val="ListParagraph"/>
+      </w:pPr>
+      <w:r>
+        <w:t xml:space="preserve">• </w:t>
+      </w:r>
+      <w:r>
+        <w:t>Standards compliance oversight</w:t>
+      </w:r>
+    </w:p>
+    <w:p>
+      <w:pPr>
+        <w:pStyle w:val="ListParagraph"/>
+      </w:pPr>
+      <w:r>
+        <w:t xml:space="preserve">• </w:t>
+      </w:r>
+      <w:r>
+        <w:t>Design authority for technical decisions</w:t>
+      </w:r>
+    </w:p>
+    <w:p>
+      <w:pPr>
+        <w:pStyle w:val="ListParagraph"/>
+      </w:pPr>
+      <w:r>
+        <w:t xml:space="preserve">• </w:t>
+      </w:r>
+      <w:r>
+        <w:t>Escalation point for architectural conflicts</w:t>
       </w:r>
     </w:p>
     <w:p>
@@ -59537,58 +59213,6 @@
         <w:pStyle w:val="Heading2"/>
       </w:pPr>
       <w:r>
-        <w:t>TDA Responsibilities</w:t>
-      </w:r>
-    </w:p>
-    <w:p>
-      <w:pPr>
-        <w:pStyle w:val="ListParagraph"/>
-      </w:pPr>
-      <w:r>
-        <w:t xml:space="preserve">• </w:t>
-      </w:r>
-      <w:r>
-        <w:t>Architecture review and approval</w:t>
-      </w:r>
-    </w:p>
-    <w:p>
-      <w:pPr>
-        <w:pStyle w:val="ListParagraph"/>
-      </w:pPr>
-      <w:r>
-        <w:t xml:space="preserve">• </w:t>
-      </w:r>
-      <w:r>
-        <w:t>Standards compliance oversight</w:t>
-      </w:r>
-    </w:p>
-    <w:p>
-      <w:pPr>
-        <w:pStyle w:val="ListParagraph"/>
-      </w:pPr>
-      <w:r>
-        <w:t xml:space="preserve">• </w:t>
-      </w:r>
-      <w:r>
-        <w:t>Design authority for technical decisions</w:t>
-      </w:r>
-    </w:p>
-    <w:p>
-      <w:pPr>
-        <w:pStyle w:val="ListParagraph"/>
-      </w:pPr>
-      <w:r>
-        <w:t xml:space="preserve">• </w:t>
-      </w:r>
-      <w:r>
-        <w:t>Escalation point for architectural conflicts</w:t>
-      </w:r>
-    </w:p>
-    <w:p>
-      <w:pPr>
-        <w:pStyle w:val="Heading2"/>
-      </w:pPr>
-      <w:r>
         <w:t>Reporting</w:t>
       </w:r>
     </w:p>
@@ -59623,14 +59247,6 @@
       </w:r>
       <w:r>
         <w:t>Progress against roadmap</w:t>
-      </w:r>
-    </w:p>
-    <w:p>
-      <w:pPr>
-        <w:pStyle w:val="Heading2"/>
-      </w:pPr>
-      <w:r>
-        <w:t>Compliance</w:t>
       </w:r>
     </w:p>
     <w:p>
@@ -59909,22 +59525,6 @@
     <w:p>
       <w:pPr>
         <w:pStyle w:val="Heading1"/>
-      </w:pPr>
-      <w:r>
-        <w:t>Glossary</w:t>
-      </w:r>
-    </w:p>
-    <w:p>
-      <w:pPr>
-        <w:pStyle w:val="Heading2"/>
-      </w:pPr>
-      <w:r>
-        <w:t>Glossary</w:t>
-      </w:r>
-    </w:p>
-    <w:p>
-      <w:pPr>
-        <w:pStyle w:val="Heading2"/>
       </w:pPr>
       <w:r>
         <w:t>Glossary</w:t>

--- a/POC-EuroCRM-Vault/projects/EuroCRM_Solution_Overview_Document_2026-08-27.docx
+++ b/POC-EuroCRM-Vault/projects/EuroCRM_Solution_Overview_Document_2026-08-27.docx
@@ -3117,11 +3117,6 @@
       </w:r>
     </w:p>
     <w:p>
-      <w:r>
-        <w:t>Status: Draft Parent: solution overview Source: European CRM Architecture Review 2.pdf</w:t>
-      </w:r>
-    </w:p>
-    <w:p>
       <w:pPr>
         <w:pStyle w:val="Heading2"/>
       </w:pPr>
@@ -3651,11 +3646,6 @@
       </w:r>
     </w:p>
     <w:p>
-      <w:r>
-        <w:t>Status: Draft Parent: solution overview Source: European CRM Architecture Review 2.pdf</w:t>
-      </w:r>
-    </w:p>
-    <w:p>
       <w:pPr>
         <w:pStyle w:val="Heading2"/>
       </w:pPr>
@@ -3754,11 +3744,6 @@
       </w:pPr>
       <w:r>
         <w:t>Business Goals and Objectives</w:t>
-      </w:r>
-    </w:p>
-    <w:p>
-      <w:r>
-        <w:t>Status: Draft Parent: solution overview Source: European CRM Architecture Review 2.pdf</w:t>
       </w:r>
     </w:p>
     <w:p>
@@ -4113,11 +4098,6 @@
       </w:pPr>
       <w:r>
         <w:t>Key Stakeholders</w:t>
-      </w:r>
-    </w:p>
-    <w:p>
-      <w:r>
-        <w:t>Status: Draft Parent: solution overview</w:t>
       </w:r>
     </w:p>
     <w:p>
@@ -6087,6 +6067,132 @@
           </w:tcPr>
           <w:p>
             <w:r>
+              <w:t>Initially, End of each phase</w:t>
+            </w:r>
+          </w:p>
+        </w:tc>
+        <w:tc>
+          <w:tcPr>
+            <w:tcW w:type="dxa" w:w="2256"/>
+          </w:tcPr>
+          <w:p>
+            <w:r>
+              <w:t>Architecture review meeting</w:t>
+            </w:r>
+          </w:p>
+        </w:tc>
+        <w:tc>
+          <w:tcPr>
+            <w:tcW w:type="dxa" w:w="2256"/>
+          </w:tcPr>
+          <w:p>
+            <w:r>
+              <w:t>Solution Lead</w:t>
+            </w:r>
+          </w:p>
+        </w:tc>
+      </w:tr>
+      <w:tr>
+        <w:tc>
+          <w:tcPr>
+            <w:tcW w:type="dxa" w:w="2256"/>
+          </w:tcPr>
+          <w:p>
+            <w:r>
+              <w:t>CTO</w:t>
+            </w:r>
+          </w:p>
+        </w:tc>
+        <w:tc>
+          <w:tcPr>
+            <w:tcW w:type="dxa" w:w="2256"/>
+          </w:tcPr>
+          <w:p>
+            <w:r>
+              <w:t>Monthly</w:t>
+            </w:r>
+          </w:p>
+        </w:tc>
+        <w:tc>
+          <w:tcPr>
+            <w:tcW w:type="dxa" w:w="2256"/>
+          </w:tcPr>
+          <w:p>
+            <w:r>
+              <w:t>Steering committee</w:t>
+            </w:r>
+          </w:p>
+        </w:tc>
+        <w:tc>
+          <w:tcPr>
+            <w:tcW w:type="dxa" w:w="2256"/>
+          </w:tcPr>
+          <w:p>
+            <w:r>
+              <w:t>Solution Lead</w:t>
+            </w:r>
+          </w:p>
+        </w:tc>
+      </w:tr>
+      <w:tr>
+        <w:tc>
+          <w:tcPr>
+            <w:tcW w:type="dxa" w:w="2256"/>
+          </w:tcPr>
+          <w:p>
+            <w:r>
+              <w:t>Regional MDs</w:t>
+            </w:r>
+          </w:p>
+        </w:tc>
+        <w:tc>
+          <w:tcPr>
+            <w:tcW w:type="dxa" w:w="2256"/>
+          </w:tcPr>
+          <w:p>
+            <w:r>
+              <w:t>Bi-weekly</w:t>
+            </w:r>
+          </w:p>
+        </w:tc>
+        <w:tc>
+          <w:tcPr>
+            <w:tcW w:type="dxa" w:w="2256"/>
+          </w:tcPr>
+          <w:p>
+            <w:r>
+              <w:t>Progress report</w:t>
+            </w:r>
+          </w:p>
+        </w:tc>
+        <w:tc>
+          <w:tcPr>
+            <w:tcW w:type="dxa" w:w="2256"/>
+          </w:tcPr>
+          <w:p>
+            <w:r>
+              <w:t>Solution Lead</w:t>
+            </w:r>
+          </w:p>
+        </w:tc>
+      </w:tr>
+      <w:tr>
+        <w:tc>
+          <w:tcPr>
+            <w:tcW w:type="dxa" w:w="2256"/>
+          </w:tcPr>
+          <w:p>
+            <w:r>
+              <w:t>CM Team</w:t>
+            </w:r>
+          </w:p>
+        </w:tc>
+        <w:tc>
+          <w:tcPr>
+            <w:tcW w:type="dxa" w:w="2256"/>
+          </w:tcPr>
+          <w:p>
+            <w:r>
               <w:t>Weekly</w:t>
             </w:r>
           </w:p>
@@ -6097,7 +6203,7 @@
           </w:tcPr>
           <w:p>
             <w:r>
-              <w:t>Architecture review meeting</w:t>
+              <w:t>Sprint review</w:t>
             </w:r>
           </w:p>
         </w:tc>
@@ -6119,27 +6225,27 @@
           </w:tcPr>
           <w:p>
             <w:r>
-              <w:t>CTO</w:t>
-            </w:r>
-          </w:p>
-        </w:tc>
-        <w:tc>
-          <w:tcPr>
-            <w:tcW w:type="dxa" w:w="2256"/>
-          </w:tcPr>
-          <w:p>
-            <w:r>
-              <w:t>Monthly</w:t>
-            </w:r>
-          </w:p>
-        </w:tc>
-        <w:tc>
-          <w:tcPr>
-            <w:tcW w:type="dxa" w:w="2256"/>
-          </w:tcPr>
-          <w:p>
-            <w:r>
-              <w:t>Steering committee</w:t>
+              <w:t>Legal/Compliance</w:t>
+            </w:r>
+          </w:p>
+        </w:tc>
+        <w:tc>
+          <w:tcPr>
+            <w:tcW w:type="dxa" w:w="2256"/>
+          </w:tcPr>
+          <w:p>
+            <w:r>
+              <w:t>Bi-weekly</w:t>
+            </w:r>
+          </w:p>
+        </w:tc>
+        <w:tc>
+          <w:tcPr>
+            <w:tcW w:type="dxa" w:w="2256"/>
+          </w:tcPr>
+          <w:p>
+            <w:r>
+              <w:t>Compliance review</w:t>
             </w:r>
           </w:p>
         </w:tc>
@@ -6161,7 +6267,91 @@
           </w:tcPr>
           <w:p>
             <w:r>
-              <w:t>Regional MDs</w:t>
+              <w:t>Finance</w:t>
+            </w:r>
+          </w:p>
+        </w:tc>
+        <w:tc>
+          <w:tcPr>
+            <w:tcW w:type="dxa" w:w="2256"/>
+          </w:tcPr>
+          <w:p>
+            <w:r>
+              <w:t>Weekly</w:t>
+            </w:r>
+          </w:p>
+        </w:tc>
+        <w:tc>
+          <w:tcPr>
+            <w:tcW w:type="dxa" w:w="2256"/>
+          </w:tcPr>
+          <w:p>
+            <w:r>
+              <w:t>Integration sync</w:t>
+            </w:r>
+          </w:p>
+        </w:tc>
+        <w:tc>
+          <w:tcPr>
+            <w:tcW w:type="dxa" w:w="2256"/>
+          </w:tcPr>
+          <w:p>
+            <w:r>
+              <w:t>Integration Lead</w:t>
+            </w:r>
+          </w:p>
+        </w:tc>
+      </w:tr>
+      <w:tr>
+        <w:tc>
+          <w:tcPr>
+            <w:tcW w:type="dxa" w:w="2256"/>
+          </w:tcPr>
+          <w:p>
+            <w:r>
+              <w:t>IT Ops</w:t>
+            </w:r>
+          </w:p>
+        </w:tc>
+        <w:tc>
+          <w:tcPr>
+            <w:tcW w:type="dxa" w:w="2256"/>
+          </w:tcPr>
+          <w:p>
+            <w:r>
+              <w:t>Daily</w:t>
+            </w:r>
+          </w:p>
+        </w:tc>
+        <w:tc>
+          <w:tcPr>
+            <w:tcW w:type="dxa" w:w="2256"/>
+          </w:tcPr>
+          <w:p>
+            <w:r>
+              <w:t>Stand-up</w:t>
+            </w:r>
+          </w:p>
+        </w:tc>
+        <w:tc>
+          <w:tcPr>
+            <w:tcW w:type="dxa" w:w="2256"/>
+          </w:tcPr>
+          <w:p>
+            <w:r>
+              <w:t>Project Lead</w:t>
+            </w:r>
+          </w:p>
+        </w:tc>
+      </w:tr>
+      <w:tr>
+        <w:tc>
+          <w:tcPr>
+            <w:tcW w:type="dxa" w:w="2256"/>
+          </w:tcPr>
+          <w:p>
+            <w:r>
+              <w:t>End Users</w:t>
             </w:r>
           </w:p>
         </w:tc>
@@ -6181,216 +6371,6 @@
           </w:tcPr>
           <w:p>
             <w:r>
-              <w:t>Progress report</w:t>
-            </w:r>
-          </w:p>
-        </w:tc>
-        <w:tc>
-          <w:tcPr>
-            <w:tcW w:type="dxa" w:w="2256"/>
-          </w:tcPr>
-          <w:p>
-            <w:r>
-              <w:t>Solution Lead</w:t>
-            </w:r>
-          </w:p>
-        </w:tc>
-      </w:tr>
-      <w:tr>
-        <w:tc>
-          <w:tcPr>
-            <w:tcW w:type="dxa" w:w="2256"/>
-          </w:tcPr>
-          <w:p>
-            <w:r>
-              <w:t>CM Team</w:t>
-            </w:r>
-          </w:p>
-        </w:tc>
-        <w:tc>
-          <w:tcPr>
-            <w:tcW w:type="dxa" w:w="2256"/>
-          </w:tcPr>
-          <w:p>
-            <w:r>
-              <w:t>Weekly</w:t>
-            </w:r>
-          </w:p>
-        </w:tc>
-        <w:tc>
-          <w:tcPr>
-            <w:tcW w:type="dxa" w:w="2256"/>
-          </w:tcPr>
-          <w:p>
-            <w:r>
-              <w:t>Sprint review</w:t>
-            </w:r>
-          </w:p>
-        </w:tc>
-        <w:tc>
-          <w:tcPr>
-            <w:tcW w:type="dxa" w:w="2256"/>
-          </w:tcPr>
-          <w:p>
-            <w:r>
-              <w:t>Solution Lead</w:t>
-            </w:r>
-          </w:p>
-        </w:tc>
-      </w:tr>
-      <w:tr>
-        <w:tc>
-          <w:tcPr>
-            <w:tcW w:type="dxa" w:w="2256"/>
-          </w:tcPr>
-          <w:p>
-            <w:r>
-              <w:t>Legal/Compliance</w:t>
-            </w:r>
-          </w:p>
-        </w:tc>
-        <w:tc>
-          <w:tcPr>
-            <w:tcW w:type="dxa" w:w="2256"/>
-          </w:tcPr>
-          <w:p>
-            <w:r>
-              <w:t>Bi-weekly</w:t>
-            </w:r>
-          </w:p>
-        </w:tc>
-        <w:tc>
-          <w:tcPr>
-            <w:tcW w:type="dxa" w:w="2256"/>
-          </w:tcPr>
-          <w:p>
-            <w:r>
-              <w:t>Compliance review</w:t>
-            </w:r>
-          </w:p>
-        </w:tc>
-        <w:tc>
-          <w:tcPr>
-            <w:tcW w:type="dxa" w:w="2256"/>
-          </w:tcPr>
-          <w:p>
-            <w:r>
-              <w:t>Solution Lead</w:t>
-            </w:r>
-          </w:p>
-        </w:tc>
-      </w:tr>
-      <w:tr>
-        <w:tc>
-          <w:tcPr>
-            <w:tcW w:type="dxa" w:w="2256"/>
-          </w:tcPr>
-          <w:p>
-            <w:r>
-              <w:t>Finance</w:t>
-            </w:r>
-          </w:p>
-        </w:tc>
-        <w:tc>
-          <w:tcPr>
-            <w:tcW w:type="dxa" w:w="2256"/>
-          </w:tcPr>
-          <w:p>
-            <w:r>
-              <w:t>Weekly</w:t>
-            </w:r>
-          </w:p>
-        </w:tc>
-        <w:tc>
-          <w:tcPr>
-            <w:tcW w:type="dxa" w:w="2256"/>
-          </w:tcPr>
-          <w:p>
-            <w:r>
-              <w:t>Integration sync</w:t>
-            </w:r>
-          </w:p>
-        </w:tc>
-        <w:tc>
-          <w:tcPr>
-            <w:tcW w:type="dxa" w:w="2256"/>
-          </w:tcPr>
-          <w:p>
-            <w:r>
-              <w:t>Integration Lead</w:t>
-            </w:r>
-          </w:p>
-        </w:tc>
-      </w:tr>
-      <w:tr>
-        <w:tc>
-          <w:tcPr>
-            <w:tcW w:type="dxa" w:w="2256"/>
-          </w:tcPr>
-          <w:p>
-            <w:r>
-              <w:t>IT Ops</w:t>
-            </w:r>
-          </w:p>
-        </w:tc>
-        <w:tc>
-          <w:tcPr>
-            <w:tcW w:type="dxa" w:w="2256"/>
-          </w:tcPr>
-          <w:p>
-            <w:r>
-              <w:t>Daily</w:t>
-            </w:r>
-          </w:p>
-        </w:tc>
-        <w:tc>
-          <w:tcPr>
-            <w:tcW w:type="dxa" w:w="2256"/>
-          </w:tcPr>
-          <w:p>
-            <w:r>
-              <w:t>Stand-up</w:t>
-            </w:r>
-          </w:p>
-        </w:tc>
-        <w:tc>
-          <w:tcPr>
-            <w:tcW w:type="dxa" w:w="2256"/>
-          </w:tcPr>
-          <w:p>
-            <w:r>
-              <w:t>Project Lead</w:t>
-            </w:r>
-          </w:p>
-        </w:tc>
-      </w:tr>
-      <w:tr>
-        <w:tc>
-          <w:tcPr>
-            <w:tcW w:type="dxa" w:w="2256"/>
-          </w:tcPr>
-          <w:p>
-            <w:r>
-              <w:t>End Users</w:t>
-            </w:r>
-          </w:p>
-        </w:tc>
-        <w:tc>
-          <w:tcPr>
-            <w:tcW w:type="dxa" w:w="2256"/>
-          </w:tcPr>
-          <w:p>
-            <w:r>
-              <w:t>Bi-weekly</w:t>
-            </w:r>
-          </w:p>
-        </w:tc>
-        <w:tc>
-          <w:tcPr>
-            <w:tcW w:type="dxa" w:w="2256"/>
-          </w:tcPr>
-          <w:p>
-            <w:r>
               <w:t>Demo and feedback</w:t>
             </w:r>
           </w:p>
@@ -6459,11 +6439,6 @@
       </w:pPr>
       <w:r>
         <w:t>Business Capabilities</w:t>
-      </w:r>
-    </w:p>
-    <w:p>
-      <w:r>
-        <w:t>Status: Draft Parent: solution overview</w:t>
       </w:r>
     </w:p>
     <w:p>
@@ -7598,11 +7573,6 @@
       </w:r>
     </w:p>
     <w:p>
-      <w:r>
-        <w:t>Status: Draft Parent: solution overview</w:t>
-      </w:r>
-    </w:p>
-    <w:p>
       <w:pPr>
         <w:pStyle w:val="Heading2"/>
       </w:pPr>
@@ -9579,11 +9549,6 @@
       </w:r>
     </w:p>
     <w:p>
-      <w:r>
-        <w:t>Status: Draft Parent: solution overview</w:t>
-      </w:r>
-    </w:p>
-    <w:p>
       <w:pPr>
         <w:pStyle w:val="Heading2"/>
       </w:pPr>
@@ -11601,11 +11566,6 @@
       </w:r>
     </w:p>
     <w:p>
-      <w:r>
-        <w:t>Status: Draft Parent: solution overview</w:t>
-      </w:r>
-    </w:p>
-    <w:p>
       <w:pPr>
         <w:pStyle w:val="Heading2"/>
       </w:pPr>
@@ -12416,11 +12376,6 @@
       </w:r>
     </w:p>
     <w:p>
-      <w:r>
-        <w:t>Status: Draft Parent: solution overview Source: European CRM Architecture Review 2.pdf</w:t>
-      </w:r>
-    </w:p>
-    <w:p>
       <w:pPr>
         <w:pStyle w:val="Heading2"/>
       </w:pPr>
@@ -12759,11 +12714,6 @@
       </w:pPr>
       <w:r>
         <w:t>Architecture — Overview Diagrams</w:t>
-      </w:r>
-    </w:p>
-    <w:p>
-      <w:r>
-        <w:t>Status: Draft Parent: solution overview</w:t>
       </w:r>
     </w:p>
     <w:p>
@@ -13017,11 +12967,6 @@
       </w:r>
     </w:p>
     <w:p>
-      <w:r>
-        <w:t>Status: Draft Parent: solution overview Source: European CRM Architecture Review 2.pdf, EU CRM Data Model.xlsx</w:t>
-      </w:r>
-    </w:p>
-    <w:p>
       <w:pPr>
         <w:pStyle w:val="Heading2"/>
       </w:pPr>
@@ -14950,11 +14895,6 @@
       </w:pPr>
       <w:r>
         <w:t>Architecture — Business</w:t>
-      </w:r>
-    </w:p>
-    <w:p>
-      <w:r>
-        <w:t>Status: Draft Parent: solution overview Source: European CRM Architecture Review 2.pdf, EU CRM Data Model.xlsx</w:t>
       </w:r>
     </w:p>
     <w:p>
@@ -17172,11 +17112,6 @@
       </w:r>
     </w:p>
     <w:p>
-      <w:r>
-        <w:t>Status: Draft Parent: solution overview Source: European CRM Architecture Review 2.pdf, EU CRM Data Model.xlsx</w:t>
-      </w:r>
-    </w:p>
-    <w:p>
       <w:pPr>
         <w:pStyle w:val="Heading2"/>
       </w:pPr>
@@ -20590,51 +20525,6 @@
       </w:r>
     </w:p>
     <w:p>
-      <w:r>
-        <w:t>Status: Draft Parent: solution overview Sources: European CRM Architecture Review 2.pdf, EU CRM Data Model.xlsx, European</w:t>
-      </w:r>
-      <w:r>
-        <w:rPr>
-          <w:b w:val="0"/>
-          <w:i/>
-        </w:rPr>
-        <w:t>CRM</w:t>
-      </w:r>
-      <w:r>
-        <w:t>Client</w:t>
-      </w:r>
-      <w:r>
-        <w:rPr>
-          <w:b w:val="0"/>
-          <w:i/>
-        </w:rPr>
-        <w:t>Industry</w:t>
-      </w:r>
-      <w:r>
-        <w:t>Master</w:t>
-      </w:r>
-      <w:r>
-        <w:rPr>
-          <w:b w:val="0"/>
-          <w:i/>
-        </w:rPr>
-        <w:t>Taxonomy.xlsx, European</w:t>
-      </w:r>
-      <w:r>
-        <w:t>CRM</w:t>
-      </w:r>
-      <w:r>
-        <w:rPr>
-          <w:b w:val="0"/>
-          <w:i/>
-        </w:rPr>
-        <w:t>Property360</w:t>
-      </w:r>
-      <w:r>
-        <w:t>Master_Taxonomy.xlsx</w:t>
-      </w:r>
-    </w:p>
-    <w:p>
       <w:pPr>
         <w:pStyle w:val="Heading2"/>
       </w:pPr>
@@ -23305,11 +23195,6 @@
       </w:pPr>
       <w:r>
         <w:t>Architecture — Technology</w:t>
-      </w:r>
-    </w:p>
-    <w:p>
-      <w:r>
-        <w:t>Status: Draft Parent: solution overview Source: European CRM Architecture Review 2.pdf, EU CRM Data Model.xlsx</w:t>
       </w:r>
     </w:p>
     <w:p>
@@ -26074,11 +25959,6 @@
       </w:pPr>
       <w:r>
         <w:t>Client Data Model — One Client, One View</w:t>
-      </w:r>
-    </w:p>
-    <w:p>
-      <w:r>
-        <w:t>Status: Draft Parent: solution overview Source: European CRM Architecture Review 2.pdf</w:t>
       </w:r>
     </w:p>
     <w:p>
@@ -26690,11 +26570,6 @@
       </w:r>
     </w:p>
     <w:p>
-      <w:r>
-        <w:t>Status: Draft Parent: solution overview Source: European CRM Architecture Review 2.pdf</w:t>
-      </w:r>
-    </w:p>
-    <w:p>
       <w:pPr>
         <w:pStyle w:val="Heading2"/>
       </w:pPr>
@@ -28435,11 +28310,6 @@
       </w:r>
     </w:p>
     <w:p>
-      <w:r>
-        <w:t>Status: Draft Parent: solution overview Source: European CRM Architecture Review 2.pdf</w:t>
-      </w:r>
-    </w:p>
-    <w:p>
       <w:pPr>
         <w:pStyle w:val="Heading2"/>
       </w:pPr>
@@ -30013,11 +29883,6 @@
       </w:r>
     </w:p>
     <w:p>
-      <w:r>
-        <w:t>Status: Draft Parent: solution overview Source: European CRM Architecture Review 2.pdf</w:t>
-      </w:r>
-    </w:p>
-    <w:p>
       <w:pPr>
         <w:pStyle w:val="Heading2"/>
       </w:pPr>
@@ -30863,11 +30728,6 @@
       </w:r>
     </w:p>
     <w:p>
-      <w:r>
-        <w:t>Status: Draft Parent: solution overview Source: EU CRM Data Model.xlsx</w:t>
-      </w:r>
-    </w:p>
-    <w:p>
       <w:pPr>
         <w:pStyle w:val="Heading2"/>
       </w:pPr>
@@ -32415,11 +32275,6 @@
       </w:pPr>
       <w:r>
         <w:t>Core Data Model Tables</w:t>
-      </w:r>
-    </w:p>
-    <w:p>
-      <w:r>
-        <w:t>Status: Draft Parent: data model overview Source: EU CRM Data Model.xlsx</w:t>
       </w:r>
     </w:p>
     <w:p>
@@ -34087,11 +33942,6 @@
       </w:r>
     </w:p>
     <w:p>
-      <w:r>
-        <w:t>Status: Draft Parent: solution overview Source: European CRM Architecture Review 2.pdf</w:t>
-      </w:r>
-    </w:p>
-    <w:p>
       <w:pPr>
         <w:pStyle w:val="Heading2"/>
       </w:pPr>
@@ -34573,51 +34423,6 @@
       </w:pPr>
       <w:r>
         <w:t>Taxonomy Mappings</w:t>
-      </w:r>
-    </w:p>
-    <w:p>
-      <w:r>
-        <w:t>Status: Draft Parent: solution overview Sources: European CRM Architecture Review 2.pdf, European</w:t>
-      </w:r>
-      <w:r>
-        <w:rPr>
-          <w:b w:val="0"/>
-          <w:i/>
-        </w:rPr>
-        <w:t>CRM</w:t>
-      </w:r>
-      <w:r>
-        <w:t>Client</w:t>
-      </w:r>
-      <w:r>
-        <w:rPr>
-          <w:b w:val="0"/>
-          <w:i/>
-        </w:rPr>
-        <w:t>Industry</w:t>
-      </w:r>
-      <w:r>
-        <w:t>Master</w:t>
-      </w:r>
-      <w:r>
-        <w:rPr>
-          <w:b w:val="0"/>
-          <w:i/>
-        </w:rPr>
-        <w:t>Taxonomy.xlsx, European</w:t>
-      </w:r>
-      <w:r>
-        <w:t>CRM</w:t>
-      </w:r>
-      <w:r>
-        <w:rPr>
-          <w:b w:val="0"/>
-          <w:i/>
-        </w:rPr>
-        <w:t>Property360</w:t>
-      </w:r>
-      <w:r>
-        <w:t>Master_Taxonomy.xlsx</w:t>
       </w:r>
     </w:p>
     <w:p>
@@ -36364,11 +36169,6 @@
       </w:pPr>
       <w:r>
         <w:t>HILUCS to KF Asset Class Mapping</w:t>
-      </w:r>
-    </w:p>
-    <w:p>
-      <w:r>
-        <w:t>Status: Draft Parent: taxonomy mappings Source: European CRM Architecture Review 2.pdf</w:t>
       </w:r>
     </w:p>
     <w:p>
@@ -39831,11 +39631,6 @@
       </w:r>
     </w:p>
     <w:p>
-      <w:r>
-        <w:t>Status: Draft Parent: taxonomy mappings Source: European CRM Architecture Review 2.pdf</w:t>
-      </w:r>
-    </w:p>
-    <w:p>
       <w:pPr>
         <w:pStyle w:val="Heading2"/>
       </w:pPr>
@@ -43378,11 +43173,6 @@
       </w:r>
     </w:p>
     <w:p>
-      <w:r>
-        <w:t>Status: Draft Parent: solution overview</w:t>
-      </w:r>
-    </w:p>
-    <w:p>
       <w:pPr>
         <w:pStyle w:val="Heading2"/>
       </w:pPr>
@@ -44988,11 +44778,6 @@
       </w:pPr>
       <w:r>
         <w:t>Architecture — Target State</w:t>
-      </w:r>
-    </w:p>
-    <w:p>
-      <w:r>
-        <w:t>Status: Draft Parent: solution overview</w:t>
       </w:r>
     </w:p>
     <w:p>
@@ -46619,11 +46404,6 @@
       </w:r>
     </w:p>
     <w:p>
-      <w:r>
-        <w:t>Status: Draft Parent: solution overview</w:t>
-      </w:r>
-    </w:p>
-    <w:p>
       <w:pPr>
         <w:pStyle w:val="Heading2"/>
       </w:pPr>
@@ -47061,11 +46841,6 @@
       </w:r>
     </w:p>
     <w:p>
-      <w:r>
-        <w:t>Status: Draft Parent: solution overview</w:t>
-      </w:r>
-    </w:p>
-    <w:p>
       <w:pPr>
         <w:pStyle w:val="Heading2"/>
       </w:pPr>
@@ -47210,11 +46985,6 @@
       </w:r>
     </w:p>
     <w:p>
-      <w:r>
-        <w:t>Status: Draft Parent: solution overview</w:t>
-      </w:r>
-    </w:p>
-    <w:p>
       <w:pPr>
         <w:pStyle w:val="Heading2"/>
       </w:pPr>
@@ -47400,11 +47170,6 @@
       </w:pPr>
       <w:r>
         <w:t>Risks and Issues</w:t>
-      </w:r>
-    </w:p>
-    <w:p>
-      <w:r>
-        <w:t>Status: Draft Parent: solution overview</w:t>
       </w:r>
     </w:p>
     <w:p>
@@ -47819,11 +47584,6 @@
       </w:r>
     </w:p>
     <w:p>
-      <w:r>
-        <w:t>Status: Draft Parent: solution overview</w:t>
-      </w:r>
-    </w:p>
-    <w:p>
       <w:pPr>
         <w:pStyle w:val="Heading2"/>
       </w:pPr>
@@ -47937,11 +47697,6 @@
       </w:pPr>
       <w:r>
         <w:t>Power Apps Model-Driven Apps Rationale</w:t>
-      </w:r>
-    </w:p>
-    <w:p>
-      <w:r>
-        <w:t>Status: Draft Parent: solution overview Source: European CRM Architecture Review 2.pdf</w:t>
       </w:r>
     </w:p>
     <w:p>
@@ -48264,11 +48019,6 @@
       </w:pPr>
       <w:r>
         <w:t>Implementation Roadmap — Phases</w:t>
-      </w:r>
-    </w:p>
-    <w:p>
-      <w:r>
-        <w:t>Status: Draft Parent: solution overview</w:t>
       </w:r>
     </w:p>
     <w:p>
@@ -48491,11 +48241,6 @@
       </w:pPr>
       <w:r>
         <w:t>Implementation Roadmap — Timelines</w:t>
-      </w:r>
-    </w:p>
-    <w:p>
-      <w:r>
-        <w:t>Status: Draft Parent: solution overview</w:t>
       </w:r>
     </w:p>
     <w:p>
@@ -51743,11 +51488,6 @@
       </w:r>
     </w:p>
     <w:p>
-      <w:r>
-        <w:t>Status: Draft Parent: solution overview</w:t>
-      </w:r>
-    </w:p>
-    <w:p>
       <w:pPr>
         <w:pStyle w:val="Heading2"/>
       </w:pPr>
@@ -54703,11 +54443,6 @@
       </w:r>
     </w:p>
     <w:p>
-      <w:r>
-        <w:t>Status: Draft Parent: solution overview Source: EU CRM Data Model.xlsx</w:t>
-      </w:r>
-    </w:p>
-    <w:p>
       <w:pPr>
         <w:pStyle w:val="Heading2"/>
       </w:pPr>
@@ -58389,11 +58124,6 @@
       </w:r>
     </w:p>
     <w:p>
-      <w:r>
-        <w:t>Status: Draft Parent: solution overview</w:t>
-      </w:r>
-    </w:p>
-    <w:p>
       <w:pPr>
         <w:pStyle w:val="Heading2"/>
       </w:pPr>
@@ -58659,11 +58389,6 @@
       </w:pPr>
       <w:r>
         <w:t>Expected Benefits</w:t>
-      </w:r>
-    </w:p>
-    <w:p>
-      <w:r>
-        <w:t>Status: Draft Parent: solution overview</w:t>
       </w:r>
     </w:p>
     <w:p>
@@ -58878,11 +58603,6 @@
       </w:pPr>
       <w:r>
         <w:t>Governance — Approval</w:t>
-      </w:r>
-    </w:p>
-    <w:p>
-      <w:r>
-        <w:t>Status: Draft Parent: solution overview</w:t>
       </w:r>
     </w:p>
     <w:p>
@@ -59139,11 +58859,6 @@
       </w:r>
     </w:p>
     <w:p>
-      <w:r>
-        <w:t>Status: Draft Parent: solution overview</w:t>
-      </w:r>
-    </w:p>
-    <w:p>
       <w:pPr>
         <w:pStyle w:val="Heading2"/>
       </w:pPr>
@@ -59255,11 +58970,6 @@
       </w:pPr>
       <w:r>
         <w:t>Compliance</w:t>
-      </w:r>
-    </w:p>
-    <w:p>
-      <w:r>
-        <w:t>Status: Draft Parent: solution overview</w:t>
       </w:r>
     </w:p>
     <w:p>
@@ -59528,11 +59238,6 @@
       </w:pPr>
       <w:r>
         <w:t>Glossary</w:t>
-      </w:r>
-    </w:p>
-    <w:p>
-      <w:r>
-        <w:t>Status: Draft Parent: solution overview</w:t>
       </w:r>
     </w:p>
     <w:p>

--- a/POC-EuroCRM-Vault/projects/EuroCRM_Solution_Overview_Document_2026-08-27.docx
+++ b/POC-EuroCRM-Vault/projects/EuroCRM_Solution_Overview_Document_2026-08-27.docx
@@ -12906,7 +12906,7 @@
           <w:b w:val="0"/>
           <w:i w:val="0"/>
         </w:rPr>
-        <w:t>wiki/architecture-diagram.puml</w:t>
+        <w:t>wiki/power-platform-dataverse/architecture-diagram.puml</w:t>
       </w:r>
       <w:r>
         <w:t xml:space="preserve"> — Full solution architecture</w:t>
@@ -12925,7 +12925,7 @@
           <w:b w:val="0"/>
           <w:i w:val="0"/>
         </w:rPr>
-        <w:t>wiki/architecture-layers.puml</w:t>
+        <w:t>wiki/power-platform-dataverse/architecture-layers.puml</w:t>
       </w:r>
       <w:r>
         <w:t xml:space="preserve"> — Layered model</w:t>
@@ -12944,7 +12944,7 @@
           <w:b w:val="0"/>
           <w:i w:val="0"/>
         </w:rPr>
-        <w:t>wiki/architecture-dataflow.puml</w:t>
+        <w:t>wiki/power-platform-dataverse/architecture-dataflow.puml</w:t>
       </w:r>
       <w:r>
         <w:t xml:space="preserve"> — Data flow and integrations</w:t>
@@ -59902,6 +59902,8552 @@
       </w:pPr>
       <w:r>
         <w:t>• wip-data-model.md</w:t>
+      </w:r>
+    </w:p>
+    <w:p>
+      <w:pPr>
+        <w:pStyle w:val="Heading1"/>
+      </w:pPr>
+      <w:r>
+        <w:t>Appendix: Additional Wiki Notes</w:t>
+      </w:r>
+    </w:p>
+    <w:p>
+      <w:pPr>
+        <w:pStyle w:val="Heading2"/>
+      </w:pPr>
+      <w:r>
+        <w:t>Alternative Architecture — Traditional C# &amp; PostgreSQL Stack</w:t>
+      </w:r>
+    </w:p>
+    <w:p>
+      <w:r>
+        <w:t>This note sets out an alternative to the Power Apps / Dataverse design in solution overview. It delivers the same business capabilities from business capabilities but avoids Dynamics, Dataverse and the Power Platform, using the firm's existing engineering stack: C# (ASP.NET Core), PostgreSQL, and standard integration practices.</w:t>
+      </w:r>
+    </w:p>
+    <w:p>
+      <w:r>
+        <w:t>It is written as a design alternative for review by the same stakeholders and the TDA — it does not supersede the current design.</w:t>
+      </w:r>
+    </w:p>
+    <w:p>
+      <w:pPr>
+        <w:pStyle w:val="Heading2"/>
+      </w:pPr>
+      <w:r>
+        <w:t>Objectives</w:t>
+      </w:r>
+    </w:p>
+    <w:p>
+      <w:r>
+        <w:t>The alternative must satisfy the same success criteria as the current design:</w:t>
+      </w:r>
+    </w:p>
+    <w:p>
+      <w:pPr>
+        <w:pStyle w:val="ListParagraph"/>
+      </w:pPr>
+      <w:r>
+        <w:t xml:space="preserve">• </w:t>
+      </w:r>
+      <w:r>
+        <w:t>"Who is this client to Knight Frank across every service line, every country?"</w:t>
+      </w:r>
+    </w:p>
+    <w:p>
+      <w:pPr>
+        <w:pStyle w:val="ListParagraph"/>
+      </w:pPr>
+      <w:r>
+        <w:t xml:space="preserve">• </w:t>
+      </w:r>
+      <w:r>
+        <w:t>"What does our EU pipeline look like?"</w:t>
+      </w:r>
+    </w:p>
+    <w:p>
+      <w:pPr>
+        <w:pStyle w:val="ListParagraph"/>
+      </w:pPr>
+      <w:r>
+        <w:t xml:space="preserve">• </w:t>
+      </w:r>
+      <w:r>
+        <w:t>"How do we run CM deals?"</w:t>
+      </w:r>
+    </w:p>
+    <w:p>
+      <w:r>
+        <w:t>It must also:</w:t>
+      </w:r>
+    </w:p>
+    <w:p>
+      <w:pPr>
+        <w:pStyle w:val="ListParagraph"/>
+      </w:pPr>
+      <w:r>
+        <w:t xml:space="preserve">• </w:t>
+      </w:r>
+      <w:r>
+        <w:t>Keep all customer data in EU regions to satisfy GDPR, CNIL, and BDSG data-residency requirements</w:t>
+      </w:r>
+    </w:p>
+    <w:p>
+      <w:pPr>
+        <w:pStyle w:val="ListParagraph"/>
+      </w:pPr>
+      <w:r>
+        <w:t xml:space="preserve">• </w:t>
+      </w:r>
+      <w:r>
+        <w:t>Preserve the shared client/contact/property foundation and the layered service-line model</w:t>
+      </w:r>
+    </w:p>
+    <w:p>
+      <w:pPr>
+        <w:pStyle w:val="ListParagraph"/>
+      </w:pPr>
+      <w:r>
+        <w:t xml:space="preserve">• </w:t>
+      </w:r>
+      <w:r>
+        <w:t>Reuse existing in-house capability rather than licensing Microsoft platform per-user</w:t>
+      </w:r>
+    </w:p>
+    <w:p>
+      <w:pPr>
+        <w:pStyle w:val="ListParagraph"/>
+      </w:pPr>
+      <w:r>
+        <w:t xml:space="preserve">• </w:t>
+      </w:r>
+      <w:r>
+        <w:t>Remain operable by the existing C#/.NET and database engineering teams</w:t>
+      </w:r>
+    </w:p>
+    <w:p>
+      <w:pPr>
+        <w:pStyle w:val="Heading2"/>
+      </w:pPr>
+      <w:r>
+        <w:t>Why a Traditional Stack Fits</w:t>
+      </w:r>
+    </w:p>
+    <w:p>
+      <w:r>
+        <w:t xml:space="preserve">The current power apps rationale reasons that D365 Sales is a poor fit because Knight Frank's advisory lifecycle (pitch, NDA, multi-round bid, due diligence, regulatory gates) does not match the packaged Lead → Opportunity → Quote → Order → Invoice model, and eight of the core entities have no packaged equivalent. That argument favours a </w:t>
+      </w:r>
+      <w:r>
+        <w:rPr>
+          <w:b w:val="0"/>
+          <w:i/>
+        </w:rPr>
+        <w:t>custom</w:t>
+      </w:r>
+      <w:r>
+        <w:t xml:space="preserve"> model — but a custom model does not require Dataverse. The same custom schema, workflows and security model can be built as first-party code on PostgreSQL, which is more direct than forcing the model onto a platform layer.</w:t>
+      </w:r>
+    </w:p>
+    <w:p>
+      <w:pPr>
+        <w:pStyle w:val="Heading2"/>
+      </w:pPr>
+      <w:r>
+        <w:t>High-Level Architecture</w:t>
+      </w:r>
+    </w:p>
+    <w:p>
+      <w:pPr>
+        <w:jc w:val="center"/>
+      </w:pPr>
+      <w:r>
+        <w:drawing>
+          <wp:inline xmlns:a="http://schemas.openxmlformats.org/drawingml/2006/main" xmlns:pic="http://schemas.openxmlformats.org/drawingml/2006/picture">
+            <wp:extent cx="5760720" cy="1639974"/>
+            <wp:docPr id="13" name="Picture 13"/>
+            <wp:cNvGraphicFramePr>
+              <a:graphicFrameLocks noChangeAspect="1"/>
+            </wp:cNvGraphicFramePr>
+            <a:graphic>
+              <a:graphicData uri="http://schemas.openxmlformats.org/drawingml/2006/picture">
+                <pic:pic>
+                  <pic:nvPicPr>
+                    <pic:cNvPr id="0" name="mermaid-005.png"/>
+                    <pic:cNvPicPr/>
+                  </pic:nvPicPr>
+                  <pic:blipFill>
+                    <a:blip r:embed="rId25"/>
+                    <a:stretch>
+                      <a:fillRect/>
+                    </a:stretch>
+                  </pic:blipFill>
+                  <pic:spPr>
+                    <a:xfrm>
+                      <a:off x="0" y="0"/>
+                      <a:ext cx="5760720" cy="1639974"/>
+                    </a:xfrm>
+                    <a:prstGeom prst="rect"/>
+                  </pic:spPr>
+                </pic:pic>
+              </a:graphicData>
+            </a:graphic>
+          </wp:inline>
+        </w:drawing>
+      </w:r>
+    </w:p>
+    <w:p>
+      <w:pPr>
+        <w:pStyle w:val="Heading2"/>
+      </w:pPr>
+      <w:r>
+        <w:t>Component Mapping</w:t>
+      </w:r>
+    </w:p>
+    <w:p>
+      <w:r>
+        <w:t>The table maps each Dataverse component from architecture key components to its traditional equivalent.</w:t>
+      </w:r>
+    </w:p>
+    <w:tbl>
+      <w:tblPr>
+        <w:tblW w:type="auto" w:w="0"/>
+        <w:jc w:val="center"/>
+        <w:tblLook w:firstColumn="1" w:firstRow="1" w:lastColumn="0" w:lastRow="0" w:noHBand="0" w:noVBand="1" w:val="04A0"/>
+      </w:tblPr>
+      <w:tblGrid>
+        <w:gridCol w:w="3009"/>
+        <w:gridCol w:w="3009"/>
+        <w:gridCol w:w="3009"/>
+      </w:tblGrid>
+      <w:tr>
+        <w:tc>
+          <w:tcPr>
+            <w:tcW w:type="dxa" w:w="3009"/>
+          </w:tcPr>
+          <w:p>
+            <w:r>
+              <w:rPr>
+                <w:b/>
+              </w:rPr>
+              <w:t>Dataverse / Power Platform Component</w:t>
+            </w:r>
+          </w:p>
+        </w:tc>
+        <w:tc>
+          <w:tcPr>
+            <w:tcW w:type="dxa" w:w="3009"/>
+          </w:tcPr>
+          <w:p>
+            <w:r>
+              <w:rPr>
+                <w:b/>
+              </w:rPr>
+              <w:t>Traditional Replacement</w:t>
+            </w:r>
+          </w:p>
+        </w:tc>
+        <w:tc>
+          <w:tcPr>
+            <w:tcW w:type="dxa" w:w="3009"/>
+          </w:tcPr>
+          <w:p>
+            <w:r>
+              <w:rPr>
+                <w:b/>
+              </w:rPr>
+              <w:t>Notes</w:t>
+            </w:r>
+          </w:p>
+        </w:tc>
+      </w:tr>
+      <w:tr>
+        <w:tc>
+          <w:tcPr>
+            <w:tcW w:type="dxa" w:w="3009"/>
+          </w:tcPr>
+          <w:p>
+            <w:r>
+              <w:t>Dataverse (data store)</w:t>
+            </w:r>
+          </w:p>
+        </w:tc>
+        <w:tc>
+          <w:tcPr>
+            <w:tcW w:type="dxa" w:w="3009"/>
+          </w:tcPr>
+          <w:p>
+            <w:r>
+              <w:t>PostgreSQL 16</w:t>
+            </w:r>
+          </w:p>
+        </w:tc>
+        <w:tc>
+          <w:tcPr>
+            <w:tcW w:type="dxa" w:w="3009"/>
+          </w:tcPr>
+          <w:p>
+            <w:r>
+              <w:t>Custom relational schema, JSONB for flexible per-country fields</w:t>
+            </w:r>
+          </w:p>
+        </w:tc>
+      </w:tr>
+      <w:tr>
+        <w:tc>
+          <w:tcPr>
+            <w:tcW w:type="dxa" w:w="3009"/>
+          </w:tcPr>
+          <w:p>
+            <w:r>
+              <w:t>Power Apps model-driven app (UI)</w:t>
+            </w:r>
+          </w:p>
+        </w:tc>
+        <w:tc>
+          <w:tcPr>
+            <w:tcW w:type="dxa" w:w="3009"/>
+          </w:tcPr>
+          <w:p>
+            <w:r>
+              <w:t>ASP.NET Core web application (Blazor or Razor Pages)</w:t>
+            </w:r>
+          </w:p>
+        </w:tc>
+        <w:tc>
+          <w:tcPr>
+            <w:tcW w:type="dxa" w:w="3009"/>
+          </w:tcPr>
+          <w:p>
+            <w:r>
+              <w:t>First-party UI, role-based views</w:t>
+            </w:r>
+          </w:p>
+        </w:tc>
+      </w:tr>
+      <w:tr>
+        <w:tc>
+          <w:tcPr>
+            <w:tcW w:type="dxa" w:w="3009"/>
+          </w:tcPr>
+          <w:p>
+            <w:r>
+              <w:t>Business Process Flows (BPFs)</w:t>
+            </w:r>
+          </w:p>
+        </w:tc>
+        <w:tc>
+          <w:tcPr>
+            <w:tcW w:type="dxa" w:w="3009"/>
+          </w:tcPr>
+          <w:p>
+            <w:r>
+              <w:t>.NET state-machine workflow engine</w:t>
+            </w:r>
+          </w:p>
+        </w:tc>
+        <w:tc>
+          <w:tcPr>
+            <w:tcW w:type="dxa" w:w="3009"/>
+          </w:tcPr>
+          <w:p>
+            <w:r>
+              <w:t>Explicit deal-lifecycle state model, single source of truth for transitions</w:t>
+            </w:r>
+          </w:p>
+        </w:tc>
+      </w:tr>
+      <w:tr>
+        <w:tc>
+          <w:tcPr>
+            <w:tcW w:type="dxa" w:w="3009"/>
+          </w:tcPr>
+          <w:p>
+            <w:r>
+              <w:t>Power Automate flows</w:t>
+            </w:r>
+          </w:p>
+        </w:tc>
+        <w:tc>
+          <w:tcPr>
+            <w:tcW w:type="dxa" w:w="3009"/>
+          </w:tcPr>
+          <w:p>
+            <w:r>
+              <w:t>Background workers (Hangfire) + message handlers</w:t>
+            </w:r>
+          </w:p>
+        </w:tc>
+        <w:tc>
+          <w:tcPr>
+            <w:tcW w:type="dxa" w:w="3009"/>
+          </w:tcPr>
+          <w:p>
+            <w:r>
+              <w:t>Email sync, document provisioning, finance bridge</w:t>
+            </w:r>
+          </w:p>
+        </w:tc>
+      </w:tr>
+      <w:tr>
+        <w:tc>
+          <w:tcPr>
+            <w:tcW w:type="dxa" w:w="3009"/>
+          </w:tcPr>
+          <w:p>
+            <w:r>
+              <w:t>Power Apps Security Roles + Business Units</w:t>
+            </w:r>
+          </w:p>
+        </w:tc>
+        <w:tc>
+          <w:tcPr>
+            <w:tcW w:type="dxa" w:w="3009"/>
+          </w:tcPr>
+          <w:p>
+            <w:r>
+              <w:t>ASP.NET Core RBAC + row-level security / tenant scoping</w:t>
+            </w:r>
+          </w:p>
+        </w:tc>
+        <w:tc>
+          <w:tcPr>
+            <w:tcW w:type="dxa" w:w="3009"/>
+          </w:tcPr>
+          <w:p>
+            <w:r>
+              <w:t>Country and service-line isolation via tenant id + policies</w:t>
+            </w:r>
+          </w:p>
+        </w:tc>
+      </w:tr>
+      <w:tr>
+        <w:tc>
+          <w:tcPr>
+            <w:tcW w:type="dxa" w:w="3009"/>
+          </w:tcPr>
+          <w:p>
+            <w:r>
+              <w:t>Dataverse audit trail</w:t>
+            </w:r>
+          </w:p>
+        </w:tc>
+        <w:tc>
+          <w:tcPr>
+            <w:tcW w:type="dxa" w:w="3009"/>
+          </w:tcPr>
+          <w:p>
+            <w:r>
+              <w:t>PostgreSQL audit triggers / temporal tables</w:t>
+            </w:r>
+          </w:p>
+        </w:tc>
+        <w:tc>
+          <w:tcPr>
+            <w:tcW w:type="dxa" w:w="3009"/>
+          </w:tcPr>
+          <w:p>
+            <w:r>
+              <w:t>7-year retention, exportable</w:t>
+            </w:r>
+          </w:p>
+        </w:tc>
+      </w:tr>
+      <w:tr>
+        <w:tc>
+          <w:tcPr>
+            <w:tcW w:type="dxa" w:w="3009"/>
+          </w:tcPr>
+          <w:p>
+            <w:r>
+              <w:t>Power BI dashboards</w:t>
+            </w:r>
+          </w:p>
+        </w:tc>
+        <w:tc>
+          <w:tcPr>
+            <w:tcW w:type="dxa" w:w="3009"/>
+          </w:tcPr>
+          <w:p>
+            <w:r>
+              <w:t>Existing BI / reporting service feeding PostgreSQL</w:t>
+            </w:r>
+          </w:p>
+        </w:tc>
+        <w:tc>
+          <w:tcPr>
+            <w:tcW w:type="dxa" w:w="3009"/>
+          </w:tcPr>
+          <w:p>
+            <w:r>
+              <w:t>Connect directly to the database or materialised views</w:t>
+            </w:r>
+          </w:p>
+        </w:tc>
+      </w:tr>
+      <w:tr>
+        <w:tc>
+          <w:tcPr>
+            <w:tcW w:type="dxa" w:w="3009"/>
+          </w:tcPr>
+          <w:p>
+            <w:r>
+              <w:t>OData + custom API</w:t>
+            </w:r>
+          </w:p>
+        </w:tc>
+        <w:tc>
+          <w:tcPr>
+            <w:tcW w:type="dxa" w:w="3009"/>
+          </w:tcPr>
+          <w:p>
+            <w:r>
+              <w:t>REST API (ASP.NET Core) + OpenAPI</w:t>
+            </w:r>
+          </w:p>
+        </w:tc>
+        <w:tc>
+          <w:tcPr>
+            <w:tcW w:type="dxa" w:w="3009"/>
+          </w:tcPr>
+          <w:p>
+            <w:r>
+              <w:t>Same external integration surface</w:t>
+            </w:r>
+          </w:p>
+        </w:tc>
+      </w:tr>
+      <w:tr>
+        <w:tc>
+          <w:tcPr>
+            <w:tcW w:type="dxa" w:w="3009"/>
+          </w:tcPr>
+          <w:p>
+            <w:r>
+              <w:t>Power Apps Mobile</w:t>
+            </w:r>
+          </w:p>
+        </w:tc>
+        <w:tc>
+          <w:tcPr>
+            <w:tcW w:type="dxa" w:w="3009"/>
+          </w:tcPr>
+          <w:p>
+            <w:r>
+              <w:t>ASP.NET Core responsive web / PWA</w:t>
+            </w:r>
+          </w:p>
+        </w:tc>
+        <w:tc>
+          <w:tcPr>
+            <w:tcW w:type="dxa" w:w="3009"/>
+          </w:tcPr>
+          <w:p>
+            <w:r>
+              <w:t>No separate mobile runtime</w:t>
+            </w:r>
+          </w:p>
+        </w:tc>
+      </w:tr>
+      <w:tr>
+        <w:tc>
+          <w:tcPr>
+            <w:tcW w:type="dxa" w:w="3009"/>
+          </w:tcPr>
+          <w:p>
+            <w:r>
+              <w:t>Copilot for Sales (client matching)</w:t>
+            </w:r>
+          </w:p>
+        </w:tc>
+        <w:tc>
+          <w:tcPr>
+            <w:tcW w:type="dxa" w:w="3009"/>
+          </w:tcPr>
+          <w:p>
+            <w:r>
+              <w:t>First-party matching service (Postgres full-text + vector)</w:t>
+            </w:r>
+          </w:p>
+        </w:tc>
+        <w:tc>
+          <w:tcPr>
+            <w:tcW w:type="dxa" w:w="3009"/>
+          </w:tcPr>
+          <w:p>
+            <w:r>
+              <w:t>Existing data science stack</w:t>
+            </w:r>
+          </w:p>
+        </w:tc>
+      </w:tr>
+    </w:tbl>
+    <w:p>
+      <w:pPr>
+        <w:pStyle w:val="Heading2"/>
+      </w:pPr>
+      <w:r>
+        <w:t>Application Architecture</w:t>
+      </w:r>
+    </w:p>
+    <w:p>
+      <w:pPr>
+        <w:pStyle w:val="Heading3"/>
+      </w:pPr>
+      <w:r>
+        <w:t>.NET Backend</w:t>
+      </w:r>
+    </w:p>
+    <w:p>
+      <w:pPr>
+        <w:pStyle w:val="ListParagraph"/>
+      </w:pPr>
+      <w:r>
+        <w:t xml:space="preserve">• </w:t>
+      </w:r>
+      <w:r>
+        <w:rPr>
+          <w:b/>
+          <w:i w:val="0"/>
+        </w:rPr>
+        <w:t>ASP.NET Core</w:t>
+      </w:r>
+      <w:r>
+        <w:t xml:space="preserve"> hosting a set of bounded-context APIs (</w:t>
+      </w:r>
+      <w:r>
+        <w:rPr>
+          <w:rFonts w:ascii="Consolas" w:hAnsi="Consolas"/>
+          <w:b w:val="0"/>
+          <w:i w:val="0"/>
+        </w:rPr>
+        <w:t>Client</w:t>
+      </w:r>
+      <w:r>
+        <w:t xml:space="preserve">, </w:t>
+      </w:r>
+      <w:r>
+        <w:rPr>
+          <w:rFonts w:ascii="Consolas" w:hAnsi="Consolas"/>
+          <w:b w:val="0"/>
+          <w:i w:val="0"/>
+        </w:rPr>
+        <w:t>Property</w:t>
+      </w:r>
+      <w:r>
+        <w:t xml:space="preserve">, </w:t>
+      </w:r>
+      <w:r>
+        <w:rPr>
+          <w:rFonts w:ascii="Consolas" w:hAnsi="Consolas"/>
+          <w:b w:val="0"/>
+          <w:i w:val="0"/>
+        </w:rPr>
+        <w:t>Deal</w:t>
+      </w:r>
+      <w:r>
+        <w:t xml:space="preserve">, </w:t>
+      </w:r>
+      <w:r>
+        <w:rPr>
+          <w:rFonts w:ascii="Consolas" w:hAnsi="Consolas"/>
+          <w:b w:val="0"/>
+          <w:i w:val="0"/>
+        </w:rPr>
+        <w:t>WIP</w:t>
+      </w:r>
+      <w:r>
+        <w:t xml:space="preserve">, </w:t>
+      </w:r>
+      <w:r>
+        <w:rPr>
+          <w:rFonts w:ascii="Consolas" w:hAnsi="Consolas"/>
+          <w:b w:val="0"/>
+          <w:i w:val="0"/>
+        </w:rPr>
+        <w:t>Compliance</w:t>
+      </w:r>
+      <w:r>
+        <w:t>).</w:t>
+      </w:r>
+    </w:p>
+    <w:p>
+      <w:pPr>
+        <w:pStyle w:val="ListParagraph"/>
+      </w:pPr>
+      <w:r>
+        <w:t xml:space="preserve">• </w:t>
+      </w:r>
+      <w:r>
+        <w:rPr>
+          <w:b/>
+          <w:i w:val="0"/>
+        </w:rPr>
+        <w:t>EF Core (Npgsql)</w:t>
+      </w:r>
+      <w:r>
+        <w:t xml:space="preserve"> for PostgreSQL access with migrations versioned in-repo.</w:t>
+      </w:r>
+    </w:p>
+    <w:p>
+      <w:pPr>
+        <w:pStyle w:val="ListParagraph"/>
+      </w:pPr>
+      <w:r>
+        <w:t xml:space="preserve">• </w:t>
+      </w:r>
+      <w:r>
+        <w:rPr>
+          <w:b/>
+          <w:i w:val="0"/>
+        </w:rPr>
+        <w:t>Hangfire</w:t>
+      </w:r>
+      <w:r>
+        <w:t xml:space="preserve"> (or an equivalent queue) for background work — email ingestion, sharepoint/document provisioning, finance bridge batches, address enrichment.</w:t>
+      </w:r>
+    </w:p>
+    <w:p>
+      <w:pPr>
+        <w:pStyle w:val="ListParagraph"/>
+      </w:pPr>
+      <w:r>
+        <w:t xml:space="preserve">• </w:t>
+      </w:r>
+      <w:r>
+        <w:rPr>
+          <w:b/>
+          <w:i w:val="0"/>
+        </w:rPr>
+        <w:t>MassTransit / RabbitMQ</w:t>
+      </w:r>
+      <w:r>
+        <w:t xml:space="preserve"> for asynchronous messaging and the ECS publish pattern.</w:t>
+      </w:r>
+    </w:p>
+    <w:p>
+      <w:pPr>
+        <w:pStyle w:val="Heading3"/>
+      </w:pPr>
+      <w:r>
+        <w:t>State Machine (Replacing BPFs)</w:t>
+      </w:r>
+    </w:p>
+    <w:p>
+      <w:r>
+        <w:t>The eight-stage Capital Markets deal lifecycle (S1 Origination → S8 Completion) from capital markets data model becomes a first-class, typed state machine rather than a platform BPF.</w:t>
+      </w:r>
+    </w:p>
+    <w:p>
+      <w:pPr>
+        <w:jc w:val="center"/>
+      </w:pPr>
+      <w:r>
+        <w:drawing>
+          <wp:inline xmlns:a="http://schemas.openxmlformats.org/drawingml/2006/main" xmlns:pic="http://schemas.openxmlformats.org/drawingml/2006/picture">
+            <wp:extent cx="5760720" cy="11107496"/>
+            <wp:docPr id="14" name="Picture 14"/>
+            <wp:cNvGraphicFramePr>
+              <a:graphicFrameLocks noChangeAspect="1"/>
+            </wp:cNvGraphicFramePr>
+            <a:graphic>
+              <a:graphicData uri="http://schemas.openxmlformats.org/drawingml/2006/picture">
+                <pic:pic>
+                  <pic:nvPicPr>
+                    <pic:cNvPr id="0" name="mermaid-006.png"/>
+                    <pic:cNvPicPr/>
+                  </pic:nvPicPr>
+                  <pic:blipFill>
+                    <a:blip r:embed="rId26"/>
+                    <a:stretch>
+                      <a:fillRect/>
+                    </a:stretch>
+                  </pic:blipFill>
+                  <pic:spPr>
+                    <a:xfrm>
+                      <a:off x="0" y="0"/>
+                      <a:ext cx="5760720" cy="11107496"/>
+                    </a:xfrm>
+                    <a:prstGeom prst="rect"/>
+                  </pic:spPr>
+                </pic:pic>
+              </a:graphicData>
+            </a:graphic>
+          </wp:inline>
+        </w:drawing>
+      </w:r>
+    </w:p>
+    <w:p>
+      <w:r>
+        <w:t>Transition rules are code, so per-country gates (France city pre-emption / notarial deed, Spain right-of-refusal) are implemented as pluggable guards in the same framework the eight-stage lifecycle defines. Adding a country is a new set of guard rules, not a new platform layer.</w:t>
+      </w:r>
+    </w:p>
+    <w:p>
+      <w:pPr>
+        <w:pStyle w:val="Heading3"/>
+      </w:pPr>
+      <w:r>
+        <w:t>Security &amp; Multi-Tenancy</w:t>
+      </w:r>
+    </w:p>
+    <w:p>
+      <w:pPr>
+        <w:pStyle w:val="ListParagraph"/>
+      </w:pPr>
+      <w:r>
+        <w:t xml:space="preserve">• </w:t>
+      </w:r>
+      <w:r>
+        <w:rPr>
+          <w:b/>
+          <w:i w:val="0"/>
+        </w:rPr>
+        <w:t>Authentication:</w:t>
+      </w:r>
+      <w:r>
+        <w:t xml:space="preserve"> Microsoft Entra ID (same requirements as the current design — MFA, conditional access, service principals).</w:t>
+      </w:r>
+    </w:p>
+    <w:p>
+      <w:pPr>
+        <w:pStyle w:val="ListParagraph"/>
+      </w:pPr>
+      <w:r>
+        <w:t xml:space="preserve">• </w:t>
+      </w:r>
+      <w:r>
+        <w:rPr>
+          <w:b/>
+          <w:i w:val="0"/>
+        </w:rPr>
+        <w:t>Authorisation:</w:t>
+      </w:r>
+      <w:r>
+        <w:t xml:space="preserve"> ASP.NET Core policy-based claims + a </w:t>
+      </w:r>
+      <w:r>
+        <w:rPr>
+          <w:rFonts w:ascii="Consolas" w:hAnsi="Consolas"/>
+          <w:b w:val="0"/>
+          <w:i w:val="0"/>
+        </w:rPr>
+        <w:t>tenancy</w:t>
+      </w:r>
+      <w:r>
+        <w:t xml:space="preserve"> dimension on every aggregate root.</w:t>
+      </w:r>
+    </w:p>
+    <w:p>
+      <w:pPr>
+        <w:pStyle w:val="ListParagraph"/>
+      </w:pPr>
+      <w:r>
+        <w:t xml:space="preserve">• </w:t>
+      </w:r>
+      <w:r>
+        <w:rPr>
+          <w:b/>
+          <w:i w:val="0"/>
+        </w:rPr>
+        <w:t>Row-level isolation:</w:t>
+      </w:r>
+      <w:r>
+        <w:t xml:space="preserve"> PostgreSQL row-level security (RLS) keyed on country/team, mirroring the Business Unit hierarchy without a separate platform concept:</w:t>
+      </w:r>
+    </w:p>
+    <w:p>
+      <w:pPr>
+        <w:pStyle w:val="ListParagraph"/>
+      </w:pPr>
+      <w:r>
+        <w:t xml:space="preserve">• </w:t>
+      </w:r>
+      <w:r>
+        <w:t>KF Global → KF</w:t>
+      </w:r>
+      <w:r>
+        <w:rPr>
+          <w:b w:val="0"/>
+          <w:i/>
+        </w:rPr>
+        <w:t>Europe → KF</w:t>
+      </w:r>
+      <w:r>
+        <w:t>France/Germany/Poland/Spain → KF</w:t>
+      </w:r>
+      <w:r>
+        <w:rPr>
+          <w:b w:val="0"/>
+          <w:i/>
+        </w:rPr>
+        <w:t>CM</w:t>
+      </w:r>
+      <w:r>
+        <w:t>France etc.</w:t>
+      </w:r>
+    </w:p>
+    <w:p>
+      <w:pPr>
+        <w:pStyle w:val="Heading2"/>
+      </w:pPr>
+      <w:r>
+        <w:t>Data Architecture — PostgreSQL</w:t>
+      </w:r>
+    </w:p>
+    <w:p>
+      <w:pPr>
+        <w:pStyle w:val="Heading3"/>
+      </w:pPr>
+      <w:r>
+        <w:t>Core Schema</w:t>
+      </w:r>
+    </w:p>
+    <w:p>
+      <w:r>
+        <w:t xml:space="preserve">The client, property, Capital Markets and WIP models translate directly to relational tables. The </w:t>
+      </w:r>
+      <w:r>
+        <w:rPr>
+          <w:rFonts w:ascii="Consolas" w:hAnsi="Consolas"/>
+          <w:b w:val="0"/>
+          <w:i w:val="0"/>
+        </w:rPr>
+        <w:t>kf</w:t>
+      </w:r>
+      <w:r>
+        <w:t xml:space="preserve"> entity names are preserved as table names.</w:t>
+      </w:r>
+    </w:p>
+    <w:p>
+      <w:pPr>
+        <w:pStyle w:val="ListParagraph"/>
+      </w:pPr>
+      <w:r>
+        <w:t xml:space="preserve">• </w:t>
+      </w:r>
+      <w:r>
+        <w:rPr>
+          <w:rFonts w:ascii="Consolas" w:hAnsi="Consolas"/>
+          <w:b w:val="0"/>
+          <w:i w:val="0"/>
+        </w:rPr>
+        <w:t>accounts</w:t>
+      </w:r>
+      <w:r>
+        <w:t xml:space="preserve">, </w:t>
+      </w:r>
+      <w:r>
+        <w:rPr>
+          <w:rFonts w:ascii="Consolas" w:hAnsi="Consolas"/>
+          <w:b w:val="0"/>
+          <w:i w:val="0"/>
+        </w:rPr>
+        <w:t>contacts</w:t>
+      </w:r>
+      <w:r>
+        <w:t xml:space="preserve"> — Client domain (one client, one view), including the Brand/Group → Legal Entity two-tier hierarchy from client data model.</w:t>
+      </w:r>
+    </w:p>
+    <w:p>
+      <w:pPr>
+        <w:pStyle w:val="ListParagraph"/>
+      </w:pPr>
+      <w:r>
+        <w:t xml:space="preserve">• </w:t>
+      </w:r>
+      <w:r>
+        <w:rPr>
+          <w:rFonts w:ascii="Consolas" w:hAnsi="Consolas"/>
+          <w:b w:val="0"/>
+          <w:i w:val="0"/>
+        </w:rPr>
+        <w:t>sites</w:t>
+      </w:r>
+      <w:r>
+        <w:t xml:space="preserve">, </w:t>
+      </w:r>
+      <w:r>
+        <w:rPr>
+          <w:rFonts w:ascii="Consolas" w:hAnsi="Consolas"/>
+          <w:b w:val="0"/>
+          <w:i w:val="0"/>
+        </w:rPr>
+        <w:t>properties</w:t>
+      </w:r>
+      <w:r>
+        <w:t xml:space="preserve">, </w:t>
+      </w:r>
+      <w:r>
+        <w:rPr>
+          <w:rFonts w:ascii="Consolas" w:hAnsi="Consolas"/>
+          <w:b w:val="0"/>
+          <w:i w:val="0"/>
+        </w:rPr>
+        <w:t>res_properties</w:t>
+      </w:r>
+      <w:r>
+        <w:t xml:space="preserve">, </w:t>
+      </w:r>
+      <w:r>
+        <w:rPr>
+          <w:rFonts w:ascii="Consolas" w:hAnsi="Consolas"/>
+          <w:b w:val="0"/>
+          <w:i w:val="0"/>
+        </w:rPr>
+        <w:t>deal_properties</w:t>
+      </w:r>
+      <w:r>
+        <w:t xml:space="preserve"> — Property domain, preserving the "stable characteristics on the asset, deal-specific measures on the junction" rule from property data model.</w:t>
+      </w:r>
+    </w:p>
+    <w:p>
+      <w:pPr>
+        <w:pStyle w:val="ListParagraph"/>
+      </w:pPr>
+      <w:r>
+        <w:t xml:space="preserve">• </w:t>
+      </w:r>
+      <w:r>
+        <w:rPr>
+          <w:rFonts w:ascii="Consolas" w:hAnsi="Consolas"/>
+          <w:b w:val="0"/>
+          <w:i w:val="0"/>
+        </w:rPr>
+        <w:t>deals</w:t>
+      </w:r>
+      <w:r>
+        <w:t xml:space="preserve">, </w:t>
+      </w:r>
+      <w:r>
+        <w:rPr>
+          <w:rFonts w:ascii="Consolas" w:hAnsi="Consolas"/>
+          <w:b w:val="0"/>
+          <w:i w:val="0"/>
+        </w:rPr>
+        <w:t>pitches</w:t>
+      </w:r>
+      <w:r>
+        <w:t xml:space="preserve">, </w:t>
+      </w:r>
+      <w:r>
+        <w:rPr>
+          <w:rFonts w:ascii="Consolas" w:hAnsi="Consolas"/>
+          <w:b w:val="0"/>
+          <w:i w:val="0"/>
+        </w:rPr>
+        <w:t>ndas</w:t>
+      </w:r>
+      <w:r>
+        <w:t xml:space="preserve">, </w:t>
+      </w:r>
+      <w:r>
+        <w:rPr>
+          <w:rFonts w:ascii="Consolas" w:hAnsi="Consolas"/>
+          <w:b w:val="0"/>
+          <w:i w:val="0"/>
+        </w:rPr>
+        <w:t>bids</w:t>
+      </w:r>
+      <w:r>
+        <w:t xml:space="preserve">, </w:t>
+      </w:r>
+      <w:r>
+        <w:rPr>
+          <w:rFonts w:ascii="Consolas" w:hAnsi="Consolas"/>
+          <w:b w:val="0"/>
+          <w:i w:val="0"/>
+        </w:rPr>
+        <w:t>dd_milestones</w:t>
+      </w:r>
+      <w:r>
+        <w:t xml:space="preserve">, </w:t>
+      </w:r>
+      <w:r>
+        <w:rPr>
+          <w:rFonts w:ascii="Consolas" w:hAnsi="Consolas"/>
+          <w:b w:val="0"/>
+          <w:i w:val="0"/>
+        </w:rPr>
+        <w:t>red_flags</w:t>
+      </w:r>
+      <w:r>
+        <w:t xml:space="preserve">, </w:t>
+      </w:r>
+      <w:r>
+        <w:rPr>
+          <w:rFonts w:ascii="Consolas" w:hAnsi="Consolas"/>
+          <w:b w:val="0"/>
+          <w:i w:val="0"/>
+        </w:rPr>
+        <w:t>kyc_records</w:t>
+      </w:r>
+      <w:r>
+        <w:t xml:space="preserve">, </w:t>
+      </w:r>
+      <w:r>
+        <w:rPr>
+          <w:rFonts w:ascii="Consolas" w:hAnsi="Consolas"/>
+          <w:b w:val="0"/>
+          <w:i w:val="0"/>
+        </w:rPr>
+        <w:t>investor_profiles</w:t>
+      </w:r>
+      <w:r>
+        <w:t xml:space="preserve">, </w:t>
+      </w:r>
+      <w:r>
+        <w:rPr>
+          <w:rFonts w:ascii="Consolas" w:hAnsi="Consolas"/>
+          <w:b w:val="0"/>
+          <w:i w:val="0"/>
+        </w:rPr>
+        <w:t>data_room_accesses</w:t>
+      </w:r>
+      <w:r>
+        <w:t xml:space="preserve"> — Capital Markets domain from capital markets data model.</w:t>
+      </w:r>
+    </w:p>
+    <w:p>
+      <w:pPr>
+        <w:pStyle w:val="ListParagraph"/>
+      </w:pPr>
+      <w:r>
+        <w:t xml:space="preserve">• </w:t>
+      </w:r>
+      <w:r>
+        <w:rPr>
+          <w:rFonts w:ascii="Consolas" w:hAnsi="Consolas"/>
+          <w:b w:val="0"/>
+          <w:i w:val="0"/>
+        </w:rPr>
+        <w:t>fee_schedules</w:t>
+      </w:r>
+      <w:r>
+        <w:t xml:space="preserve">, </w:t>
+      </w:r>
+      <w:r>
+        <w:rPr>
+          <w:rFonts w:ascii="Consolas" w:hAnsi="Consolas"/>
+          <w:b w:val="0"/>
+          <w:i w:val="0"/>
+        </w:rPr>
+        <w:t>wip</w:t>
+      </w:r>
+      <w:r>
+        <w:t xml:space="preserve">, </w:t>
+      </w:r>
+      <w:r>
+        <w:rPr>
+          <w:rFonts w:ascii="Consolas" w:hAnsi="Consolas"/>
+          <w:b w:val="0"/>
+          <w:i w:val="0"/>
+        </w:rPr>
+        <w:t>transaction_reports</w:t>
+      </w:r>
+      <w:r>
+        <w:t xml:space="preserve"> — Commercials and WIP from wip data model.</w:t>
+      </w:r>
+    </w:p>
+    <w:p>
+      <w:pPr>
+        <w:pStyle w:val="ListParagraph"/>
+      </w:pPr>
+      <w:r>
+        <w:t xml:space="preserve">• </w:t>
+      </w:r>
+      <w:r>
+        <w:rPr>
+          <w:rFonts w:ascii="Consolas" w:hAnsi="Consolas"/>
+          <w:b w:val="0"/>
+          <w:i w:val="0"/>
+        </w:rPr>
+        <w:t>address_formats</w:t>
+      </w:r>
+      <w:r>
+        <w:t xml:space="preserve"> — cached international address format definitions used to render country-neutral addresses from property data model.</w:t>
+      </w:r>
+    </w:p>
+    <w:p>
+      <w:pPr>
+        <w:pStyle w:val="Heading3"/>
+      </w:pPr>
+      <w:r>
+        <w:t>Country-Specific Fields</w:t>
+      </w:r>
+    </w:p>
+    <w:p>
+      <w:r>
+        <w:t>Where the Dataverse design uses dotted columns (</w:t>
+      </w:r>
+      <w:r>
+        <w:rPr>
+          <w:rFonts w:ascii="Consolas" w:hAnsi="Consolas"/>
+          <w:b w:val="0"/>
+          <w:i w:val="0"/>
+        </w:rPr>
+        <w:t>kf_fr</w:t>
+      </w:r>
+      <w:r>
+        <w:t xml:space="preserve">, </w:t>
+      </w:r>
+      <w:r>
+        <w:rPr>
+          <w:rFonts w:ascii="Consolas" w:hAnsi="Consolas"/>
+          <w:b w:val="0"/>
+          <w:i w:val="0"/>
+        </w:rPr>
+        <w:t>kf_de</w:t>
+      </w:r>
+      <w:r>
+        <w:t xml:space="preserve">, </w:t>
+      </w:r>
+      <w:r>
+        <w:rPr>
+          <w:rFonts w:ascii="Consolas" w:hAnsi="Consolas"/>
+          <w:b w:val="0"/>
+          <w:i w:val="0"/>
+        </w:rPr>
+        <w:t>kf_es</w:t>
+      </w:r>
+      <w:r>
+        <w:t xml:space="preserve">, </w:t>
+      </w:r>
+      <w:r>
+        <w:rPr>
+          <w:rFonts w:ascii="Consolas" w:hAnsi="Consolas"/>
+          <w:b w:val="0"/>
+          <w:i w:val="0"/>
+        </w:rPr>
+        <w:t>kf_pl</w:t>
+      </w:r>
+      <w:r>
+        <w:t>) added per layer, PostgreSQL offers two equivalent options:</w:t>
+      </w:r>
+    </w:p>
+    <w:tbl>
+      <w:tblPr>
+        <w:tblW w:type="auto" w:w="0"/>
+        <w:jc w:val="center"/>
+        <w:tblLook w:firstColumn="1" w:firstRow="1" w:lastColumn="0" w:lastRow="0" w:noHBand="0" w:noVBand="1" w:val="04A0"/>
+      </w:tblPr>
+      <w:tblGrid>
+        <w:gridCol w:w="3009"/>
+        <w:gridCol w:w="3009"/>
+        <w:gridCol w:w="3009"/>
+      </w:tblGrid>
+      <w:tr>
+        <w:tc>
+          <w:tcPr>
+            <w:tcW w:type="dxa" w:w="3009"/>
+          </w:tcPr>
+          <w:p>
+            <w:r>
+              <w:rPr>
+                <w:b/>
+              </w:rPr>
+              <w:t>Option</w:t>
+            </w:r>
+          </w:p>
+        </w:tc>
+        <w:tc>
+          <w:tcPr>
+            <w:tcW w:type="dxa" w:w="3009"/>
+          </w:tcPr>
+          <w:p>
+            <w:r>
+              <w:rPr>
+                <w:b/>
+              </w:rPr>
+              <w:t>Approach</w:t>
+            </w:r>
+          </w:p>
+        </w:tc>
+        <w:tc>
+          <w:tcPr>
+            <w:tcW w:type="dxa" w:w="3009"/>
+          </w:tcPr>
+          <w:p>
+            <w:r>
+              <w:rPr>
+                <w:b/>
+              </w:rPr>
+              <w:t>Use</w:t>
+            </w:r>
+          </w:p>
+        </w:tc>
+      </w:tr>
+      <w:tr>
+        <w:tc>
+          <w:tcPr>
+            <w:tcW w:type="dxa" w:w="3009"/>
+          </w:tcPr>
+          <w:p>
+            <w:r>
+              <w:t>Strongly typed columns</w:t>
+            </w:r>
+          </w:p>
+        </w:tc>
+        <w:tc>
+          <w:tcPr>
+            <w:tcW w:type="dxa" w:w="3009"/>
+          </w:tcPr>
+          <w:p>
+            <w:r>
+              <w:t>Additive nullable columns per country on shared tables; kept via migrations</w:t>
+            </w:r>
+          </w:p>
+        </w:tc>
+        <w:tc>
+          <w:tcPr>
+            <w:tcW w:type="dxa" w:w="3009"/>
+          </w:tcPr>
+          <w:p>
+            <w:r>
+              <w:t>Where the field is queried/reported on</w:t>
+            </w:r>
+          </w:p>
+        </w:tc>
+      </w:tr>
+      <w:tr>
+        <w:tc>
+          <w:tcPr>
+            <w:tcW w:type="dxa" w:w="3009"/>
+          </w:tcPr>
+          <w:p>
+            <w:r>
+              <w:t>`jsonb` extension payload</w:t>
+            </w:r>
+          </w:p>
+        </w:tc>
+        <w:tc>
+          <w:tcPr>
+            <w:tcW w:type="dxa" w:w="3009"/>
+          </w:tcPr>
+          <w:p>
+            <w:r>
+              <w:t>A `country_data jsonb` column holding country-specific fields</w:t>
+            </w:r>
+          </w:p>
+        </w:tc>
+        <w:tc>
+          <w:tcPr>
+            <w:tcW w:type="dxa" w:w="3009"/>
+          </w:tcPr>
+          <w:p>
+            <w:r>
+              <w:t>Where a field is country-only, rarely aggregated</w:t>
+            </w:r>
+          </w:p>
+        </w:tc>
+      </w:tr>
+    </w:tbl>
+    <w:p>
+      <w:r>
+        <w:t>Both preserve the "no regional fork creates duplicate tables; adding a country = a new migration" rule as a code-level convention instead of a solution-layer rule.</w:t>
+      </w:r>
+    </w:p>
+    <w:p>
+      <w:pPr>
+        <w:pStyle w:val="Heading3"/>
+      </w:pPr>
+      <w:r>
+        <w:t>Audit &amp; GDPR</w:t>
+      </w:r>
+    </w:p>
+    <w:p>
+      <w:pPr>
+        <w:pStyle w:val="ListParagraph"/>
+      </w:pPr>
+      <w:r>
+        <w:t xml:space="preserve">• </w:t>
+      </w:r>
+      <w:r>
+        <w:rPr>
+          <w:b/>
+          <w:i w:val="0"/>
+        </w:rPr>
+        <w:t>Audit trail:</w:t>
+      </w:r>
+      <w:r>
+        <w:t xml:space="preserve"> PostgreSQL triggers write append-only records to </w:t>
+      </w:r>
+      <w:r>
+        <w:rPr>
+          <w:rFonts w:ascii="Consolas" w:hAnsi="Consolas"/>
+          <w:b w:val="0"/>
+          <w:i w:val="0"/>
+        </w:rPr>
+        <w:t>audit_events</w:t>
+      </w:r>
+      <w:r>
+        <w:t xml:space="preserve"> (who, what, when, before/after, source) with 7-year retention, mirroring the Dataverse audit requirement.</w:t>
+      </w:r>
+    </w:p>
+    <w:p>
+      <w:pPr>
+        <w:pStyle w:val="ListParagraph"/>
+      </w:pPr>
+      <w:r>
+        <w:t xml:space="preserve">• </w:t>
+      </w:r>
+      <w:r>
+        <w:rPr>
+          <w:b/>
+          <w:i w:val="0"/>
+        </w:rPr>
+        <w:t>GDPR consent:</w:t>
+      </w:r>
+      <w:r>
+        <w:t xml:space="preserve"> </w:t>
+      </w:r>
+      <w:r>
+        <w:rPr>
+          <w:rFonts w:ascii="Consolas" w:hAnsi="Consolas"/>
+          <w:b w:val="0"/>
+          <w:i w:val="0"/>
+        </w:rPr>
+        <w:t>processing_consent</w:t>
+      </w:r>
+      <w:r>
+        <w:t xml:space="preserve"> column on contacts with the same legitimate-interest / consent / legal-obligation / not-assessed basis as in capital markets data model.</w:t>
+      </w:r>
+    </w:p>
+    <w:p>
+      <w:pPr>
+        <w:pStyle w:val="ListParagraph"/>
+      </w:pPr>
+      <w:r>
+        <w:t xml:space="preserve">• </w:t>
+      </w:r>
+      <w:r>
+        <w:rPr>
+          <w:b/>
+          <w:i w:val="0"/>
+        </w:rPr>
+        <w:t>GDPR requests:</w:t>
+      </w:r>
+      <w:r>
+        <w:t xml:space="preserve"> a </w:t>
+      </w:r>
+      <w:r>
+        <w:rPr>
+          <w:rFonts w:ascii="Consolas" w:hAnsi="Consolas"/>
+          <w:b w:val="0"/>
+          <w:i w:val="0"/>
+        </w:rPr>
+        <w:t>gdpr_requests</w:t>
+      </w:r>
+      <w:r>
+        <w:t xml:space="preserve"> table records data-subject requests and tracks erasure/export actions.</w:t>
+      </w:r>
+    </w:p>
+    <w:p>
+      <w:pPr>
+        <w:pStyle w:val="ListParagraph"/>
+      </w:pPr>
+      <w:r>
+        <w:t xml:space="preserve">• </w:t>
+      </w:r>
+      <w:r>
+        <w:rPr>
+          <w:b/>
+          <w:i w:val="0"/>
+        </w:rPr>
+        <w:t>Retention:</w:t>
+      </w:r>
+      <w:r>
+        <w:t xml:space="preserve"> scheduled workers enforce retention and erasure per policy.</w:t>
+      </w:r>
+    </w:p>
+    <w:p>
+      <w:pPr>
+        <w:pStyle w:val="Heading2"/>
+      </w:pPr>
+      <w:r>
+        <w:t>Integration Architecture</w:t>
+      </w:r>
+    </w:p>
+    <w:p>
+      <w:r>
+        <w:t>The external integration surface from architecture technology and architecture application is reproduced with standard connectors rather than Power Automate.</w:t>
+      </w:r>
+    </w:p>
+    <w:tbl>
+      <w:tblPr>
+        <w:tblW w:type="auto" w:w="0"/>
+        <w:jc w:val="center"/>
+        <w:tblLook w:firstColumn="1" w:firstRow="1" w:lastColumn="0" w:lastRow="0" w:noHBand="0" w:noVBand="1" w:val="04A0"/>
+      </w:tblPr>
+      <w:tblGrid>
+        <w:gridCol w:w="3009"/>
+        <w:gridCol w:w="3009"/>
+        <w:gridCol w:w="3009"/>
+      </w:tblGrid>
+      <w:tr>
+        <w:tc>
+          <w:tcPr>
+            <w:tcW w:type="dxa" w:w="3009"/>
+          </w:tcPr>
+          <w:p>
+            <w:r>
+              <w:rPr>
+                <w:b/>
+              </w:rPr>
+              <w:t>Integration</w:t>
+            </w:r>
+          </w:p>
+        </w:tc>
+        <w:tc>
+          <w:tcPr>
+            <w:tcW w:type="dxa" w:w="3009"/>
+          </w:tcPr>
+          <w:p>
+            <w:r>
+              <w:rPr>
+                <w:b/>
+              </w:rPr>
+              <w:t>Dataverse approach</w:t>
+            </w:r>
+          </w:p>
+        </w:tc>
+        <w:tc>
+          <w:tcPr>
+            <w:tcW w:type="dxa" w:w="3009"/>
+          </w:tcPr>
+          <w:p>
+            <w:r>
+              <w:rPr>
+                <w:b/>
+              </w:rPr>
+              <w:t>Traditional approach</w:t>
+            </w:r>
+          </w:p>
+        </w:tc>
+      </w:tr>
+      <w:tr>
+        <w:tc>
+          <w:tcPr>
+            <w:tcW w:type="dxa" w:w="3009"/>
+          </w:tcPr>
+          <w:p>
+            <w:r>
+              <w:t>Change notification (Major entities) → ECS</w:t>
+            </w:r>
+          </w:p>
+        </w:tc>
+        <w:tc>
+          <w:tcPr>
+            <w:tcW w:type="dxa" w:w="3009"/>
+          </w:tcPr>
+          <w:p>
+            <w:r>
+              <w:t>Dataverse plugin / Power Automate publish</w:t>
+            </w:r>
+          </w:p>
+        </w:tc>
+        <w:tc>
+          <w:tcPr>
+            <w:tcW w:type="dxa" w:w="3009"/>
+          </w:tcPr>
+          <w:p>
+            <w:r>
+              <w:t>Outbox pattern → worker publishes to the ECS bus; logged to `integration_log`</w:t>
+            </w:r>
+          </w:p>
+        </w:tc>
+      </w:tr>
+      <w:tr>
+        <w:tc>
+          <w:tcPr>
+            <w:tcW w:type="dxa" w:w="3009"/>
+          </w:tcPr>
+          <w:p>
+            <w:r>
+              <w:t>Email sync / activity tracking</w:t>
+            </w:r>
+          </w:p>
+        </w:tc>
+        <w:tc>
+          <w:tcPr>
+            <w:tcW w:type="dxa" w:w="3009"/>
+          </w:tcPr>
+          <w:p>
+            <w:r>
+              <w:t>Power Automate + Outlook add-in</w:t>
+            </w:r>
+          </w:p>
+        </w:tc>
+        <w:tc>
+          <w:tcPr>
+            <w:tcW w:type="dxa" w:w="3009"/>
+          </w:tcPr>
+          <w:p>
+            <w:r>
+              <w:t>Microsoft Graph API (webhooks) + inbox worker ingesting to email/activity store</w:t>
+            </w:r>
+          </w:p>
+        </w:tc>
+      </w:tr>
+      <w:tr>
+        <w:tc>
+          <w:tcPr>
+            <w:tcW w:type="dxa" w:w="3009"/>
+          </w:tcPr>
+          <w:p>
+            <w:r>
+              <w:t>Document management</w:t>
+            </w:r>
+          </w:p>
+        </w:tc>
+        <w:tc>
+          <w:tcPr>
+            <w:tcW w:type="dxa" w:w="3009"/>
+          </w:tcPr>
+          <w:p>
+            <w:r>
+              <w:t>SharePoint auto-provisioned folders</w:t>
+            </w:r>
+          </w:p>
+        </w:tc>
+        <w:tc>
+          <w:tcPr>
+            <w:tcW w:type="dxa" w:w="3009"/>
+          </w:tcPr>
+          <w:p>
+            <w:r>
+              <w:t>Object storage (EU) with folder-per-deal convention; optional SharePoint sync</w:t>
+            </w:r>
+          </w:p>
+        </w:tc>
+      </w:tr>
+      <w:tr>
+        <w:tc>
+          <w:tcPr>
+            <w:tcW w:type="dxa" w:w="3009"/>
+          </w:tcPr>
+          <w:p>
+            <w:r>
+              <w:t>Address validation</w:t>
+            </w:r>
+          </w:p>
+        </w:tc>
+        <w:tc>
+          <w:tcPr>
+            <w:tcW w:type="dxa" w:w="3009"/>
+          </w:tcPr>
+          <w:p>
+            <w:r>
+              <w:t>Loqate lookup</w:t>
+            </w:r>
+          </w:p>
+        </w:tc>
+        <w:tc>
+          <w:tcPr>
+            <w:tcW w:type="dxa" w:w="3009"/>
+          </w:tcPr>
+          <w:p>
+            <w:r>
+              <w:t>Loqate/Postcoder lookup invoked by API; result cached in `address_formats`</w:t>
+            </w:r>
+          </w:p>
+        </w:tc>
+      </w:tr>
+      <w:tr>
+        <w:tc>
+          <w:tcPr>
+            <w:tcW w:type="dxa" w:w="3009"/>
+          </w:tcPr>
+          <w:p>
+            <w:r>
+              <w:t>Finance bridge (9 flows)</w:t>
+            </w:r>
+          </w:p>
+        </w:tc>
+        <w:tc>
+          <w:tcPr>
+            <w:tcW w:type="dxa" w:w="3009"/>
+          </w:tcPr>
+          <w:p>
+            <w:r>
+              <w:t>Power Automate flows to D365 Finance</w:t>
+            </w:r>
+          </w:p>
+        </w:tc>
+        <w:tc>
+          <w:tcPr>
+            <w:tcW w:type="dxa" w:w="3009"/>
+          </w:tcPr>
+          <w:p>
+            <w:r>
+              <w:t>Typed integration workers + a `finance_bridge` state table driving the same 9 flows (project create, % complete, invoice, payment, monthly WIP, credit hold, fee sync, close, reconcile)</w:t>
+            </w:r>
+          </w:p>
+        </w:tc>
+      </w:tr>
+      <w:tr>
+        <w:tc>
+          <w:tcPr>
+            <w:tcW w:type="dxa" w:w="3009"/>
+          </w:tcPr>
+          <w:p>
+            <w:r>
+              <w:t>Reporting / BI</w:t>
+            </w:r>
+          </w:p>
+        </w:tc>
+        <w:tc>
+          <w:tcPr>
+            <w:tcW w:type="dxa" w:w="3009"/>
+          </w:tcPr>
+          <w:p>
+            <w:r>
+              <w:t>Power BI to Dataverse</w:t>
+            </w:r>
+          </w:p>
+        </w:tc>
+        <w:tc>
+          <w:tcPr>
+            <w:tcW w:type="dxa" w:w="3009"/>
+          </w:tcPr>
+          <w:p>
+            <w:r>
+              <w:t>Existing BI tooling querying PostgreSQL / materialised views</w:t>
+            </w:r>
+          </w:p>
+        </w:tc>
+      </w:tr>
+    </w:tbl>
+    <w:p>
+      <w:pPr>
+        <w:pStyle w:val="Heading3"/>
+      </w:pPr>
+      <w:r>
+        <w:t>Outbox Pattern for ECS</w:t>
+      </w:r>
+    </w:p>
+    <w:p>
+      <w:r>
+        <w:t xml:space="preserve">Rather than a platform plugin, each aggregate commit writes an outbox event in the same database transaction. A background dispatcher publishes to the ECS bus and, on success, marks the event sent (and logs to </w:t>
+      </w:r>
+      <w:r>
+        <w:rPr>
+          <w:rFonts w:ascii="Consolas" w:hAnsi="Consolas"/>
+          <w:b w:val="0"/>
+          <w:i w:val="0"/>
+        </w:rPr>
+        <w:t>integration_log</w:t>
+      </w:r>
+      <w:r>
+        <w:t>). This gives reliable, exactly-once change notification for Major entities without platform infrastructure.</w:t>
+      </w:r>
+    </w:p>
+    <w:p>
+      <w:pPr>
+        <w:pStyle w:val="Heading2"/>
+      </w:pPr>
+      <w:r>
+        <w:t>WIP to Finance Bridge</w:t>
+      </w:r>
+    </w:p>
+    <w:p>
+      <w:r>
+        <w:t xml:space="preserve">The 9-flow finance integration in wip data model maps to a </w:t>
+      </w:r>
+      <w:r>
+        <w:rPr>
+          <w:rFonts w:ascii="Consolas" w:hAnsi="Consolas"/>
+          <w:b w:val="0"/>
+          <w:i w:val="0"/>
+        </w:rPr>
+        <w:t>finance_bridge</w:t>
+      </w:r>
+      <w:r>
+        <w:t xml:space="preserve"> state table with a worker per flow:</w:t>
+      </w:r>
+    </w:p>
+    <w:tbl>
+      <w:tblPr>
+        <w:tblW w:type="auto" w:w="0"/>
+        <w:jc w:val="center"/>
+        <w:tblLook w:firstColumn="1" w:firstRow="1" w:lastColumn="0" w:lastRow="0" w:noHBand="0" w:noVBand="1" w:val="04A0"/>
+      </w:tblPr>
+      <w:tblGrid>
+        <w:gridCol w:w="3009"/>
+        <w:gridCol w:w="3009"/>
+        <w:gridCol w:w="3009"/>
+      </w:tblGrid>
+      <w:tr>
+        <w:tc>
+          <w:tcPr>
+            <w:tcW w:type="dxa" w:w="3009"/>
+          </w:tcPr>
+          <w:p>
+            <w:r>
+              <w:rPr>
+                <w:b/>
+              </w:rPr>
+              <w:t>Flow</w:t>
+            </w:r>
+          </w:p>
+        </w:tc>
+        <w:tc>
+          <w:tcPr>
+            <w:tcW w:type="dxa" w:w="3009"/>
+          </w:tcPr>
+          <w:p>
+            <w:r>
+              <w:rPr>
+                <w:b/>
+              </w:rPr>
+              <w:t>Stage trigger</w:t>
+            </w:r>
+          </w:p>
+        </w:tc>
+        <w:tc>
+          <w:tcPr>
+            <w:tcW w:type="dxa" w:w="3009"/>
+          </w:tcPr>
+          <w:p>
+            <w:r>
+              <w:rPr>
+                <w:b/>
+              </w:rPr>
+              <w:t>Worker behaviour</w:t>
+            </w:r>
+          </w:p>
+        </w:tc>
+      </w:tr>
+      <w:tr>
+        <w:tc>
+          <w:tcPr>
+            <w:tcW w:type="dxa" w:w="3009"/>
+          </w:tcPr>
+          <w:p>
+            <w:r>
+              <w:t>1</w:t>
+            </w:r>
+          </w:p>
+        </w:tc>
+        <w:tc>
+          <w:tcPr>
+            <w:tcW w:type="dxa" w:w="3009"/>
+          </w:tcPr>
+          <w:p>
+            <w:r>
+              <w:t>S3 stage change</w:t>
+            </w:r>
+          </w:p>
+        </w:tc>
+        <w:tc>
+          <w:tcPr>
+            <w:tcW w:type="dxa" w:w="3009"/>
+          </w:tcPr>
+          <w:p>
+            <w:r>
+              <w:t>Create project in Finance</w:t>
+            </w:r>
+          </w:p>
+        </w:tc>
+      </w:tr>
+      <w:tr>
+        <w:tc>
+          <w:tcPr>
+            <w:tcW w:type="dxa" w:w="3009"/>
+          </w:tcPr>
+          <w:p>
+            <w:r>
+              <w:t>2</w:t>
+            </w:r>
+          </w:p>
+        </w:tc>
+        <w:tc>
+          <w:tcPr>
+            <w:tcW w:type="dxa" w:w="3009"/>
+          </w:tcPr>
+          <w:p>
+            <w:r>
+              <w:t>Any stage change</w:t>
+            </w:r>
+          </w:p>
+        </w:tc>
+        <w:tc>
+          <w:tcPr>
+            <w:tcW w:type="dxa" w:w="3009"/>
+          </w:tcPr>
+          <w:p>
+            <w:r>
+              <w:t>Push % complete</w:t>
+            </w:r>
+          </w:p>
+        </w:tc>
+      </w:tr>
+      <w:tr>
+        <w:tc>
+          <w:tcPr>
+            <w:tcW w:type="dxa" w:w="3009"/>
+          </w:tcPr>
+          <w:p>
+            <w:r>
+              <w:t>3</w:t>
+            </w:r>
+          </w:p>
+        </w:tc>
+        <w:tc>
+          <w:tcPr>
+            <w:tcW w:type="dxa" w:w="3009"/>
+          </w:tcPr>
+          <w:p>
+            <w:r>
+              <w:t>Deal won</w:t>
+            </w:r>
+          </w:p>
+        </w:tc>
+        <w:tc>
+          <w:tcPr>
+            <w:tcW w:type="dxa" w:w="3009"/>
+          </w:tcPr>
+          <w:p>
+            <w:r>
+              <w:t>Raise draft invoice request</w:t>
+            </w:r>
+          </w:p>
+        </w:tc>
+      </w:tr>
+      <w:tr>
+        <w:tc>
+          <w:tcPr>
+            <w:tcW w:type="dxa" w:w="3009"/>
+          </w:tcPr>
+          <w:p>
+            <w:r>
+              <w:t>4</w:t>
+            </w:r>
+          </w:p>
+        </w:tc>
+        <w:tc>
+          <w:tcPr>
+            <w:tcW w:type="dxa" w:w="3009"/>
+          </w:tcPr>
+          <w:p>
+            <w:r>
+              <w:t>Invoice posted</w:t>
+            </w:r>
+          </w:p>
+        </w:tc>
+        <w:tc>
+          <w:tcPr>
+            <w:tcW w:type="dxa" w:w="3009"/>
+          </w:tcPr>
+          <w:p>
+            <w:r>
+              <w:t>Sync invoice/payment back</w:t>
+            </w:r>
+          </w:p>
+        </w:tc>
+      </w:tr>
+      <w:tr>
+        <w:tc>
+          <w:tcPr>
+            <w:tcW w:type="dxa" w:w="3009"/>
+          </w:tcPr>
+          <w:p>
+            <w:r>
+              <w:t>5</w:t>
+            </w:r>
+          </w:p>
+        </w:tc>
+        <w:tc>
+          <w:tcPr>
+            <w:tcW w:type="dxa" w:w="3009"/>
+          </w:tcPr>
+          <w:p>
+            <w:r>
+              <w:t>Monthly batch</w:t>
+            </w:r>
+          </w:p>
+        </w:tc>
+        <w:tc>
+          <w:tcPr>
+            <w:tcW w:type="dxa" w:w="3009"/>
+          </w:tcPr>
+          <w:p>
+            <w:r>
+              <w:t>Refresh WIP balance and ageing</w:t>
+            </w:r>
+          </w:p>
+        </w:tc>
+      </w:tr>
+      <w:tr>
+        <w:tc>
+          <w:tcPr>
+            <w:tcW w:type="dxa" w:w="3009"/>
+          </w:tcPr>
+          <w:p>
+            <w:r>
+              <w:t>6</w:t>
+            </w:r>
+          </w:p>
+        </w:tc>
+        <w:tc>
+          <w:tcPr>
+            <w:tcW w:type="dxa" w:w="3009"/>
+          </w:tcPr>
+          <w:p>
+            <w:r>
+              <w:t>Credit hold</w:t>
+            </w:r>
+          </w:p>
+        </w:tc>
+        <w:tc>
+          <w:tcPr>
+            <w:tcW w:type="dxa" w:w="3009"/>
+          </w:tcPr>
+          <w:p>
+            <w:r>
+              <w:t>Notify broker (Teams/webhook)</w:t>
+            </w:r>
+          </w:p>
+        </w:tc>
+      </w:tr>
+      <w:tr>
+        <w:tc>
+          <w:tcPr>
+            <w:tcW w:type="dxa" w:w="3009"/>
+          </w:tcPr>
+          <w:p>
+            <w:r>
+              <w:t>7</w:t>
+            </w:r>
+          </w:p>
+        </w:tc>
+        <w:tc>
+          <w:tcPr>
+            <w:tcW w:type="dxa" w:w="3009"/>
+          </w:tcPr>
+          <w:p>
+            <w:r>
+              <w:t>Fee schedule change</w:t>
+            </w:r>
+          </w:p>
+        </w:tc>
+        <w:tc>
+          <w:tcPr>
+            <w:tcW w:type="dxa" w:w="3009"/>
+          </w:tcPr>
+          <w:p>
+            <w:r>
+              <w:t>Sync budget/contract lines</w:t>
+            </w:r>
+          </w:p>
+        </w:tc>
+      </w:tr>
+      <w:tr>
+        <w:tc>
+          <w:tcPr>
+            <w:tcW w:type="dxa" w:w="3009"/>
+          </w:tcPr>
+          <w:p>
+            <w:r>
+              <w:t>8</w:t>
+            </w:r>
+          </w:p>
+        </w:tc>
+        <w:tc>
+          <w:tcPr>
+            <w:tcW w:type="dxa" w:w="3009"/>
+          </w:tcPr>
+          <w:p>
+            <w:r>
+              <w:t>Deal closure</w:t>
+            </w:r>
+          </w:p>
+        </w:tc>
+        <w:tc>
+          <w:tcPr>
+            <w:tcW w:type="dxa" w:w="3009"/>
+          </w:tcPr>
+          <w:p>
+            <w:r>
+              <w:t>Final revenue recognition</w:t>
+            </w:r>
+          </w:p>
+        </w:tc>
+      </w:tr>
+      <w:tr>
+        <w:tc>
+          <w:tcPr>
+            <w:tcW w:type="dxa" w:w="3009"/>
+          </w:tcPr>
+          <w:p>
+            <w:r>
+              <w:t>9</w:t>
+            </w:r>
+          </w:p>
+        </w:tc>
+        <w:tc>
+          <w:tcPr>
+            <w:tcW w:type="dxa" w:w="3009"/>
+          </w:tcPr>
+          <w:p>
+            <w:r>
+              <w:t>Monthly</w:t>
+            </w:r>
+          </w:p>
+        </w:tc>
+        <w:tc>
+          <w:tcPr>
+            <w:tcW w:type="dxa" w:w="3009"/>
+          </w:tcPr>
+          <w:p>
+            <w:r>
+              <w:t>Reconciliation report</w:t>
+            </w:r>
+          </w:p>
+        </w:tc>
+      </w:tr>
+    </w:tbl>
+    <w:p>
+      <w:pPr>
+        <w:pStyle w:val="Heading2"/>
+      </w:pPr>
+      <w:r>
+        <w:t>Deployment &amp; Hosting</w:t>
+      </w:r>
+    </w:p>
+    <w:tbl>
+      <w:tblPr>
+        <w:tblW w:type="auto" w:w="0"/>
+        <w:jc w:val="center"/>
+        <w:tblLook w:firstColumn="1" w:firstRow="1" w:lastColumn="0" w:lastRow="0" w:noHBand="0" w:noVBand="1" w:val="04A0"/>
+      </w:tblPr>
+      <w:tblGrid>
+        <w:gridCol w:w="3009"/>
+        <w:gridCol w:w="3009"/>
+        <w:gridCol w:w="3009"/>
+      </w:tblGrid>
+      <w:tr>
+        <w:tc>
+          <w:tcPr>
+            <w:tcW w:type="dxa" w:w="3009"/>
+          </w:tcPr>
+          <w:p>
+            <w:r>
+              <w:rPr>
+                <w:b/>
+              </w:rPr>
+              <w:t>Component</w:t>
+            </w:r>
+          </w:p>
+        </w:tc>
+        <w:tc>
+          <w:tcPr>
+            <w:tcW w:type="dxa" w:w="3009"/>
+          </w:tcPr>
+          <w:p>
+            <w:r>
+              <w:rPr>
+                <w:b/>
+              </w:rPr>
+              <w:t>Hosting</w:t>
+            </w:r>
+          </w:p>
+        </w:tc>
+        <w:tc>
+          <w:tcPr>
+            <w:tcW w:type="dxa" w:w="3009"/>
+          </w:tcPr>
+          <w:p>
+            <w:r>
+              <w:rPr>
+                <w:b/>
+              </w:rPr>
+              <w:t>Region</w:t>
+            </w:r>
+          </w:p>
+        </w:tc>
+      </w:tr>
+      <w:tr>
+        <w:tc>
+          <w:tcPr>
+            <w:tcW w:type="dxa" w:w="3009"/>
+          </w:tcPr>
+          <w:p>
+            <w:r>
+              <w:t>ASP.NET Core app + API</w:t>
+            </w:r>
+          </w:p>
+        </w:tc>
+        <w:tc>
+          <w:tcPr>
+            <w:tcW w:type="dxa" w:w="3009"/>
+          </w:tcPr>
+          <w:p>
+            <w:r>
+              <w:t>Containerised (App Service / AKS)</w:t>
+            </w:r>
+          </w:p>
+        </w:tc>
+        <w:tc>
+          <w:tcPr>
+            <w:tcW w:type="dxa" w:w="3009"/>
+          </w:tcPr>
+          <w:p>
+            <w:r>
+              <w:t>EU</w:t>
+            </w:r>
+          </w:p>
+        </w:tc>
+      </w:tr>
+      <w:tr>
+        <w:tc>
+          <w:tcPr>
+            <w:tcW w:type="dxa" w:w="3009"/>
+          </w:tcPr>
+          <w:p>
+            <w:r>
+              <w:t>PostgreSQL 16</w:t>
+            </w:r>
+          </w:p>
+        </w:tc>
+        <w:tc>
+          <w:tcPr>
+            <w:tcW w:type="dxa" w:w="3009"/>
+          </w:tcPr>
+          <w:p>
+            <w:r>
+              <w:t>Managed EU region (PaaS)</w:t>
+            </w:r>
+          </w:p>
+        </w:tc>
+        <w:tc>
+          <w:tcPr>
+            <w:tcW w:type="dxa" w:w="3009"/>
+          </w:tcPr>
+          <w:p>
+            <w:r>
+              <w:t>EU</w:t>
+            </w:r>
+          </w:p>
+        </w:tc>
+      </w:tr>
+      <w:tr>
+        <w:tc>
+          <w:tcPr>
+            <w:tcW w:type="dxa" w:w="3009"/>
+          </w:tcPr>
+          <w:p>
+            <w:r>
+              <w:t>Object storage / attachments</w:t>
+            </w:r>
+          </w:p>
+        </w:tc>
+        <w:tc>
+          <w:tcPr>
+            <w:tcW w:type="dxa" w:w="3009"/>
+          </w:tcPr>
+          <w:p>
+            <w:r>
+              <w:t>Managed EU blob/object storage</w:t>
+            </w:r>
+          </w:p>
+        </w:tc>
+        <w:tc>
+          <w:tcPr>
+            <w:tcW w:type="dxa" w:w="3009"/>
+          </w:tcPr>
+          <w:p>
+            <w:r>
+              <w:t>EU</w:t>
+            </w:r>
+          </w:p>
+        </w:tc>
+      </w:tr>
+      <w:tr>
+        <w:tc>
+          <w:tcPr>
+            <w:tcW w:type="dxa" w:w="3009"/>
+          </w:tcPr>
+          <w:p>
+            <w:r>
+              <w:t>Messaging queue</w:t>
+            </w:r>
+          </w:p>
+        </w:tc>
+        <w:tc>
+          <w:tcPr>
+            <w:tcW w:type="dxa" w:w="3009"/>
+          </w:tcPr>
+          <w:p>
+            <w:r>
+              <w:t>Managed message broker</w:t>
+            </w:r>
+          </w:p>
+        </w:tc>
+        <w:tc>
+          <w:tcPr>
+            <w:tcW w:type="dxa" w:w="3009"/>
+          </w:tcPr>
+          <w:p>
+            <w:r>
+              <w:t>EU</w:t>
+            </w:r>
+          </w:p>
+        </w:tc>
+      </w:tr>
+      <w:tr>
+        <w:tc>
+          <w:tcPr>
+            <w:tcW w:type="dxa" w:w="3009"/>
+          </w:tcPr>
+          <w:p>
+            <w:r>
+              <w:t>Entra ID</w:t>
+            </w:r>
+          </w:p>
+        </w:tc>
+        <w:tc>
+          <w:tcPr>
+            <w:tcW w:type="dxa" w:w="3009"/>
+          </w:tcPr>
+          <w:p>
+            <w:r>
+              <w:t>Microsoft Cloud</w:t>
+            </w:r>
+          </w:p>
+        </w:tc>
+        <w:tc>
+          <w:tcPr>
+            <w:tcW w:type="dxa" w:w="3009"/>
+          </w:tcPr>
+          <w:p>
+            <w:r>
+              <w:t>—</w:t>
+            </w:r>
+          </w:p>
+        </w:tc>
+      </w:tr>
+    </w:tbl>
+    <w:p>
+      <w:r>
+        <w:rPr>
+          <w:b/>
+          <w:i w:val="0"/>
+        </w:rPr>
+        <w:t>Data residency:</w:t>
+      </w:r>
+      <w:r>
+        <w:t xml:space="preserve"> all service data stays in EU regions, matching the requirement in architecture technology that all customer data reside in EU data centres.</w:t>
+      </w:r>
+    </w:p>
+    <w:p>
+      <w:r>
+        <w:rPr>
+          <w:b/>
+          <w:i w:val="0"/>
+        </w:rPr>
+        <w:t>Environment strategy</w:t>
+      </w:r>
+      <w:r>
+        <w:t xml:space="preserve"> follows the same DEV → TEST → UAT → PROD path, with migrations versioned and promoted rather than managed-solution layers. The "no unmanaged customisations in TEST/UAT/PROD" rule becomes "production migrations are reviewed and gated."</w:t>
+      </w:r>
+    </w:p>
+    <w:p>
+      <w:pPr>
+        <w:pStyle w:val="Heading2"/>
+      </w:pPr>
+      <w:r>
+        <w:t>Security Model</w:t>
+      </w:r>
+    </w:p>
+    <w:tbl>
+      <w:tblPr>
+        <w:tblW w:type="auto" w:w="0"/>
+        <w:jc w:val="center"/>
+        <w:tblLook w:firstColumn="1" w:firstRow="1" w:lastColumn="0" w:lastRow="0" w:noHBand="0" w:noVBand="1" w:val="04A0"/>
+      </w:tblPr>
+      <w:tblGrid>
+        <w:gridCol w:w="4513"/>
+        <w:gridCol w:w="4513"/>
+      </w:tblGrid>
+      <w:tr>
+        <w:tc>
+          <w:tcPr>
+            <w:tcW w:type="dxa" w:w="4513"/>
+          </w:tcPr>
+          <w:p>
+            <w:r>
+              <w:rPr>
+                <w:b/>
+              </w:rPr>
+              <w:t>Aspect</w:t>
+            </w:r>
+          </w:p>
+        </w:tc>
+        <w:tc>
+          <w:tcPr>
+            <w:tcW w:type="dxa" w:w="4513"/>
+          </w:tcPr>
+          <w:p>
+            <w:r>
+              <w:rPr>
+                <w:b/>
+              </w:rPr>
+              <w:t>Approach</w:t>
+            </w:r>
+          </w:p>
+        </w:tc>
+      </w:tr>
+      <w:tr>
+        <w:tc>
+          <w:tcPr>
+            <w:tcW w:type="dxa" w:w="4513"/>
+          </w:tcPr>
+          <w:p>
+            <w:r>
+              <w:t>Authentication</w:t>
+            </w:r>
+          </w:p>
+        </w:tc>
+        <w:tc>
+          <w:tcPr>
+            <w:tcW w:type="dxa" w:w="4513"/>
+          </w:tcPr>
+          <w:p>
+            <w:r>
+              <w:t>Microsoft Entra ID, MFA enforced, conditional access</w:t>
+            </w:r>
+          </w:p>
+        </w:tc>
+      </w:tr>
+      <w:tr>
+        <w:tc>
+          <w:tcPr>
+            <w:tcW w:type="dxa" w:w="4513"/>
+          </w:tcPr>
+          <w:p>
+            <w:r>
+              <w:t>Authorisation</w:t>
+            </w:r>
+          </w:p>
+        </w:tc>
+        <w:tc>
+          <w:tcPr>
+            <w:tcW w:type="dxa" w:w="4513"/>
+          </w:tcPr>
+          <w:p>
+            <w:r>
+              <w:t>ASP.NET Core policies + PostgreSQL RLS for tenant isolation</w:t>
+            </w:r>
+          </w:p>
+        </w:tc>
+      </w:tr>
+      <w:tr>
+        <w:tc>
+          <w:tcPr>
+            <w:tcW w:type="dxa" w:w="4513"/>
+          </w:tcPr>
+          <w:p>
+            <w:r>
+              <w:t>Field-level security</w:t>
+            </w:r>
+          </w:p>
+        </w:tc>
+        <w:tc>
+          <w:tcPr>
+            <w:tcW w:type="dxa" w:w="4513"/>
+          </w:tcPr>
+          <w:p>
+            <w:r>
+              <w:t>Column-level protections on sensitive fields (GDPR consent, fee data)</w:t>
+            </w:r>
+          </w:p>
+        </w:tc>
+      </w:tr>
+      <w:tr>
+        <w:tc>
+          <w:tcPr>
+            <w:tcW w:type="dxa" w:w="4513"/>
+          </w:tcPr>
+          <w:p>
+            <w:r>
+              <w:t>Encryption at rest</w:t>
+            </w:r>
+          </w:p>
+        </w:tc>
+        <w:tc>
+          <w:tcPr>
+            <w:tcW w:type="dxa" w:w="4513"/>
+          </w:tcPr>
+          <w:p>
+            <w:r>
+              <w:t>Managed-disk / database encryption (AES-256), customer-managed keys optional</w:t>
+            </w:r>
+          </w:p>
+        </w:tc>
+      </w:tr>
+      <w:tr>
+        <w:tc>
+          <w:tcPr>
+            <w:tcW w:type="dxa" w:w="4513"/>
+          </w:tcPr>
+          <w:p>
+            <w:r>
+              <w:t>Encryption in transit</w:t>
+            </w:r>
+          </w:p>
+        </w:tc>
+        <w:tc>
+          <w:tcPr>
+            <w:tcW w:type="dxa" w:w="4513"/>
+          </w:tcPr>
+          <w:p>
+            <w:r>
+              <w:t>TLS 1.2+</w:t>
+            </w:r>
+          </w:p>
+        </w:tc>
+      </w:tr>
+      <w:tr>
+        <w:tc>
+          <w:tcPr>
+            <w:tcW w:type="dxa" w:w="4513"/>
+          </w:tcPr>
+          <w:p>
+            <w:r>
+              <w:t>Audit &amp; retention</w:t>
+            </w:r>
+          </w:p>
+        </w:tc>
+        <w:tc>
+          <w:tcPr>
+            <w:tcW w:type="dxa" w:w="4513"/>
+          </w:tcPr>
+          <w:p>
+            <w:r>
+              <w:t>PostgreSQL audit triggers, 7-year retention</w:t>
+            </w:r>
+          </w:p>
+        </w:tc>
+      </w:tr>
+    </w:tbl>
+    <w:p>
+      <w:pPr>
+        <w:pStyle w:val="Heading2"/>
+      </w:pPr>
+      <w:r>
+        <w:t>Diagnostic, Compliance &amp; Observability</w:t>
+      </w:r>
+    </w:p>
+    <w:p>
+      <w:pPr>
+        <w:pStyle w:val="ListParagraph"/>
+      </w:pPr>
+      <w:r>
+        <w:t xml:space="preserve">• </w:t>
+      </w:r>
+      <w:r>
+        <w:rPr>
+          <w:b/>
+          <w:i w:val="0"/>
+        </w:rPr>
+        <w:t>Observability:</w:t>
+      </w:r>
+      <w:r>
+        <w:t xml:space="preserve"> standard logging/tracing/metrics (e.g. OpenTelemetry) plus an </w:t>
+      </w:r>
+      <w:r>
+        <w:rPr>
+          <w:rFonts w:ascii="Consolas" w:hAnsi="Consolas"/>
+          <w:b w:val="0"/>
+          <w:i w:val="0"/>
+        </w:rPr>
+        <w:t>integration_log</w:t>
+      </w:r>
+      <w:r>
+        <w:t xml:space="preserve"> for CRM-specific integration tracking, mirroring architecture technology.</w:t>
+      </w:r>
+    </w:p>
+    <w:p>
+      <w:pPr>
+        <w:pStyle w:val="ListParagraph"/>
+      </w:pPr>
+      <w:r>
+        <w:t xml:space="preserve">• </w:t>
+      </w:r>
+      <w:r>
+        <w:rPr>
+          <w:b/>
+          <w:i w:val="0"/>
+        </w:rPr>
+        <w:t>Compliance:</w:t>
+      </w:r>
+      <w:r>
+        <w:t xml:space="preserve"> GDPR consent + data-subject request handling, EU data residency, 7-year audit. CNIL and BDSG requirements apply identically.</w:t>
+      </w:r>
+    </w:p>
+    <w:p>
+      <w:pPr>
+        <w:pStyle w:val="ListParagraph"/>
+      </w:pPr>
+      <w:r>
+        <w:t xml:space="preserve">• </w:t>
+      </w:r>
+      <w:r>
+        <w:rPr>
+          <w:b/>
+          <w:i w:val="0"/>
+        </w:rPr>
+        <w:t>TDA oversight:</w:t>
+      </w:r>
+      <w:r>
+        <w:t xml:space="preserve"> applied via standard code review, migration review, and production gating.</w:t>
+      </w:r>
+    </w:p>
+    <w:p>
+      <w:pPr>
+        <w:pStyle w:val="Heading2"/>
+      </w:pPr>
+      <w:r>
+        <w:t>Cost &amp; Operability Implications</w:t>
+      </w:r>
+    </w:p>
+    <w:tbl>
+      <w:tblPr>
+        <w:tblW w:type="auto" w:w="0"/>
+        <w:jc w:val="center"/>
+        <w:tblLook w:firstColumn="1" w:firstRow="1" w:lastColumn="0" w:lastRow="0" w:noHBand="0" w:noVBand="1" w:val="04A0"/>
+      </w:tblPr>
+      <w:tblGrid>
+        <w:gridCol w:w="3009"/>
+        <w:gridCol w:w="3009"/>
+        <w:gridCol w:w="3009"/>
+      </w:tblGrid>
+      <w:tr>
+        <w:tc>
+          <w:tcPr>
+            <w:tcW w:type="dxa" w:w="3009"/>
+          </w:tcPr>
+          <w:p>
+            <w:r>
+              <w:rPr>
+                <w:b/>
+              </w:rPr>
+              <w:t>Aspect</w:t>
+            </w:r>
+          </w:p>
+        </w:tc>
+        <w:tc>
+          <w:tcPr>
+            <w:tcW w:type="dxa" w:w="3009"/>
+          </w:tcPr>
+          <w:p>
+            <w:r>
+              <w:rPr>
+                <w:b/>
+              </w:rPr>
+              <w:t>Dataverse / Power Platform</w:t>
+            </w:r>
+          </w:p>
+        </w:tc>
+        <w:tc>
+          <w:tcPr>
+            <w:tcW w:type="dxa" w:w="3009"/>
+          </w:tcPr>
+          <w:p>
+            <w:r>
+              <w:rPr>
+                <w:b/>
+              </w:rPr>
+              <w:t>Traditional C#/PostgreSQL</w:t>
+            </w:r>
+          </w:p>
+        </w:tc>
+      </w:tr>
+      <w:tr>
+        <w:tc>
+          <w:tcPr>
+            <w:tcW w:type="dxa" w:w="3009"/>
+          </w:tcPr>
+          <w:p>
+            <w:r>
+              <w:t>Platform licensing</w:t>
+            </w:r>
+          </w:p>
+        </w:tc>
+        <w:tc>
+          <w:tcPr>
+            <w:tcW w:type="dxa" w:w="3009"/>
+          </w:tcPr>
+          <w:p>
+            <w:r>
+              <w:t>Per-user / per-app / per-org (Dataverse, Power Apps, Power Automate, Power BI, D365)</w:t>
+            </w:r>
+          </w:p>
+        </w:tc>
+        <w:tc>
+          <w:tcPr>
+            <w:tcW w:type="dxa" w:w="3009"/>
+          </w:tcPr>
+          <w:p>
+            <w:r>
+              <w:t>No platform per-user license; infrastructure cost only</w:t>
+            </w:r>
+          </w:p>
+        </w:tc>
+      </w:tr>
+      <w:tr>
+        <w:tc>
+          <w:tcPr>
+            <w:tcW w:type="dxa" w:w="3009"/>
+          </w:tcPr>
+          <w:p>
+            <w:r>
+              <w:t>Engineering resourcing</w:t>
+            </w:r>
+          </w:p>
+        </w:tc>
+        <w:tc>
+          <w:tcPr>
+            <w:tcW w:type="dxa" w:w="3009"/>
+          </w:tcPr>
+          <w:p>
+            <w:r>
+              <w:t>Low-code config; Power Platform specialists</w:t>
+            </w:r>
+          </w:p>
+        </w:tc>
+        <w:tc>
+          <w:tcPr>
+            <w:tcW w:type="dxa" w:w="3009"/>
+          </w:tcPr>
+          <w:p>
+            <w:r>
+              <w:t>Full-stack C#/database engineering; reuses existing skill set</w:t>
+            </w:r>
+          </w:p>
+        </w:tc>
+      </w:tr>
+      <w:tr>
+        <w:tc>
+          <w:tcPr>
+            <w:tcW w:type="dxa" w:w="3009"/>
+          </w:tcPr>
+          <w:p>
+            <w:r>
+              <w:t>Skill availability</w:t>
+            </w:r>
+          </w:p>
+        </w:tc>
+        <w:tc>
+          <w:tcPr>
+            <w:tcW w:type="dxa" w:w="3009"/>
+          </w:tcPr>
+          <w:p>
+            <w:r>
+              <w:t>Microsoft Power Platform skills</w:t>
+            </w:r>
+          </w:p>
+        </w:tc>
+        <w:tc>
+          <w:tcPr>
+            <w:tcW w:type="dxa" w:w="3009"/>
+          </w:tcPr>
+          <w:p>
+            <w:r>
+              <w:t>Existing in-house .NET &amp; PostgreSQL capability</w:t>
+            </w:r>
+          </w:p>
+        </w:tc>
+      </w:tr>
+      <w:tr>
+        <w:tc>
+          <w:tcPr>
+            <w:tcW w:type="dxa" w:w="3009"/>
+          </w:tcPr>
+          <w:p>
+            <w:r>
+              <w:t>Velocity for iteration</w:t>
+            </w:r>
+          </w:p>
+        </w:tc>
+        <w:tc>
+          <w:tcPr>
+            <w:tcW w:type="dxa" w:w="3009"/>
+          </w:tcPr>
+          <w:p>
+            <w:r>
+              <w:t>Rapid low-code changes</w:t>
+            </w:r>
+          </w:p>
+        </w:tc>
+        <w:tc>
+          <w:tcPr>
+            <w:tcW w:type="dxa" w:w="3009"/>
+          </w:tcPr>
+          <w:p>
+            <w:r>
+              <w:t>Requires build/test/deploy cycle</w:t>
+            </w:r>
+          </w:p>
+        </w:tc>
+      </w:tr>
+      <w:tr>
+        <w:tc>
+          <w:tcPr>
+            <w:tcW w:type="dxa" w:w="3009"/>
+          </w:tcPr>
+          <w:p>
+            <w:r>
+              <w:t>Long-term lock-in</w:t>
+            </w:r>
+          </w:p>
+        </w:tc>
+        <w:tc>
+          <w:tcPr>
+            <w:tcW w:type="dxa" w:w="3009"/>
+          </w:tcPr>
+          <w:p>
+            <w:r>
+              <w:t>Microsoft platform</w:t>
+            </w:r>
+          </w:p>
+        </w:tc>
+        <w:tc>
+          <w:tcPr>
+            <w:tcW w:type="dxa" w:w="3009"/>
+          </w:tcPr>
+          <w:p>
+            <w:r>
+              <w:t>First-party code, portable database</w:t>
+            </w:r>
+          </w:p>
+        </w:tc>
+      </w:tr>
+    </w:tbl>
+    <w:p>
+      <w:pPr>
+        <w:pStyle w:val="Heading2"/>
+      </w:pPr>
+      <w:r>
+        <w:t>Trade-offs vs. the Dataverse Design</w:t>
+      </w:r>
+    </w:p>
+    <w:p>
+      <w:r>
+        <w:t>To be weighed at TDA review:</w:t>
+      </w:r>
+    </w:p>
+    <w:p>
+      <w:pPr>
+        <w:pStyle w:val="ListParagraph"/>
+      </w:pPr>
+      <w:r>
+        <w:t xml:space="preserve">• </w:t>
+      </w:r>
+      <w:r>
+        <w:rPr>
+          <w:b/>
+          <w:i w:val="0"/>
+        </w:rPr>
+        <w:t>For the traditional stack:</w:t>
+      </w:r>
+      <w:r>
+        <w:t xml:space="preserve"> no per-user platform licensing; reuses the existing engineering stack; first-party code is fully portable and debuggable; RLS gives precise tenancy isolation; no dependence on Dataverse capacity and governance limits.</w:t>
+      </w:r>
+    </w:p>
+    <w:p>
+      <w:pPr>
+        <w:pStyle w:val="ListParagraph"/>
+      </w:pPr>
+      <w:r>
+        <w:t xml:space="preserve">• </w:t>
+      </w:r>
+      <w:r>
+        <w:rPr>
+          <w:b/>
+          <w:i w:val="0"/>
+        </w:rPr>
+        <w:t>Against the traditional stack:</w:t>
+      </w:r>
+      <w:r>
+        <w:t xml:space="preserve"> lower-code UI and simple workflows are faster to stand up on Power Apps; Dataverse ships native Outlook/SharePoint/Teams integration and an audit trail out of the box that must be rebuilt; fixed infrastructure must be provisioned, secured, and operated rather than leased; selling the build to leadership differs from buying seats.</w:t>
+      </w:r>
+    </w:p>
+    <w:p>
+      <w:pPr>
+        <w:pStyle w:val="ListParagraph"/>
+      </w:pPr>
+      <w:r>
+        <w:t xml:space="preserve">• </w:t>
+      </w:r>
+      <w:r>
+        <w:t xml:space="preserve">The eight-entity fit gap in power apps rationale that argued for a </w:t>
+      </w:r>
+      <w:r>
+        <w:rPr>
+          <w:b w:val="0"/>
+          <w:i/>
+        </w:rPr>
+        <w:t>custom</w:t>
+      </w:r>
+      <w:r>
+        <w:t xml:space="preserve"> model applies equally to both options — the difference is whether the custom model is built on Dataverse or on first-party code.</w:t>
+      </w:r>
+    </w:p>
+    <w:p>
+      <w:pPr>
+        <w:pStyle w:val="Heading2"/>
+      </w:pPr>
+      <w:r>
+        <w:t>Open Questions for TDA</w:t>
+      </w:r>
+    </w:p>
+    <w:p>
+      <w:pPr>
+        <w:pStyle w:val="ListParagraph"/>
+      </w:pPr>
+      <w:r>
+        <w:t xml:space="preserve">• </w:t>
+      </w:r>
+      <w:r>
+        <w:t>Is the existing enterprise integration / messaging bus a suitable target, i.e. can the same ECS publish pattern be consumed by a background worker as by a platform plugin?</w:t>
+      </w:r>
+    </w:p>
+    <w:p>
+      <w:pPr>
+        <w:pStyle w:val="ListParagraph"/>
+      </w:pPr>
+      <w:r>
+        <w:t xml:space="preserve">• </w:t>
+      </w:r>
+      <w:r>
+        <w:t>Does Finance integration require D365 Finance as the downstream system, or are the 9 flows portable to the current finance systems?</w:t>
+      </w:r>
+    </w:p>
+    <w:p>
+      <w:pPr>
+        <w:pStyle w:val="ListParagraph"/>
+      </w:pPr>
+      <w:r>
+        <w:t xml:space="preserve">• </w:t>
+      </w:r>
+      <w:r>
+        <w:t>Confirmed Major-entity list for ECS change notification (Client, Property, Deal domains — definitive list still pending).</w:t>
+      </w:r>
+    </w:p>
+    <w:p>
+      <w:pPr>
+        <w:pStyle w:val="ListParagraph"/>
+      </w:pPr>
+      <w:r>
+        <w:t xml:space="preserve">• </w:t>
+      </w:r>
+      <w:r>
+        <w:t>Final low-code vs. code decision, balancing platform licensing cost against build and operating effort.</w:t>
+      </w:r>
+    </w:p>
+    <w:p>
+      <w:pPr>
+        <w:pStyle w:val="Heading2"/>
+      </w:pPr>
+      <w:r>
+        <w:t>Related Documents</w:t>
+      </w:r>
+    </w:p>
+    <w:p>
+      <w:pPr>
+        <w:pStyle w:val="ListParagraph"/>
+      </w:pPr>
+      <w:r>
+        <w:t xml:space="preserve">• </w:t>
+      </w:r>
+      <w:r>
+        <w:t>solution overview — Parent document; current (Dataverse) design</w:t>
+      </w:r>
+    </w:p>
+    <w:p>
+      <w:pPr>
+        <w:pStyle w:val="ListParagraph"/>
+      </w:pPr>
+      <w:r>
+        <w:t xml:space="preserve">• </w:t>
+      </w:r>
+      <w:r>
+        <w:t>power apps rationale — The platform decision this note challenges</w:t>
+      </w:r>
+    </w:p>
+    <w:p>
+      <w:pPr>
+        <w:pStyle w:val="ListParagraph"/>
+      </w:pPr>
+      <w:r>
+        <w:t xml:space="preserve">• </w:t>
+      </w:r>
+      <w:r>
+        <w:t>business capabilities — Capability model both designs must satisfy</w:t>
+      </w:r>
+    </w:p>
+    <w:p>
+      <w:pPr>
+        <w:pStyle w:val="ListParagraph"/>
+      </w:pPr>
+      <w:r>
+        <w:t xml:space="preserve">• </w:t>
+      </w:r>
+      <w:r>
+        <w:t>client data model — Client schema reused here</w:t>
+      </w:r>
+    </w:p>
+    <w:p>
+      <w:pPr>
+        <w:pStyle w:val="ListParagraph"/>
+      </w:pPr>
+      <w:r>
+        <w:t xml:space="preserve">• </w:t>
+      </w:r>
+      <w:r>
+        <w:t>property data model — Property schema reused here</w:t>
+      </w:r>
+    </w:p>
+    <w:p>
+      <w:pPr>
+        <w:pStyle w:val="ListParagraph"/>
+      </w:pPr>
+      <w:r>
+        <w:t xml:space="preserve">• </w:t>
+      </w:r>
+      <w:r>
+        <w:t>capital markets data model — Capital Markets lifecycle reused here</w:t>
+      </w:r>
+    </w:p>
+    <w:p>
+      <w:pPr>
+        <w:pStyle w:val="ListParagraph"/>
+      </w:pPr>
+      <w:r>
+        <w:t xml:space="preserve">• </w:t>
+      </w:r>
+      <w:r>
+        <w:t>wip data model — WIP / finance bridge reused here</w:t>
+      </w:r>
+    </w:p>
+    <w:p>
+      <w:pPr>
+        <w:pStyle w:val="ListParagraph"/>
+      </w:pPr>
+      <w:r>
+        <w:t xml:space="preserve">• </w:t>
+      </w:r>
+      <w:r>
+        <w:t>architecture application — Current application &amp; integration patterns</w:t>
+      </w:r>
+    </w:p>
+    <w:p>
+      <w:pPr>
+        <w:pStyle w:val="ListParagraph"/>
+      </w:pPr>
+      <w:r>
+        <w:t xml:space="preserve">• </w:t>
+      </w:r>
+      <w:r>
+        <w:t>architecture technology — Current hosting &amp; security model</w:t>
+      </w:r>
+    </w:p>
+    <w:p>
+      <w:pPr>
+        <w:pStyle w:val="Heading2"/>
+      </w:pPr>
+      <w:r>
+        <w:t>Architectural Approach Comparison — Executive Summary</w:t>
+      </w:r>
+    </w:p>
+    <w:p>
+      <w:r>
+        <w:t>This document proposes three architectural approaches for the European CRM programme. All three deliver the same core outcome — a shared client, contact, property and engagement foundation across service lines and countries (see business capabilities) — but with different cost, risk, and operating profiles. The pluses and minuses of each are set out below without preference; the choice is a business decision to be weighed by the programme stakeholders.</w:t>
+      </w:r>
+    </w:p>
+    <w:p>
+      <w:r>
+        <w:t xml:space="preserve">The three options are the current </w:t>
+      </w:r>
+      <w:r>
+        <w:rPr>
+          <w:b/>
+          <w:i w:val="0"/>
+        </w:rPr>
+        <w:t>Microsoft Power Platform / Dataverse</w:t>
+      </w:r>
+      <w:r>
+        <w:t xml:space="preserve"> design, a hybrid </w:t>
+      </w:r>
+      <w:r>
+        <w:rPr>
+          <w:b/>
+          <w:i w:val="0"/>
+        </w:rPr>
+        <w:t>Power Platform with a SQL/PostgreSQL relational database</w:t>
+      </w:r>
+      <w:r>
+        <w:t xml:space="preserve">, and the alternative </w:t>
+      </w:r>
+      <w:r>
+        <w:rPr>
+          <w:b/>
+          <w:i w:val="0"/>
+        </w:rPr>
+        <w:t>traditional C# / PostgreSQL</w:t>
+      </w:r>
+      <w:r>
+        <w:t xml:space="preserve"> stack.</w:t>
+      </w:r>
+    </w:p>
+    <w:p>
+      <w:pPr>
+        <w:pStyle w:val="Heading2"/>
+      </w:pPr>
+      <w:r>
+        <w:t>The choice at a glance</w:t>
+      </w:r>
+    </w:p>
+    <w:tbl>
+      <w:tblPr>
+        <w:tblW w:type="auto" w:w="0"/>
+        <w:jc w:val="center"/>
+        <w:tblLook w:firstColumn="1" w:firstRow="1" w:lastColumn="0" w:lastRow="0" w:noHBand="0" w:noVBand="1" w:val="04A0"/>
+      </w:tblPr>
+      <w:tblGrid>
+        <w:gridCol w:w="2256"/>
+        <w:gridCol w:w="2256"/>
+        <w:gridCol w:w="2256"/>
+        <w:gridCol w:w="2256"/>
+      </w:tblGrid>
+      <w:tr>
+        <w:tc>
+          <w:tcPr>
+            <w:tcW w:type="dxa" w:w="2256"/>
+          </w:tcPr>
+          <w:p>
+            <w:r>
+              <w:rPr>
+                <w:b/>
+              </w:rPr>
+            </w:r>
+          </w:p>
+        </w:tc>
+        <w:tc>
+          <w:tcPr>
+            <w:tcW w:type="dxa" w:w="2256"/>
+          </w:tcPr>
+          <w:p>
+            <w:r>
+              <w:rPr>
+                <w:b/>
+              </w:rPr>
+              <w:t>Option A — Power Platform / Dataverse</w:t>
+            </w:r>
+          </w:p>
+        </w:tc>
+        <w:tc>
+          <w:tcPr>
+            <w:tcW w:type="dxa" w:w="2256"/>
+          </w:tcPr>
+          <w:p>
+            <w:r>
+              <w:rPr>
+                <w:b/>
+              </w:rPr>
+              <w:t>Option B — Power Platform + SQL Database</w:t>
+            </w:r>
+          </w:p>
+        </w:tc>
+        <w:tc>
+          <w:tcPr>
+            <w:tcW w:type="dxa" w:w="2256"/>
+          </w:tcPr>
+          <w:p>
+            <w:r>
+              <w:rPr>
+                <w:b/>
+              </w:rPr>
+              <w:t>Option C — C# / PostgreSQL</w:t>
+            </w:r>
+          </w:p>
+        </w:tc>
+      </w:tr>
+      <w:tr>
+        <w:tc>
+          <w:tcPr>
+            <w:tcW w:type="dxa" w:w="2256"/>
+          </w:tcPr>
+          <w:p>
+            <w:r>
+              <w:t>**What it is**</w:t>
+            </w:r>
+          </w:p>
+        </w:tc>
+        <w:tc>
+          <w:tcPr>
+            <w:tcW w:type="dxa" w:w="2256"/>
+          </w:tcPr>
+          <w:p>
+            <w:r>
+              <w:t>Build the custom CRM model on Microsoft's low-code platform (Dataverse + Power Apps)</w:t>
+            </w:r>
+          </w:p>
+        </w:tc>
+        <w:tc>
+          <w:tcPr>
+            <w:tcW w:type="dxa" w:w="2256"/>
+          </w:tcPr>
+          <w:p>
+            <w:r>
+              <w:t>Build the UI on Power Apps but store data in a relational database (SQL Server or PostgreSQL) via virtual tables or direct connectors</w:t>
+            </w:r>
+          </w:p>
+        </w:tc>
+        <w:tc>
+          <w:tcPr>
+            <w:tcW w:type="dxa" w:w="2256"/>
+          </w:tcPr>
+          <w:p>
+            <w:r>
+              <w:t>Build the same custom model as first-party code on the firm's existing .NET stack and PostgreSQL</w:t>
+            </w:r>
+          </w:p>
+        </w:tc>
+      </w:tr>
+      <w:tr>
+        <w:tc>
+          <w:tcPr>
+            <w:tcW w:type="dxa" w:w="2256"/>
+          </w:tcPr>
+          <w:p>
+            <w:r>
+              <w:t>**Cost profile**</w:t>
+            </w:r>
+          </w:p>
+        </w:tc>
+        <w:tc>
+          <w:tcPr>
+            <w:tcW w:type="dxa" w:w="2256"/>
+          </w:tcPr>
+          <w:p>
+            <w:r>
+              <w:t>Ongoing per-user / per-app licensing for Dataverse + Power Platform</w:t>
+            </w:r>
+          </w:p>
+        </w:tc>
+        <w:tc>
+          <w:tcPr>
+            <w:tcW w:type="dxa" w:w="2256"/>
+          </w:tcPr>
+          <w:p>
+            <w:r>
+              <w:t>No Dataverse data licensing; database hosting cost + Power Apps per-user for UI only</w:t>
+            </w:r>
+          </w:p>
+        </w:tc>
+        <w:tc>
+          <w:tcPr>
+            <w:tcW w:type="dxa" w:w="2256"/>
+          </w:tcPr>
+          <w:p>
+            <w:r>
+              <w:t>Infrastructure cost only; no per-user platform license</w:t>
+            </w:r>
+          </w:p>
+        </w:tc>
+      </w:tr>
+      <w:tr>
+        <w:tc>
+          <w:tcPr>
+            <w:tcW w:type="dxa" w:w="2256"/>
+          </w:tcPr>
+          <w:p>
+            <w:r>
+              <w:t>**Build effort**</w:t>
+            </w:r>
+          </w:p>
+        </w:tc>
+        <w:tc>
+          <w:tcPr>
+            <w:tcW w:type="dxa" w:w="2256"/>
+          </w:tcPr>
+          <w:p>
+            <w:r>
+              <w:t>Lower-code, faster to stand up</w:t>
+            </w:r>
+          </w:p>
+        </w:tc>
+        <w:tc>
+          <w:tcPr>
+            <w:tcW w:type="dxa" w:w="2256"/>
+          </w:tcPr>
+          <w:p>
+            <w:r>
+              <w:t>Medium — UI is low-code, database schema and integration layer require engineering</w:t>
+            </w:r>
+          </w:p>
+        </w:tc>
+        <w:tc>
+          <w:tcPr>
+            <w:tcW w:type="dxa" w:w="2256"/>
+          </w:tcPr>
+          <w:p>
+            <w:r>
+              <w:t>Full build/test/deploy cycle</w:t>
+            </w:r>
+          </w:p>
+        </w:tc>
+      </w:tr>
+      <w:tr>
+        <w:tc>
+          <w:tcPr>
+            <w:tcW w:type="dxa" w:w="2256"/>
+          </w:tcPr>
+          <w:p>
+            <w:r>
+              <w:t>**Vendor lock-in**</w:t>
+            </w:r>
+          </w:p>
+        </w:tc>
+        <w:tc>
+          <w:tcPr>
+            <w:tcW w:type="dxa" w:w="2256"/>
+          </w:tcPr>
+          <w:p>
+            <w:r>
+              <w:t>High — Microsoft platform</w:t>
+            </w:r>
+          </w:p>
+        </w:tc>
+        <w:tc>
+          <w:tcPr>
+            <w:tcW w:type="dxa" w:w="2256"/>
+          </w:tcPr>
+          <w:p>
+            <w:r>
+              <w:t>Medium — Power Apps UI layer is Microsoft-owned, but data is portable</w:t>
+            </w:r>
+          </w:p>
+        </w:tc>
+        <w:tc>
+          <w:tcPr>
+            <w:tcW w:type="dxa" w:w="2256"/>
+          </w:tcPr>
+          <w:p>
+            <w:r>
+              <w:t>Low — first-party, portable code</w:t>
+            </w:r>
+          </w:p>
+        </w:tc>
+      </w:tr>
+      <w:tr>
+        <w:tc>
+          <w:tcPr>
+            <w:tcW w:type="dxa" w:w="2256"/>
+          </w:tcPr>
+          <w:p>
+            <w:r>
+              <w:t>**Using existing skills**</w:t>
+            </w:r>
+          </w:p>
+        </w:tc>
+        <w:tc>
+          <w:tcPr>
+            <w:tcW w:type="dxa" w:w="2256"/>
+          </w:tcPr>
+          <w:p>
+            <w:r>
+              <w:t>New Power Platform skill set</w:t>
+            </w:r>
+          </w:p>
+        </w:tc>
+        <w:tc>
+          <w:tcPr>
+            <w:tcW w:type="dxa" w:w="2256"/>
+          </w:tcPr>
+          <w:p>
+            <w:r>
+              <w:t>Mixed — Power Platform for UI, existing DBA/.NET for database and integration</w:t>
+            </w:r>
+          </w:p>
+        </w:tc>
+        <w:tc>
+          <w:tcPr>
+            <w:tcW w:type="dxa" w:w="2256"/>
+          </w:tcPr>
+          <w:p>
+            <w:r>
+              <w:t>Existing in-house C# / .NET / database team</w:t>
+            </w:r>
+          </w:p>
+        </w:tc>
+      </w:tr>
+      <w:tr>
+        <w:tc>
+          <w:tcPr>
+            <w:tcW w:type="dxa" w:w="2256"/>
+          </w:tcPr>
+          <w:p>
+            <w:r>
+              <w:t>**Compliance posture**</w:t>
+            </w:r>
+          </w:p>
+        </w:tc>
+        <w:tc>
+          <w:tcPr>
+            <w:tcW w:type="dxa" w:w="2256"/>
+          </w:tcPr>
+          <w:p>
+            <w:r>
+              <w:t>EU data centres, platform-managed</w:t>
+            </w:r>
+          </w:p>
+        </w:tc>
+        <w:tc>
+          <w:tcPr>
+            <w:tcW w:type="dxa" w:w="2256"/>
+          </w:tcPr>
+          <w:p>
+            <w:r>
+              <w:t>EU database hosting, self-controlled data; platform layer Microsoft-managed</w:t>
+            </w:r>
+          </w:p>
+        </w:tc>
+        <w:tc>
+          <w:tcPr>
+            <w:tcW w:type="dxa" w:w="2256"/>
+          </w:tcPr>
+          <w:p>
+            <w:r>
+              <w:t>EU data centres, fully self-controlled</w:t>
+            </w:r>
+          </w:p>
+        </w:tc>
+      </w:tr>
+    </w:tbl>
+    <w:p>
+      <w:r>
+        <w:t>All three options keep all data in EU regions to satisfy GDPR, CNIL, and BDSG.</w:t>
+      </w:r>
+    </w:p>
+    <w:p>
+      <w:pPr>
+        <w:pStyle w:val="Heading2"/>
+      </w:pPr>
+      <w:r>
+        <w:t>Option A — Microsoft Power Platform / Dataverse</w:t>
+      </w:r>
+    </w:p>
+    <w:p>
+      <w:r>
+        <w:t>The current design. The custom EuroCRM data model is built on Dataverse with Power Apps model-driven apps, Business Process Flows, Power Automate, and native Microsoft integrations.</w:t>
+      </w:r>
+    </w:p>
+    <w:p>
+      <w:r>
+        <w:rPr>
+          <w:b/>
+          <w:i w:val="0"/>
+        </w:rPr>
+        <w:t>Pluses:</w:t>
+      </w:r>
+    </w:p>
+    <w:p>
+      <w:pPr>
+        <w:pStyle w:val="ListParagraph"/>
+      </w:pPr>
+      <w:r>
+        <w:t xml:space="preserve">• </w:t>
+      </w:r>
+      <w:r>
+        <w:rPr>
+          <w:b/>
+          <w:i w:val="0"/>
+        </w:rPr>
+        <w:t>Speed to value</w:t>
+      </w:r>
+      <w:r>
+        <w:t xml:space="preserve"> — low-code configuration gets simple forms, workflows and a usable UI up much faster</w:t>
+      </w:r>
+    </w:p>
+    <w:p>
+      <w:pPr>
+        <w:pStyle w:val="ListParagraph"/>
+      </w:pPr>
+      <w:r>
+        <w:t xml:space="preserve">• </w:t>
+      </w:r>
+      <w:r>
+        <w:rPr>
+          <w:b/>
+          <w:i w:val="0"/>
+        </w:rPr>
+        <w:t>Native integrations out of the box</w:t>
+      </w:r>
+      <w:r>
+        <w:t xml:space="preserve"> — Outlook, SharePoint, Teams, Power BI, and an audit trail ship with the platform</w:t>
+      </w:r>
+    </w:p>
+    <w:p>
+      <w:pPr>
+        <w:pStyle w:val="ListParagraph"/>
+      </w:pPr>
+      <w:r>
+        <w:t xml:space="preserve">• </w:t>
+      </w:r>
+      <w:r>
+        <w:rPr>
+          <w:b/>
+          <w:i w:val="0"/>
+        </w:rPr>
+        <w:t>Managed platform</w:t>
+      </w:r>
+      <w:r>
+        <w:t xml:space="preserve"> — security, infrastructure, and capacity are Microsoft's responsibility</w:t>
+      </w:r>
+    </w:p>
+    <w:p>
+      <w:pPr>
+        <w:pStyle w:val="ListParagraph"/>
+      </w:pPr>
+      <w:r>
+        <w:t xml:space="preserve">• </w:t>
+      </w:r>
+      <w:r>
+        <w:rPr>
+          <w:b/>
+          <w:i w:val="0"/>
+        </w:rPr>
+        <w:t>Mature ecosystem</w:t>
+      </w:r>
+      <w:r>
+        <w:t xml:space="preserve"> — Copilot for Sales, Power BI analytics, broad Microsoft 365 alignment</w:t>
+      </w:r>
+    </w:p>
+    <w:p>
+      <w:pPr>
+        <w:pStyle w:val="ListParagraph"/>
+      </w:pPr>
+      <w:r>
+        <w:t xml:space="preserve">• </w:t>
+      </w:r>
+      <w:r>
+        <w:rPr>
+          <w:b/>
+          <w:i w:val="0"/>
+        </w:rPr>
+        <w:t>Regional rollout</w:t>
+      </w:r>
+      <w:r>
+        <w:t xml:space="preserve"> — Business Units + security roles map cleanly onto the country / service-line model</w:t>
+      </w:r>
+    </w:p>
+    <w:p>
+      <w:r>
+        <w:rPr>
+          <w:b/>
+          <w:i w:val="0"/>
+        </w:rPr>
+        <w:t>Minuses:</w:t>
+      </w:r>
+    </w:p>
+    <w:p>
+      <w:pPr>
+        <w:pStyle w:val="ListParagraph"/>
+      </w:pPr>
+      <w:r>
+        <w:t xml:space="preserve">• </w:t>
+      </w:r>
+      <w:r>
+        <w:rPr>
+          <w:b/>
+          <w:i w:val="0"/>
+        </w:rPr>
+        <w:t>Ongoing licensing cost</w:t>
+      </w:r>
+      <w:r>
+        <w:t xml:space="preserve"> — per-user / per-app / per-org fees that grow with adoption</w:t>
+      </w:r>
+    </w:p>
+    <w:p>
+      <w:pPr>
+        <w:pStyle w:val="ListParagraph"/>
+      </w:pPr>
+      <w:r>
+        <w:t xml:space="preserve">• </w:t>
+      </w:r>
+      <w:r>
+        <w:rPr>
+          <w:b/>
+          <w:i w:val="0"/>
+        </w:rPr>
+        <w:t>Vendor lock-in</w:t>
+      </w:r>
+      <w:r>
+        <w:t xml:space="preserve"> — data and logic sit on Microsoft's platform</w:t>
+      </w:r>
+    </w:p>
+    <w:p>
+      <w:pPr>
+        <w:pStyle w:val="ListParagraph"/>
+      </w:pPr>
+      <w:r>
+        <w:t xml:space="preserve">• </w:t>
+      </w:r>
+      <w:r>
+        <w:rPr>
+          <w:b/>
+          <w:i w:val="0"/>
+        </w:rPr>
+        <w:t>New skill set</w:t>
+      </w:r>
+      <w:r>
+        <w:t xml:space="preserve"> — Power Platform specialists, not the existing .NET team</w:t>
+      </w:r>
+    </w:p>
+    <w:p>
+      <w:pPr>
+        <w:pStyle w:val="ListParagraph"/>
+      </w:pPr>
+      <w:r>
+        <w:t xml:space="preserve">• </w:t>
+      </w:r>
+      <w:r>
+        <w:rPr>
+          <w:b/>
+          <w:i w:val="0"/>
+        </w:rPr>
+        <w:t>Fit gap</w:t>
+      </w:r>
+      <w:r>
+        <w:t xml:space="preserve"> — 8 of 11 core entities have no packaged equivalent, so a large part of the model is custom regardless</w:t>
+      </w:r>
+    </w:p>
+    <w:p>
+      <w:pPr>
+        <w:pStyle w:val="ListParagraph"/>
+      </w:pPr>
+      <w:r>
+        <w:t xml:space="preserve">• </w:t>
+      </w:r>
+      <w:r>
+        <w:rPr>
+          <w:b/>
+          <w:i w:val="0"/>
+        </w:rPr>
+        <w:t>Platform constraints</w:t>
+      </w:r>
+      <w:r>
+        <w:t xml:space="preserve"> — capacity and governance limits on what can be built, tuned, and debugged</w:t>
+      </w:r>
+    </w:p>
+    <w:p>
+      <w:pPr>
+        <w:pStyle w:val="Heading2"/>
+      </w:pPr>
+      <w:r>
+        <w:t>Option B — Power Platform + SQL/PostgreSQL Database</w:t>
+      </w:r>
+    </w:p>
+    <w:p>
+      <w:r>
+        <w:t>A hybrid approach: the Power Apps model-driven UI remains the front-end, but data is stored in a relational database (SQL Server or PostgreSQL) instead of Dataverse, connected via virtual tables, direct connectors, or a custom API layer.</w:t>
+      </w:r>
+    </w:p>
+    <w:p>
+      <w:r>
+        <w:rPr>
+          <w:b/>
+          <w:i w:val="0"/>
+        </w:rPr>
+        <w:t>Pluses:</w:t>
+      </w:r>
+    </w:p>
+    <w:p>
+      <w:pPr>
+        <w:pStyle w:val="ListParagraph"/>
+      </w:pPr>
+      <w:r>
+        <w:t xml:space="preserve">• </w:t>
+      </w:r>
+      <w:r>
+        <w:rPr>
+          <w:b/>
+          <w:i w:val="0"/>
+        </w:rPr>
+        <w:t>No Dataverse data licensing</w:t>
+      </w:r>
+      <w:r>
+        <w:t xml:space="preserve"> — eliminates the per-entity / per-user data storage cost while keeping the Power Apps UI</w:t>
+      </w:r>
+    </w:p>
+    <w:p>
+      <w:pPr>
+        <w:pStyle w:val="ListParagraph"/>
+      </w:pPr>
+      <w:r>
+        <w:t xml:space="preserve">• </w:t>
+      </w:r>
+      <w:r>
+        <w:rPr>
+          <w:b/>
+          <w:i w:val="0"/>
+        </w:rPr>
+        <w:t>Data portability</w:t>
+      </w:r>
+      <w:r>
+        <w:t xml:space="preserve"> — the relational database is fully portable and under the firm's control</w:t>
+      </w:r>
+    </w:p>
+    <w:p>
+      <w:pPr>
+        <w:pStyle w:val="ListParagraph"/>
+      </w:pPr>
+      <w:r>
+        <w:t xml:space="preserve">• </w:t>
+      </w:r>
+      <w:r>
+        <w:rPr>
+          <w:b/>
+          <w:i w:val="0"/>
+        </w:rPr>
+        <w:t>Reuse existing DBA skills</w:t>
+      </w:r>
+      <w:r>
+        <w:t xml:space="preserve"> — the database team manages schema, indexing, and performance directly</w:t>
+      </w:r>
+    </w:p>
+    <w:p>
+      <w:pPr>
+        <w:pStyle w:val="ListParagraph"/>
+      </w:pPr>
+      <w:r>
+        <w:t xml:space="preserve">• </w:t>
+      </w:r>
+      <w:r>
+        <w:rPr>
+          <w:b/>
+          <w:i w:val="0"/>
+        </w:rPr>
+        <w:t>Lower platform cost than Option A</w:t>
+      </w:r>
+      <w:r>
+        <w:t xml:space="preserve"> — Power Apps per-user licensing only; no Dataverse tier charges</w:t>
+      </w:r>
+    </w:p>
+    <w:p>
+      <w:pPr>
+        <w:pStyle w:val="ListParagraph"/>
+      </w:pPr>
+      <w:r>
+        <w:t xml:space="preserve">• </w:t>
+      </w:r>
+      <w:r>
+        <w:rPr>
+          <w:b/>
+          <w:i w:val="0"/>
+        </w:rPr>
+        <w:t>Faster UI than Option C</w:t>
+      </w:r>
+      <w:r>
+        <w:t xml:space="preserve"> — model-driven apps and forms ship without a full code build</w:t>
+      </w:r>
+    </w:p>
+    <w:p>
+      <w:r>
+        <w:rPr>
+          <w:b/>
+          <w:i w:val="0"/>
+        </w:rPr>
+        <w:t>Minuses:</w:t>
+      </w:r>
+    </w:p>
+    <w:p>
+      <w:pPr>
+        <w:pStyle w:val="ListParagraph"/>
+      </w:pPr>
+      <w:r>
+        <w:t xml:space="preserve">• </w:t>
+      </w:r>
+      <w:r>
+        <w:rPr>
+          <w:b/>
+          <w:i w:val="0"/>
+        </w:rPr>
+        <w:t>Hybrid complexity</w:t>
+      </w:r>
+      <w:r>
+        <w:t xml:space="preserve"> — two platforms to integrate: Power Platform UI layer + a separate database with its own hosting, backup, and DR</w:t>
+      </w:r>
+    </w:p>
+    <w:p>
+      <w:pPr>
+        <w:pStyle w:val="ListParagraph"/>
+      </w:pPr>
+      <w:r>
+        <w:t xml:space="preserve">• </w:t>
+      </w:r>
+      <w:r>
+        <w:rPr>
+          <w:b/>
+          <w:i w:val="0"/>
+        </w:rPr>
+        <w:t>Feature gaps</w:t>
+      </w:r>
+      <w:r>
+        <w:t xml:space="preserve"> — virtual tables and direct connectors do not support all Dataverse features (Business Process Flows, certain rollups, native audit, complex calculated fields may require workarounds)</w:t>
+      </w:r>
+    </w:p>
+    <w:p>
+      <w:pPr>
+        <w:pStyle w:val="ListParagraph"/>
+      </w:pPr>
+      <w:r>
+        <w:t xml:space="preserve">• </w:t>
+      </w:r>
+      <w:r>
+        <w:rPr>
+          <w:b/>
+          <w:i w:val="0"/>
+        </w:rPr>
+        <w:t>Power Automate limitations</w:t>
+      </w:r>
+      <w:r>
+        <w:t xml:space="preserve"> — Dataverse-specific triggers and actions do not fire against a SQL backend; flows must use SQL polling or custom connectors instead</w:t>
+      </w:r>
+    </w:p>
+    <w:p>
+      <w:pPr>
+        <w:pStyle w:val="ListParagraph"/>
+      </w:pPr>
+      <w:r>
+        <w:t xml:space="preserve">• </w:t>
+      </w:r>
+      <w:r>
+        <w:rPr>
+          <w:b/>
+          <w:i w:val="0"/>
+        </w:rPr>
+        <w:t>Mixed skill requirement</w:t>
+      </w:r>
+      <w:r>
+        <w:t xml:space="preserve"> — the team needs both Power Platform capability and database/integration engineering</w:t>
+      </w:r>
+    </w:p>
+    <w:p>
+      <w:pPr>
+        <w:pStyle w:val="ListParagraph"/>
+      </w:pPr>
+      <w:r>
+        <w:t xml:space="preserve">• </w:t>
+      </w:r>
+      <w:r>
+        <w:rPr>
+          <w:b/>
+          <w:i w:val="0"/>
+        </w:rPr>
+        <w:t>Partial lock-in</w:t>
+      </w:r>
+      <w:r>
+        <w:t xml:space="preserve"> — the UI layer remains Microsoft-owned; the data layer does not</w:t>
+      </w:r>
+    </w:p>
+    <w:p>
+      <w:pPr>
+        <w:pStyle w:val="Heading2"/>
+      </w:pPr>
+      <w:r>
+        <w:t>Option C — Traditional C# / PostgreSQL</w:t>
+      </w:r>
+    </w:p>
+    <w:p>
+      <w:r>
+        <w:t>An alternative to the same outcome using the firm's existing engineering stack — ASP.NET Core, PostgreSQL 16, and standard integration practices.</w:t>
+      </w:r>
+    </w:p>
+    <w:p>
+      <w:r>
+        <w:rPr>
+          <w:b/>
+          <w:i w:val="0"/>
+        </w:rPr>
+        <w:t>Pluses:</w:t>
+      </w:r>
+    </w:p>
+    <w:p>
+      <w:pPr>
+        <w:pStyle w:val="ListParagraph"/>
+      </w:pPr>
+      <w:r>
+        <w:t xml:space="preserve">• </w:t>
+      </w:r>
+      <w:r>
+        <w:rPr>
+          <w:b/>
+          <w:i w:val="0"/>
+        </w:rPr>
+        <w:t>No per-user licensing</w:t>
+      </w:r>
+      <w:r>
+        <w:t xml:space="preserve"> — infrastructure cost only; cheaper at scale</w:t>
+      </w:r>
+    </w:p>
+    <w:p>
+      <w:pPr>
+        <w:pStyle w:val="ListParagraph"/>
+      </w:pPr>
+      <w:r>
+        <w:t xml:space="preserve">• </w:t>
+      </w:r>
+      <w:r>
+        <w:rPr>
+          <w:b/>
+          <w:i w:val="0"/>
+        </w:rPr>
+        <w:t>Reuses existing capability</w:t>
+      </w:r>
+      <w:r>
+        <w:t xml:space="preserve"> — the current C#/.NET and database engineering team runs it</w:t>
+      </w:r>
+    </w:p>
+    <w:p>
+      <w:pPr>
+        <w:pStyle w:val="ListParagraph"/>
+      </w:pPr>
+      <w:r>
+        <w:t xml:space="preserve">• </w:t>
+      </w:r>
+      <w:r>
+        <w:rPr>
+          <w:b/>
+          <w:i w:val="0"/>
+        </w:rPr>
+        <w:t>Full control and portability</w:t>
+      </w:r>
+      <w:r>
+        <w:t xml:space="preserve"> — first-party code is debuggable, testable, and portable off the chosen host</w:t>
+      </w:r>
+    </w:p>
+    <w:p>
+      <w:pPr>
+        <w:pStyle w:val="ListParagraph"/>
+      </w:pPr>
+      <w:r>
+        <w:t xml:space="preserve">• </w:t>
+      </w:r>
+      <w:r>
+        <w:rPr>
+          <w:b/>
+          <w:i w:val="0"/>
+        </w:rPr>
+        <w:t>Precise tenant isolation</w:t>
+      </w:r>
+      <w:r>
+        <w:t xml:space="preserve"> — PostgreSQL row-level security gives exact country/service-line control</w:t>
+      </w:r>
+    </w:p>
+    <w:p>
+      <w:pPr>
+        <w:pStyle w:val="ListParagraph"/>
+      </w:pPr>
+      <w:r>
+        <w:t xml:space="preserve">• </w:t>
+      </w:r>
+      <w:r>
+        <w:rPr>
+          <w:b/>
+          <w:i w:val="0"/>
+        </w:rPr>
+        <w:t>No platform limits</w:t>
+      </w:r>
+      <w:r>
+        <w:t xml:space="preserve"> — schema, security model, and change capture are entirely under our control</w:t>
+      </w:r>
+    </w:p>
+    <w:p>
+      <w:r>
+        <w:rPr>
+          <w:b/>
+          <w:i w:val="0"/>
+        </w:rPr>
+        <w:t>Minuses:</w:t>
+      </w:r>
+    </w:p>
+    <w:p>
+      <w:pPr>
+        <w:pStyle w:val="ListParagraph"/>
+      </w:pPr>
+      <w:r>
+        <w:t xml:space="preserve">• </w:t>
+      </w:r>
+      <w:r>
+        <w:rPr>
+          <w:b/>
+          <w:i w:val="0"/>
+        </w:rPr>
+        <w:t>Longer build</w:t>
+      </w:r>
+      <w:r>
+        <w:t xml:space="preserve"> — real development effort, not low-code configuration</w:t>
+      </w:r>
+    </w:p>
+    <w:p>
+      <w:pPr>
+        <w:pStyle w:val="ListParagraph"/>
+      </w:pPr>
+      <w:r>
+        <w:t xml:space="preserve">• </w:t>
+      </w:r>
+      <w:r>
+        <w:rPr>
+          <w:b/>
+          <w:i w:val="0"/>
+        </w:rPr>
+        <w:t>Rebuild the freebies</w:t>
+      </w:r>
+      <w:r>
+        <w:t xml:space="preserve"> — Outlook/SharePoint/Teams integration and audit trail must be built rather than switched on</w:t>
+      </w:r>
+    </w:p>
+    <w:p>
+      <w:pPr>
+        <w:pStyle w:val="ListParagraph"/>
+      </w:pPr>
+      <w:r>
+        <w:t xml:space="preserve">• </w:t>
+      </w:r>
+      <w:r>
+        <w:rPr>
+          <w:b/>
+          <w:i w:val="0"/>
+        </w:rPr>
+        <w:t>Operate the infrastructure</w:t>
+      </w:r>
+      <w:r>
+        <w:t xml:space="preserve"> — provision, secure, and run servers/storage rather than leasing a platform</w:t>
+      </w:r>
+    </w:p>
+    <w:p>
+      <w:pPr>
+        <w:pStyle w:val="ListParagraph"/>
+      </w:pPr>
+      <w:r>
+        <w:t xml:space="preserve">• </w:t>
+      </w:r>
+      <w:r>
+        <w:rPr>
+          <w:b/>
+          <w:i w:val="0"/>
+        </w:rPr>
+        <w:t>Selling the build</w:t>
+      </w:r>
+      <w:r>
+        <w:t xml:space="preserve"> — the effort is a capital project to justify, not a per-seat subscription to buy</w:t>
+      </w:r>
+    </w:p>
+    <w:p>
+      <w:pPr>
+        <w:pStyle w:val="Heading2"/>
+      </w:pPr>
+      <w:r>
+        <w:t>The key tension</w:t>
+      </w:r>
+    </w:p>
+    <w:p>
+      <w:pPr>
+        <w:pStyle w:val="ListParagraph"/>
+      </w:pPr>
+      <w:r>
+        <w:t xml:space="preserve">• </w:t>
+      </w:r>
+      <w:r>
+        <w:t>Platform licensing cost vs. build and operating effort.</w:t>
+      </w:r>
+    </w:p>
+    <w:p>
+      <w:pPr>
+        <w:pStyle w:val="ListParagraph"/>
+      </w:pPr>
+      <w:r>
+        <w:t xml:space="preserve">• </w:t>
+      </w:r>
+      <w:r>
+        <w:t>Velocity of low-code change vs. the discipline of a first-party codebase.</w:t>
+      </w:r>
+    </w:p>
+    <w:p>
+      <w:pPr>
+        <w:pStyle w:val="ListParagraph"/>
+      </w:pPr>
+      <w:r>
+        <w:t xml:space="preserve">• </w:t>
+      </w:r>
+      <w:r>
+        <w:t>Buying a managed capability vs. owning the full stack.</w:t>
+      </w:r>
+    </w:p>
+    <w:p>
+      <w:pPr>
+        <w:pStyle w:val="ListParagraph"/>
+      </w:pPr>
+      <w:r>
+        <w:t xml:space="preserve">• </w:t>
+      </w:r>
+      <w:r>
+        <w:t>Option B sits between the two: it avoids Dataverse data licensing but requires running two platforms and working around feature limits.</w:t>
+      </w:r>
+    </w:p>
+    <w:p>
+      <w:r>
+        <w:t xml:space="preserve">The eight-entity fit gap that argues for a </w:t>
+      </w:r>
+      <w:r>
+        <w:rPr>
+          <w:b w:val="0"/>
+          <w:i/>
+        </w:rPr>
+        <w:t>custom</w:t>
+      </w:r>
+      <w:r>
+        <w:t xml:space="preserve"> model applies to all three options — the real question is whether that custom model is built </w:t>
+      </w:r>
+      <w:r>
+        <w:rPr>
+          <w:b/>
+          <w:i w:val="0"/>
+        </w:rPr>
+        <w:t>on</w:t>
+      </w:r>
+      <w:r>
+        <w:t xml:space="preserve"> Dataverse (A), on a </w:t>
+      </w:r>
+      <w:r>
+        <w:rPr>
+          <w:b/>
+          <w:i w:val="0"/>
+        </w:rPr>
+        <w:t>relational database behind Power Apps</w:t>
+      </w:r>
+      <w:r>
+        <w:t xml:space="preserve"> (B), or as </w:t>
+      </w:r>
+      <w:r>
+        <w:rPr>
+          <w:b/>
+          <w:i w:val="0"/>
+        </w:rPr>
+        <w:t>our own code</w:t>
+      </w:r>
+      <w:r>
+        <w:t xml:space="preserve"> (C).</w:t>
+      </w:r>
+    </w:p>
+    <w:p>
+      <w:pPr>
+        <w:pStyle w:val="Heading2"/>
+      </w:pPr>
+      <w:r>
+        <w:t>Commercial / integration angle</w:t>
+      </w:r>
+    </w:p>
+    <w:p>
+      <w:r>
+        <w:t>Integration to the Golden Source also varies by option, and three patterns exist for getting entity data there (compared in architecture patterns comparison):</w:t>
+      </w:r>
+    </w:p>
+    <w:p>
+      <w:pPr>
+        <w:pStyle w:val="ListParagraph"/>
+      </w:pPr>
+      <w:r>
+        <w:t xml:space="preserve">• </w:t>
+      </w:r>
+      <w:r>
+        <w:rPr>
+          <w:b/>
+          <w:i w:val="0"/>
+        </w:rPr>
+        <w:t>Direct batch export</w:t>
+      </w:r>
+      <w:r>
+        <w:t xml:space="preserve"> — simplest, near-daily freshness</w:t>
+      </w:r>
+    </w:p>
+    <w:p>
+      <w:pPr>
+        <w:pStyle w:val="ListParagraph"/>
+      </w:pPr>
+      <w:r>
+        <w:t xml:space="preserve">• </w:t>
+      </w:r>
+      <w:r>
+        <w:rPr>
+          <w:b/>
+          <w:i w:val="0"/>
+        </w:rPr>
+        <w:t>Dynamics + ECS message bus</w:t>
+      </w:r>
+      <w:r>
+        <w:t xml:space="preserve"> — near-real-time, decouples consumers</w:t>
+      </w:r>
+    </w:p>
+    <w:p>
+      <w:pPr>
+        <w:pStyle w:val="ListParagraph"/>
+      </w:pPr>
+      <w:r>
+        <w:t xml:space="preserve">• </w:t>
+      </w:r>
+      <w:r>
+        <w:rPr>
+          <w:b/>
+          <w:i w:val="0"/>
+        </w:rPr>
+        <w:t>C# + ECS message bus</w:t>
+      </w:r>
+      <w:r>
+        <w:t xml:space="preserve"> — the native fit for Option C; Outbox Pattern guarantees delivery</w:t>
+      </w:r>
+    </w:p>
+    <w:p>
+      <w:r>
+        <w:t>Option C does not eliminate the need for the enterprise ECS bus — it changes who publishes to it (a background worker instead of a platform plugin). This is a shared dependency either way and should be confirmed early (see the open questions).</w:t>
+      </w:r>
+    </w:p>
+    <w:p>
+      <w:pPr>
+        <w:pStyle w:val="Heading2"/>
+      </w:pPr>
+      <w:r>
+        <w:t>Comparison table</w:t>
+      </w:r>
+    </w:p>
+    <w:tbl>
+      <w:tblPr>
+        <w:tblW w:type="auto" w:w="0"/>
+        <w:jc w:val="center"/>
+        <w:tblLook w:firstColumn="1" w:firstRow="1" w:lastColumn="0" w:lastRow="0" w:noHBand="0" w:noVBand="1" w:val="04A0"/>
+      </w:tblPr>
+      <w:tblGrid>
+        <w:gridCol w:w="2256"/>
+        <w:gridCol w:w="2256"/>
+        <w:gridCol w:w="2256"/>
+        <w:gridCol w:w="2256"/>
+      </w:tblGrid>
+      <w:tr>
+        <w:tc>
+          <w:tcPr>
+            <w:tcW w:type="dxa" w:w="2256"/>
+          </w:tcPr>
+          <w:p>
+            <w:r>
+              <w:rPr>
+                <w:b/>
+              </w:rPr>
+              <w:t>Dimension</w:t>
+            </w:r>
+          </w:p>
+        </w:tc>
+        <w:tc>
+          <w:tcPr>
+            <w:tcW w:type="dxa" w:w="2256"/>
+          </w:tcPr>
+          <w:p>
+            <w:r>
+              <w:rPr>
+                <w:b/>
+              </w:rPr>
+              <w:t>Option A — Power Platform</w:t>
+            </w:r>
+          </w:p>
+        </w:tc>
+        <w:tc>
+          <w:tcPr>
+            <w:tcW w:type="dxa" w:w="2256"/>
+          </w:tcPr>
+          <w:p>
+            <w:r>
+              <w:rPr>
+                <w:b/>
+              </w:rPr>
+              <w:t>Option B — Power Platform + SQL</w:t>
+            </w:r>
+          </w:p>
+        </w:tc>
+        <w:tc>
+          <w:tcPr>
+            <w:tcW w:type="dxa" w:w="2256"/>
+          </w:tcPr>
+          <w:p>
+            <w:r>
+              <w:rPr>
+                <w:b/>
+              </w:rPr>
+              <w:t>Option C — C# / PostgreSQL</w:t>
+            </w:r>
+          </w:p>
+        </w:tc>
+      </w:tr>
+      <w:tr>
+        <w:tc>
+          <w:tcPr>
+            <w:tcW w:type="dxa" w:w="2256"/>
+          </w:tcPr>
+          <w:p>
+            <w:r>
+              <w:t>Core outcome</w:t>
+            </w:r>
+          </w:p>
+        </w:tc>
+        <w:tc>
+          <w:tcPr>
+            <w:tcW w:type="dxa" w:w="2256"/>
+          </w:tcPr>
+          <w:p>
+            <w:r>
+              <w:t>Same</w:t>
+            </w:r>
+          </w:p>
+        </w:tc>
+        <w:tc>
+          <w:tcPr>
+            <w:tcW w:type="dxa" w:w="2256"/>
+          </w:tcPr>
+          <w:p>
+            <w:r>
+              <w:t>Same</w:t>
+            </w:r>
+          </w:p>
+        </w:tc>
+        <w:tc>
+          <w:tcPr>
+            <w:tcW w:type="dxa" w:w="2256"/>
+          </w:tcPr>
+          <w:p>
+            <w:r>
+              <w:t>Same</w:t>
+            </w:r>
+          </w:p>
+        </w:tc>
+      </w:tr>
+      <w:tr>
+        <w:tc>
+          <w:tcPr>
+            <w:tcW w:type="dxa" w:w="2256"/>
+          </w:tcPr>
+          <w:p>
+            <w:r>
+              <w:t>Time to first value</w:t>
+            </w:r>
+          </w:p>
+        </w:tc>
+        <w:tc>
+          <w:tcPr>
+            <w:tcW w:type="dxa" w:w="2256"/>
+          </w:tcPr>
+          <w:p>
+            <w:r>
+              <w:t>Fastest</w:t>
+            </w:r>
+          </w:p>
+        </w:tc>
+        <w:tc>
+          <w:tcPr>
+            <w:tcW w:type="dxa" w:w="2256"/>
+          </w:tcPr>
+          <w:p>
+            <w:r>
+              <w:t>Medium</w:t>
+            </w:r>
+          </w:p>
+        </w:tc>
+        <w:tc>
+          <w:tcPr>
+            <w:tcW w:type="dxa" w:w="2256"/>
+          </w:tcPr>
+          <w:p>
+            <w:r>
+              <w:t>Slowest</w:t>
+            </w:r>
+          </w:p>
+        </w:tc>
+      </w:tr>
+      <w:tr>
+        <w:tc>
+          <w:tcPr>
+            <w:tcW w:type="dxa" w:w="2256"/>
+          </w:tcPr>
+          <w:p>
+            <w:r>
+              <w:t>Recurring cost</w:t>
+            </w:r>
+          </w:p>
+        </w:tc>
+        <w:tc>
+          <w:tcPr>
+            <w:tcW w:type="dxa" w:w="2256"/>
+          </w:tcPr>
+          <w:p>
+            <w:r>
+              <w:t>Per-user / per-app licenses + Dataverse</w:t>
+            </w:r>
+          </w:p>
+        </w:tc>
+        <w:tc>
+          <w:tcPr>
+            <w:tcW w:type="dxa" w:w="2256"/>
+          </w:tcPr>
+          <w:p>
+            <w:r>
+              <w:t>Power Apps per-user + database hosting</w:t>
+            </w:r>
+          </w:p>
+        </w:tc>
+        <w:tc>
+          <w:tcPr>
+            <w:tcW w:type="dxa" w:w="2256"/>
+          </w:tcPr>
+          <w:p>
+            <w:r>
+              <w:t>Infrastructure only</w:t>
+            </w:r>
+          </w:p>
+        </w:tc>
+      </w:tr>
+      <w:tr>
+        <w:tc>
+          <w:tcPr>
+            <w:tcW w:type="dxa" w:w="2256"/>
+          </w:tcPr>
+          <w:p>
+            <w:r>
+              <w:t>Upfront effort</w:t>
+            </w:r>
+          </w:p>
+        </w:tc>
+        <w:tc>
+          <w:tcPr>
+            <w:tcW w:type="dxa" w:w="2256"/>
+          </w:tcPr>
+          <w:p>
+            <w:r>
+              <w:t>Low-code config</w:t>
+            </w:r>
+          </w:p>
+        </w:tc>
+        <w:tc>
+          <w:tcPr>
+            <w:tcW w:type="dxa" w:w="2256"/>
+          </w:tcPr>
+          <w:p>
+            <w:r>
+              <w:t>UI config + DB schema &amp; integration</w:t>
+            </w:r>
+          </w:p>
+        </w:tc>
+        <w:tc>
+          <w:tcPr>
+            <w:tcW w:type="dxa" w:w="2256"/>
+          </w:tcPr>
+          <w:p>
+            <w:r>
+              <w:t>Full engineering</w:t>
+            </w:r>
+          </w:p>
+        </w:tc>
+      </w:tr>
+      <w:tr>
+        <w:tc>
+          <w:tcPr>
+            <w:tcW w:type="dxa" w:w="2256"/>
+          </w:tcPr>
+          <w:p>
+            <w:r>
+              <w:t>Skill availability</w:t>
+            </w:r>
+          </w:p>
+        </w:tc>
+        <w:tc>
+          <w:tcPr>
+            <w:tcW w:type="dxa" w:w="2256"/>
+          </w:tcPr>
+          <w:p>
+            <w:r>
+              <w:t>New Microsoft skills</w:t>
+            </w:r>
+          </w:p>
+        </w:tc>
+        <w:tc>
+          <w:tcPr>
+            <w:tcW w:type="dxa" w:w="2256"/>
+          </w:tcPr>
+          <w:p>
+            <w:r>
+              <w:t>Mixed: Power Platform + existing DBA</w:t>
+            </w:r>
+          </w:p>
+        </w:tc>
+        <w:tc>
+          <w:tcPr>
+            <w:tcW w:type="dxa" w:w="2256"/>
+          </w:tcPr>
+          <w:p>
+            <w:r>
+              <w:t>Existing in-house team</w:t>
+            </w:r>
+          </w:p>
+        </w:tc>
+      </w:tr>
+      <w:tr>
+        <w:tc>
+          <w:tcPr>
+            <w:tcW w:type="dxa" w:w="2256"/>
+          </w:tcPr>
+          <w:p>
+            <w:r>
+              <w:t>Vendor lock-in</w:t>
+            </w:r>
+          </w:p>
+        </w:tc>
+        <w:tc>
+          <w:tcPr>
+            <w:tcW w:type="dxa" w:w="2256"/>
+          </w:tcPr>
+          <w:p>
+            <w:r>
+              <w:t>High</w:t>
+            </w:r>
+          </w:p>
+        </w:tc>
+        <w:tc>
+          <w:tcPr>
+            <w:tcW w:type="dxa" w:w="2256"/>
+          </w:tcPr>
+          <w:p>
+            <w:r>
+              <w:t>Medium</w:t>
+            </w:r>
+          </w:p>
+        </w:tc>
+        <w:tc>
+          <w:tcPr>
+            <w:tcW w:type="dxa" w:w="2256"/>
+          </w:tcPr>
+          <w:p>
+            <w:r>
+              <w:t>Low</w:t>
+            </w:r>
+          </w:p>
+        </w:tc>
+      </w:tr>
+      <w:tr>
+        <w:tc>
+          <w:tcPr>
+            <w:tcW w:type="dxa" w:w="2256"/>
+          </w:tcPr>
+          <w:p>
+            <w:r>
+              <w:t>Data residency</w:t>
+            </w:r>
+          </w:p>
+        </w:tc>
+        <w:tc>
+          <w:tcPr>
+            <w:tcW w:type="dxa" w:w="2256"/>
+          </w:tcPr>
+          <w:p>
+            <w:r>
+              <w:t>EU (platform-allocated)</w:t>
+            </w:r>
+          </w:p>
+        </w:tc>
+        <w:tc>
+          <w:tcPr>
+            <w:tcW w:type="dxa" w:w="2256"/>
+          </w:tcPr>
+          <w:p>
+            <w:r>
+              <w:t>EU (self-controlled DB, platform layer MS)</w:t>
+            </w:r>
+          </w:p>
+        </w:tc>
+        <w:tc>
+          <w:tcPr>
+            <w:tcW w:type="dxa" w:w="2256"/>
+          </w:tcPr>
+          <w:p>
+            <w:r>
+              <w:t>EU (self-controlled)</w:t>
+            </w:r>
+          </w:p>
+        </w:tc>
+      </w:tr>
+      <w:tr>
+        <w:tc>
+          <w:tcPr>
+            <w:tcW w:type="dxa" w:w="2256"/>
+          </w:tcPr>
+          <w:p>
+            <w:r>
+              <w:t>Control &amp; debuggability</w:t>
+            </w:r>
+          </w:p>
+        </w:tc>
+        <w:tc>
+          <w:tcPr>
+            <w:tcW w:type="dxa" w:w="2256"/>
+          </w:tcPr>
+          <w:p>
+            <w:r>
+              <w:t>Platform-limited</w:t>
+            </w:r>
+          </w:p>
+        </w:tc>
+        <w:tc>
+          <w:tcPr>
+            <w:tcW w:type="dxa" w:w="2256"/>
+          </w:tcPr>
+          <w:p>
+            <w:r>
+              <w:t>Partial — DB full, UI platform-limited</w:t>
+            </w:r>
+          </w:p>
+        </w:tc>
+        <w:tc>
+          <w:tcPr>
+            <w:tcW w:type="dxa" w:w="2256"/>
+          </w:tcPr>
+          <w:p>
+            <w:r>
+              <w:t>Full</w:t>
+            </w:r>
+          </w:p>
+        </w:tc>
+      </w:tr>
+      <w:tr>
+        <w:tc>
+          <w:tcPr>
+            <w:tcW w:type="dxa" w:w="2256"/>
+          </w:tcPr>
+          <w:p>
+            <w:r>
+              <w:t>Native Microsoft integrations</w:t>
+            </w:r>
+          </w:p>
+        </w:tc>
+        <w:tc>
+          <w:tcPr>
+            <w:tcW w:type="dxa" w:w="2256"/>
+          </w:tcPr>
+          <w:p>
+            <w:r>
+              <w:t>Out of the box</w:t>
+            </w:r>
+          </w:p>
+        </w:tc>
+        <w:tc>
+          <w:tcPr>
+            <w:tcW w:type="dxa" w:w="2256"/>
+          </w:tcPr>
+          <w:p>
+            <w:r>
+              <w:t>Partial — some require workarounds</w:t>
+            </w:r>
+          </w:p>
+        </w:tc>
+        <w:tc>
+          <w:tcPr>
+            <w:tcW w:type="dxa" w:w="2256"/>
+          </w:tcPr>
+          <w:p>
+            <w:r>
+              <w:t>Rebuilt</w:t>
+            </w:r>
+          </w:p>
+        </w:tc>
+      </w:tr>
+      <w:tr>
+        <w:tc>
+          <w:tcPr>
+            <w:tcW w:type="dxa" w:w="2256"/>
+          </w:tcPr>
+          <w:p>
+            <w:r>
+              <w:t>Operating model</w:t>
+            </w:r>
+          </w:p>
+        </w:tc>
+        <w:tc>
+          <w:tcPr>
+            <w:tcW w:type="dxa" w:w="2256"/>
+          </w:tcPr>
+          <w:p>
+            <w:r>
+              <w:t>Lease the platform</w:t>
+            </w:r>
+          </w:p>
+        </w:tc>
+        <w:tc>
+          <w:tcPr>
+            <w:tcW w:type="dxa" w:w="2256"/>
+          </w:tcPr>
+          <w:p>
+            <w:r>
+              <w:t>Lease UI, own data layer</w:t>
+            </w:r>
+          </w:p>
+        </w:tc>
+        <w:tc>
+          <w:tcPr>
+            <w:tcW w:type="dxa" w:w="2256"/>
+          </w:tcPr>
+          <w:p>
+            <w:r>
+              <w:t>Own the stack</w:t>
+            </w:r>
+          </w:p>
+        </w:tc>
+      </w:tr>
+    </w:tbl>
+    <w:p>
+      <w:pPr>
+        <w:pStyle w:val="Heading2"/>
+      </w:pPr>
+      <w:r>
+        <w:t>Decision framing</w:t>
+      </w:r>
+    </w:p>
+    <w:p>
+      <w:r>
+        <w:t xml:space="preserve">This is a </w:t>
+      </w:r>
+      <w:r>
+        <w:rPr>
+          <w:b/>
+          <w:i w:val="0"/>
+        </w:rPr>
+        <w:t>business operating-model decision</w:t>
+      </w:r>
+      <w:r>
+        <w:t>, not purely technical. It comes down to:</w:t>
+      </w:r>
+    </w:p>
+    <w:p>
+      <w:pPr>
+        <w:pStyle w:val="ListParagraph"/>
+      </w:pPr>
+      <w:r>
+        <w:t xml:space="preserve">• </w:t>
+      </w:r>
+      <w:r>
+        <w:rPr>
+          <w:b/>
+          <w:i w:val="0"/>
+        </w:rPr>
+        <w:t>Buy a managed platform</w:t>
+      </w:r>
+      <w:r>
+        <w:t xml:space="preserve"> (Option A) for speed and lower current spend on people, accepting licence cost and lock-in.</w:t>
+      </w:r>
+    </w:p>
+    <w:p>
+      <w:pPr>
+        <w:pStyle w:val="ListParagraph"/>
+      </w:pPr>
+      <w:r>
+        <w:t xml:space="preserve">• </w:t>
+      </w:r>
+      <w:r>
+        <w:rPr>
+          <w:b/>
+          <w:i w:val="0"/>
+        </w:rPr>
+        <w:t>Take the middle path</w:t>
+      </w:r>
+      <w:r>
+        <w:t xml:space="preserve"> (Option B) — keeping the Power Apps UI but moving data to a relational database the firm controls, accepting hybrid complexity and feature gaps in exchange for lower platform cost and data portability.</w:t>
+      </w:r>
+    </w:p>
+    <w:p>
+      <w:pPr>
+        <w:pStyle w:val="ListParagraph"/>
+      </w:pPr>
+      <w:r>
+        <w:t xml:space="preserve">• </w:t>
+      </w:r>
+      <w:r>
+        <w:rPr>
+          <w:b/>
+          <w:i w:val="0"/>
+        </w:rPr>
+        <w:t>Invest engineering effort</w:t>
+      </w:r>
+      <w:r>
+        <w:t xml:space="preserve"> (Option C) to reuse existing capability, eliminate per-seat licensing, and keep full control.</w:t>
+      </w:r>
+    </w:p>
+    <w:p>
+      <w:r>
+        <w:t>The decision should be made at TDA review weighing these pluses and minuses against the programme's cost envelope, delivery timeline, and appetite for long-term platform commitment.</w:t>
+      </w:r>
+    </w:p>
+    <w:p>
+      <w:pPr>
+        <w:pStyle w:val="Heading2"/>
+      </w:pPr>
+      <w:r>
+        <w:t>Related</w:t>
+      </w:r>
+    </w:p>
+    <w:p>
+      <w:pPr>
+        <w:pStyle w:val="ListParagraph"/>
+      </w:pPr>
+      <w:r>
+        <w:t xml:space="preserve">• </w:t>
+      </w:r>
+      <w:r>
+        <w:t>solution overview — Parent document; current (Dataverse) design</w:t>
+      </w:r>
+    </w:p>
+    <w:p>
+      <w:pPr>
+        <w:pStyle w:val="ListParagraph"/>
+      </w:pPr>
+      <w:r>
+        <w:t xml:space="preserve">• </w:t>
+      </w:r>
+      <w:r>
+        <w:t>alternative architecture traditional csharp — Full Option C design with cost/operability detail</w:t>
+      </w:r>
+    </w:p>
+    <w:p>
+      <w:pPr>
+        <w:pStyle w:val="ListParagraph"/>
+      </w:pPr>
+      <w:r>
+        <w:t xml:space="preserve">• </w:t>
+      </w:r>
+      <w:r>
+        <w:t>power apps rationale — The platform decision Option A is based on</w:t>
+      </w:r>
+    </w:p>
+    <w:p>
+      <w:pPr>
+        <w:pStyle w:val="ListParagraph"/>
+      </w:pPr>
+      <w:r>
+        <w:t xml:space="preserve">• </w:t>
+      </w:r>
+      <w:r>
+        <w:t>business capabilities — The capability model all three options must satisfy</w:t>
+      </w:r>
+    </w:p>
+    <w:p>
+      <w:pPr>
+        <w:pStyle w:val="ListParagraph"/>
+      </w:pPr>
+      <w:r>
+        <w:t xml:space="preserve">• </w:t>
+      </w:r>
+      <w:r>
+        <w:t>architecture patterns comparison — Integration to Golden Source, shared by all options</w:t>
+      </w:r>
+    </w:p>
+    <w:p>
+      <w:pPr>
+        <w:pStyle w:val="Heading2"/>
+      </w:pPr>
+      <w:r>
+        <w:t>Architecture Patterns — Integration to Golden Source</w:t>
+      </w:r>
+    </w:p>
+    <w:p>
+      <w:r>
+        <w:t>Three integration patterns for populating a Golden Source database from a CRM system. Each shows a different mechanism for getting entity data from the system of engagement into the authoritative master data store consumed by BI, Finance, and downstream systems.</w:t>
+      </w:r>
+    </w:p>
+    <w:p>
+      <w:pPr>
+        <w:pStyle w:val="Heading2"/>
+      </w:pPr>
+      <w:r>
+        <w:t>Pattern 1 — Dynamics 365 Direct Export</w:t>
+      </w:r>
+    </w:p>
+    <w:p>
+      <w:r>
+        <w:t>The simplest pattern. Dynamics 365 / Dataverse is the primary CRM system. Entity data is exported on a scheduled basis (or manually) to the Golden Source database.</w:t>
+      </w:r>
+    </w:p>
+    <w:p>
+      <w:pPr>
+        <w:pStyle w:val="ListParagraph"/>
+      </w:pPr>
+      <w:r>
+        <w:t xml:space="preserve">• </w:t>
+      </w:r>
+      <w:r>
+        <w:t>Export runs as a batch job — full or incremental sync</w:t>
+      </w:r>
+    </w:p>
+    <w:p>
+      <w:pPr>
+        <w:pStyle w:val="ListParagraph"/>
+      </w:pPr>
+      <w:r>
+        <w:t xml:space="preserve">• </w:t>
+      </w:r>
+      <w:r>
+        <w:t>Mapping and transform layer handles schema differences between Dataverse and the target store</w:t>
+      </w:r>
+    </w:p>
+    <w:p>
+      <w:pPr>
+        <w:pStyle w:val="ListParagraph"/>
+      </w:pPr>
+      <w:r>
+        <w:t xml:space="preserve">• </w:t>
+      </w:r>
+      <w:r>
+        <w:t>No real-time sync — data freshness depends on export frequency</w:t>
+      </w:r>
+    </w:p>
+    <w:p>
+      <w:pPr>
+        <w:pStyle w:val="ListParagraph"/>
+      </w:pPr>
+      <w:r>
+        <w:t xml:space="preserve">• </w:t>
+      </w:r>
+      <w:r>
+        <w:t>Suitable when downstream consumers can tolerate near-daily staleness</w:t>
+      </w:r>
+    </w:p>
+    <w:p>
+      <w:pPr>
+        <w:pStyle w:val="Heading2"/>
+      </w:pPr>
+      <w:r>
+        <w:t>Pattern 2 — Dynamics 365 + ECS Message Bus</w:t>
+      </w:r>
+    </w:p>
+    <w:p>
+      <w:r>
+        <w:t>Dynamics 365 remains the system of engagement, but entity changes are captured in near-real-time via the ECS (Enterprise Connectivity Services) message bus.</w:t>
+      </w:r>
+    </w:p>
+    <w:p>
+      <w:pPr>
+        <w:pStyle w:val="ListParagraph"/>
+      </w:pPr>
+      <w:r>
+        <w:t xml:space="preserve">• </w:t>
+      </w:r>
+      <w:r>
+        <w:t>Dataverse change tracking or a Power Automate flow captures entity mutations</w:t>
+      </w:r>
+    </w:p>
+    <w:p>
+      <w:pPr>
+        <w:pStyle w:val="ListParagraph"/>
+      </w:pPr>
+      <w:r>
+        <w:t xml:space="preserve">• </w:t>
+      </w:r>
+      <w:r>
+        <w:t>Changes are published as events to an ECS topic</w:t>
+      </w:r>
+    </w:p>
+    <w:p>
+      <w:pPr>
+        <w:pStyle w:val="ListParagraph"/>
+      </w:pPr>
+      <w:r>
+        <w:t xml:space="preserve">• </w:t>
+      </w:r>
+      <w:r>
+        <w:t>A consumer worker service subscribes, transforms, and upserts into the Golden Source</w:t>
+      </w:r>
+    </w:p>
+    <w:p>
+      <w:pPr>
+        <w:pStyle w:val="ListParagraph"/>
+      </w:pPr>
+      <w:r>
+        <w:t xml:space="preserve">• </w:t>
+      </w:r>
+      <w:r>
+        <w:t>Decouples the CRM from downstream consumers — multiple systems can subscribe to the same change stream</w:t>
+      </w:r>
+    </w:p>
+    <w:p>
+      <w:pPr>
+        <w:pStyle w:val="ListParagraph"/>
+      </w:pPr>
+      <w:r>
+        <w:t xml:space="preserve">• </w:t>
+      </w:r>
+      <w:r>
+        <w:t>Near-real-time freshness; failed messages route to a dead-letter queue for retry</w:t>
+      </w:r>
+    </w:p>
+    <w:p>
+      <w:pPr>
+        <w:pStyle w:val="Heading2"/>
+      </w:pPr>
+      <w:r>
+        <w:t>Pattern 3 — C# / ASP.NET Core + ECS Message Bus</w:t>
+      </w:r>
+    </w:p>
+    <w:p>
+      <w:r>
+        <w:t>No Dynamics or Dataverse dependency. A custom ASP.NET Core application writes directly to PostgreSQL as the primary data store, and publishes entity changes to the ECS bus via the Outbox Pattern.</w:t>
+      </w:r>
+    </w:p>
+    <w:p>
+      <w:pPr>
+        <w:pStyle w:val="ListParagraph"/>
+      </w:pPr>
+      <w:r>
+        <w:t xml:space="preserve">• </w:t>
+      </w:r>
+      <w:r>
+        <w:t>Application commits write the domain event and outbox record in the same database transaction</w:t>
+      </w:r>
+    </w:p>
+    <w:p>
+      <w:pPr>
+        <w:pStyle w:val="ListParagraph"/>
+      </w:pPr>
+      <w:r>
+        <w:t xml:space="preserve">• </w:t>
+      </w:r>
+      <w:r>
+        <w:t>A background dispatcher publishes outbox events to ECS — guarantees exactly-once delivery</w:t>
+      </w:r>
+    </w:p>
+    <w:p>
+      <w:pPr>
+        <w:pStyle w:val="ListParagraph"/>
+      </w:pPr>
+      <w:r>
+        <w:t xml:space="preserve">• </w:t>
+      </w:r>
+      <w:r>
+        <w:t>External consumers (Finance bridge, BI feeds, other lines of business) subscribe to the ECS topic</w:t>
+      </w:r>
+    </w:p>
+    <w:p>
+      <w:pPr>
+        <w:pStyle w:val="ListParagraph"/>
+      </w:pPr>
+      <w:r>
+        <w:t xml:space="preserve">• </w:t>
+      </w:r>
+      <w:r>
+        <w:t>Golden Source database is the application's own PostgreSQL — no separate copy/sync step</w:t>
+      </w:r>
+    </w:p>
+    <w:p>
+      <w:pPr>
+        <w:pStyle w:val="ListParagraph"/>
+      </w:pPr>
+      <w:r>
+        <w:t xml:space="preserve">• </w:t>
+      </w:r>
+      <w:r>
+        <w:t>Full control over schema, security model, and change capture without platform constraints</w:t>
+      </w:r>
+    </w:p>
+    <w:p>
+      <w:pPr>
+        <w:pStyle w:val="Heading2"/>
+      </w:pPr>
+      <w:r>
+        <w:t>Comparison</w:t>
+      </w:r>
+    </w:p>
+    <w:tbl>
+      <w:tblPr>
+        <w:tblW w:type="auto" w:w="0"/>
+        <w:jc w:val="center"/>
+        <w:tblLook w:firstColumn="1" w:firstRow="1" w:lastColumn="0" w:lastRow="0" w:noHBand="0" w:noVBand="1" w:val="04A0"/>
+      </w:tblPr>
+      <w:tblGrid>
+        <w:gridCol w:w="2256"/>
+        <w:gridCol w:w="2256"/>
+        <w:gridCol w:w="2256"/>
+        <w:gridCol w:w="2256"/>
+      </w:tblGrid>
+      <w:tr>
+        <w:tc>
+          <w:tcPr>
+            <w:tcW w:type="dxa" w:w="2256"/>
+          </w:tcPr>
+          <w:p>
+            <w:r>
+              <w:rPr>
+                <w:b/>
+              </w:rPr>
+              <w:t>Aspect</w:t>
+            </w:r>
+          </w:p>
+        </w:tc>
+        <w:tc>
+          <w:tcPr>
+            <w:tcW w:type="dxa" w:w="2256"/>
+          </w:tcPr>
+          <w:p>
+            <w:r>
+              <w:rPr>
+                <w:b/>
+              </w:rPr>
+              <w:t>Pattern 1 — Direct Export</w:t>
+            </w:r>
+          </w:p>
+        </w:tc>
+        <w:tc>
+          <w:tcPr>
+            <w:tcW w:type="dxa" w:w="2256"/>
+          </w:tcPr>
+          <w:p>
+            <w:r>
+              <w:rPr>
+                <w:b/>
+              </w:rPr>
+              <w:t>Pattern 2 — Dynamics + ECS</w:t>
+            </w:r>
+          </w:p>
+        </w:tc>
+        <w:tc>
+          <w:tcPr>
+            <w:tcW w:type="dxa" w:w="2256"/>
+          </w:tcPr>
+          <w:p>
+            <w:r>
+              <w:rPr>
+                <w:b/>
+              </w:rPr>
+              <w:t>Pattern 3 — C# + ECS</w:t>
+            </w:r>
+          </w:p>
+        </w:tc>
+      </w:tr>
+      <w:tr>
+        <w:tc>
+          <w:tcPr>
+            <w:tcW w:type="dxa" w:w="2256"/>
+          </w:tcPr>
+          <w:p>
+            <w:r>
+              <w:t>CRM system</w:t>
+            </w:r>
+          </w:p>
+        </w:tc>
+        <w:tc>
+          <w:tcPr>
+            <w:tcW w:type="dxa" w:w="2256"/>
+          </w:tcPr>
+          <w:p>
+            <w:r>
+              <w:t>Dynamics 365 / Dataverse</w:t>
+            </w:r>
+          </w:p>
+        </w:tc>
+        <w:tc>
+          <w:tcPr>
+            <w:tcW w:type="dxa" w:w="2256"/>
+          </w:tcPr>
+          <w:p>
+            <w:r>
+              <w:t>Dynamics 365 / Dataverse</w:t>
+            </w:r>
+          </w:p>
+        </w:tc>
+        <w:tc>
+          <w:tcPr>
+            <w:tcW w:type="dxa" w:w="2256"/>
+          </w:tcPr>
+          <w:p>
+            <w:r>
+              <w:t>Custom ASP.NET Core</w:t>
+            </w:r>
+          </w:p>
+        </w:tc>
+      </w:tr>
+      <w:tr>
+        <w:tc>
+          <w:tcPr>
+            <w:tcW w:type="dxa" w:w="2256"/>
+          </w:tcPr>
+          <w:p>
+            <w:r>
+              <w:t>Sync mechanism</w:t>
+            </w:r>
+          </w:p>
+        </w:tc>
+        <w:tc>
+          <w:tcPr>
+            <w:tcW w:type="dxa" w:w="2256"/>
+          </w:tcPr>
+          <w:p>
+            <w:r>
+              <w:t>Scheduled batch export</w:t>
+            </w:r>
+          </w:p>
+        </w:tc>
+        <w:tc>
+          <w:tcPr>
+            <w:tcW w:type="dxa" w:w="2256"/>
+          </w:tcPr>
+          <w:p>
+            <w:r>
+              <w:t>Event-driven via ECS bus</w:t>
+            </w:r>
+          </w:p>
+        </w:tc>
+        <w:tc>
+          <w:tcPr>
+            <w:tcW w:type="dxa" w:w="2256"/>
+          </w:tcPr>
+          <w:p>
+            <w:r>
+              <w:t>Outbox pattern → ECS bus</w:t>
+            </w:r>
+          </w:p>
+        </w:tc>
+      </w:tr>
+      <w:tr>
+        <w:tc>
+          <w:tcPr>
+            <w:tcW w:type="dxa" w:w="2256"/>
+          </w:tcPr>
+          <w:p>
+            <w:r>
+              <w:t>Data freshness</w:t>
+            </w:r>
+          </w:p>
+        </w:tc>
+        <w:tc>
+          <w:tcPr>
+            <w:tcW w:type="dxa" w:w="2256"/>
+          </w:tcPr>
+          <w:p>
+            <w:r>
+              <w:t>Near-daily</w:t>
+            </w:r>
+          </w:p>
+        </w:tc>
+        <w:tc>
+          <w:tcPr>
+            <w:tcW w:type="dxa" w:w="2256"/>
+          </w:tcPr>
+          <w:p>
+            <w:r>
+              <w:t>Near-real-time</w:t>
+            </w:r>
+          </w:p>
+        </w:tc>
+        <w:tc>
+          <w:tcPr>
+            <w:tcW w:type="dxa" w:w="2256"/>
+          </w:tcPr>
+          <w:p>
+            <w:r>
+              <w:t>Near-real-time</w:t>
+            </w:r>
+          </w:p>
+        </w:tc>
+      </w:tr>
+      <w:tr>
+        <w:tc>
+          <w:tcPr>
+            <w:tcW w:type="dxa" w:w="2256"/>
+          </w:tcPr>
+          <w:p>
+            <w:r>
+              <w:t>Platform dependency</w:t>
+            </w:r>
+          </w:p>
+        </w:tc>
+        <w:tc>
+          <w:tcPr>
+            <w:tcW w:type="dxa" w:w="2256"/>
+          </w:tcPr>
+          <w:p>
+            <w:r>
+              <w:t>High (Dataverse)</w:t>
+            </w:r>
+          </w:p>
+        </w:tc>
+        <w:tc>
+          <w:tcPr>
+            <w:tcW w:type="dxa" w:w="2256"/>
+          </w:tcPr>
+          <w:p>
+            <w:r>
+              <w:t>High (Dataverse)</w:t>
+            </w:r>
+          </w:p>
+        </w:tc>
+        <w:tc>
+          <w:tcPr>
+            <w:tcW w:type="dxa" w:w="2256"/>
+          </w:tcPr>
+          <w:p>
+            <w:r>
+              <w:t>None (first-party code)</w:t>
+            </w:r>
+          </w:p>
+        </w:tc>
+      </w:tr>
+      <w:tr>
+        <w:tc>
+          <w:tcPr>
+            <w:tcW w:type="dxa" w:w="2256"/>
+          </w:tcPr>
+          <w:p>
+            <w:r>
+              <w:t>Downstream decoupling</w:t>
+            </w:r>
+          </w:p>
+        </w:tc>
+        <w:tc>
+          <w:tcPr>
+            <w:tcW w:type="dxa" w:w="2256"/>
+          </w:tcPr>
+          <w:p>
+            <w:r>
+              <w:t>Low — tight coupling to export schema</w:t>
+            </w:r>
+          </w:p>
+        </w:tc>
+        <w:tc>
+          <w:tcPr>
+            <w:tcW w:type="dxa" w:w="2256"/>
+          </w:tcPr>
+          <w:p>
+            <w:r>
+              <w:t>High — multiple ECS subscribers</w:t>
+            </w:r>
+          </w:p>
+        </w:tc>
+        <w:tc>
+          <w:tcPr>
+            <w:tcW w:type="dxa" w:w="2256"/>
+          </w:tcPr>
+          <w:p>
+            <w:r>
+              <w:t>High — multiple ECS subscribers</w:t>
+            </w:r>
+          </w:p>
+        </w:tc>
+      </w:tr>
+      <w:tr>
+        <w:tc>
+          <w:tcPr>
+            <w:tcW w:type="dxa" w:w="2256"/>
+          </w:tcPr>
+          <w:p>
+            <w:r>
+              <w:t>Operational complexity</w:t>
+            </w:r>
+          </w:p>
+        </w:tc>
+        <w:tc>
+          <w:tcPr>
+            <w:tcW w:type="dxa" w:w="2256"/>
+          </w:tcPr>
+          <w:p>
+            <w:r>
+              <w:t>Low</w:t>
+            </w:r>
+          </w:p>
+        </w:tc>
+        <w:tc>
+          <w:tcPr>
+            <w:tcW w:type="dxa" w:w="2256"/>
+          </w:tcPr>
+          <w:p>
+            <w:r>
+              <w:t>Medium — requires ECS infrastructure</w:t>
+            </w:r>
+          </w:p>
+        </w:tc>
+        <w:tc>
+          <w:tcPr>
+            <w:tcW w:type="dxa" w:w="2256"/>
+          </w:tcPr>
+          <w:p>
+            <w:r>
+              <w:t>Medium — requires ECS infrastructure</w:t>
+            </w:r>
+          </w:p>
+        </w:tc>
+      </w:tr>
+      <w:tr>
+        <w:tc>
+          <w:tcPr>
+            <w:tcW w:type="dxa" w:w="2256"/>
+          </w:tcPr>
+          <w:p>
+            <w:r>
+              <w:t>Licensing</w:t>
+            </w:r>
+          </w:p>
+        </w:tc>
+        <w:tc>
+          <w:tcPr>
+            <w:tcW w:type="dxa" w:w="2256"/>
+          </w:tcPr>
+          <w:p>
+            <w:r>
+              <w:t>Per-user / per-org Dataverse</w:t>
+            </w:r>
+          </w:p>
+        </w:tc>
+        <w:tc>
+          <w:tcPr>
+            <w:tcW w:type="dxa" w:w="2256"/>
+          </w:tcPr>
+          <w:p>
+            <w:r>
+              <w:t>Per-user / per-org Dataverse</w:t>
+            </w:r>
+          </w:p>
+        </w:tc>
+        <w:tc>
+          <w:tcPr>
+            <w:tcW w:type="dxa" w:w="2256"/>
+          </w:tcPr>
+          <w:p>
+            <w:r>
+              <w:t>Infrastructure cost only</w:t>
+            </w:r>
+          </w:p>
+        </w:tc>
+      </w:tr>
+    </w:tbl>
+    <w:p>
+      <w:pPr>
+        <w:pStyle w:val="Heading2"/>
+      </w:pPr>
+      <w:r>
+        <w:t>Related</w:t>
+      </w:r>
+    </w:p>
+    <w:p>
+      <w:pPr>
+        <w:pStyle w:val="ListParagraph"/>
+      </w:pPr>
+      <w:r>
+        <w:t xml:space="preserve">• </w:t>
+      </w:r>
+      <w:r>
+        <w:t>alternative architecture traditional csharp — Full alternative architecture using C# and PostgreSQL</w:t>
+      </w:r>
+    </w:p>
+    <w:p>
+      <w:pPr>
+        <w:pStyle w:val="ListParagraph"/>
+      </w:pPr>
+      <w:r>
+        <w:t xml:space="preserve">• </w:t>
+      </w:r>
+      <w:r>
+        <w:t>solution overview — Current (Dataverse) design</w:t>
+      </w:r>
+    </w:p>
+    <w:p>
+      <w:pPr>
+        <w:pStyle w:val="ListParagraph"/>
+      </w:pPr>
+      <w:r>
+        <w:t xml:space="preserve">• </w:t>
+      </w:r>
+      <w:r>
+        <w:t>architecture application — Current application and integration patterns</w:t>
+      </w:r>
+    </w:p>
+    <w:p>
+      <w:pPr>
+        <w:pStyle w:val="Heading2"/>
+      </w:pPr>
+      <w:r>
+        <w:t>EuroCRM Wiki Index</w:t>
+      </w:r>
+    </w:p>
+    <w:p>
+      <w:r>
+        <w:t xml:space="preserve">The master index for the European CRM solution wiki. The wiki is split between </w:t>
+      </w:r>
+      <w:r>
+        <w:rPr>
+          <w:b/>
+          <w:i w:val="0"/>
+        </w:rPr>
+        <w:t>general business material</w:t>
+      </w:r>
+      <w:r>
+        <w:t xml:space="preserve"> (business case, scope, requirements, governance, roadmap, and the shared data models) at the top level, and </w:t>
+      </w:r>
+      <w:r>
+        <w:rPr>
+          <w:b/>
+          <w:i w:val="0"/>
+        </w:rPr>
+        <w:t>three architecture-implementation sub-folders</w:t>
+      </w:r>
+      <w:r>
+        <w:t xml:space="preserve"> — one per approach proposed in the architecture approach executive summary.</w:t>
+      </w:r>
+    </w:p>
+    <w:p>
+      <w:pPr>
+        <w:pStyle w:val="ListParagraph"/>
+      </w:pPr>
+      <w:r>
+        <w:t xml:space="preserve">• </w:t>
+      </w:r>
+      <w:r>
+        <w:rPr>
+          <w:rFonts w:ascii="Consolas" w:hAnsi="Consolas"/>
+          <w:b w:val="0"/>
+          <w:i w:val="0"/>
+        </w:rPr>
+        <w:t>wiki/power-platform-dataverse/</w:t>
+      </w:r>
+      <w:r>
+        <w:t xml:space="preserve"> — Option A: Power Platform / Dataverse (the current design)</w:t>
+      </w:r>
+    </w:p>
+    <w:p>
+      <w:pPr>
+        <w:pStyle w:val="ListParagraph"/>
+      </w:pPr>
+      <w:r>
+        <w:t xml:space="preserve">• </w:t>
+      </w:r>
+      <w:r>
+        <w:rPr>
+          <w:rFonts w:ascii="Consolas" w:hAnsi="Consolas"/>
+          <w:b w:val="0"/>
+          <w:i w:val="0"/>
+        </w:rPr>
+        <w:t>wiki/power-platform-sql/</w:t>
+      </w:r>
+      <w:r>
+        <w:t xml:space="preserve"> — Option B: Power Platform + SQL/PostgreSQL database (hybrid)</w:t>
+      </w:r>
+    </w:p>
+    <w:p>
+      <w:pPr>
+        <w:pStyle w:val="ListParagraph"/>
+      </w:pPr>
+      <w:r>
+        <w:t xml:space="preserve">• </w:t>
+      </w:r>
+      <w:r>
+        <w:rPr>
+          <w:rFonts w:ascii="Consolas" w:hAnsi="Consolas"/>
+          <w:b w:val="0"/>
+          <w:i w:val="0"/>
+        </w:rPr>
+        <w:t>wiki/csharp-postgresql/</w:t>
+      </w:r>
+      <w:r>
+        <w:t xml:space="preserve"> — Option C: Traditional C# / PostgreSQL (alternative)</w:t>
+      </w:r>
+    </w:p>
+    <w:p>
+      <w:r>
+        <w:t>The authoritative parent document is solution overview; this index is the navigation surface for that body of work.</w:t>
+      </w:r>
+    </w:p>
+    <w:p>
+      <w:pPr>
+        <w:pStyle w:val="Heading2"/>
+      </w:pPr>
+      <w:r>
+        <w:t>Overview &amp; Entry</w:t>
+      </w:r>
+    </w:p>
+    <w:tbl>
+      <w:tblPr>
+        <w:tblW w:type="auto" w:w="0"/>
+        <w:jc w:val="center"/>
+        <w:tblLook w:firstColumn="1" w:firstRow="1" w:lastColumn="0" w:lastRow="0" w:noHBand="0" w:noVBand="1" w:val="04A0"/>
+      </w:tblPr>
+      <w:tblGrid>
+        <w:gridCol w:w="4513"/>
+        <w:gridCol w:w="4513"/>
+      </w:tblGrid>
+      <w:tr>
+        <w:tc>
+          <w:tcPr>
+            <w:tcW w:type="dxa" w:w="4513"/>
+          </w:tcPr>
+          <w:p>
+            <w:r>
+              <w:rPr>
+                <w:b/>
+              </w:rPr>
+              <w:t>Note</w:t>
+            </w:r>
+          </w:p>
+        </w:tc>
+        <w:tc>
+          <w:tcPr>
+            <w:tcW w:type="dxa" w:w="4513"/>
+          </w:tcPr>
+          <w:p>
+            <w:r>
+              <w:rPr>
+                <w:b/>
+              </w:rPr>
+              <w:t>Purpose</w:t>
+            </w:r>
+          </w:p>
+        </w:tc>
+      </w:tr>
+      <w:tr>
+        <w:tc>
+          <w:tcPr>
+            <w:tcW w:type="dxa" w:w="4513"/>
+          </w:tcPr>
+          <w:p>
+            <w:r>
+              <w:t>solution overview</w:t>
+            </w:r>
+          </w:p>
+        </w:tc>
+        <w:tc>
+          <w:tcPr>
+            <w:tcW w:type="dxa" w:w="4513"/>
+          </w:tcPr>
+          <w:p>
+            <w:r>
+              <w:t>Parent / authoritative Solution Overview Document (SOD)</w:t>
+            </w:r>
+          </w:p>
+        </w:tc>
+      </w:tr>
+      <w:tr>
+        <w:tc>
+          <w:tcPr>
+            <w:tcW w:type="dxa" w:w="4513"/>
+          </w:tcPr>
+          <w:p>
+            <w:r>
+              <w:t>problem statement</w:t>
+            </w:r>
+          </w:p>
+        </w:tc>
+        <w:tc>
+          <w:tcPr>
+            <w:tcW w:type="dxa" w:w="4513"/>
+          </w:tcPr>
+          <w:p>
+            <w:r>
+              <w:t>Why the initiative exists — the business problem</w:t>
+            </w:r>
+          </w:p>
+        </w:tc>
+      </w:tr>
+      <w:tr>
+        <w:tc>
+          <w:tcPr>
+            <w:tcW w:type="dxa" w:w="4513"/>
+          </w:tcPr>
+          <w:p>
+            <w:r>
+              <w:t>business context</w:t>
+            </w:r>
+          </w:p>
+        </w:tc>
+        <w:tc>
+          <w:tcPr>
+            <w:tcW w:type="dxa" w:w="4513"/>
+          </w:tcPr>
+          <w:p>
+            <w:r>
+              <w:t>Background across the four European offices</w:t>
+            </w:r>
+          </w:p>
+        </w:tc>
+      </w:tr>
+      <w:tr>
+        <w:tc>
+          <w:tcPr>
+            <w:tcW w:type="dxa" w:w="4513"/>
+          </w:tcPr>
+          <w:p>
+            <w:r>
+              <w:t>glossary</w:t>
+            </w:r>
+          </w:p>
+        </w:tc>
+        <w:tc>
+          <w:tcPr>
+            <w:tcW w:type="dxa" w:w="4513"/>
+          </w:tcPr>
+          <w:p>
+            <w:r>
+              <w:t>Definition of terms</w:t>
+            </w:r>
+          </w:p>
+        </w:tc>
+      </w:tr>
+    </w:tbl>
+    <w:p>
+      <w:pPr>
+        <w:pStyle w:val="Heading2"/>
+      </w:pPr>
+      <w:r>
+        <w:t>Business Case</w:t>
+      </w:r>
+    </w:p>
+    <w:tbl>
+      <w:tblPr>
+        <w:tblW w:type="auto" w:w="0"/>
+        <w:jc w:val="center"/>
+        <w:tblLook w:firstColumn="1" w:firstRow="1" w:lastColumn="0" w:lastRow="0" w:noHBand="0" w:noVBand="1" w:val="04A0"/>
+      </w:tblPr>
+      <w:tblGrid>
+        <w:gridCol w:w="4513"/>
+        <w:gridCol w:w="4513"/>
+      </w:tblGrid>
+      <w:tr>
+        <w:tc>
+          <w:tcPr>
+            <w:tcW w:type="dxa" w:w="4513"/>
+          </w:tcPr>
+          <w:p>
+            <w:r>
+              <w:rPr>
+                <w:b/>
+              </w:rPr>
+              <w:t>Note</w:t>
+            </w:r>
+          </w:p>
+        </w:tc>
+        <w:tc>
+          <w:tcPr>
+            <w:tcW w:type="dxa" w:w="4513"/>
+          </w:tcPr>
+          <w:p>
+            <w:r>
+              <w:rPr>
+                <w:b/>
+              </w:rPr>
+              <w:t>Purpose</w:t>
+            </w:r>
+          </w:p>
+        </w:tc>
+      </w:tr>
+      <w:tr>
+        <w:tc>
+          <w:tcPr>
+            <w:tcW w:type="dxa" w:w="4513"/>
+          </w:tcPr>
+          <w:p>
+            <w:r>
+              <w:t>business goals</w:t>
+            </w:r>
+          </w:p>
+        </w:tc>
+        <w:tc>
+          <w:tcPr>
+            <w:tcW w:type="dxa" w:w="4513"/>
+          </w:tcPr>
+          <w:p>
+            <w:r>
+              <w:t>Goals and objectives</w:t>
+            </w:r>
+          </w:p>
+        </w:tc>
+      </w:tr>
+      <w:tr>
+        <w:tc>
+          <w:tcPr>
+            <w:tcW w:type="dxa" w:w="4513"/>
+          </w:tcPr>
+          <w:p>
+            <w:r>
+              <w:t>business capabilities</w:t>
+            </w:r>
+          </w:p>
+        </w:tc>
+        <w:tc>
+          <w:tcPr>
+            <w:tcW w:type="dxa" w:w="4513"/>
+          </w:tcPr>
+          <w:p>
+            <w:r>
+              <w:t>Capability model the solution must satisfy</w:t>
+            </w:r>
+          </w:p>
+        </w:tc>
+      </w:tr>
+      <w:tr>
+        <w:tc>
+          <w:tcPr>
+            <w:tcW w:type="dxa" w:w="4513"/>
+          </w:tcPr>
+          <w:p>
+            <w:r>
+              <w:t>expected benefits</w:t>
+            </w:r>
+          </w:p>
+        </w:tc>
+        <w:tc>
+          <w:tcPr>
+            <w:tcW w:type="dxa" w:w="4513"/>
+          </w:tcPr>
+          <w:p>
+            <w:r>
+              <w:t>Benefits realisation for the business case</w:t>
+            </w:r>
+          </w:p>
+        </w:tc>
+      </w:tr>
+      <w:tr>
+        <w:tc>
+          <w:tcPr>
+            <w:tcW w:type="dxa" w:w="4513"/>
+          </w:tcPr>
+          <w:p>
+            <w:r>
+              <w:t>key stakeholders</w:t>
+            </w:r>
+          </w:p>
+        </w:tc>
+        <w:tc>
+          <w:tcPr>
+            <w:tcW w:type="dxa" w:w="4513"/>
+          </w:tcPr>
+          <w:p>
+            <w:r>
+              <w:t>Stakeholder register</w:t>
+            </w:r>
+          </w:p>
+        </w:tc>
+      </w:tr>
+      <w:tr>
+        <w:tc>
+          <w:tcPr>
+            <w:tcW w:type="dxa" w:w="4513"/>
+          </w:tcPr>
+          <w:p>
+            <w:r>
+              <w:t>kpis and success</w:t>
+            </w:r>
+          </w:p>
+        </w:tc>
+        <w:tc>
+          <w:tcPr>
+            <w:tcW w:type="dxa" w:w="4513"/>
+          </w:tcPr>
+          <w:p>
+            <w:r>
+              <w:t>Measurable success criteria and KPIs</w:t>
+            </w:r>
+          </w:p>
+        </w:tc>
+      </w:tr>
+    </w:tbl>
+    <w:p>
+      <w:pPr>
+        <w:pStyle w:val="Heading2"/>
+      </w:pPr>
+      <w:r>
+        <w:t>Scope</w:t>
+      </w:r>
+    </w:p>
+    <w:tbl>
+      <w:tblPr>
+        <w:tblW w:type="auto" w:w="0"/>
+        <w:jc w:val="center"/>
+        <w:tblLook w:firstColumn="1" w:firstRow="1" w:lastColumn="0" w:lastRow="0" w:noHBand="0" w:noVBand="1" w:val="04A0"/>
+      </w:tblPr>
+      <w:tblGrid>
+        <w:gridCol w:w="4513"/>
+        <w:gridCol w:w="4513"/>
+      </w:tblGrid>
+      <w:tr>
+        <w:tc>
+          <w:tcPr>
+            <w:tcW w:type="dxa" w:w="4513"/>
+          </w:tcPr>
+          <w:p>
+            <w:r>
+              <w:rPr>
+                <w:b/>
+              </w:rPr>
+              <w:t>Note</w:t>
+            </w:r>
+          </w:p>
+        </w:tc>
+        <w:tc>
+          <w:tcPr>
+            <w:tcW w:type="dxa" w:w="4513"/>
+          </w:tcPr>
+          <w:p>
+            <w:r>
+              <w:rPr>
+                <w:b/>
+              </w:rPr>
+              <w:t>Purpose</w:t>
+            </w:r>
+          </w:p>
+        </w:tc>
+      </w:tr>
+      <w:tr>
+        <w:tc>
+          <w:tcPr>
+            <w:tcW w:type="dxa" w:w="4513"/>
+          </w:tcPr>
+          <w:p>
+            <w:r>
+              <w:t>solution scope in scope</w:t>
+            </w:r>
+          </w:p>
+        </w:tc>
+        <w:tc>
+          <w:tcPr>
+            <w:tcW w:type="dxa" w:w="4513"/>
+          </w:tcPr>
+          <w:p>
+            <w:r>
+              <w:t>What is in scope</w:t>
+            </w:r>
+          </w:p>
+        </w:tc>
+      </w:tr>
+      <w:tr>
+        <w:tc>
+          <w:tcPr>
+            <w:tcW w:type="dxa" w:w="4513"/>
+          </w:tcPr>
+          <w:p>
+            <w:r>
+              <w:t>solution scope out of scope</w:t>
+            </w:r>
+          </w:p>
+        </w:tc>
+        <w:tc>
+          <w:tcPr>
+            <w:tcW w:type="dxa" w:w="4513"/>
+          </w:tcPr>
+          <w:p>
+            <w:r>
+              <w:t>What is explicitly out of scope</w:t>
+            </w:r>
+          </w:p>
+        </w:tc>
+      </w:tr>
+      <w:tr>
+        <w:tc>
+          <w:tcPr>
+            <w:tcW w:type="dxa" w:w="4513"/>
+          </w:tcPr>
+          <w:p>
+            <w:r>
+              <w:t>crm lite mvp scope</w:t>
+            </w:r>
+          </w:p>
+        </w:tc>
+        <w:tc>
+          <w:tcPr>
+            <w:tcW w:type="dxa" w:w="4513"/>
+          </w:tcPr>
+          <w:p>
+            <w:r>
+              <w:t>CRM Lite MVP scope definition</w:t>
+            </w:r>
+          </w:p>
+        </w:tc>
+      </w:tr>
+      <w:tr>
+        <w:tc>
+          <w:tcPr>
+            <w:tcW w:type="dxa" w:w="4513"/>
+          </w:tcPr>
+          <w:p>
+            <w:r>
+              <w:t>implementation phases</w:t>
+            </w:r>
+          </w:p>
+        </w:tc>
+        <w:tc>
+          <w:tcPr>
+            <w:tcW w:type="dxa" w:w="4513"/>
+          </w:tcPr>
+          <w:p>
+            <w:r>
+              <w:t>The full implementation phases</w:t>
+            </w:r>
+          </w:p>
+        </w:tc>
+      </w:tr>
+    </w:tbl>
+    <w:p>
+      <w:pPr>
+        <w:pStyle w:val="Heading2"/>
+      </w:pPr>
+      <w:r>
+        <w:t>Requirements</w:t>
+      </w:r>
+    </w:p>
+    <w:tbl>
+      <w:tblPr>
+        <w:tblW w:type="auto" w:w="0"/>
+        <w:jc w:val="center"/>
+        <w:tblLook w:firstColumn="1" w:firstRow="1" w:lastColumn="0" w:lastRow="0" w:noHBand="0" w:noVBand="1" w:val="04A0"/>
+      </w:tblPr>
+      <w:tblGrid>
+        <w:gridCol w:w="4513"/>
+        <w:gridCol w:w="4513"/>
+      </w:tblGrid>
+      <w:tr>
+        <w:tc>
+          <w:tcPr>
+            <w:tcW w:type="dxa" w:w="4513"/>
+          </w:tcPr>
+          <w:p>
+            <w:r>
+              <w:rPr>
+                <w:b/>
+              </w:rPr>
+              <w:t>Note</w:t>
+            </w:r>
+          </w:p>
+        </w:tc>
+        <w:tc>
+          <w:tcPr>
+            <w:tcW w:type="dxa" w:w="4513"/>
+          </w:tcPr>
+          <w:p>
+            <w:r>
+              <w:rPr>
+                <w:b/>
+              </w:rPr>
+              <w:t>Purpose</w:t>
+            </w:r>
+          </w:p>
+        </w:tc>
+      </w:tr>
+      <w:tr>
+        <w:tc>
+          <w:tcPr>
+            <w:tcW w:type="dxa" w:w="4513"/>
+          </w:tcPr>
+          <w:p>
+            <w:r>
+              <w:t>functional requirements</w:t>
+            </w:r>
+          </w:p>
+        </w:tc>
+        <w:tc>
+          <w:tcPr>
+            <w:tcW w:type="dxa" w:w="4513"/>
+          </w:tcPr>
+          <w:p>
+            <w:r>
+              <w:t>Functional requirements</w:t>
+            </w:r>
+          </w:p>
+        </w:tc>
+      </w:tr>
+      <w:tr>
+        <w:tc>
+          <w:tcPr>
+            <w:tcW w:type="dxa" w:w="4513"/>
+          </w:tcPr>
+          <w:p>
+            <w:r>
+              <w:t>functional non functional requirements</w:t>
+            </w:r>
+          </w:p>
+        </w:tc>
+        <w:tc>
+          <w:tcPr>
+            <w:tcW w:type="dxa" w:w="4513"/>
+          </w:tcPr>
+          <w:p>
+            <w:r>
+              <w:t>Non-functional requirements</w:t>
+            </w:r>
+          </w:p>
+        </w:tc>
+      </w:tr>
+      <w:tr>
+        <w:tc>
+          <w:tcPr>
+            <w:tcW w:type="dxa" w:w="4513"/>
+          </w:tcPr>
+          <w:p>
+            <w:r>
+              <w:t>dependencies and constraints</w:t>
+            </w:r>
+          </w:p>
+        </w:tc>
+        <w:tc>
+          <w:tcPr>
+            <w:tcW w:type="dxa" w:w="4513"/>
+          </w:tcPr>
+          <w:p>
+            <w:r>
+              <w:t>Dependencies and constraints</w:t>
+            </w:r>
+          </w:p>
+        </w:tc>
+      </w:tr>
+      <w:tr>
+        <w:tc>
+          <w:tcPr>
+            <w:tcW w:type="dxa" w:w="4513"/>
+          </w:tcPr>
+          <w:p>
+            <w:r>
+              <w:t>risks and issues</w:t>
+            </w:r>
+          </w:p>
+        </w:tc>
+        <w:tc>
+          <w:tcPr>
+            <w:tcW w:type="dxa" w:w="4513"/>
+          </w:tcPr>
+          <w:p>
+            <w:r>
+              <w:t>Risk register and issues log</w:t>
+            </w:r>
+          </w:p>
+        </w:tc>
+      </w:tr>
+    </w:tbl>
+    <w:p>
+      <w:pPr>
+        <w:pStyle w:val="Heading2"/>
+      </w:pPr>
+      <w:r>
+        <w:t>Business Architecture</w:t>
+      </w:r>
+    </w:p>
+    <w:tbl>
+      <w:tblPr>
+        <w:tblW w:type="auto" w:w="0"/>
+        <w:jc w:val="center"/>
+        <w:tblLook w:firstColumn="1" w:firstRow="1" w:lastColumn="0" w:lastRow="0" w:noHBand="0" w:noVBand="1" w:val="04A0"/>
+      </w:tblPr>
+      <w:tblGrid>
+        <w:gridCol w:w="4513"/>
+        <w:gridCol w:w="4513"/>
+      </w:tblGrid>
+      <w:tr>
+        <w:tc>
+          <w:tcPr>
+            <w:tcW w:type="dxa" w:w="4513"/>
+          </w:tcPr>
+          <w:p>
+            <w:r>
+              <w:rPr>
+                <w:b/>
+              </w:rPr>
+              <w:t>Note</w:t>
+            </w:r>
+          </w:p>
+        </w:tc>
+        <w:tc>
+          <w:tcPr>
+            <w:tcW w:type="dxa" w:w="4513"/>
+          </w:tcPr>
+          <w:p>
+            <w:r>
+              <w:rPr>
+                <w:b/>
+              </w:rPr>
+              <w:t>Purpose</w:t>
+            </w:r>
+          </w:p>
+        </w:tc>
+      </w:tr>
+      <w:tr>
+        <w:tc>
+          <w:tcPr>
+            <w:tcW w:type="dxa" w:w="4513"/>
+          </w:tcPr>
+          <w:p>
+            <w:r>
+              <w:t>architecture business</w:t>
+            </w:r>
+          </w:p>
+        </w:tc>
+        <w:tc>
+          <w:tcPr>
+            <w:tcW w:type="dxa" w:w="4513"/>
+          </w:tcPr>
+          <w:p>
+            <w:r>
+              <w:t>Business architecture — shared foundation and service-line builds</w:t>
+            </w:r>
+          </w:p>
+        </w:tc>
+      </w:tr>
+    </w:tbl>
+    <w:p>
+      <w:pPr>
+        <w:pStyle w:val="Heading2"/>
+      </w:pPr>
+      <w:r>
+        <w:t>Shared Data Model</w:t>
+      </w:r>
+    </w:p>
+    <w:tbl>
+      <w:tblPr>
+        <w:tblW w:type="auto" w:w="0"/>
+        <w:jc w:val="center"/>
+        <w:tblLook w:firstColumn="1" w:firstRow="1" w:lastColumn="0" w:lastRow="0" w:noHBand="0" w:noVBand="1" w:val="04A0"/>
+      </w:tblPr>
+      <w:tblGrid>
+        <w:gridCol w:w="4513"/>
+        <w:gridCol w:w="4513"/>
+      </w:tblGrid>
+      <w:tr>
+        <w:tc>
+          <w:tcPr>
+            <w:tcW w:type="dxa" w:w="4513"/>
+          </w:tcPr>
+          <w:p>
+            <w:r>
+              <w:rPr>
+                <w:b/>
+              </w:rPr>
+              <w:t>Note</w:t>
+            </w:r>
+          </w:p>
+        </w:tc>
+        <w:tc>
+          <w:tcPr>
+            <w:tcW w:type="dxa" w:w="4513"/>
+          </w:tcPr>
+          <w:p>
+            <w:r>
+              <w:rPr>
+                <w:b/>
+              </w:rPr>
+              <w:t>Purpose</w:t>
+            </w:r>
+          </w:p>
+        </w:tc>
+      </w:tr>
+      <w:tr>
+        <w:tc>
+          <w:tcPr>
+            <w:tcW w:type="dxa" w:w="4513"/>
+          </w:tcPr>
+          <w:p>
+            <w:r>
+              <w:t>data model overview</w:t>
+            </w:r>
+          </w:p>
+        </w:tc>
+        <w:tc>
+          <w:tcPr>
+            <w:tcW w:type="dxa" w:w="4513"/>
+          </w:tcPr>
+          <w:p>
+            <w:r>
+              <w:t>EU CRM data model overview</w:t>
+            </w:r>
+          </w:p>
+        </w:tc>
+      </w:tr>
+      <w:tr>
+        <w:tc>
+          <w:tcPr>
+            <w:tcW w:type="dxa" w:w="4513"/>
+          </w:tcPr>
+          <w:p>
+            <w:r>
+              <w:t>data model core tables</w:t>
+            </w:r>
+          </w:p>
+        </w:tc>
+        <w:tc>
+          <w:tcPr>
+            <w:tcW w:type="dxa" w:w="4513"/>
+          </w:tcPr>
+          <w:p>
+            <w:r>
+              <w:t>Core data model tables</w:t>
+            </w:r>
+          </w:p>
+        </w:tc>
+      </w:tr>
+      <w:tr>
+        <w:tc>
+          <w:tcPr>
+            <w:tcW w:type="dxa" w:w="4513"/>
+          </w:tcPr>
+          <w:p>
+            <w:r>
+              <w:t>client data model</w:t>
+            </w:r>
+          </w:p>
+        </w:tc>
+        <w:tc>
+          <w:tcPr>
+            <w:tcW w:type="dxa" w:w="4513"/>
+          </w:tcPr>
+          <w:p>
+            <w:r>
+              <w:t>Client — one client, one view</w:t>
+            </w:r>
+          </w:p>
+        </w:tc>
+      </w:tr>
+      <w:tr>
+        <w:tc>
+          <w:tcPr>
+            <w:tcW w:type="dxa" w:w="4513"/>
+          </w:tcPr>
+          <w:p>
+            <w:r>
+              <w:t>property data model</w:t>
+            </w:r>
+          </w:p>
+        </w:tc>
+        <w:tc>
+          <w:tcPr>
+            <w:tcW w:type="dxa" w:w="4513"/>
+          </w:tcPr>
+          <w:p>
+            <w:r>
+              <w:t>Property — site, property, deal</w:t>
+            </w:r>
+          </w:p>
+        </w:tc>
+      </w:tr>
+      <w:tr>
+        <w:tc>
+          <w:tcPr>
+            <w:tcW w:type="dxa" w:w="4513"/>
+          </w:tcPr>
+          <w:p>
+            <w:r>
+              <w:t>capital markets data model</w:t>
+            </w:r>
+          </w:p>
+        </w:tc>
+        <w:tc>
+          <w:tcPr>
+            <w:tcW w:type="dxa" w:w="4513"/>
+          </w:tcPr>
+          <w:p>
+            <w:r>
+              <w:t>Capital Markets deal lifecycle (8-stage)</w:t>
+            </w:r>
+          </w:p>
+        </w:tc>
+      </w:tr>
+      <w:tr>
+        <w:tc>
+          <w:tcPr>
+            <w:tcW w:type="dxa" w:w="4513"/>
+          </w:tcPr>
+          <w:p>
+            <w:r>
+              <w:t>wip data model</w:t>
+            </w:r>
+          </w:p>
+        </w:tc>
+        <w:tc>
+          <w:tcPr>
+            <w:tcW w:type="dxa" w:w="4513"/>
+          </w:tcPr>
+          <w:p>
+            <w:r>
+              <w:t>Work in progress and revenue tracking</w:t>
+            </w:r>
+          </w:p>
+        </w:tc>
+      </w:tr>
+      <w:tr>
+        <w:tc>
+          <w:tcPr>
+            <w:tcW w:type="dxa" w:w="4513"/>
+          </w:tcPr>
+          <w:p>
+            <w:r>
+              <w:t>taxonomy mappings</w:t>
+            </w:r>
+          </w:p>
+        </w:tc>
+        <w:tc>
+          <w:tcPr>
+            <w:tcW w:type="dxa" w:w="4513"/>
+          </w:tcPr>
+          <w:p>
+            <w:r>
+              <w:t>Taxonomy mappings overview</w:t>
+            </w:r>
+          </w:p>
+        </w:tc>
+      </w:tr>
+      <w:tr>
+        <w:tc>
+          <w:tcPr>
+            <w:tcW w:type="dxa" w:w="4513"/>
+          </w:tcPr>
+          <w:p>
+            <w:r>
+              <w:t>taxonomy sic kf</w:t>
+            </w:r>
+          </w:p>
+        </w:tc>
+        <w:tc>
+          <w:tcPr>
+            <w:tcW w:type="dxa" w:w="4513"/>
+          </w:tcPr>
+          <w:p>
+            <w:r>
+              <w:t>SIC to KF client sector mapping</w:t>
+            </w:r>
+          </w:p>
+        </w:tc>
+      </w:tr>
+      <w:tr>
+        <w:tc>
+          <w:tcPr>
+            <w:tcW w:type="dxa" w:w="4513"/>
+          </w:tcPr>
+          <w:p>
+            <w:r>
+              <w:t>taxonomy hilucs kf</w:t>
+            </w:r>
+          </w:p>
+        </w:tc>
+        <w:tc>
+          <w:tcPr>
+            <w:tcW w:type="dxa" w:w="4513"/>
+          </w:tcPr>
+          <w:p>
+            <w:r>
+              <w:t>HILUCS to KF asset class mapping</w:t>
+            </w:r>
+          </w:p>
+        </w:tc>
+      </w:tr>
+    </w:tbl>
+    <w:p>
+      <w:pPr>
+        <w:pStyle w:val="Heading2"/>
+      </w:pPr>
+      <w:r>
+        <w:t>Architecture Approaches</w:t>
+      </w:r>
+    </w:p>
+    <w:p>
+      <w:pPr>
+        <w:pStyle w:val="Heading3"/>
+      </w:pPr>
+      <w:r>
+        <w:t>Option A — Power Platform / Dataverse</w:t>
+      </w:r>
+    </w:p>
+    <w:p>
+      <w:r>
+        <w:t xml:space="preserve">The current design, detailed in </w:t>
+      </w:r>
+      <w:r>
+        <w:rPr>
+          <w:rFonts w:ascii="Consolas" w:hAnsi="Consolas"/>
+          <w:b w:val="0"/>
+          <w:i w:val="0"/>
+        </w:rPr>
+        <w:t>wiki/power-platform-dataverse/</w:t>
+      </w:r>
+      <w:r>
+        <w:t>.</w:t>
+      </w:r>
+    </w:p>
+    <w:tbl>
+      <w:tblPr>
+        <w:tblW w:type="auto" w:w="0"/>
+        <w:jc w:val="center"/>
+        <w:tblLook w:firstColumn="1" w:firstRow="1" w:lastColumn="0" w:lastRow="0" w:noHBand="0" w:noVBand="1" w:val="04A0"/>
+      </w:tblPr>
+      <w:tblGrid>
+        <w:gridCol w:w="4513"/>
+        <w:gridCol w:w="4513"/>
+      </w:tblGrid>
+      <w:tr>
+        <w:tc>
+          <w:tcPr>
+            <w:tcW w:type="dxa" w:w="4513"/>
+          </w:tcPr>
+          <w:p>
+            <w:r>
+              <w:rPr>
+                <w:b/>
+              </w:rPr>
+              <w:t>Note</w:t>
+            </w:r>
+          </w:p>
+        </w:tc>
+        <w:tc>
+          <w:tcPr>
+            <w:tcW w:type="dxa" w:w="4513"/>
+          </w:tcPr>
+          <w:p>
+            <w:r>
+              <w:rPr>
+                <w:b/>
+              </w:rPr>
+              <w:t>Purpose</w:t>
+            </w:r>
+          </w:p>
+        </w:tc>
+      </w:tr>
+      <w:tr>
+        <w:tc>
+          <w:tcPr>
+            <w:tcW w:type="dxa" w:w="4513"/>
+          </w:tcPr>
+          <w:p>
+            <w:r>
+              <w:t>architecture overview diagrams</w:t>
+            </w:r>
+          </w:p>
+        </w:tc>
+        <w:tc>
+          <w:tcPr>
+            <w:tcW w:type="dxa" w:w="4513"/>
+          </w:tcPr>
+          <w:p>
+            <w:r>
+              <w:t>High-level architecture diagrams</w:t>
+            </w:r>
+          </w:p>
+        </w:tc>
+      </w:tr>
+      <w:tr>
+        <w:tc>
+          <w:tcPr>
+            <w:tcW w:type="dxa" w:w="4513"/>
+          </w:tcPr>
+          <w:p>
+            <w:r>
+              <w:t>architecture key components</w:t>
+            </w:r>
+          </w:p>
+        </w:tc>
+        <w:tc>
+          <w:tcPr>
+            <w:tcW w:type="dxa" w:w="4513"/>
+          </w:tcPr>
+          <w:p>
+            <w:r>
+              <w:t>Component inventory</w:t>
+            </w:r>
+          </w:p>
+        </w:tc>
+      </w:tr>
+      <w:tr>
+        <w:tc>
+          <w:tcPr>
+            <w:tcW w:type="dxa" w:w="4513"/>
+          </w:tcPr>
+          <w:p>
+            <w:r>
+              <w:t>solution package model</w:t>
+            </w:r>
+          </w:p>
+        </w:tc>
+        <w:tc>
+          <w:tcPr>
+            <w:tcW w:type="dxa" w:w="4513"/>
+          </w:tcPr>
+          <w:p>
+            <w:r>
+              <w:t>L0–L7 layered package model</w:t>
+            </w:r>
+          </w:p>
+        </w:tc>
+      </w:tr>
+      <w:tr>
+        <w:tc>
+          <w:tcPr>
+            <w:tcW w:type="dxa" w:w="4513"/>
+          </w:tcPr>
+          <w:p>
+            <w:r>
+              <w:t>architecture application</w:t>
+            </w:r>
+          </w:p>
+        </w:tc>
+        <w:tc>
+          <w:tcPr>
+            <w:tcW w:type="dxa" w:w="4513"/>
+          </w:tcPr>
+          <w:p>
+            <w:r>
+              <w:t>Application architecture and integrations</w:t>
+            </w:r>
+          </w:p>
+        </w:tc>
+      </w:tr>
+      <w:tr>
+        <w:tc>
+          <w:tcPr>
+            <w:tcW w:type="dxa" w:w="4513"/>
+          </w:tcPr>
+          <w:p>
+            <w:r>
+              <w:t>architecture data</w:t>
+            </w:r>
+          </w:p>
+        </w:tc>
+        <w:tc>
+          <w:tcPr>
+            <w:tcW w:type="dxa" w:w="4513"/>
+          </w:tcPr>
+          <w:p>
+            <w:r>
+              <w:t>Data architecture overview</w:t>
+            </w:r>
+          </w:p>
+        </w:tc>
+      </w:tr>
+      <w:tr>
+        <w:tc>
+          <w:tcPr>
+            <w:tcW w:type="dxa" w:w="4513"/>
+          </w:tcPr>
+          <w:p>
+            <w:r>
+              <w:t>architecture technology</w:t>
+            </w:r>
+          </w:p>
+        </w:tc>
+        <w:tc>
+          <w:tcPr>
+            <w:tcW w:type="dxa" w:w="4513"/>
+          </w:tcPr>
+          <w:p>
+            <w:r>
+              <w:t>Technology, hosting, and security</w:t>
+            </w:r>
+          </w:p>
+        </w:tc>
+      </w:tr>
+      <w:tr>
+        <w:tc>
+          <w:tcPr>
+            <w:tcW w:type="dxa" w:w="4513"/>
+          </w:tcPr>
+          <w:p>
+            <w:r>
+              <w:t>architecture target state</w:t>
+            </w:r>
+          </w:p>
+        </w:tc>
+        <w:tc>
+          <w:tcPr>
+            <w:tcW w:type="dxa" w:w="4513"/>
+          </w:tcPr>
+          <w:p>
+            <w:r>
+              <w:t>Target state alignment to standards/PADs</w:t>
+            </w:r>
+          </w:p>
+        </w:tc>
+      </w:tr>
+      <w:tr>
+        <w:tc>
+          <w:tcPr>
+            <w:tcW w:type="dxa" w:w="4513"/>
+          </w:tcPr>
+          <w:p>
+            <w:r>
+              <w:t>architecture principles compliance</w:t>
+            </w:r>
+          </w:p>
+        </w:tc>
+        <w:tc>
+          <w:tcPr>
+            <w:tcW w:type="dxa" w:w="4513"/>
+          </w:tcPr>
+          <w:p>
+            <w:r>
+              <w:t>Mapping to CTO architecture principles</w:t>
+            </w:r>
+          </w:p>
+        </w:tc>
+      </w:tr>
+      <w:tr>
+        <w:tc>
+          <w:tcPr>
+            <w:tcW w:type="dxa" w:w="4513"/>
+          </w:tcPr>
+          <w:p>
+            <w:r>
+              <w:t>power apps rationale</w:t>
+            </w:r>
+          </w:p>
+        </w:tc>
+        <w:tc>
+          <w:tcPr>
+            <w:tcW w:type="dxa" w:w="4513"/>
+          </w:tcPr>
+          <w:p>
+            <w:r>
+              <w:t>Platform decision — Power Apps / Dataverse rationale</w:t>
+            </w:r>
+          </w:p>
+        </w:tc>
+      </w:tr>
+      <w:tr>
+        <w:tc>
+          <w:tcPr>
+            <w:tcW w:type="dxa" w:w="4513"/>
+          </w:tcPr>
+          <w:p>
+            <w:r>
+              <w:t>outlook email interception engagement history</w:t>
+            </w:r>
+          </w:p>
+        </w:tc>
+        <w:tc>
+          <w:tcPr>
+            <w:tcW w:type="dxa" w:w="4513"/>
+          </w:tcPr>
+          <w:p>
+            <w:r>
+              <w:t>Outlook email interception → engagement history</w:t>
+            </w:r>
+          </w:p>
+        </w:tc>
+      </w:tr>
+    </w:tbl>
+    <w:p>
+      <w:pPr>
+        <w:pStyle w:val="Heading3"/>
+      </w:pPr>
+      <w:r>
+        <w:t>Option B — Power Platform + SQL Database</w:t>
+      </w:r>
+    </w:p>
+    <w:p>
+      <w:r>
+        <w:t xml:space="preserve">Hybrid approach, tracked in </w:t>
+      </w:r>
+      <w:r>
+        <w:rPr>
+          <w:rFonts w:ascii="Consolas" w:hAnsi="Consolas"/>
+          <w:b w:val="0"/>
+          <w:i w:val="0"/>
+        </w:rPr>
+        <w:t>wiki/power-platform-sql/</w:t>
+      </w:r>
+      <w:r>
+        <w:t>.</w:t>
+      </w:r>
+    </w:p>
+    <w:tbl>
+      <w:tblPr>
+        <w:tblW w:type="auto" w:w="0"/>
+        <w:jc w:val="center"/>
+        <w:tblLook w:firstColumn="1" w:firstRow="1" w:lastColumn="0" w:lastRow="0" w:noHBand="0" w:noVBand="1" w:val="04A0"/>
+      </w:tblPr>
+      <w:tblGrid>
+        <w:gridCol w:w="4513"/>
+        <w:gridCol w:w="4513"/>
+      </w:tblGrid>
+      <w:tr>
+        <w:tc>
+          <w:tcPr>
+            <w:tcW w:type="dxa" w:w="4513"/>
+          </w:tcPr>
+          <w:p>
+            <w:r>
+              <w:rPr>
+                <w:b/>
+              </w:rPr>
+              <w:t>Note</w:t>
+            </w:r>
+          </w:p>
+        </w:tc>
+        <w:tc>
+          <w:tcPr>
+            <w:tcW w:type="dxa" w:w="4513"/>
+          </w:tcPr>
+          <w:p>
+            <w:r>
+              <w:rPr>
+                <w:b/>
+              </w:rPr>
+              <w:t>Purpose</w:t>
+            </w:r>
+          </w:p>
+        </w:tc>
+      </w:tr>
+      <w:tr>
+        <w:tc>
+          <w:tcPr>
+            <w:tcW w:type="dxa" w:w="4513"/>
+          </w:tcPr>
+          <w:p>
+            <w:r>
+              <w:t>option b power platform sql</w:t>
+            </w:r>
+          </w:p>
+        </w:tc>
+        <w:tc>
+          <w:tcPr>
+            <w:tcW w:type="dxa" w:w="4513"/>
+          </w:tcPr>
+          <w:p>
+            <w:r>
+              <w:t>Option B overview and open questions (detailed design TBD)</w:t>
+            </w:r>
+          </w:p>
+        </w:tc>
+      </w:tr>
+    </w:tbl>
+    <w:p>
+      <w:pPr>
+        <w:pStyle w:val="Heading3"/>
+      </w:pPr>
+      <w:r>
+        <w:t>Option C — C# / PostgreSQL</w:t>
+      </w:r>
+    </w:p>
+    <w:p>
+      <w:r>
+        <w:t xml:space="preserve">Alternative stack, detailed in </w:t>
+      </w:r>
+      <w:r>
+        <w:rPr>
+          <w:rFonts w:ascii="Consolas" w:hAnsi="Consolas"/>
+          <w:b w:val="0"/>
+          <w:i w:val="0"/>
+        </w:rPr>
+        <w:t>wiki/csharp-postgresql/</w:t>
+      </w:r>
+      <w:r>
+        <w:t>.</w:t>
+      </w:r>
+    </w:p>
+    <w:tbl>
+      <w:tblPr>
+        <w:tblW w:type="auto" w:w="0"/>
+        <w:jc w:val="center"/>
+        <w:tblLook w:firstColumn="1" w:firstRow="1" w:lastColumn="0" w:lastRow="0" w:noHBand="0" w:noVBand="1" w:val="04A0"/>
+      </w:tblPr>
+      <w:tblGrid>
+        <w:gridCol w:w="4513"/>
+        <w:gridCol w:w="4513"/>
+      </w:tblGrid>
+      <w:tr>
+        <w:tc>
+          <w:tcPr>
+            <w:tcW w:type="dxa" w:w="4513"/>
+          </w:tcPr>
+          <w:p>
+            <w:r>
+              <w:rPr>
+                <w:b/>
+              </w:rPr>
+              <w:t>Note</w:t>
+            </w:r>
+          </w:p>
+        </w:tc>
+        <w:tc>
+          <w:tcPr>
+            <w:tcW w:type="dxa" w:w="4513"/>
+          </w:tcPr>
+          <w:p>
+            <w:r>
+              <w:rPr>
+                <w:b/>
+              </w:rPr>
+              <w:t>Purpose</w:t>
+            </w:r>
+          </w:p>
+        </w:tc>
+      </w:tr>
+      <w:tr>
+        <w:tc>
+          <w:tcPr>
+            <w:tcW w:type="dxa" w:w="4513"/>
+          </w:tcPr>
+          <w:p>
+            <w:r>
+              <w:t>alternative architecture traditional csharp</w:t>
+            </w:r>
+          </w:p>
+        </w:tc>
+        <w:tc>
+          <w:tcPr>
+            <w:tcW w:type="dxa" w:w="4513"/>
+          </w:tcPr>
+          <w:p>
+            <w:r>
+              <w:t>Full Option C design with cost/operability detail</w:t>
+            </w:r>
+          </w:p>
+        </w:tc>
+      </w:tr>
+    </w:tbl>
+    <w:p>
+      <w:pPr>
+        <w:pStyle w:val="Heading2"/>
+      </w:pPr>
+      <w:r>
+        <w:t>Approach &amp; Decision Material</w:t>
+      </w:r>
+    </w:p>
+    <w:tbl>
+      <w:tblPr>
+        <w:tblW w:type="auto" w:w="0"/>
+        <w:jc w:val="center"/>
+        <w:tblLook w:firstColumn="1" w:firstRow="1" w:lastColumn="0" w:lastRow="0" w:noHBand="0" w:noVBand="1" w:val="04A0"/>
+      </w:tblPr>
+      <w:tblGrid>
+        <w:gridCol w:w="4513"/>
+        <w:gridCol w:w="4513"/>
+      </w:tblGrid>
+      <w:tr>
+        <w:tc>
+          <w:tcPr>
+            <w:tcW w:type="dxa" w:w="4513"/>
+          </w:tcPr>
+          <w:p>
+            <w:r>
+              <w:rPr>
+                <w:b/>
+              </w:rPr>
+              <w:t>Note</w:t>
+            </w:r>
+          </w:p>
+        </w:tc>
+        <w:tc>
+          <w:tcPr>
+            <w:tcW w:type="dxa" w:w="4513"/>
+          </w:tcPr>
+          <w:p>
+            <w:r>
+              <w:rPr>
+                <w:b/>
+              </w:rPr>
+              <w:t>Purpose</w:t>
+            </w:r>
+          </w:p>
+        </w:tc>
+      </w:tr>
+      <w:tr>
+        <w:tc>
+          <w:tcPr>
+            <w:tcW w:type="dxa" w:w="4513"/>
+          </w:tcPr>
+          <w:p>
+            <w:r>
+              <w:t>architecture approach executive summary</w:t>
+            </w:r>
+          </w:p>
+        </w:tc>
+        <w:tc>
+          <w:tcPr>
+            <w:tcW w:type="dxa" w:w="4513"/>
+          </w:tcPr>
+          <w:p>
+            <w:r>
+              <w:t>Plus/minus of the three architectural approaches without preference</w:t>
+            </w:r>
+          </w:p>
+        </w:tc>
+      </w:tr>
+      <w:tr>
+        <w:tc>
+          <w:tcPr>
+            <w:tcW w:type="dxa" w:w="4513"/>
+          </w:tcPr>
+          <w:p>
+            <w:r>
+              <w:t>architecture patterns comparison</w:t>
+            </w:r>
+          </w:p>
+        </w:tc>
+        <w:tc>
+          <w:tcPr>
+            <w:tcW w:type="dxa" w:w="4513"/>
+          </w:tcPr>
+          <w:p>
+            <w:r>
+              <w:t>Integration patterns to Golden Source</w:t>
+            </w:r>
+          </w:p>
+        </w:tc>
+      </w:tr>
+      <w:tr>
+        <w:tc>
+          <w:tcPr>
+            <w:tcW w:type="dxa" w:w="4513"/>
+          </w:tcPr>
+          <w:p>
+            <w:r>
+              <w:t>solution options</w:t>
+            </w:r>
+          </w:p>
+        </w:tc>
+        <w:tc>
+          <w:tcPr>
+            <w:tcW w:type="dxa" w:w="4513"/>
+          </w:tcPr>
+          <w:p>
+            <w:r>
+              <w:t>Solution options and trade-offs analysis</w:t>
+            </w:r>
+          </w:p>
+        </w:tc>
+      </w:tr>
+    </w:tbl>
+    <w:p>
+      <w:pPr>
+        <w:pStyle w:val="Heading2"/>
+      </w:pPr>
+      <w:r>
+        <w:t>Compliance &amp; Governance</w:t>
+      </w:r>
+    </w:p>
+    <w:tbl>
+      <w:tblPr>
+        <w:tblW w:type="auto" w:w="0"/>
+        <w:jc w:val="center"/>
+        <w:tblLook w:firstColumn="1" w:firstRow="1" w:lastColumn="0" w:lastRow="0" w:noHBand="0" w:noVBand="1" w:val="04A0"/>
+      </w:tblPr>
+      <w:tblGrid>
+        <w:gridCol w:w="4513"/>
+        <w:gridCol w:w="4513"/>
+      </w:tblGrid>
+      <w:tr>
+        <w:tc>
+          <w:tcPr>
+            <w:tcW w:type="dxa" w:w="4513"/>
+          </w:tcPr>
+          <w:p>
+            <w:r>
+              <w:rPr>
+                <w:b/>
+              </w:rPr>
+              <w:t>Note</w:t>
+            </w:r>
+          </w:p>
+        </w:tc>
+        <w:tc>
+          <w:tcPr>
+            <w:tcW w:type="dxa" w:w="4513"/>
+          </w:tcPr>
+          <w:p>
+            <w:r>
+              <w:rPr>
+                <w:b/>
+              </w:rPr>
+              <w:t>Purpose</w:t>
+            </w:r>
+          </w:p>
+        </w:tc>
+      </w:tr>
+      <w:tr>
+        <w:tc>
+          <w:tcPr>
+            <w:tcW w:type="dxa" w:w="4513"/>
+          </w:tcPr>
+          <w:p>
+            <w:r>
+              <w:t>compliance</w:t>
+            </w:r>
+          </w:p>
+        </w:tc>
+        <w:tc>
+          <w:tcPr>
+            <w:tcW w:type="dxa" w:w="4513"/>
+          </w:tcPr>
+          <w:p>
+            <w:r>
+              <w:t>Regulatory and compliance requirements</w:t>
+            </w:r>
+          </w:p>
+        </w:tc>
+      </w:tr>
+      <w:tr>
+        <w:tc>
+          <w:tcPr>
+            <w:tcW w:type="dxa" w:w="4513"/>
+          </w:tcPr>
+          <w:p>
+            <w:r>
+              <w:t>governance approval</w:t>
+            </w:r>
+          </w:p>
+        </w:tc>
+        <w:tc>
+          <w:tcPr>
+            <w:tcW w:type="dxa" w:w="4513"/>
+          </w:tcPr>
+          <w:p>
+            <w:r>
+              <w:t>Approval workflow</w:t>
+            </w:r>
+          </w:p>
+        </w:tc>
+      </w:tr>
+      <w:tr>
+        <w:tc>
+          <w:tcPr>
+            <w:tcW w:type="dxa" w:w="4513"/>
+          </w:tcPr>
+          <w:p>
+            <w:r>
+              <w:t>governance oversight</w:t>
+            </w:r>
+          </w:p>
+        </w:tc>
+        <w:tc>
+          <w:tcPr>
+            <w:tcW w:type="dxa" w:w="4513"/>
+          </w:tcPr>
+          <w:p>
+            <w:r>
+              <w:t>Governance structure (TDA oversight)</w:t>
+            </w:r>
+          </w:p>
+        </w:tc>
+      </w:tr>
+    </w:tbl>
+    <w:p>
+      <w:pPr>
+        <w:pStyle w:val="Heading2"/>
+      </w:pPr>
+      <w:r>
+        <w:t>Implementation Roadmap</w:t>
+      </w:r>
+    </w:p>
+    <w:tbl>
+      <w:tblPr>
+        <w:tblW w:type="auto" w:w="0"/>
+        <w:jc w:val="center"/>
+        <w:tblLook w:firstColumn="1" w:firstRow="1" w:lastColumn="0" w:lastRow="0" w:noHBand="0" w:noVBand="1" w:val="04A0"/>
+      </w:tblPr>
+      <w:tblGrid>
+        <w:gridCol w:w="4513"/>
+        <w:gridCol w:w="4513"/>
+      </w:tblGrid>
+      <w:tr>
+        <w:tc>
+          <w:tcPr>
+            <w:tcW w:type="dxa" w:w="4513"/>
+          </w:tcPr>
+          <w:p>
+            <w:r>
+              <w:rPr>
+                <w:b/>
+              </w:rPr>
+              <w:t>Note</w:t>
+            </w:r>
+          </w:p>
+        </w:tc>
+        <w:tc>
+          <w:tcPr>
+            <w:tcW w:type="dxa" w:w="4513"/>
+          </w:tcPr>
+          <w:p>
+            <w:r>
+              <w:rPr>
+                <w:b/>
+              </w:rPr>
+              <w:t>Purpose</w:t>
+            </w:r>
+          </w:p>
+        </w:tc>
+      </w:tr>
+      <w:tr>
+        <w:tc>
+          <w:tcPr>
+            <w:tcW w:type="dxa" w:w="4513"/>
+          </w:tcPr>
+          <w:p>
+            <w:r>
+              <w:t>roadmap phases</w:t>
+            </w:r>
+          </w:p>
+        </w:tc>
+        <w:tc>
+          <w:tcPr>
+            <w:tcW w:type="dxa" w:w="4513"/>
+          </w:tcPr>
+          <w:p>
+            <w:r>
+              <w:t>Roadmap phases</w:t>
+            </w:r>
+          </w:p>
+        </w:tc>
+      </w:tr>
+      <w:tr>
+        <w:tc>
+          <w:tcPr>
+            <w:tcW w:type="dxa" w:w="4513"/>
+          </w:tcPr>
+          <w:p>
+            <w:r>
+              <w:t>roadmap timelines</w:t>
+            </w:r>
+          </w:p>
+        </w:tc>
+        <w:tc>
+          <w:tcPr>
+            <w:tcW w:type="dxa" w:w="4513"/>
+          </w:tcPr>
+          <w:p>
+            <w:r>
+              <w:t>Roadmap timelines</w:t>
+            </w:r>
+          </w:p>
+        </w:tc>
+      </w:tr>
+      <w:tr>
+        <w:tc>
+          <w:tcPr>
+            <w:tcW w:type="dxa" w:w="4513"/>
+          </w:tcPr>
+          <w:p>
+            <w:r>
+              <w:t>roadmap dependencies</w:t>
+            </w:r>
+          </w:p>
+        </w:tc>
+        <w:tc>
+          <w:tcPr>
+            <w:tcW w:type="dxa" w:w="4513"/>
+          </w:tcPr>
+          <w:p>
+            <w:r>
+              <w:t>Roadmap key dependencies</w:t>
+            </w:r>
+          </w:p>
+        </w:tc>
+      </w:tr>
+    </w:tbl>
+    <w:p>
+      <w:pPr>
+        <w:pStyle w:val="Heading2"/>
+      </w:pPr>
+      <w:r>
+        <w:t>Cost &amp; Benefits</w:t>
+      </w:r>
+    </w:p>
+    <w:tbl>
+      <w:tblPr>
+        <w:tblW w:type="auto" w:w="0"/>
+        <w:jc w:val="center"/>
+        <w:tblLook w:firstColumn="1" w:firstRow="1" w:lastColumn="0" w:lastRow="0" w:noHBand="0" w:noVBand="1" w:val="04A0"/>
+      </w:tblPr>
+      <w:tblGrid>
+        <w:gridCol w:w="4513"/>
+        <w:gridCol w:w="4513"/>
+      </w:tblGrid>
+      <w:tr>
+        <w:tc>
+          <w:tcPr>
+            <w:tcW w:type="dxa" w:w="4513"/>
+          </w:tcPr>
+          <w:p>
+            <w:r>
+              <w:rPr>
+                <w:b/>
+              </w:rPr>
+              <w:t>Note</w:t>
+            </w:r>
+          </w:p>
+        </w:tc>
+        <w:tc>
+          <w:tcPr>
+            <w:tcW w:type="dxa" w:w="4513"/>
+          </w:tcPr>
+          <w:p>
+            <w:r>
+              <w:rPr>
+                <w:b/>
+              </w:rPr>
+              <w:t>Purpose</w:t>
+            </w:r>
+          </w:p>
+        </w:tc>
+      </w:tr>
+      <w:tr>
+        <w:tc>
+          <w:tcPr>
+            <w:tcW w:type="dxa" w:w="4513"/>
+          </w:tcPr>
+          <w:p>
+            <w:r>
+              <w:t>cost estimates</w:t>
+            </w:r>
+          </w:p>
+        </w:tc>
+        <w:tc>
+          <w:tcPr>
+            <w:tcW w:type="dxa" w:w="4513"/>
+          </w:tcPr>
+          <w:p>
+            <w:r>
+              <w:t>Cost modelling</w:t>
+            </w:r>
+          </w:p>
+        </w:tc>
+      </w:tr>
+    </w:tbl>
+    <w:p>
+      <w:pPr>
+        <w:pStyle w:val="IntenseQuote"/>
+      </w:pPr>
+      <w:r>
+        <w:t>expected benefits (covered under Business Case above) quantifies the benefits against the cost estimates.</w:t>
+      </w:r>
+    </w:p>
+    <w:p>
+      <w:r>
+        <w:t xml:space="preserve">This index follows the wiki structure defined in the repository's </w:t>
+      </w:r>
+      <w:r>
+        <w:rPr>
+          <w:rFonts w:ascii="Consolas" w:hAnsi="Consolas"/>
+          <w:b w:val="0"/>
+          <w:i w:val="0"/>
+        </w:rPr>
+        <w:t>AGENTS.md</w:t>
+      </w:r>
+      <w:r>
+        <w:t xml:space="preserve">: one topic per file, kebab-case filenames, and </w:t>
+      </w:r>
+      <w:r>
+        <w:rPr>
+          <w:rFonts w:ascii="Consolas" w:hAnsi="Consolas"/>
+          <w:b w:val="0"/>
+          <w:i w:val="0"/>
+        </w:rPr>
+        <w:t>parent:</w:t>
+      </w:r>
+      <w:r>
+        <w:t xml:space="preserve"> frontmatter pointing back to solution overview (or to a grouping note such as data model overview or taxonomy mappings). When a new wiki note is added, it should be linked under the matching heading above.</w:t>
+      </w:r>
+    </w:p>
+    <w:p>
+      <w:pPr>
+        <w:pStyle w:val="Heading2"/>
+      </w:pPr>
+      <w:r>
+        <w:t>Option B — Power Platform + SQL/PostgreSQL Database</w:t>
+      </w:r>
+    </w:p>
+    <w:p>
+      <w:r>
+        <w:t>A hybrid approach: the Power Apps model-driven UI remains the front-end, but data is stored in a relational database (SQL Server or PostgreSQL) instead of Dataverse, connected via virtual tables, direct connectors, or a custom API layer.</w:t>
+      </w:r>
+    </w:p>
+    <w:p>
+      <w:r>
+        <w:t xml:space="preserve">This option is introduced (at a high level) in the architecture approach executive summary. A detailed design note covering schema, integration, security, and cost for this option is currently </w:t>
+      </w:r>
+      <w:r>
+        <w:rPr>
+          <w:b/>
+          <w:i w:val="0"/>
+        </w:rPr>
+        <w:t>TBD</w:t>
+      </w:r>
+      <w:r>
+        <w:t>.</w:t>
+      </w:r>
+    </w:p>
+    <w:p>
+      <w:pPr>
+        <w:pStyle w:val="Heading2"/>
+      </w:pPr>
+      <w:r>
+        <w:t>Known Trade-offs (from the executive summary)</w:t>
+      </w:r>
+    </w:p>
+    <w:p>
+      <w:r>
+        <w:rPr>
+          <w:b/>
+          <w:i w:val="0"/>
+        </w:rPr>
+        <w:t>Pluses:</w:t>
+      </w:r>
+    </w:p>
+    <w:p>
+      <w:pPr>
+        <w:pStyle w:val="ListParagraph"/>
+      </w:pPr>
+      <w:r>
+        <w:t xml:space="preserve">• </w:t>
+      </w:r>
+      <w:r>
+        <w:t>No Dataverse data licensing — eliminates per-entity / per-user data storage cost while keeping the Power Apps UI</w:t>
+      </w:r>
+    </w:p>
+    <w:p>
+      <w:pPr>
+        <w:pStyle w:val="ListParagraph"/>
+      </w:pPr>
+      <w:r>
+        <w:t xml:space="preserve">• </w:t>
+      </w:r>
+      <w:r>
+        <w:t>Data portability — the relational database is fully portable and under the firm's control</w:t>
+      </w:r>
+    </w:p>
+    <w:p>
+      <w:pPr>
+        <w:pStyle w:val="ListParagraph"/>
+      </w:pPr>
+      <w:r>
+        <w:t xml:space="preserve">• </w:t>
+      </w:r>
+      <w:r>
+        <w:t>Reuses existing DBA skills for schema, indexing, and performance</w:t>
+      </w:r>
+    </w:p>
+    <w:p>
+      <w:pPr>
+        <w:pStyle w:val="ListParagraph"/>
+      </w:pPr>
+      <w:r>
+        <w:t xml:space="preserve">• </w:t>
+      </w:r>
+      <w:r>
+        <w:t>Lower platform cost than Option A — Power Apps per-user licensing only</w:t>
+      </w:r>
+    </w:p>
+    <w:p>
+      <w:pPr>
+        <w:pStyle w:val="ListParagraph"/>
+      </w:pPr>
+      <w:r>
+        <w:t xml:space="preserve">• </w:t>
+      </w:r>
+      <w:r>
+        <w:t>Faster UI than Option C — model-driven apps and forms ship without a full code build</w:t>
+      </w:r>
+    </w:p>
+    <w:p>
+      <w:r>
+        <w:rPr>
+          <w:b/>
+          <w:i w:val="0"/>
+        </w:rPr>
+        <w:t>Minuses:</w:t>
+      </w:r>
+    </w:p>
+    <w:p>
+      <w:pPr>
+        <w:pStyle w:val="ListParagraph"/>
+      </w:pPr>
+      <w:r>
+        <w:t xml:space="preserve">• </w:t>
+      </w:r>
+      <w:r>
+        <w:t>Hybrid complexity — two platforms to integrate: Power Platform UI layer + a separate database with its own hosting, backup, and DR</w:t>
+      </w:r>
+    </w:p>
+    <w:p>
+      <w:pPr>
+        <w:pStyle w:val="ListParagraph"/>
+      </w:pPr>
+      <w:r>
+        <w:t xml:space="preserve">• </w:t>
+      </w:r>
+      <w:r>
+        <w:t>Feature gaps — virtual tables and direct connectors do not support all Dataverse features (Business Process Flows, certain rollups, native audit, complex calculated fields may require workarounds)</w:t>
+      </w:r>
+    </w:p>
+    <w:p>
+      <w:pPr>
+        <w:pStyle w:val="ListParagraph"/>
+      </w:pPr>
+      <w:r>
+        <w:t xml:space="preserve">• </w:t>
+      </w:r>
+      <w:r>
+        <w:t>Power Automate limitations — Dataverse-specific triggers and actions do not fire against a SQL backend; flows must use SQL polling or custom connectors</w:t>
+      </w:r>
+    </w:p>
+    <w:p>
+      <w:pPr>
+        <w:pStyle w:val="ListParagraph"/>
+      </w:pPr>
+      <w:r>
+        <w:t xml:space="preserve">• </w:t>
+      </w:r>
+      <w:r>
+        <w:t>Mixed skill requirement — Power Platform capability plus database/integration engineering</w:t>
+      </w:r>
+    </w:p>
+    <w:p>
+      <w:pPr>
+        <w:pStyle w:val="ListParagraph"/>
+      </w:pPr>
+      <w:r>
+        <w:t xml:space="preserve">• </w:t>
+      </w:r>
+      <w:r>
+        <w:t>Partial lock-in — the UI layer remains Microsoft-owned; the data layer does not</w:t>
+      </w:r>
+    </w:p>
+    <w:p>
+      <w:pPr>
+        <w:pStyle w:val="Heading2"/>
+      </w:pPr>
+      <w:r>
+        <w:t>Open Questions for TDA</w:t>
+      </w:r>
+    </w:p>
+    <w:p>
+      <w:pPr>
+        <w:pStyle w:val="ListParagraph"/>
+      </w:pPr>
+      <w:r>
+        <w:t xml:space="preserve">• </w:t>
+      </w:r>
+      <w:r>
+        <w:t>Which relational engine — SQL Server or PostgreSQL — and who operates it (managed PaaS vs. existing DBA team)?</w:t>
+      </w:r>
+    </w:p>
+    <w:p>
+      <w:pPr>
+        <w:pStyle w:val="ListParagraph"/>
+      </w:pPr>
+      <w:r>
+        <w:t xml:space="preserve">• </w:t>
+      </w:r>
+      <w:r>
+        <w:t>Which connectivity approach — Dataverse virtual tables, direct connectors, or a custom API layer — is acceptable given the feature gaps?</w:t>
+      </w:r>
+    </w:p>
+    <w:p>
+      <w:pPr>
+        <w:pStyle w:val="ListParagraph"/>
+      </w:pPr>
+      <w:r>
+        <w:t xml:space="preserve">• </w:t>
+      </w:r>
+      <w:r>
+        <w:t>How do the 9-flow Finance bridge and ECS change notification map onto a SQL backend (SQL triggers/change data capture vs. Outbox pattern)?</w:t>
+      </w:r>
+    </w:p>
+    <w:p>
+      <w:pPr>
+        <w:pStyle w:val="ListParagraph"/>
+      </w:pPr>
+      <w:r>
+        <w:t xml:space="preserve">• </w:t>
+      </w:r>
+      <w:r>
+        <w:t>How are the Business Unit / security-role country and service-line isolations reproduced in the relational schema (row-level security)?</w:t>
+      </w:r>
+    </w:p>
+    <w:p>
+      <w:pPr>
+        <w:pStyle w:val="Heading2"/>
+      </w:pPr>
+      <w:r>
+        <w:t>Related</w:t>
+      </w:r>
+    </w:p>
+    <w:p>
+      <w:pPr>
+        <w:pStyle w:val="ListParagraph"/>
+      </w:pPr>
+      <w:r>
+        <w:t xml:space="preserve">• </w:t>
+      </w:r>
+      <w:r>
+        <w:t>architecture approach executive summary — Three-way option comparison (parent decision material)</w:t>
+      </w:r>
+    </w:p>
+    <w:p>
+      <w:pPr>
+        <w:pStyle w:val="ListParagraph"/>
+      </w:pPr>
+      <w:r>
+        <w:t xml:space="preserve">• </w:t>
+      </w:r>
+      <w:r>
+        <w:t>solution overview — Parent document; current (Dataverse) design</w:t>
+      </w:r>
+    </w:p>
+    <w:p>
+      <w:pPr>
+        <w:pStyle w:val="Heading2"/>
+      </w:pPr>
+      <w:r>
+        <w:t>Outlook Email Interception — Updating CRM Engagement History</w:t>
+      </w:r>
+    </w:p>
+    <w:p>
+      <w:r>
+        <w:t xml:space="preserve">This note sets out how email sent and received in Microsoft Outlook can be intercepted and written back into the CRM as </w:t>
+      </w:r>
+      <w:r>
+        <w:rPr>
+          <w:b/>
+          <w:i w:val="0"/>
+        </w:rPr>
+        <w:t>engagement history</w:t>
+      </w:r>
+      <w:r>
+        <w:t xml:space="preserve"> — the running record of interactions between a broker and a client, contact, or property deal.</w:t>
+      </w:r>
+    </w:p>
+    <w:p>
+      <w:r>
+        <w:t>It maps onto the capability "</w:t>
+      </w:r>
+      <w:r>
+        <w:rPr>
+          <w:b/>
+          <w:i w:val="0"/>
+        </w:rPr>
+        <w:t>Outlook Integration: Email tracking and activity logging</w:t>
+      </w:r>
+      <w:r>
+        <w:t xml:space="preserve">" in business capabilities, the </w:t>
+      </w:r>
+      <w:r>
+        <w:rPr>
+          <w:rFonts w:ascii="Consolas" w:hAnsi="Consolas"/>
+          <w:b w:val="0"/>
+          <w:i w:val="0"/>
+        </w:rPr>
+        <w:t>Outlook → Dataverse</w:t>
+      </w:r>
+      <w:r>
+        <w:t xml:space="preserve"> integration in architecture application, and the email-sync worker in the traditional C# stack.</w:t>
+      </w:r>
+    </w:p>
+    <w:p>
+      <w:pPr>
+        <w:pStyle w:val="Heading2"/>
+      </w:pPr>
+      <w:r>
+        <w:t>Objectives</w:t>
+      </w:r>
+    </w:p>
+    <w:p>
+      <w:r>
+        <w:t>Capture the email engagement that currently sits in individual mailboxes and make it part of the shared client/contact view (the problem stated in problem statement). Specifically:</w:t>
+      </w:r>
+    </w:p>
+    <w:p>
+      <w:pPr>
+        <w:pStyle w:val="ListParagraph"/>
+      </w:pPr>
+      <w:r>
+        <w:t xml:space="preserve">• </w:t>
+      </w:r>
+      <w:r>
+        <w:t>Record every relevant email against the correct Account, Contact, and Deal</w:t>
+      </w:r>
+    </w:p>
+    <w:p>
+      <w:pPr>
+        <w:pStyle w:val="ListParagraph"/>
+      </w:pPr>
+      <w:r>
+        <w:t xml:space="preserve">• </w:t>
+      </w:r>
+      <w:r>
+        <w:t>Build a searchable engagement history per client and per deal</w:t>
+      </w:r>
+    </w:p>
+    <w:p>
+      <w:pPr>
+        <w:pStyle w:val="ListParagraph"/>
+      </w:pPr>
+      <w:r>
+        <w:t xml:space="preserve">• </w:t>
+      </w:r>
+      <w:r>
+        <w:t>Support relationship tracking (last contact date, interaction volume) without brokers manually logging emails</w:t>
+      </w:r>
+    </w:p>
+    <w:p>
+      <w:pPr>
+        <w:pStyle w:val="ListParagraph"/>
+      </w:pPr>
+      <w:r>
+        <w:t xml:space="preserve">• </w:t>
+      </w:r>
+      <w:r>
+        <w:t>Respect GDPR — email content is personal data and must be handled under the same consent/retention rules as the rest of architecture data</w:t>
+      </w:r>
+    </w:p>
+    <w:p>
+      <w:pPr>
+        <w:pStyle w:val="Heading2"/>
+      </w:pPr>
+      <w:r>
+        <w:t>The Engagement History Store</w:t>
+      </w:r>
+    </w:p>
+    <w:p>
+      <w:r>
+        <w:t xml:space="preserve">Email is logged against the CRM as an </w:t>
+      </w:r>
+      <w:r>
+        <w:rPr>
+          <w:b w:val="0"/>
+          <w:i/>
+        </w:rPr>
+        <w:t>activity</w:t>
+      </w:r>
+      <w:r>
+        <w:t xml:space="preserve"> rather than as an attachment or copy of the message body. The entry stores metadata plus a link to the source message, not the full body:</w:t>
+      </w:r>
+    </w:p>
+    <w:tbl>
+      <w:tblPr>
+        <w:tblW w:type="auto" w:w="0"/>
+        <w:jc w:val="center"/>
+        <w:tblLook w:firstColumn="1" w:firstRow="1" w:lastColumn="0" w:lastRow="0" w:noHBand="0" w:noVBand="1" w:val="04A0"/>
+      </w:tblPr>
+      <w:tblGrid>
+        <w:gridCol w:w="4513"/>
+        <w:gridCol w:w="4513"/>
+      </w:tblGrid>
+      <w:tr>
+        <w:tc>
+          <w:tcPr>
+            <w:tcW w:type="dxa" w:w="4513"/>
+          </w:tcPr>
+          <w:p>
+            <w:r>
+              <w:rPr>
+                <w:b/>
+              </w:rPr>
+              <w:t>Field</w:t>
+            </w:r>
+          </w:p>
+        </w:tc>
+        <w:tc>
+          <w:tcPr>
+            <w:tcW w:type="dxa" w:w="4513"/>
+          </w:tcPr>
+          <w:p>
+            <w:r>
+              <w:rPr>
+                <w:b/>
+              </w:rPr>
+              <w:t>Purpose</w:t>
+            </w:r>
+          </w:p>
+        </w:tc>
+      </w:tr>
+      <w:tr>
+        <w:tc>
+          <w:tcPr>
+            <w:tcW w:type="dxa" w:w="4513"/>
+          </w:tcPr>
+          <w:p>
+            <w:r>
+              <w:t>Subject</w:t>
+            </w:r>
+          </w:p>
+        </w:tc>
+        <w:tc>
+          <w:tcPr>
+            <w:tcW w:type="dxa" w:w="4513"/>
+          </w:tcPr>
+          <w:p>
+            <w:r>
+              <w:t>Displayable title of the interaction</w:t>
+            </w:r>
+          </w:p>
+        </w:tc>
+      </w:tr>
+      <w:tr>
+        <w:tc>
+          <w:tcPr>
+            <w:tcW w:type="dxa" w:w="4513"/>
+          </w:tcPr>
+          <w:p>
+            <w:r>
+              <w:t>Participants (From / To / CC)</w:t>
+            </w:r>
+          </w:p>
+        </w:tc>
+        <w:tc>
+          <w:tcPr>
+            <w:tcW w:type="dxa" w:w="4513"/>
+          </w:tcPr>
+          <w:p>
+            <w:r>
+              <w:t>Resolved to CRM Contact / Account records</w:t>
+            </w:r>
+          </w:p>
+        </w:tc>
+      </w:tr>
+      <w:tr>
+        <w:tc>
+          <w:tcPr>
+            <w:tcW w:type="dxa" w:w="4513"/>
+          </w:tcPr>
+          <w:p>
+            <w:r>
+              <w:t>Timestamp</w:t>
+            </w:r>
+          </w:p>
+        </w:tc>
+        <w:tc>
+          <w:tcPr>
+            <w:tcW w:type="dxa" w:w="4513"/>
+          </w:tcPr>
+          <w:p>
+            <w:r>
+              <w:t>When the message was sent or received</w:t>
+            </w:r>
+          </w:p>
+        </w:tc>
+      </w:tr>
+      <w:tr>
+        <w:tc>
+          <w:tcPr>
+            <w:tcW w:type="dxa" w:w="4513"/>
+          </w:tcPr>
+          <w:p>
+            <w:r>
+              <w:t>Direction</w:t>
+            </w:r>
+          </w:p>
+        </w:tc>
+        <w:tc>
+          <w:tcPr>
+            <w:tcW w:type="dxa" w:w="4513"/>
+          </w:tcPr>
+          <w:p>
+            <w:r>
+              <w:t>Inbound / outbound</w:t>
+            </w:r>
+          </w:p>
+        </w:tc>
+      </w:tr>
+      <w:tr>
+        <w:tc>
+          <w:tcPr>
+            <w:tcW w:type="dxa" w:w="4513"/>
+          </w:tcPr>
+          <w:p>
+            <w:r>
+              <w:t>Thread ID</w:t>
+            </w:r>
+          </w:p>
+        </w:tc>
+        <w:tc>
+          <w:tcPr>
+            <w:tcW w:type="dxa" w:w="4513"/>
+          </w:tcPr>
+          <w:p>
+            <w:r>
+              <w:t>Groups replies into a single engagement thread</w:t>
+            </w:r>
+          </w:p>
+        </w:tc>
+      </w:tr>
+      <w:tr>
+        <w:tc>
+          <w:tcPr>
+            <w:tcW w:type="dxa" w:w="4513"/>
+          </w:tcPr>
+          <w:p>
+            <w:r>
+              <w:t>Linked records</w:t>
+            </w:r>
+          </w:p>
+        </w:tc>
+        <w:tc>
+          <w:tcPr>
+            <w:tcW w:type="dxa" w:w="4513"/>
+          </w:tcPr>
+          <w:p>
+            <w:r>
+              <w:t>Deal, Contact, Account, Property</w:t>
+            </w:r>
+          </w:p>
+        </w:tc>
+      </w:tr>
+      <w:tr>
+        <w:tc>
+          <w:tcPr>
+            <w:tcW w:type="dxa" w:w="4513"/>
+          </w:tcPr>
+          <w:p>
+            <w:r>
+              <w:t>Message link</w:t>
+            </w:r>
+          </w:p>
+        </w:tc>
+        <w:tc>
+          <w:tcPr>
+            <w:tcW w:type="dxa" w:w="4513"/>
+          </w:tcPr>
+          <w:p>
+            <w:r>
+              <w:t>Back-reference to the original in Exchange (Graph `messageId`)</w:t>
+            </w:r>
+          </w:p>
+        </w:tc>
+      </w:tr>
+      <w:tr>
+        <w:tc>
+          <w:tcPr>
+            <w:tcW w:type="dxa" w:w="4513"/>
+          </w:tcPr>
+          <w:p>
+            <w:r>
+              <w:t>Consent basis</w:t>
+            </w:r>
+          </w:p>
+        </w:tc>
+        <w:tc>
+          <w:tcPr>
+            <w:tcW w:type="dxa" w:w="4513"/>
+          </w:tcPr>
+          <w:p>
+            <w:r>
+              <w:t>GDPR basis for processing / retention</w:t>
+            </w:r>
+          </w:p>
+        </w:tc>
+      </w:tr>
+    </w:tbl>
+    <w:p>
+      <w:r>
+        <w:t xml:space="preserve">In the Dataverse design this maps to a Dataverse </w:t>
+      </w:r>
+      <w:r>
+        <w:rPr>
+          <w:b/>
+          <w:i w:val="0"/>
+        </w:rPr>
+        <w:t>Email activity</w:t>
+      </w:r>
+      <w:r>
+        <w:t xml:space="preserve"> entity linked to the relevant records. In the C#/PostgreSQL design it maps to an </w:t>
+      </w:r>
+      <w:r>
+        <w:rPr>
+          <w:rFonts w:ascii="Consolas" w:hAnsi="Consolas"/>
+          <w:b w:val="0"/>
+          <w:i w:val="0"/>
+        </w:rPr>
+        <w:t>email_activity</w:t>
+      </w:r>
+      <w:r>
+        <w:t xml:space="preserve"> / </w:t>
+      </w:r>
+      <w:r>
+        <w:rPr>
+          <w:rFonts w:ascii="Consolas" w:hAnsi="Consolas"/>
+          <w:b w:val="0"/>
+          <w:i w:val="0"/>
+        </w:rPr>
+        <w:t>engagement</w:t>
+      </w:r>
+      <w:r>
+        <w:t xml:space="preserve"> table with the same linking and retention rules.</w:t>
+      </w:r>
+    </w:p>
+    <w:p>
+      <w:pPr>
+        <w:pStyle w:val="Heading2"/>
+      </w:pPr>
+      <w:r>
+        <w:t>Interception Options</w:t>
+      </w:r>
+    </w:p>
+    <w:p>
+      <w:r>
+        <w:t>There are three ways to intercept Outlook email. They can be combined — automatic capture as the baseline, with an add-in for user-triggered actions.</w:t>
+      </w:r>
+    </w:p>
+    <w:p>
+      <w:pPr>
+        <w:pStyle w:val="Heading3"/>
+      </w:pPr>
+      <w:r>
+        <w:t>Path A — Outlook Add-in (user-triggered)</w:t>
+      </w:r>
+    </w:p>
+    <w:p>
+      <w:r>
+        <w:t>An Outlook add-in runs in context on a selected message (read or compose). The broker clicks "Log to CRM" and the message is correlated and saved.</w:t>
+      </w:r>
+    </w:p>
+    <w:p>
+      <w:pPr>
+        <w:pStyle w:val="ListParagraph"/>
+      </w:pPr>
+      <w:r>
+        <w:t xml:space="preserve">• </w:t>
+      </w:r>
+      <w:r>
+        <w:rPr>
+          <w:b/>
+          <w:i w:val="0"/>
+        </w:rPr>
+        <w:t>Pros:</w:t>
+      </w:r>
+      <w:r>
+        <w:t xml:space="preserve"> explicit user intent, low false-positive rate, lets the broker choose the linked Deal</w:t>
+      </w:r>
+    </w:p>
+    <w:p>
+      <w:pPr>
+        <w:pStyle w:val="ListParagraph"/>
+      </w:pPr>
+      <w:r>
+        <w:t xml:space="preserve">• </w:t>
+      </w:r>
+      <w:r>
+        <w:rPr>
+          <w:b/>
+          <w:i w:val="0"/>
+        </w:rPr>
+        <w:t>Cons:</w:t>
+      </w:r>
+      <w:r>
+        <w:t xml:space="preserve"> relies on user action — silent capture requires the other paths</w:t>
+      </w:r>
+    </w:p>
+    <w:p>
+      <w:pPr>
+        <w:pStyle w:val="ListParagraph"/>
+      </w:pPr>
+      <w:r>
+        <w:t xml:space="preserve">• </w:t>
+      </w:r>
+      <w:r>
+        <w:rPr>
+          <w:b/>
+          <w:i w:val="0"/>
+        </w:rPr>
+        <w:t>Implementation:</w:t>
+      </w:r>
+      <w:r>
+        <w:t xml:space="preserve"> Office Add-in (or existing Outlook integration on Dataverse) that calls the CRM API with the message metadata</w:t>
+      </w:r>
+    </w:p>
+    <w:p>
+      <w:pPr>
+        <w:pStyle w:val="Heading3"/>
+      </w:pPr>
+      <w:r>
+        <w:t>Path B — Microsoft Graph Webhook (automatic)</w:t>
+      </w:r>
+    </w:p>
+    <w:p>
+      <w:r>
+        <w:t xml:space="preserve">Subscribe to change notifications on the mailbox via </w:t>
+      </w:r>
+      <w:r>
+        <w:rPr>
+          <w:b/>
+          <w:i w:val="0"/>
+        </w:rPr>
+        <w:t>Microsoft Graph</w:t>
+      </w:r>
+      <w:r>
+        <w:t>. Graph raises a notification whenever an email matches criteria (e.g. from/to a tracked domain, or on a deal thread), and a worker ingests it.</w:t>
+      </w:r>
+    </w:p>
+    <w:p>
+      <w:pPr>
+        <w:pStyle w:val="ListParagraph"/>
+      </w:pPr>
+      <w:r>
+        <w:t xml:space="preserve">• </w:t>
+      </w:r>
+      <w:r>
+        <w:rPr>
+          <w:b/>
+          <w:i w:val="0"/>
+        </w:rPr>
+        <w:t>Pros:</w:t>
+      </w:r>
+      <w:r>
+        <w:t xml:space="preserve"> fully automatic, no user effort, catches all inbound/outbound mail</w:t>
+      </w:r>
+    </w:p>
+    <w:p>
+      <w:pPr>
+        <w:pStyle w:val="ListParagraph"/>
+      </w:pPr>
+      <w:r>
+        <w:t xml:space="preserve">• </w:t>
+      </w:r>
+      <w:r>
+        <w:rPr>
+          <w:b/>
+          <w:i w:val="0"/>
+        </w:rPr>
+        <w:t>Cons:</w:t>
+      </w:r>
+      <w:r>
+        <w:t xml:space="preserve"> needs careful filtering and correlation to avoid logging noise; must handle a high message volume</w:t>
+      </w:r>
+    </w:p>
+    <w:p>
+      <w:pPr>
+        <w:pStyle w:val="ListParagraph"/>
+      </w:pPr>
+      <w:r>
+        <w:t xml:space="preserve">• </w:t>
+      </w:r>
+      <w:r>
+        <w:rPr>
+          <w:b/>
+          <w:i w:val="0"/>
+        </w:rPr>
+        <w:t>Implementation:</w:t>
+      </w:r>
+      <w:r>
+        <w:t xml:space="preserve"> Graph </w:t>
+      </w:r>
+      <w:r>
+        <w:rPr>
+          <w:rFonts w:ascii="Consolas" w:hAnsi="Consolas"/>
+          <w:b w:val="0"/>
+          <w:i w:val="0"/>
+        </w:rPr>
+        <w:t>createSubscription</w:t>
+      </w:r>
+      <w:r>
+        <w:t xml:space="preserve"> on </w:t>
+      </w:r>
+      <w:r>
+        <w:rPr>
+          <w:rFonts w:ascii="Consolas" w:hAnsi="Consolas"/>
+          <w:b w:val="0"/>
+          <w:i w:val="0"/>
+        </w:rPr>
+        <w:t>message</w:t>
+      </w:r>
+      <w:r>
+        <w:t xml:space="preserve"> changes → notification handler pushes to CRM. This is the mechanism referenced in Email sync — Graph API (webhooks) + inbox worker.</w:t>
+      </w:r>
+    </w:p>
+    <w:p>
+      <w:pPr>
+        <w:pStyle w:val="Heading3"/>
+      </w:pPr>
+      <w:r>
+        <w:t>Path C — Mailbox Worker (scheduled / triggered)</w:t>
+      </w:r>
+    </w:p>
+    <w:p>
+      <w:r>
+        <w:t>A background worker (Power Automate flow in the Dataverse design; a .NET/Hangfire worker in the C# design) periodically polls mail via Graph and processes rules.</w:t>
+      </w:r>
+    </w:p>
+    <w:p>
+      <w:pPr>
+        <w:pStyle w:val="ListParagraph"/>
+      </w:pPr>
+      <w:r>
+        <w:t xml:space="preserve">• </w:t>
+      </w:r>
+      <w:r>
+        <w:rPr>
+          <w:b/>
+          <w:i w:val="0"/>
+        </w:rPr>
+        <w:t>Pros:</w:t>
+      </w:r>
+      <w:r>
+        <w:t xml:space="preserve"> deterministic, easy to throttle and batch, works without real-time webhooks</w:t>
+      </w:r>
+    </w:p>
+    <w:p>
+      <w:pPr>
+        <w:pStyle w:val="ListParagraph"/>
+      </w:pPr>
+      <w:r>
+        <w:t xml:space="preserve">• </w:t>
+      </w:r>
+      <w:r>
+        <w:rPr>
+          <w:b/>
+          <w:i w:val="0"/>
+        </w:rPr>
+        <w:t>Cons:</w:t>
+      </w:r>
+      <w:r>
+        <w:t xml:space="preserve"> latency between send and capture</w:t>
+      </w:r>
+    </w:p>
+    <w:p>
+      <w:pPr>
+        <w:pStyle w:val="ListParagraph"/>
+      </w:pPr>
+      <w:r>
+        <w:t xml:space="preserve">• </w:t>
+      </w:r>
+      <w:r>
+        <w:rPr>
+          <w:b/>
+          <w:i w:val="0"/>
+        </w:rPr>
+        <w:t>Implementation:</w:t>
+      </w:r>
+      <w:r>
+        <w:t xml:space="preserve"> Power Automate </w:t>
+      </w:r>
+      <w:r>
+        <w:rPr>
+          <w:rFonts w:ascii="Consolas" w:hAnsi="Consolas"/>
+          <w:b w:val="0"/>
+          <w:i w:val="0"/>
+        </w:rPr>
+        <w:t>When a new email arrives</w:t>
+      </w:r>
+      <w:r>
+        <w:t xml:space="preserve"> → Dataverse; or Hangfire job polling Graph → PostgreSQL </w:t>
+      </w:r>
+      <w:r>
+        <w:rPr>
+          <w:rFonts w:ascii="Consolas" w:hAnsi="Consolas"/>
+          <w:b w:val="0"/>
+          <w:i w:val="0"/>
+        </w:rPr>
+        <w:t>email_activity</w:t>
+      </w:r>
+    </w:p>
+    <w:p>
+      <w:pPr>
+        <w:pStyle w:val="Heading2"/>
+      </w:pPr>
+      <w:r>
+        <w:t>Correlation and Matching</w:t>
+      </w:r>
+    </w:p>
+    <w:p>
+      <w:r>
+        <w:t>The hard part is deciding which Deal / Contact / Account each email belongs to. The correlation pipeline:</w:t>
+      </w:r>
+    </w:p>
+    <w:p>
+      <w:pPr>
+        <w:pStyle w:val="ListParagraph"/>
+      </w:pPr>
+      <w:r>
+        <w:t xml:space="preserve">1. </w:t>
+      </w:r>
+      <w:r>
+        <w:rPr>
+          <w:b/>
+          <w:i w:val="0"/>
+        </w:rPr>
+        <w:t>Participant resolution</w:t>
+      </w:r>
+      <w:r>
+        <w:t xml:space="preserve"> — match sender/recipients against CRM Contact and Account email addresses (including alternate domains per legal entity).</w:t>
+      </w:r>
+    </w:p>
+    <w:p>
+      <w:pPr>
+        <w:pStyle w:val="ListParagraph"/>
+      </w:pPr>
+      <w:r>
+        <w:t xml:space="preserve">2. </w:t>
+      </w:r>
+      <w:r>
+        <w:rPr>
+          <w:b/>
+          <w:i w:val="0"/>
+        </w:rPr>
+        <w:t>Deal thread matching</w:t>
+      </w:r>
+      <w:r>
+        <w:t xml:space="preserve"> — match subject/thread against active deals; a known deal thread is the strongest signal.</w:t>
+      </w:r>
+    </w:p>
+    <w:p>
+      <w:pPr>
+        <w:pStyle w:val="ListParagraph"/>
+      </w:pPr>
+      <w:r>
+        <w:t xml:space="preserve">3. </w:t>
+      </w:r>
+      <w:r>
+        <w:rPr>
+          <w:b/>
+          <w:i w:val="0"/>
+        </w:rPr>
+        <w:t>Entity resolution</w:t>
+      </w:r>
+      <w:r>
+        <w:t xml:space="preserve"> — where a participant resolves to a Contact, inherit the parent Account and any linked Deal.</w:t>
+      </w:r>
+    </w:p>
+    <w:p>
+      <w:pPr>
+        <w:pStyle w:val="ListParagraph"/>
+      </w:pPr>
+      <w:r>
+        <w:t xml:space="preserve">4. </w:t>
+      </w:r>
+      <w:r>
+        <w:rPr>
+          <w:b/>
+          <w:i w:val="0"/>
+        </w:rPr>
+        <w:t>Deduplication</w:t>
+      </w:r>
+      <w:r>
+        <w:t xml:space="preserve"> — collapse replies into one thread; skip messages already logged (idempotent via the Graph </w:t>
+      </w:r>
+      <w:r>
+        <w:rPr>
+          <w:rFonts w:ascii="Consolas" w:hAnsi="Consolas"/>
+          <w:b w:val="0"/>
+          <w:i w:val="0"/>
+        </w:rPr>
+        <w:t>messageId</w:t>
+      </w:r>
+      <w:r>
+        <w:t xml:space="preserve"> / thread ID).</w:t>
+      </w:r>
+    </w:p>
+    <w:p>
+      <w:pPr>
+        <w:pStyle w:val="Heading2"/>
+      </w:pPr>
+      <w:r>
+        <w:t>GDPR and Retention</w:t>
+      </w:r>
+    </w:p>
+    <w:p>
+      <w:r>
+        <w:t>Email logging is personal-data processing and must comply with the GDPR measures in architecture principles compliance:</w:t>
+      </w:r>
+    </w:p>
+    <w:p>
+      <w:pPr>
+        <w:pStyle w:val="ListParagraph"/>
+      </w:pPr>
+      <w:r>
+        <w:t xml:space="preserve">• </w:t>
+      </w:r>
+      <w:r>
+        <w:rPr>
+          <w:b/>
+          <w:i w:val="0"/>
+        </w:rPr>
+        <w:t>Consent basis:</w:t>
+      </w:r>
+      <w:r>
+        <w:t xml:space="preserve"> capture the legitimate-interest basis per message; record it on the engagement entry</w:t>
+      </w:r>
+    </w:p>
+    <w:p>
+      <w:pPr>
+        <w:pStyle w:val="ListParagraph"/>
+      </w:pPr>
+      <w:r>
+        <w:t xml:space="preserve">• </w:t>
+      </w:r>
+      <w:r>
+        <w:rPr>
+          <w:b/>
+          <w:i w:val="0"/>
+        </w:rPr>
+        <w:t>Retention:</w:t>
+      </w:r>
+      <w:r>
+        <w:t xml:space="preserve"> email activity follows the same 7-year retention as the rest of architecture data, with erasure/export handled as data-subject requests</w:t>
+      </w:r>
+    </w:p>
+    <w:p>
+      <w:pPr>
+        <w:pStyle w:val="ListParagraph"/>
+      </w:pPr>
+      <w:r>
+        <w:t xml:space="preserve">• </w:t>
+      </w:r>
+      <w:r>
+        <w:rPr>
+          <w:b/>
+          <w:i w:val="0"/>
+        </w:rPr>
+        <w:t>Storage:</w:t>
+      </w:r>
+      <w:r>
+        <w:t xml:space="preserve"> log metadata + link to source in Exchange; do not duplicate full message bodies into the CRM unless retention requires it</w:t>
+      </w:r>
+    </w:p>
+    <w:p>
+      <w:pPr>
+        <w:pStyle w:val="ListParagraph"/>
+      </w:pPr>
+      <w:r>
+        <w:t xml:space="preserve">• </w:t>
+      </w:r>
+      <w:r>
+        <w:rPr>
+          <w:b/>
+          <w:i w:val="0"/>
+        </w:rPr>
+        <w:t>Audit:</w:t>
+      </w:r>
+      <w:r>
+        <w:t xml:space="preserve"> the interceptor and any matching decisions are recorded, giving a traceable audit trail</w:t>
+      </w:r>
+    </w:p>
+    <w:p>
+      <w:pPr>
+        <w:pStyle w:val="Heading2"/>
+      </w:pPr>
+      <w:r>
+        <w:t>OpenAI decision notes</w:t>
+      </w:r>
+    </w:p>
+    <w:p>
+      <w:r>
+        <w:t>This is a design proposal for review — it is not yet built. Open items to confirm with the team:</w:t>
+      </w:r>
+    </w:p>
+    <w:p>
+      <w:pPr>
+        <w:pStyle w:val="ListParagraph"/>
+      </w:pPr>
+      <w:r>
+        <w:t xml:space="preserve">• </w:t>
+      </w:r>
+      <w:r>
+        <w:t>Which interception path(s) to adopt (add-in only, or automatic Graph ingestion with add-in override)</w:t>
+      </w:r>
+    </w:p>
+    <w:p>
+      <w:pPr>
+        <w:pStyle w:val="ListParagraph"/>
+      </w:pPr>
+      <w:r>
+        <w:t xml:space="preserve">• </w:t>
+      </w:r>
+      <w:r>
+        <w:t>Whether to log full message bodies or metadata + link only</w:t>
+      </w:r>
+    </w:p>
+    <w:p>
+      <w:pPr>
+        <w:pStyle w:val="ListParagraph"/>
+      </w:pPr>
+      <w:r>
+        <w:t xml:space="preserve">• </w:t>
+      </w:r>
+      <w:r>
+        <w:t>The definitive matched-entity list and correlation rules (Deal/Contact/Account/property)</w:t>
+      </w:r>
+    </w:p>
+    <w:p>
+      <w:pPr>
+        <w:pStyle w:val="ListParagraph"/>
+      </w:pPr>
+      <w:r>
+        <w:t xml:space="preserve">• </w:t>
+      </w:r>
+      <w:r>
+        <w:t>Retention period for email activity against the 7-year baseline</w:t>
+      </w:r>
+    </w:p>
+    <w:p>
+      <w:pPr>
+        <w:pStyle w:val="Heading2"/>
+      </w:pPr>
+      <w:r>
+        <w:t>Related</w:t>
+      </w:r>
+    </w:p>
+    <w:p>
+      <w:pPr>
+        <w:pStyle w:val="ListParagraph"/>
+      </w:pPr>
+      <w:r>
+        <w:t xml:space="preserve">• </w:t>
+      </w:r>
+      <w:r>
+        <w:t>business capabilities — Outlook Integration capability</w:t>
+      </w:r>
+    </w:p>
+    <w:p>
+      <w:pPr>
+        <w:pStyle w:val="ListParagraph"/>
+      </w:pPr>
+      <w:r>
+        <w:t xml:space="preserve">• </w:t>
+      </w:r>
+      <w:r>
+        <w:t>architecture application — Current Dataverse integration patterns (Power Automate Outlook → Dataverse)</w:t>
+      </w:r>
+    </w:p>
+    <w:p>
+      <w:pPr>
+        <w:pStyle w:val="ListParagraph"/>
+      </w:pPr>
+      <w:r>
+        <w:t xml:space="preserve">• </w:t>
+      </w:r>
+      <w:r>
+        <w:t>alternative architecture traditional csharp — C#/PostgreSQL path (Graph webhooks + inbox worker)</w:t>
+      </w:r>
+    </w:p>
+    <w:p>
+      <w:pPr>
+        <w:pStyle w:val="ListParagraph"/>
+      </w:pPr>
+      <w:r>
+        <w:t xml:space="preserve">• </w:t>
+      </w:r>
+      <w:r>
+        <w:t>architecture principles compliance — GDPR, CNIL, BDSG requirements</w:t>
+      </w:r>
+    </w:p>
+    <w:p>
+      <w:pPr>
+        <w:pStyle w:val="ListParagraph"/>
+      </w:pPr>
+      <w:r>
+        <w:t xml:space="preserve">• </w:t>
+      </w:r>
+      <w:r>
+        <w:t>architecture data — Data domains the engagement links to</w:t>
+      </w:r>
+    </w:p>
+    <w:p>
+      <w:pPr>
+        <w:pStyle w:val="ListParagraph"/>
+      </w:pPr>
+      <w:r>
+        <w:t xml:space="preserve">• </w:t>
+      </w:r>
+      <w:r>
+        <w:t>problem statement — The fragmented-email problem this addresses</w:t>
       </w:r>
     </w:p>
     <w:sectPr>

--- a/POC-EuroCRM-Vault/projects/EuroCRM_Solution_Overview_Document_2026-08-27.docx
+++ b/POC-EuroCRM-Vault/projects/EuroCRM_Solution_Overview_Document_2026-08-27.docx
@@ -62957,17 +62957,746 @@
         <w:pStyle w:val="Heading2"/>
       </w:pPr>
       <w:r>
+        <w:t>Architectural Approaches — One-Page Summary</w:t>
+      </w:r>
+    </w:p>
+    <w:p>
+      <w:r>
+        <w:t xml:space="preserve">Four options can deliver the European CRM programme's core outcome — a shared client, contact, property and engagement foundation across service lines and countries (see business capabilities). All keep data in EU regions (GDPR, CNIL, BDSG). All four require building a </w:t>
+      </w:r>
+      <w:r>
+        <w:rPr>
+          <w:b/>
+          <w:i w:val="0"/>
+        </w:rPr>
+        <w:t>custom</w:t>
+      </w:r>
+      <w:r>
+        <w:t xml:space="preserve"> model: 8 of 11 core entities have no packaged equivalent. The difference is where that custom model lives.</w:t>
+      </w:r>
+    </w:p>
+    <w:tbl>
+      <w:tblPr>
+        <w:tblW w:type="auto" w:w="0"/>
+        <w:jc w:val="center"/>
+        <w:tblLook w:firstColumn="1" w:firstRow="1" w:lastColumn="0" w:lastRow="0" w:noHBand="0" w:noVBand="1" w:val="04A0"/>
+      </w:tblPr>
+      <w:tblGrid>
+        <w:gridCol w:w="1805"/>
+        <w:gridCol w:w="1805"/>
+        <w:gridCol w:w="1805"/>
+        <w:gridCol w:w="1805"/>
+        <w:gridCol w:w="1805"/>
+      </w:tblGrid>
+      <w:tr>
+        <w:tc>
+          <w:tcPr>
+            <w:tcW w:type="dxa" w:w="1805"/>
+          </w:tcPr>
+          <w:p>
+            <w:r>
+              <w:rPr>
+                <w:b/>
+              </w:rPr>
+            </w:r>
+          </w:p>
+        </w:tc>
+        <w:tc>
+          <w:tcPr>
+            <w:tcW w:type="dxa" w:w="1805"/>
+          </w:tcPr>
+          <w:p>
+            <w:r>
+              <w:rPr>
+                <w:b/>
+              </w:rPr>
+              <w:t>Option A — Power Platform / Dataverse</w:t>
+            </w:r>
+          </w:p>
+        </w:tc>
+        <w:tc>
+          <w:tcPr>
+            <w:tcW w:type="dxa" w:w="1805"/>
+          </w:tcPr>
+          <w:p>
+            <w:r>
+              <w:rPr>
+                <w:b/>
+              </w:rPr>
+              <w:t>Option B — Power Platform + SQL</w:t>
+            </w:r>
+          </w:p>
+        </w:tc>
+        <w:tc>
+          <w:tcPr>
+            <w:tcW w:type="dxa" w:w="1805"/>
+          </w:tcPr>
+          <w:p>
+            <w:r>
+              <w:rPr>
+                <w:b/>
+              </w:rPr>
+              <w:t>Option C — C# / PostgreSQL</w:t>
+            </w:r>
+          </w:p>
+        </w:tc>
+        <w:tc>
+          <w:tcPr>
+            <w:tcW w:type="dxa" w:w="1805"/>
+          </w:tcPr>
+          <w:p>
+            <w:r>
+              <w:rPr>
+                <w:b/>
+              </w:rPr>
+              <w:t>Option D — Dynamics 365 Sales</w:t>
+            </w:r>
+          </w:p>
+        </w:tc>
+      </w:tr>
+      <w:tr>
+        <w:tc>
+          <w:tcPr>
+            <w:tcW w:type="dxa" w:w="1805"/>
+          </w:tcPr>
+          <w:p>
+            <w:r>
+              <w:t>**What it is**</w:t>
+            </w:r>
+          </w:p>
+        </w:tc>
+        <w:tc>
+          <w:tcPr>
+            <w:tcW w:type="dxa" w:w="1805"/>
+          </w:tcPr>
+          <w:p>
+            <w:r>
+              <w:t>Custom model on Dataverse, Power Apps UI</w:t>
+            </w:r>
+          </w:p>
+        </w:tc>
+        <w:tc>
+          <w:tcPr>
+            <w:tcW w:type="dxa" w:w="1805"/>
+          </w:tcPr>
+          <w:p>
+            <w:r>
+              <w:t>Power Apps UI on a relational DB (SQL Server / PostgreSQL)</w:t>
+            </w:r>
+          </w:p>
+        </w:tc>
+        <w:tc>
+          <w:tcPr>
+            <w:tcW w:type="dxa" w:w="1805"/>
+          </w:tcPr>
+          <w:p>
+            <w:r>
+              <w:t>First-party .NET code on PostgreSQL 16</w:t>
+            </w:r>
+          </w:p>
+        </w:tc>
+        <w:tc>
+          <w:tcPr>
+            <w:tcW w:type="dxa" w:w="1805"/>
+          </w:tcPr>
+          <w:p>
+            <w:r>
+              <w:t>Packaged sales CRM on Dataverse, used as-is</w:t>
+            </w:r>
+          </w:p>
+        </w:tc>
+      </w:tr>
+      <w:tr>
+        <w:tc>
+          <w:tcPr>
+            <w:tcW w:type="dxa" w:w="1805"/>
+          </w:tcPr>
+          <w:p>
+            <w:r>
+              <w:t>**Cost**</w:t>
+            </w:r>
+          </w:p>
+        </w:tc>
+        <w:tc>
+          <w:tcPr>
+            <w:tcW w:type="dxa" w:w="1805"/>
+          </w:tcPr>
+          <w:p>
+            <w:r>
+              <w:t>Per-user/per-app licensing; grows with adoption</w:t>
+            </w:r>
+          </w:p>
+        </w:tc>
+        <w:tc>
+          <w:tcPr>
+            <w:tcW w:type="dxa" w:w="1805"/>
+          </w:tcPr>
+          <w:p>
+            <w:r>
+              <w:t>Power Apps per-user + DB hosting; no Dataverse licence</w:t>
+            </w:r>
+          </w:p>
+        </w:tc>
+        <w:tc>
+          <w:tcPr>
+            <w:tcW w:type="dxa" w:w="1805"/>
+          </w:tcPr>
+          <w:p>
+            <w:r>
+              <w:t>Infrastructure only; no per-user licence</w:t>
+            </w:r>
+          </w:p>
+        </w:tc>
+        <w:tc>
+          <w:tcPr>
+            <w:tcW w:type="dxa" w:w="1805"/>
+          </w:tcPr>
+          <w:p>
+            <w:r>
+              <w:t>Per-user D365 Sales + Dataverse licensing</w:t>
+            </w:r>
+          </w:p>
+        </w:tc>
+      </w:tr>
+      <w:tr>
+        <w:tc>
+          <w:tcPr>
+            <w:tcW w:type="dxa" w:w="1805"/>
+          </w:tcPr>
+          <w:p>
+            <w:r>
+              <w:t>**Build effort**</w:t>
+            </w:r>
+          </w:p>
+        </w:tc>
+        <w:tc>
+          <w:tcPr>
+            <w:tcW w:type="dxa" w:w="1805"/>
+          </w:tcPr>
+          <w:p>
+            <w:r>
+              <w:t>Low-code; fastest to first value</w:t>
+            </w:r>
+          </w:p>
+        </w:tc>
+        <w:tc>
+          <w:tcPr>
+            <w:tcW w:type="dxa" w:w="1805"/>
+          </w:tcPr>
+          <w:p>
+            <w:r>
+              <w:t>Medium; DB schema + integration to engineer</w:t>
+            </w:r>
+          </w:p>
+        </w:tc>
+        <w:tc>
+          <w:tcPr>
+            <w:tcW w:type="dxa" w:w="1805"/>
+          </w:tcPr>
+          <w:p>
+            <w:r>
+              <w:t>Full engineering cycle; slowest</w:t>
+            </w:r>
+          </w:p>
+        </w:tc>
+        <w:tc>
+          <w:tcPr>
+            <w:tcW w:type="dxa" w:w="1805"/>
+          </w:tcPr>
+          <w:p>
+            <w:r>
+              <w:t>Least config, but 8 of 11 core entities still custom</w:t>
+            </w:r>
+          </w:p>
+        </w:tc>
+      </w:tr>
+      <w:tr>
+        <w:tc>
+          <w:tcPr>
+            <w:tcW w:type="dxa" w:w="1805"/>
+          </w:tcPr>
+          <w:p>
+            <w:r>
+              <w:t>**Lock-in**</w:t>
+            </w:r>
+          </w:p>
+        </w:tc>
+        <w:tc>
+          <w:tcPr>
+            <w:tcW w:type="dxa" w:w="1805"/>
+          </w:tcPr>
+          <w:p>
+            <w:r>
+              <w:t>High — platform, data, and logic</w:t>
+            </w:r>
+          </w:p>
+        </w:tc>
+        <w:tc>
+          <w:tcPr>
+            <w:tcW w:type="dxa" w:w="1805"/>
+          </w:tcPr>
+          <w:p>
+            <w:r>
+              <w:t>Medium — UI only; data is portable</w:t>
+            </w:r>
+          </w:p>
+        </w:tc>
+        <w:tc>
+          <w:tcPr>
+            <w:tcW w:type="dxa" w:w="1805"/>
+          </w:tcPr>
+          <w:p>
+            <w:r>
+              <w:t>Low — portable first-party code</w:t>
+            </w:r>
+          </w:p>
+        </w:tc>
+        <w:tc>
+          <w:tcPr>
+            <w:tcW w:type="dxa" w:w="1805"/>
+          </w:tcPr>
+          <w:p>
+            <w:r>
+              <w:t>High — platform and packaged model</w:t>
+            </w:r>
+          </w:p>
+        </w:tc>
+      </w:tr>
+      <w:tr>
+        <w:tc>
+          <w:tcPr>
+            <w:tcW w:type="dxa" w:w="1805"/>
+          </w:tcPr>
+          <w:p>
+            <w:r>
+              <w:t>**Skills**</w:t>
+            </w:r>
+          </w:p>
+        </w:tc>
+        <w:tc>
+          <w:tcPr>
+            <w:tcW w:type="dxa" w:w="1805"/>
+          </w:tcPr>
+          <w:p>
+            <w:r>
+              <w:t>New Power Platform specialists</w:t>
+            </w:r>
+          </w:p>
+        </w:tc>
+        <w:tc>
+          <w:tcPr>
+            <w:tcW w:type="dxa" w:w="1805"/>
+          </w:tcPr>
+          <w:p>
+            <w:r>
+              <w:t>Mixed: Power Platform + existing DBA/.NET</w:t>
+            </w:r>
+          </w:p>
+        </w:tc>
+        <w:tc>
+          <w:tcPr>
+            <w:tcW w:type="dxa" w:w="1805"/>
+          </w:tcPr>
+          <w:p>
+            <w:r>
+              <w:t>Existing in-house C#/.NET team</w:t>
+            </w:r>
+          </w:p>
+        </w:tc>
+        <w:tc>
+          <w:tcPr>
+            <w:tcW w:type="dxa" w:w="1805"/>
+          </w:tcPr>
+          <w:p>
+            <w:r>
+              <w:t>New Dynamics/Power Platform skills</w:t>
+            </w:r>
+          </w:p>
+        </w:tc>
+      </w:tr>
+      <w:tr>
+        <w:tc>
+          <w:tcPr>
+            <w:tcW w:type="dxa" w:w="1805"/>
+          </w:tcPr>
+          <w:p>
+            <w:r>
+              <w:t>**Integration**</w:t>
+            </w:r>
+          </w:p>
+        </w:tc>
+        <w:tc>
+          <w:tcPr>
+            <w:tcW w:type="dxa" w:w="1805"/>
+          </w:tcPr>
+          <w:p>
+            <w:r>
+              <w:t>Outlook, SharePoint, Teams, Power BI out of the box</w:t>
+            </w:r>
+          </w:p>
+        </w:tc>
+        <w:tc>
+          <w:tcPr>
+            <w:tcW w:type="dxa" w:w="1805"/>
+          </w:tcPr>
+          <w:p>
+            <w:r>
+              <w:t>Partial — some Microsoft integrations need workarounds</w:t>
+            </w:r>
+          </w:p>
+        </w:tc>
+        <w:tc>
+          <w:tcPr>
+            <w:tcW w:type="dxa" w:w="1805"/>
+          </w:tcPr>
+          <w:p>
+            <w:r>
+              <w:t>Microsoft integrations rebuilt in code</w:t>
+            </w:r>
+          </w:p>
+        </w:tc>
+        <w:tc>
+          <w:tcPr>
+            <w:tcW w:type="dxa" w:w="1805"/>
+          </w:tcPr>
+          <w:p>
+            <w:r>
+              <w:t>Out of the box incl. sales-specific (LinkedIn Sales Navigator, Copilot for Sales)</w:t>
+            </w:r>
+          </w:p>
+        </w:tc>
+      </w:tr>
+      <w:tr>
+        <w:tc>
+          <w:tcPr>
+            <w:tcW w:type="dxa" w:w="1805"/>
+          </w:tcPr>
+          <w:p>
+            <w:r>
+              <w:t>**Control**</w:t>
+            </w:r>
+          </w:p>
+        </w:tc>
+        <w:tc>
+          <w:tcPr>
+            <w:tcW w:type="dxa" w:w="1805"/>
+          </w:tcPr>
+          <w:p>
+            <w:r>
+              <w:t>Platform-limited; capacity and governance constraints</w:t>
+            </w:r>
+          </w:p>
+        </w:tc>
+        <w:tc>
+          <w:tcPr>
+            <w:tcW w:type="dxa" w:w="1805"/>
+          </w:tcPr>
+          <w:p>
+            <w:r>
+              <w:t>Full control of data; UI remains platform-limited</w:t>
+            </w:r>
+          </w:p>
+        </w:tc>
+        <w:tc>
+          <w:tcPr>
+            <w:tcW w:type="dxa" w:w="1805"/>
+          </w:tcPr>
+          <w:p>
+            <w:r>
+              <w:t>Full control of stack and schema</w:t>
+            </w:r>
+          </w:p>
+        </w:tc>
+        <w:tc>
+          <w:tcPr>
+            <w:tcW w:type="dxa" w:w="1805"/>
+          </w:tcPr>
+          <w:p>
+            <w:r>
+              <w:t>Platform-limited + packaged sales process</w:t>
+            </w:r>
+          </w:p>
+        </w:tc>
+      </w:tr>
+      <w:tr>
+        <w:tc>
+          <w:tcPr>
+            <w:tcW w:type="dxa" w:w="1805"/>
+          </w:tcPr>
+          <w:p>
+            <w:r>
+              <w:t>**Operating model**</w:t>
+            </w:r>
+          </w:p>
+        </w:tc>
+        <w:tc>
+          <w:tcPr>
+            <w:tcW w:type="dxa" w:w="1805"/>
+          </w:tcPr>
+          <w:p>
+            <w:r>
+              <w:t>Lease the platform</w:t>
+            </w:r>
+          </w:p>
+        </w:tc>
+        <w:tc>
+          <w:tcPr>
+            <w:tcW w:type="dxa" w:w="1805"/>
+          </w:tcPr>
+          <w:p>
+            <w:r>
+              <w:t>Lease the UI, own the data layer</w:t>
+            </w:r>
+          </w:p>
+        </w:tc>
+        <w:tc>
+          <w:tcPr>
+            <w:tcW w:type="dxa" w:w="1805"/>
+          </w:tcPr>
+          <w:p>
+            <w:r>
+              <w:t>Own the stack</w:t>
+            </w:r>
+          </w:p>
+        </w:tc>
+        <w:tc>
+          <w:tcPr>
+            <w:tcW w:type="dxa" w:w="1805"/>
+          </w:tcPr>
+          <w:p>
+            <w:r>
+              <w:t>Lease the packaged product</w:t>
+            </w:r>
+          </w:p>
+        </w:tc>
+      </w:tr>
+    </w:tbl>
+    <w:p>
+      <w:pPr>
+        <w:pStyle w:val="Heading2"/>
+      </w:pPr>
+      <w:r>
+        <w:t>Key trade-offs</w:t>
+      </w:r>
+    </w:p>
+    <w:p>
+      <w:pPr>
+        <w:pStyle w:val="ListParagraph"/>
+      </w:pPr>
+      <w:r>
+        <w:t xml:space="preserve">• </w:t>
+      </w:r>
+      <w:r>
+        <w:rPr>
+          <w:b/>
+          <w:i w:val="0"/>
+        </w:rPr>
+        <w:t>Cost now vs. cost later</w:t>
+      </w:r>
+      <w:r>
+        <w:t xml:space="preserve"> — licensing (A, D) and hybrid (B) cost less upfront than engineering (C), but per-seat fees recur.</w:t>
+      </w:r>
+    </w:p>
+    <w:p>
+      <w:pPr>
+        <w:pStyle w:val="ListParagraph"/>
+      </w:pPr>
+      <w:r>
+        <w:t xml:space="preserve">• </w:t>
+      </w:r>
+      <w:r>
+        <w:rPr>
+          <w:b/>
+          <w:i w:val="0"/>
+        </w:rPr>
+        <w:t>Speed vs. control</w:t>
+      </w:r>
+      <w:r>
+        <w:t xml:space="preserve"> — low-code gets to first value fastest (A), a packaged app (D) fastest if the sales lifecycle fits, but a first-party codebase (C) is fully debuggable, testable, and portable.</w:t>
+      </w:r>
+    </w:p>
+    <w:p>
+      <w:pPr>
+        <w:pStyle w:val="ListParagraph"/>
+      </w:pPr>
+      <w:r>
+        <w:t xml:space="preserve">• </w:t>
+      </w:r>
+      <w:r>
+        <w:rPr>
+          <w:b/>
+          <w:i w:val="0"/>
+        </w:rPr>
+        <w:t>Lock-in</w:t>
+      </w:r>
+      <w:r>
+        <w:t xml:space="preserve"> — Microsoft platforms (A, B UI layer, D) trade control and portability for managed capability.</w:t>
+      </w:r>
+    </w:p>
+    <w:p>
+      <w:pPr>
+        <w:pStyle w:val="ListParagraph"/>
+      </w:pPr>
+      <w:r>
+        <w:t xml:space="preserve">• </w:t>
+      </w:r>
+      <w:r>
+        <w:rPr>
+          <w:b/>
+          <w:i w:val="0"/>
+        </w:rPr>
+        <w:t>Lifecycle fit (D)</w:t>
+      </w:r>
+      <w:r>
+        <w:t xml:space="preserve"> — the packaged Lead → Opportunity → Quote → Order → Invoice model does not match KF advisory (pitch → NDA → multi-round bid → due diligence → regulatory gates); the custom entities still need building either way.</w:t>
+      </w:r>
+    </w:p>
+    <w:p>
+      <w:pPr>
+        <w:pStyle w:val="ListParagraph"/>
+      </w:pPr>
+      <w:r>
+        <w:t xml:space="preserve">• </w:t>
+      </w:r>
+      <w:r>
+        <w:rPr>
+          <w:b/>
+          <w:i w:val="0"/>
+        </w:rPr>
+        <w:t>Integration to the Golden Source</w:t>
+      </w:r>
+      <w:r>
+        <w:t xml:space="preserve"> — batch export, Dynamics + ECS bus (A, D), or C# + ECS bus (C) (see architecture patterns comparison); the ECS bus is a shared dependency in all cases.</w:t>
+      </w:r>
+    </w:p>
+    <w:p>
+      <w:pPr>
+        <w:pStyle w:val="ListParagraph"/>
+      </w:pPr>
+      <w:r>
+        <w:t xml:space="preserve">• </w:t>
+      </w:r>
+      <w:r>
+        <w:rPr>
+          <w:b/>
+          <w:i w:val="0"/>
+        </w:rPr>
+        <w:t>Tenant isolation</w:t>
+      </w:r>
+      <w:r>
+        <w:t xml:space="preserve"> — Business Units + security roles (A, D), same model behind a relational schema (B), or PostgreSQL row-level security (C).</w:t>
+      </w:r>
+    </w:p>
+    <w:p>
+      <w:pPr>
+        <w:pStyle w:val="Heading2"/>
+      </w:pPr>
+      <w:r>
+        <w:t>Decision</w:t>
+      </w:r>
+    </w:p>
+    <w:p>
+      <w:r>
+        <w:t xml:space="preserve">This is a </w:t>
+      </w:r>
+      <w:r>
+        <w:rPr>
+          <w:b/>
+          <w:i w:val="0"/>
+        </w:rPr>
+        <w:t>business operating-model decision</w:t>
+      </w:r>
+      <w:r>
+        <w:t>: buy a managed platform for speed (A), adopt a packaged product if the standard sales lifecycle is acceptable (D), take a middle path that reduces platform cost while keeping the low-code UI (B), or invest in engineering to reuse in-house capability and keep full control (C). The choice should be weighed at TDA review against the cost envelope, delivery timeline, and appetite for long-term platform commitment.</w:t>
+      </w:r>
+    </w:p>
+    <w:p>
+      <w:pPr>
+        <w:pStyle w:val="Heading2"/>
+      </w:pPr>
+      <w:r>
+        <w:t>Related</w:t>
+      </w:r>
+    </w:p>
+    <w:p>
+      <w:pPr>
+        <w:pStyle w:val="ListParagraph"/>
+      </w:pPr>
+      <w:r>
+        <w:t xml:space="preserve">• </w:t>
+      </w:r>
+      <w:r>
+        <w:t>architecture approach executive summary — Full comparison with detailed pluses and minuses</w:t>
+      </w:r>
+    </w:p>
+    <w:p>
+      <w:pPr>
+        <w:pStyle w:val="ListParagraph"/>
+      </w:pPr>
+      <w:r>
+        <w:t xml:space="preserve">• </w:t>
+      </w:r>
+      <w:r>
+        <w:t>solution overview — Parent document; current (Dataverse) design</w:t>
+      </w:r>
+    </w:p>
+    <w:p>
+      <w:pPr>
+        <w:pStyle w:val="ListParagraph"/>
+      </w:pPr>
+      <w:r>
+        <w:t xml:space="preserve">• </w:t>
+      </w:r>
+      <w:r>
+        <w:t>alternative architecture traditional csharp — Full Option C design</w:t>
+      </w:r>
+    </w:p>
+    <w:p>
+      <w:pPr>
+        <w:pStyle w:val="ListParagraph"/>
+      </w:pPr>
+      <w:r>
+        <w:t xml:space="preserve">• </w:t>
+      </w:r>
+      <w:r>
+        <w:t>power apps rationale — The platform decision Option A is based on; covers D365 Sales fit</w:t>
+      </w:r>
+    </w:p>
+    <w:p>
+      <w:pPr>
+        <w:pStyle w:val="ListParagraph"/>
+      </w:pPr>
+      <w:r>
+        <w:t xml:space="preserve">• </w:t>
+      </w:r>
+      <w:r>
+        <w:t>architecture patterns comparison — Integration patterns to Golden Source</w:t>
+      </w:r>
+    </w:p>
+    <w:p>
+      <w:pPr>
+        <w:pStyle w:val="Heading2"/>
+      </w:pPr>
+      <w:r>
         <w:t>Architectural Approach Comparison — Executive Summary</w:t>
       </w:r>
     </w:p>
     <w:p>
-      <w:r>
-        <w:t>This document proposes three architectural approaches for the European CRM programme. All three deliver the same core outcome — a shared client, contact, property and engagement foundation across service lines and countries (see business capabilities) — but with different cost, risk, and operating profiles. The pluses and minuses of each are set out below without preference; the choice is a business decision to be weighed by the programme stakeholders.</w:t>
-      </w:r>
-    </w:p>
-    <w:p>
-      <w:r>
-        <w:t xml:space="preserve">The three options are the current </w:t>
+      <w:pPr>
+        <w:pStyle w:val="IntenseQuote"/>
+      </w:pPr>
+      <w:r>
+        <w:t>One-page version: architecture approach executive summary one page</w:t>
+      </w:r>
+    </w:p>
+    <w:p>
+      <w:r>
+        <w:t>This document proposes four architectural approaches for the European CRM programme. All four deliver the same core outcome — a shared client, contact, property and engagement foundation across service lines and countries (see business capabilities) — but with different cost, risk, and operating profiles. The pluses and minuses of each are set out below without preference; the choice is a business decision to be weighed by the programme stakeholders.</w:t>
+      </w:r>
+    </w:p>
+    <w:p>
+      <w:r>
+        <w:t xml:space="preserve">The four options are the current </w:t>
       </w:r>
       <w:r>
         <w:rPr>
@@ -62987,7 +63716,7 @@
         <w:t>Power Platform with a SQL/PostgreSQL relational database</w:t>
       </w:r>
       <w:r>
-        <w:t xml:space="preserve">, and the alternative </w:t>
+        <w:t xml:space="preserve">, the alternative </w:t>
       </w:r>
       <w:r>
         <w:rPr>
@@ -62997,7 +63726,17 @@
         <w:t>traditional C# / PostgreSQL</w:t>
       </w:r>
       <w:r>
-        <w:t xml:space="preserve"> stack.</w:t>
+        <w:t xml:space="preserve"> stack, and the packaged </w:t>
+      </w:r>
+      <w:r>
+        <w:rPr>
+          <w:b/>
+          <w:i w:val="0"/>
+        </w:rPr>
+        <w:t>Dynamics 365 Sales</w:t>
+      </w:r>
+      <w:r>
+        <w:t xml:space="preserve"> application.</w:t>
       </w:r>
     </w:p>
     <w:p>
@@ -63006,6 +63745,2463 @@
       </w:pPr>
       <w:r>
         <w:t>The choice at a glance</w:t>
+      </w:r>
+    </w:p>
+    <w:tbl>
+      <w:tblPr>
+        <w:tblW w:type="auto" w:w="0"/>
+        <w:jc w:val="center"/>
+        <w:tblLook w:firstColumn="1" w:firstRow="1" w:lastColumn="0" w:lastRow="0" w:noHBand="0" w:noVBand="1" w:val="04A0"/>
+      </w:tblPr>
+      <w:tblGrid>
+        <w:gridCol w:w="1805"/>
+        <w:gridCol w:w="1805"/>
+        <w:gridCol w:w="1805"/>
+        <w:gridCol w:w="1805"/>
+        <w:gridCol w:w="1805"/>
+      </w:tblGrid>
+      <w:tr>
+        <w:tc>
+          <w:tcPr>
+            <w:tcW w:type="dxa" w:w="1805"/>
+          </w:tcPr>
+          <w:p>
+            <w:r>
+              <w:rPr>
+                <w:b/>
+              </w:rPr>
+            </w:r>
+          </w:p>
+        </w:tc>
+        <w:tc>
+          <w:tcPr>
+            <w:tcW w:type="dxa" w:w="1805"/>
+          </w:tcPr>
+          <w:p>
+            <w:r>
+              <w:rPr>
+                <w:b/>
+              </w:rPr>
+              <w:t>Option A — Power Platform / Dataverse</w:t>
+            </w:r>
+          </w:p>
+        </w:tc>
+        <w:tc>
+          <w:tcPr>
+            <w:tcW w:type="dxa" w:w="1805"/>
+          </w:tcPr>
+          <w:p>
+            <w:r>
+              <w:rPr>
+                <w:b/>
+              </w:rPr>
+              <w:t>Option B — Power Platform + SQL Database</w:t>
+            </w:r>
+          </w:p>
+        </w:tc>
+        <w:tc>
+          <w:tcPr>
+            <w:tcW w:type="dxa" w:w="1805"/>
+          </w:tcPr>
+          <w:p>
+            <w:r>
+              <w:rPr>
+                <w:b/>
+              </w:rPr>
+              <w:t>Option C — C# / PostgreSQL</w:t>
+            </w:r>
+          </w:p>
+        </w:tc>
+        <w:tc>
+          <w:tcPr>
+            <w:tcW w:type="dxa" w:w="1805"/>
+          </w:tcPr>
+          <w:p>
+            <w:r>
+              <w:rPr>
+                <w:b/>
+              </w:rPr>
+              <w:t>Option D — Dynamics 365 Sales</w:t>
+            </w:r>
+          </w:p>
+        </w:tc>
+      </w:tr>
+      <w:tr>
+        <w:tc>
+          <w:tcPr>
+            <w:tcW w:type="dxa" w:w="1805"/>
+          </w:tcPr>
+          <w:p>
+            <w:r>
+              <w:t>**What it is**</w:t>
+            </w:r>
+          </w:p>
+        </w:tc>
+        <w:tc>
+          <w:tcPr>
+            <w:tcW w:type="dxa" w:w="1805"/>
+          </w:tcPr>
+          <w:p>
+            <w:r>
+              <w:t>Build the custom CRM model on Microsoft's low-code platform (Dataverse + Power Apps)</w:t>
+            </w:r>
+          </w:p>
+        </w:tc>
+        <w:tc>
+          <w:tcPr>
+            <w:tcW w:type="dxa" w:w="1805"/>
+          </w:tcPr>
+          <w:p>
+            <w:r>
+              <w:t>Build the UI on Power Apps but store data in a relational database (SQL Server or PostgreSQL) via virtual tables or direct connectors</w:t>
+            </w:r>
+          </w:p>
+        </w:tc>
+        <w:tc>
+          <w:tcPr>
+            <w:tcW w:type="dxa" w:w="1805"/>
+          </w:tcPr>
+          <w:p>
+            <w:r>
+              <w:t>Build the same custom model as first-party code on the firm's existing .NET stack and PostgreSQL</w:t>
+            </w:r>
+          </w:p>
+        </w:tc>
+        <w:tc>
+          <w:tcPr>
+            <w:tcW w:type="dxa" w:w="1805"/>
+          </w:tcPr>
+          <w:p>
+            <w:r>
+              <w:t>Use the packaged Microsoft sales CRM (D365 Sales) on Dataverse as-is</w:t>
+            </w:r>
+          </w:p>
+        </w:tc>
+      </w:tr>
+      <w:tr>
+        <w:tc>
+          <w:tcPr>
+            <w:tcW w:type="dxa" w:w="1805"/>
+          </w:tcPr>
+          <w:p>
+            <w:r>
+              <w:t>**Cost profile**</w:t>
+            </w:r>
+          </w:p>
+        </w:tc>
+        <w:tc>
+          <w:tcPr>
+            <w:tcW w:type="dxa" w:w="1805"/>
+          </w:tcPr>
+          <w:p>
+            <w:r>
+              <w:t>Ongoing per-user / per-app licensing for Dataverse + Power Platform</w:t>
+            </w:r>
+          </w:p>
+        </w:tc>
+        <w:tc>
+          <w:tcPr>
+            <w:tcW w:type="dxa" w:w="1805"/>
+          </w:tcPr>
+          <w:p>
+            <w:r>
+              <w:t>No Dataverse data licensing; database hosting cost + Power Apps per-user for UI only</w:t>
+            </w:r>
+          </w:p>
+        </w:tc>
+        <w:tc>
+          <w:tcPr>
+            <w:tcW w:type="dxa" w:w="1805"/>
+          </w:tcPr>
+          <w:p>
+            <w:r>
+              <w:t>Infrastructure cost only; no per-user platform license</w:t>
+            </w:r>
+          </w:p>
+        </w:tc>
+        <w:tc>
+          <w:tcPr>
+            <w:tcW w:type="dxa" w:w="1805"/>
+          </w:tcPr>
+          <w:p>
+            <w:r>
+              <w:t>Ongoing per-user D365 Sales + Dataverse licensing</w:t>
+            </w:r>
+          </w:p>
+        </w:tc>
+      </w:tr>
+      <w:tr>
+        <w:tc>
+          <w:tcPr>
+            <w:tcW w:type="dxa" w:w="1805"/>
+          </w:tcPr>
+          <w:p>
+            <w:r>
+              <w:t>**Build effort**</w:t>
+            </w:r>
+          </w:p>
+        </w:tc>
+        <w:tc>
+          <w:tcPr>
+            <w:tcW w:type="dxa" w:w="1805"/>
+          </w:tcPr>
+          <w:p>
+            <w:r>
+              <w:t>Lower-code, faster to stand up</w:t>
+            </w:r>
+          </w:p>
+        </w:tc>
+        <w:tc>
+          <w:tcPr>
+            <w:tcW w:type="dxa" w:w="1805"/>
+          </w:tcPr>
+          <w:p>
+            <w:r>
+              <w:t>Medium — UI is low-code, database schema and integration layer require engineering</w:t>
+            </w:r>
+          </w:p>
+        </w:tc>
+        <w:tc>
+          <w:tcPr>
+            <w:tcW w:type="dxa" w:w="1805"/>
+          </w:tcPr>
+          <w:p>
+            <w:r>
+              <w:t>Full build/test/deploy cycle</w:t>
+            </w:r>
+          </w:p>
+        </w:tc>
+        <w:tc>
+          <w:tcPr>
+            <w:tcW w:type="dxa" w:w="1805"/>
+          </w:tcPr>
+          <w:p>
+            <w:r>
+              <w:t>Least config effort, but 8 of 11 core entities have no packaged equivalent</w:t>
+            </w:r>
+          </w:p>
+        </w:tc>
+      </w:tr>
+      <w:tr>
+        <w:tc>
+          <w:tcPr>
+            <w:tcW w:type="dxa" w:w="1805"/>
+          </w:tcPr>
+          <w:p>
+            <w:r>
+              <w:t>**Vendor lock-in**</w:t>
+            </w:r>
+          </w:p>
+        </w:tc>
+        <w:tc>
+          <w:tcPr>
+            <w:tcW w:type="dxa" w:w="1805"/>
+          </w:tcPr>
+          <w:p>
+            <w:r>
+              <w:t>High — Microsoft platform</w:t>
+            </w:r>
+          </w:p>
+        </w:tc>
+        <w:tc>
+          <w:tcPr>
+            <w:tcW w:type="dxa" w:w="1805"/>
+          </w:tcPr>
+          <w:p>
+            <w:r>
+              <w:t>Medium — Power Apps UI layer is Microsoft-owned, but data is portable</w:t>
+            </w:r>
+          </w:p>
+        </w:tc>
+        <w:tc>
+          <w:tcPr>
+            <w:tcW w:type="dxa" w:w="1805"/>
+          </w:tcPr>
+          <w:p>
+            <w:r>
+              <w:t>Low — first-party, portable code</w:t>
+            </w:r>
+          </w:p>
+        </w:tc>
+        <w:tc>
+          <w:tcPr>
+            <w:tcW w:type="dxa" w:w="1805"/>
+          </w:tcPr>
+          <w:p>
+            <w:r>
+              <w:t>High — Microsoft platform and packaged model</w:t>
+            </w:r>
+          </w:p>
+        </w:tc>
+      </w:tr>
+      <w:tr>
+        <w:tc>
+          <w:tcPr>
+            <w:tcW w:type="dxa" w:w="1805"/>
+          </w:tcPr>
+          <w:p>
+            <w:r>
+              <w:t>**Using existing skills**</w:t>
+            </w:r>
+          </w:p>
+        </w:tc>
+        <w:tc>
+          <w:tcPr>
+            <w:tcW w:type="dxa" w:w="1805"/>
+          </w:tcPr>
+          <w:p>
+            <w:r>
+              <w:t>New Power Platform skill set</w:t>
+            </w:r>
+          </w:p>
+        </w:tc>
+        <w:tc>
+          <w:tcPr>
+            <w:tcW w:type="dxa" w:w="1805"/>
+          </w:tcPr>
+          <w:p>
+            <w:r>
+              <w:t>Mixed — Power Platform for UI, existing DBA/.NET for database and integration</w:t>
+            </w:r>
+          </w:p>
+        </w:tc>
+        <w:tc>
+          <w:tcPr>
+            <w:tcW w:type="dxa" w:w="1805"/>
+          </w:tcPr>
+          <w:p>
+            <w:r>
+              <w:t>Existing in-house C# / .NET / database team</w:t>
+            </w:r>
+          </w:p>
+        </w:tc>
+        <w:tc>
+          <w:tcPr>
+            <w:tcW w:type="dxa" w:w="1805"/>
+          </w:tcPr>
+          <w:p>
+            <w:r>
+              <w:t>New Dynamics/Power Platform skill set</w:t>
+            </w:r>
+          </w:p>
+        </w:tc>
+      </w:tr>
+      <w:tr>
+        <w:tc>
+          <w:tcPr>
+            <w:tcW w:type="dxa" w:w="1805"/>
+          </w:tcPr>
+          <w:p>
+            <w:r>
+              <w:t>**Compliance posture**</w:t>
+            </w:r>
+          </w:p>
+        </w:tc>
+        <w:tc>
+          <w:tcPr>
+            <w:tcW w:type="dxa" w:w="1805"/>
+          </w:tcPr>
+          <w:p>
+            <w:r>
+              <w:t>EU data centres, platform-managed</w:t>
+            </w:r>
+          </w:p>
+        </w:tc>
+        <w:tc>
+          <w:tcPr>
+            <w:tcW w:type="dxa" w:w="1805"/>
+          </w:tcPr>
+          <w:p>
+            <w:r>
+              <w:t>EU database hosting, self-controlled data; platform layer Microsoft-managed</w:t>
+            </w:r>
+          </w:p>
+        </w:tc>
+        <w:tc>
+          <w:tcPr>
+            <w:tcW w:type="dxa" w:w="1805"/>
+          </w:tcPr>
+          <w:p>
+            <w:r>
+              <w:t>EU data centres, fully self-controlled</w:t>
+            </w:r>
+          </w:p>
+        </w:tc>
+        <w:tc>
+          <w:tcPr>
+            <w:tcW w:type="dxa" w:w="1805"/>
+          </w:tcPr>
+          <w:p>
+            <w:r>
+              <w:t>EU data centres, platform-managed</w:t>
+            </w:r>
+          </w:p>
+        </w:tc>
+      </w:tr>
+    </w:tbl>
+    <w:p>
+      <w:r>
+        <w:t>All four options keep all data in EU regions to satisfy GDPR, CNIL, and BDSG.</w:t>
+      </w:r>
+    </w:p>
+    <w:p>
+      <w:pPr>
+        <w:pStyle w:val="Heading2"/>
+      </w:pPr>
+      <w:r>
+        <w:t>Option A — Microsoft Power Platform / Dataverse</w:t>
+      </w:r>
+    </w:p>
+    <w:p>
+      <w:r>
+        <w:t>The current design. The custom EuroCRM data model is built on Dataverse with Power Apps model-driven apps, Business Process Flows, Power Automate, and native Microsoft integrations.</w:t>
+      </w:r>
+    </w:p>
+    <w:p>
+      <w:r>
+        <w:rPr>
+          <w:b/>
+          <w:i w:val="0"/>
+        </w:rPr>
+        <w:t>Pluses:</w:t>
+      </w:r>
+    </w:p>
+    <w:p>
+      <w:pPr>
+        <w:pStyle w:val="ListParagraph"/>
+      </w:pPr>
+      <w:r>
+        <w:t xml:space="preserve">• </w:t>
+      </w:r>
+      <w:r>
+        <w:rPr>
+          <w:b/>
+          <w:i w:val="0"/>
+        </w:rPr>
+        <w:t>Speed to value</w:t>
+      </w:r>
+      <w:r>
+        <w:t xml:space="preserve"> — low-code configuration gets simple forms, workflows and a usable UI up much faster</w:t>
+      </w:r>
+    </w:p>
+    <w:p>
+      <w:pPr>
+        <w:pStyle w:val="ListParagraph"/>
+      </w:pPr>
+      <w:r>
+        <w:t xml:space="preserve">• </w:t>
+      </w:r>
+      <w:r>
+        <w:rPr>
+          <w:b/>
+          <w:i w:val="0"/>
+        </w:rPr>
+        <w:t>Native integrations out of the box</w:t>
+      </w:r>
+      <w:r>
+        <w:t xml:space="preserve"> — Outlook, SharePoint, Teams, Power BI, and an audit trail ship with the platform</w:t>
+      </w:r>
+    </w:p>
+    <w:p>
+      <w:pPr>
+        <w:pStyle w:val="ListParagraph"/>
+      </w:pPr>
+      <w:r>
+        <w:t xml:space="preserve">• </w:t>
+      </w:r>
+      <w:r>
+        <w:rPr>
+          <w:b/>
+          <w:i w:val="0"/>
+        </w:rPr>
+        <w:t>Managed platform</w:t>
+      </w:r>
+      <w:r>
+        <w:t xml:space="preserve"> — security, infrastructure, and capacity are Microsoft's responsibility</w:t>
+      </w:r>
+    </w:p>
+    <w:p>
+      <w:pPr>
+        <w:pStyle w:val="ListParagraph"/>
+      </w:pPr>
+      <w:r>
+        <w:t xml:space="preserve">• </w:t>
+      </w:r>
+      <w:r>
+        <w:rPr>
+          <w:b/>
+          <w:i w:val="0"/>
+        </w:rPr>
+        <w:t>Mature ecosystem</w:t>
+      </w:r>
+      <w:r>
+        <w:t xml:space="preserve"> — Copilot for Sales, Power BI analytics, broad Microsoft 365 alignment</w:t>
+      </w:r>
+    </w:p>
+    <w:p>
+      <w:pPr>
+        <w:pStyle w:val="ListParagraph"/>
+      </w:pPr>
+      <w:r>
+        <w:t xml:space="preserve">• </w:t>
+      </w:r>
+      <w:r>
+        <w:rPr>
+          <w:b/>
+          <w:i w:val="0"/>
+        </w:rPr>
+        <w:t>Regional rollout</w:t>
+      </w:r>
+      <w:r>
+        <w:t xml:space="preserve"> — Business Units + security roles map cleanly onto the country / service-line model</w:t>
+      </w:r>
+    </w:p>
+    <w:p>
+      <w:r>
+        <w:rPr>
+          <w:b/>
+          <w:i w:val="0"/>
+        </w:rPr>
+        <w:t>Minuses:</w:t>
+      </w:r>
+    </w:p>
+    <w:p>
+      <w:pPr>
+        <w:pStyle w:val="ListParagraph"/>
+      </w:pPr>
+      <w:r>
+        <w:t xml:space="preserve">• </w:t>
+      </w:r>
+      <w:r>
+        <w:rPr>
+          <w:b/>
+          <w:i w:val="0"/>
+        </w:rPr>
+        <w:t>Ongoing licensing cost</w:t>
+      </w:r>
+      <w:r>
+        <w:t xml:space="preserve"> — per-user / per-app / per-org fees that grow with adoption</w:t>
+      </w:r>
+    </w:p>
+    <w:p>
+      <w:pPr>
+        <w:pStyle w:val="ListParagraph"/>
+      </w:pPr>
+      <w:r>
+        <w:t xml:space="preserve">• </w:t>
+      </w:r>
+      <w:r>
+        <w:rPr>
+          <w:b/>
+          <w:i w:val="0"/>
+        </w:rPr>
+        <w:t>Vendor lock-in</w:t>
+      </w:r>
+      <w:r>
+        <w:t xml:space="preserve"> — data and logic sit on Microsoft's platform</w:t>
+      </w:r>
+    </w:p>
+    <w:p>
+      <w:pPr>
+        <w:pStyle w:val="ListParagraph"/>
+      </w:pPr>
+      <w:r>
+        <w:t xml:space="preserve">• </w:t>
+      </w:r>
+      <w:r>
+        <w:rPr>
+          <w:b/>
+          <w:i w:val="0"/>
+        </w:rPr>
+        <w:t>New skill set</w:t>
+      </w:r>
+      <w:r>
+        <w:t xml:space="preserve"> — Power Platform specialists, not the existing .NET team</w:t>
+      </w:r>
+    </w:p>
+    <w:p>
+      <w:pPr>
+        <w:pStyle w:val="ListParagraph"/>
+      </w:pPr>
+      <w:r>
+        <w:t xml:space="preserve">• </w:t>
+      </w:r>
+      <w:r>
+        <w:rPr>
+          <w:b/>
+          <w:i w:val="0"/>
+        </w:rPr>
+        <w:t>Fit gap</w:t>
+      </w:r>
+      <w:r>
+        <w:t xml:space="preserve"> — 8 of 11 core entities have no packaged equivalent, so a large part of the model is custom regardless</w:t>
+      </w:r>
+    </w:p>
+    <w:p>
+      <w:pPr>
+        <w:pStyle w:val="ListParagraph"/>
+      </w:pPr>
+      <w:r>
+        <w:t xml:space="preserve">• </w:t>
+      </w:r>
+      <w:r>
+        <w:rPr>
+          <w:b/>
+          <w:i w:val="0"/>
+        </w:rPr>
+        <w:t>Platform constraints</w:t>
+      </w:r>
+      <w:r>
+        <w:t xml:space="preserve"> — capacity and governance limits on what can be built, tuned, and debugged</w:t>
+      </w:r>
+    </w:p>
+    <w:p>
+      <w:pPr>
+        <w:pStyle w:val="Heading2"/>
+      </w:pPr>
+      <w:r>
+        <w:t>Option B — Power Platform + SQL/PostgreSQL Database</w:t>
+      </w:r>
+    </w:p>
+    <w:p>
+      <w:r>
+        <w:t>A hybrid approach: the Power Apps model-driven UI remains the front-end, but data is stored in a relational database (SQL Server or PostgreSQL) instead of Dataverse, connected via virtual tables, direct connectors, or a custom API layer.</w:t>
+      </w:r>
+    </w:p>
+    <w:p>
+      <w:r>
+        <w:rPr>
+          <w:b/>
+          <w:i w:val="0"/>
+        </w:rPr>
+        <w:t>Pluses:</w:t>
+      </w:r>
+    </w:p>
+    <w:p>
+      <w:pPr>
+        <w:pStyle w:val="ListParagraph"/>
+      </w:pPr>
+      <w:r>
+        <w:t xml:space="preserve">• </w:t>
+      </w:r>
+      <w:r>
+        <w:rPr>
+          <w:b/>
+          <w:i w:val="0"/>
+        </w:rPr>
+        <w:t>No Dataverse data licensing</w:t>
+      </w:r>
+      <w:r>
+        <w:t xml:space="preserve"> — eliminates the per-entity / per-user data storage cost while keeping the Power Apps UI</w:t>
+      </w:r>
+    </w:p>
+    <w:p>
+      <w:pPr>
+        <w:pStyle w:val="ListParagraph"/>
+      </w:pPr>
+      <w:r>
+        <w:t xml:space="preserve">• </w:t>
+      </w:r>
+      <w:r>
+        <w:rPr>
+          <w:b/>
+          <w:i w:val="0"/>
+        </w:rPr>
+        <w:t>Data portability</w:t>
+      </w:r>
+      <w:r>
+        <w:t xml:space="preserve"> — the relational database is fully portable and under the firm's control</w:t>
+      </w:r>
+    </w:p>
+    <w:p>
+      <w:pPr>
+        <w:pStyle w:val="ListParagraph"/>
+      </w:pPr>
+      <w:r>
+        <w:t xml:space="preserve">• </w:t>
+      </w:r>
+      <w:r>
+        <w:rPr>
+          <w:b/>
+          <w:i w:val="0"/>
+        </w:rPr>
+        <w:t>Reuse existing DBA skills</w:t>
+      </w:r>
+      <w:r>
+        <w:t xml:space="preserve"> — the database team manages schema, indexing, and performance directly</w:t>
+      </w:r>
+    </w:p>
+    <w:p>
+      <w:pPr>
+        <w:pStyle w:val="ListParagraph"/>
+      </w:pPr>
+      <w:r>
+        <w:t xml:space="preserve">• </w:t>
+      </w:r>
+      <w:r>
+        <w:rPr>
+          <w:b/>
+          <w:i w:val="0"/>
+        </w:rPr>
+        <w:t>Lower platform cost than Option A</w:t>
+      </w:r>
+      <w:r>
+        <w:t xml:space="preserve"> — Power Apps per-user licensing only; no Dataverse tier charges</w:t>
+      </w:r>
+    </w:p>
+    <w:p>
+      <w:pPr>
+        <w:pStyle w:val="ListParagraph"/>
+      </w:pPr>
+      <w:r>
+        <w:t xml:space="preserve">• </w:t>
+      </w:r>
+      <w:r>
+        <w:rPr>
+          <w:b/>
+          <w:i w:val="0"/>
+        </w:rPr>
+        <w:t>Faster UI than Option C</w:t>
+      </w:r>
+      <w:r>
+        <w:t xml:space="preserve"> — model-driven apps and forms ship without a full code build</w:t>
+      </w:r>
+    </w:p>
+    <w:p>
+      <w:r>
+        <w:rPr>
+          <w:b/>
+          <w:i w:val="0"/>
+        </w:rPr>
+        <w:t>Minuses:</w:t>
+      </w:r>
+    </w:p>
+    <w:p>
+      <w:pPr>
+        <w:pStyle w:val="ListParagraph"/>
+      </w:pPr>
+      <w:r>
+        <w:t xml:space="preserve">• </w:t>
+      </w:r>
+      <w:r>
+        <w:rPr>
+          <w:b/>
+          <w:i w:val="0"/>
+        </w:rPr>
+        <w:t>Hybrid complexity</w:t>
+      </w:r>
+      <w:r>
+        <w:t xml:space="preserve"> — two platforms to integrate: Power Platform UI layer + a separate database with its own hosting, backup, and DR</w:t>
+      </w:r>
+    </w:p>
+    <w:p>
+      <w:pPr>
+        <w:pStyle w:val="ListParagraph"/>
+      </w:pPr>
+      <w:r>
+        <w:t xml:space="preserve">• </w:t>
+      </w:r>
+      <w:r>
+        <w:rPr>
+          <w:b/>
+          <w:i w:val="0"/>
+        </w:rPr>
+        <w:t>Feature gaps</w:t>
+      </w:r>
+      <w:r>
+        <w:t xml:space="preserve"> — virtual tables and direct connectors do not support all Dataverse features (Business Process Flows, certain rollups, native audit, complex calculated fields may require workarounds)</w:t>
+      </w:r>
+    </w:p>
+    <w:p>
+      <w:pPr>
+        <w:pStyle w:val="ListParagraph"/>
+      </w:pPr>
+      <w:r>
+        <w:t xml:space="preserve">• </w:t>
+      </w:r>
+      <w:r>
+        <w:rPr>
+          <w:b/>
+          <w:i w:val="0"/>
+        </w:rPr>
+        <w:t>Power Automate limitations</w:t>
+      </w:r>
+      <w:r>
+        <w:t xml:space="preserve"> — Dataverse-specific triggers and actions do not fire against a SQL backend; flows must use SQL polling or custom connectors instead</w:t>
+      </w:r>
+    </w:p>
+    <w:p>
+      <w:pPr>
+        <w:pStyle w:val="ListParagraph"/>
+      </w:pPr>
+      <w:r>
+        <w:t xml:space="preserve">• </w:t>
+      </w:r>
+      <w:r>
+        <w:rPr>
+          <w:b/>
+          <w:i w:val="0"/>
+        </w:rPr>
+        <w:t>Mixed skill requirement</w:t>
+      </w:r>
+      <w:r>
+        <w:t xml:space="preserve"> — the team needs both Power Platform capability and database/integration engineering</w:t>
+      </w:r>
+    </w:p>
+    <w:p>
+      <w:pPr>
+        <w:pStyle w:val="ListParagraph"/>
+      </w:pPr>
+      <w:r>
+        <w:t xml:space="preserve">• </w:t>
+      </w:r>
+      <w:r>
+        <w:rPr>
+          <w:b/>
+          <w:i w:val="0"/>
+        </w:rPr>
+        <w:t>Partial lock-in</w:t>
+      </w:r>
+      <w:r>
+        <w:t xml:space="preserve"> — the UI layer remains Microsoft-owned; the data layer does not</w:t>
+      </w:r>
+    </w:p>
+    <w:p>
+      <w:pPr>
+        <w:pStyle w:val="Heading2"/>
+      </w:pPr>
+      <w:r>
+        <w:t>Option C — Traditional C# / PostgreSQL</w:t>
+      </w:r>
+    </w:p>
+    <w:p>
+      <w:r>
+        <w:t>An alternative to the same outcome using the firm's existing engineering stack — ASP.NET Core, PostgreSQL 16, and standard integration practices.</w:t>
+      </w:r>
+    </w:p>
+    <w:p>
+      <w:r>
+        <w:rPr>
+          <w:b/>
+          <w:i w:val="0"/>
+        </w:rPr>
+        <w:t>Pluses:</w:t>
+      </w:r>
+    </w:p>
+    <w:p>
+      <w:pPr>
+        <w:pStyle w:val="ListParagraph"/>
+      </w:pPr>
+      <w:r>
+        <w:t xml:space="preserve">• </w:t>
+      </w:r>
+      <w:r>
+        <w:rPr>
+          <w:b/>
+          <w:i w:val="0"/>
+        </w:rPr>
+        <w:t>No per-user licensing</w:t>
+      </w:r>
+      <w:r>
+        <w:t xml:space="preserve"> — infrastructure cost only; cheaper at scale</w:t>
+      </w:r>
+    </w:p>
+    <w:p>
+      <w:pPr>
+        <w:pStyle w:val="ListParagraph"/>
+      </w:pPr>
+      <w:r>
+        <w:t xml:space="preserve">• </w:t>
+      </w:r>
+      <w:r>
+        <w:rPr>
+          <w:b/>
+          <w:i w:val="0"/>
+        </w:rPr>
+        <w:t>Reuses existing capability</w:t>
+      </w:r>
+      <w:r>
+        <w:t xml:space="preserve"> — the current C#/.NET and database engineering team runs it</w:t>
+      </w:r>
+    </w:p>
+    <w:p>
+      <w:pPr>
+        <w:pStyle w:val="ListParagraph"/>
+      </w:pPr>
+      <w:r>
+        <w:t xml:space="preserve">• </w:t>
+      </w:r>
+      <w:r>
+        <w:rPr>
+          <w:b/>
+          <w:i w:val="0"/>
+        </w:rPr>
+        <w:t>Full control and portability</w:t>
+      </w:r>
+      <w:r>
+        <w:t xml:space="preserve"> — first-party code is debuggable, testable, and portable off the chosen host</w:t>
+      </w:r>
+    </w:p>
+    <w:p>
+      <w:pPr>
+        <w:pStyle w:val="ListParagraph"/>
+      </w:pPr>
+      <w:r>
+        <w:t xml:space="preserve">• </w:t>
+      </w:r>
+      <w:r>
+        <w:rPr>
+          <w:b/>
+          <w:i w:val="0"/>
+        </w:rPr>
+        <w:t>Precise tenant isolation</w:t>
+      </w:r>
+      <w:r>
+        <w:t xml:space="preserve"> — PostgreSQL row-level security gives exact country/service-line control</w:t>
+      </w:r>
+    </w:p>
+    <w:p>
+      <w:pPr>
+        <w:pStyle w:val="ListParagraph"/>
+      </w:pPr>
+      <w:r>
+        <w:t xml:space="preserve">• </w:t>
+      </w:r>
+      <w:r>
+        <w:rPr>
+          <w:b/>
+          <w:i w:val="0"/>
+        </w:rPr>
+        <w:t>No platform limits</w:t>
+      </w:r>
+      <w:r>
+        <w:t xml:space="preserve"> — schema, security model, and change capture are entirely under our control</w:t>
+      </w:r>
+    </w:p>
+    <w:p>
+      <w:r>
+        <w:rPr>
+          <w:b/>
+          <w:i w:val="0"/>
+        </w:rPr>
+        <w:t>Minuses:</w:t>
+      </w:r>
+    </w:p>
+    <w:p>
+      <w:pPr>
+        <w:pStyle w:val="ListParagraph"/>
+      </w:pPr>
+      <w:r>
+        <w:t xml:space="preserve">• </w:t>
+      </w:r>
+      <w:r>
+        <w:rPr>
+          <w:b/>
+          <w:i w:val="0"/>
+        </w:rPr>
+        <w:t>Longer build</w:t>
+      </w:r>
+      <w:r>
+        <w:t xml:space="preserve"> — real development effort, not low-code configuration</w:t>
+      </w:r>
+    </w:p>
+    <w:p>
+      <w:pPr>
+        <w:pStyle w:val="ListParagraph"/>
+      </w:pPr>
+      <w:r>
+        <w:t xml:space="preserve">• </w:t>
+      </w:r>
+      <w:r>
+        <w:rPr>
+          <w:b/>
+          <w:i w:val="0"/>
+        </w:rPr>
+        <w:t>Rebuild the freebies</w:t>
+      </w:r>
+      <w:r>
+        <w:t xml:space="preserve"> — Outlook/SharePoint/Teams integration and audit trail must be built rather than switched on</w:t>
+      </w:r>
+    </w:p>
+    <w:p>
+      <w:pPr>
+        <w:pStyle w:val="ListParagraph"/>
+      </w:pPr>
+      <w:r>
+        <w:t xml:space="preserve">• </w:t>
+      </w:r>
+      <w:r>
+        <w:rPr>
+          <w:b/>
+          <w:i w:val="0"/>
+        </w:rPr>
+        <w:t>Operate the infrastructure</w:t>
+      </w:r>
+      <w:r>
+        <w:t xml:space="preserve"> — provision, secure, and run servers/storage rather than leasing a platform</w:t>
+      </w:r>
+    </w:p>
+    <w:p>
+      <w:pPr>
+        <w:pStyle w:val="ListParagraph"/>
+      </w:pPr>
+      <w:r>
+        <w:t xml:space="preserve">• </w:t>
+      </w:r>
+      <w:r>
+        <w:rPr>
+          <w:b/>
+          <w:i w:val="0"/>
+        </w:rPr>
+        <w:t>Selling the build</w:t>
+      </w:r>
+      <w:r>
+        <w:t xml:space="preserve"> — the effort is a capital project to justify, not a per-seat subscription to buy</w:t>
+      </w:r>
+    </w:p>
+    <w:p>
+      <w:pPr>
+        <w:pStyle w:val="Heading2"/>
+      </w:pPr>
+      <w:r>
+        <w:t>Option D — Dynamics 365 Sales</w:t>
+      </w:r>
+    </w:p>
+    <w:p>
+      <w:r>
+        <w:t>The packaged Microsoft sales CRM, run on Dataverse as-is rather than building a custom model. The standard sales lifecycle applies directly.</w:t>
+      </w:r>
+    </w:p>
+    <w:p>
+      <w:r>
+        <w:rPr>
+          <w:b/>
+          <w:i w:val="0"/>
+        </w:rPr>
+        <w:t>Pluses:</w:t>
+      </w:r>
+    </w:p>
+    <w:p>
+      <w:pPr>
+        <w:pStyle w:val="ListParagraph"/>
+      </w:pPr>
+      <w:r>
+        <w:t xml:space="preserve">• </w:t>
+      </w:r>
+      <w:r>
+        <w:rPr>
+          <w:b/>
+          <w:i w:val="0"/>
+        </w:rPr>
+        <w:t>Packaged sales process</w:t>
+      </w:r>
+      <w:r>
+        <w:t xml:space="preserve"> — Lead → Opportunity → Quote → Order → Invoice works out of the box with zero build</w:t>
+      </w:r>
+    </w:p>
+    <w:p>
+      <w:pPr>
+        <w:pStyle w:val="ListParagraph"/>
+      </w:pPr>
+      <w:r>
+        <w:t xml:space="preserve">• </w:t>
+      </w:r>
+      <w:r>
+        <w:rPr>
+          <w:b/>
+          <w:i w:val="0"/>
+        </w:rPr>
+        <w:t>Mature sales features</w:t>
+      </w:r>
+      <w:r>
+        <w:t xml:space="preserve"> — pipeline management, product catalogue, LinkedIn Sales Navigator, Copilot for Sales</w:t>
+      </w:r>
+    </w:p>
+    <w:p>
+      <w:pPr>
+        <w:pStyle w:val="ListParagraph"/>
+      </w:pPr>
+      <w:r>
+        <w:t xml:space="preserve">• </w:t>
+      </w:r>
+      <w:r>
+        <w:rPr>
+          <w:b/>
+          <w:i w:val="0"/>
+        </w:rPr>
+        <w:t>Native integrations</w:t>
+      </w:r>
+      <w:r>
+        <w:t xml:space="preserve"> — Outlook, SharePoint, Teams, Power BI, audit trail ship with the product</w:t>
+      </w:r>
+    </w:p>
+    <w:p>
+      <w:pPr>
+        <w:pStyle w:val="ListParagraph"/>
+      </w:pPr>
+      <w:r>
+        <w:t xml:space="preserve">• </w:t>
+      </w:r>
+      <w:r>
+        <w:rPr>
+          <w:b/>
+          <w:i w:val="0"/>
+        </w:rPr>
+        <w:t>Managed platform</w:t>
+      </w:r>
+      <w:r>
+        <w:t xml:space="preserve"> — security, infrastructure, and capacity are Microsoft's responsibility</w:t>
+      </w:r>
+    </w:p>
+    <w:p>
+      <w:pPr>
+        <w:pStyle w:val="ListParagraph"/>
+      </w:pPr>
+      <w:r>
+        <w:t xml:space="preserve">• </w:t>
+      </w:r>
+      <w:r>
+        <w:rPr>
+          <w:b/>
+          <w:i w:val="0"/>
+        </w:rPr>
+        <w:t>Fastest to a working system</w:t>
+      </w:r>
+      <w:r>
+        <w:t xml:space="preserve"> — no model to build if the packaged process is acceptable</w:t>
+      </w:r>
+    </w:p>
+    <w:p>
+      <w:r>
+        <w:rPr>
+          <w:b/>
+          <w:i w:val="0"/>
+        </w:rPr>
+        <w:t>Minuses:</w:t>
+      </w:r>
+    </w:p>
+    <w:p>
+      <w:pPr>
+        <w:pStyle w:val="ListParagraph"/>
+      </w:pPr>
+      <w:r>
+        <w:t xml:space="preserve">• </w:t>
+      </w:r>
+      <w:r>
+        <w:rPr>
+          <w:b/>
+          <w:i w:val="0"/>
+        </w:rPr>
+        <w:t>Lifecycle mismatch</w:t>
+      </w:r>
+      <w:r>
+        <w:t xml:space="preserve"> — the KF advisory lifecycle (pitch → NDA → multi-round bid → due diligence → regulatory gates) does not match Lead → Opportunity → Quote → Order → Invoice</w:t>
+      </w:r>
+    </w:p>
+    <w:p>
+      <w:pPr>
+        <w:pStyle w:val="ListParagraph"/>
+      </w:pPr>
+      <w:r>
+        <w:t xml:space="preserve">• </w:t>
+      </w:r>
+      <w:r>
+        <w:rPr>
+          <w:b/>
+          <w:i w:val="0"/>
+        </w:rPr>
+        <w:t>Fit gap remains</w:t>
+      </w:r>
+      <w:r>
+        <w:t xml:space="preserve"> — 8 of 11 core entities (kf</w:t>
+      </w:r>
+      <w:r>
+        <w:rPr>
+          <w:b w:val="0"/>
+          <w:i/>
+        </w:rPr>
+        <w:t>Pitch, kf</w:t>
+      </w:r>
+      <w:r>
+        <w:t>NDA, kf</w:t>
+      </w:r>
+      <w:r>
+        <w:rPr>
+          <w:b w:val="0"/>
+          <w:i/>
+        </w:rPr>
+        <w:t>Bid, kf</w:t>
+      </w:r>
+      <w:r>
+        <w:t>DDMilestone, kf</w:t>
+      </w:r>
+      <w:r>
+        <w:rPr>
+          <w:b w:val="0"/>
+          <w:i/>
+        </w:rPr>
+        <w:t>RedFlag, kf</w:t>
+      </w:r>
+      <w:r>
+        <w:t>InvestorProfile, kf</w:t>
+      </w:r>
+      <w:r>
+        <w:rPr>
+          <w:b w:val="0"/>
+          <w:i/>
+        </w:rPr>
+        <w:t>DataRoomAccess, kf</w:t>
+      </w:r>
+      <w:r>
+        <w:t>KYCRecord) have no packaged equivalent; they must be custom-built on Dataverse anyway</w:t>
+      </w:r>
+    </w:p>
+    <w:p>
+      <w:pPr>
+        <w:pStyle w:val="ListParagraph"/>
+      </w:pPr>
+      <w:r>
+        <w:t xml:space="preserve">• </w:t>
+      </w:r>
+      <w:r>
+        <w:rPr>
+          <w:b/>
+          <w:i w:val="0"/>
+        </w:rPr>
+        <w:t>Unwanted features</w:t>
+      </w:r>
+      <w:r>
+        <w:t xml:space="preserve"> — packaged capabilities (product catalogue, transactional quotes) are bundled regardless of need</w:t>
+      </w:r>
+    </w:p>
+    <w:p>
+      <w:pPr>
+        <w:pStyle w:val="ListParagraph"/>
+      </w:pPr>
+      <w:r>
+        <w:t xml:space="preserve">• </w:t>
+      </w:r>
+      <w:r>
+        <w:rPr>
+          <w:b/>
+          <w:i w:val="0"/>
+        </w:rPr>
+        <w:t>Ongoing licensing cost</w:t>
+      </w:r>
+      <w:r>
+        <w:t xml:space="preserve"> — per-user D365 Sales licenses on top of Dataverse</w:t>
+      </w:r>
+    </w:p>
+    <w:p>
+      <w:pPr>
+        <w:pStyle w:val="ListParagraph"/>
+      </w:pPr>
+      <w:r>
+        <w:t xml:space="preserve">• </w:t>
+      </w:r>
+      <w:r>
+        <w:rPr>
+          <w:b/>
+          <w:i w:val="0"/>
+        </w:rPr>
+        <w:t>Vendor lock-in</w:t>
+      </w:r>
+      <w:r>
+        <w:t xml:space="preserve"> — data, model, and process sit on Microsoft's platform</w:t>
+      </w:r>
+    </w:p>
+    <w:p>
+      <w:pPr>
+        <w:pStyle w:val="ListParagraph"/>
+      </w:pPr>
+      <w:r>
+        <w:t xml:space="preserve">• </w:t>
+      </w:r>
+      <w:r>
+        <w:rPr>
+          <w:b/>
+          <w:i w:val="0"/>
+        </w:rPr>
+        <w:t>New skill set</w:t>
+      </w:r>
+      <w:r>
+        <w:t xml:space="preserve"> — Dynamics specialists, not the existing .NET team</w:t>
+      </w:r>
+    </w:p>
+    <w:p>
+      <w:pPr>
+        <w:pStyle w:val="Heading2"/>
+      </w:pPr>
+      <w:r>
+        <w:t>The key tension</w:t>
+      </w:r>
+    </w:p>
+    <w:p>
+      <w:pPr>
+        <w:pStyle w:val="ListParagraph"/>
+      </w:pPr>
+      <w:r>
+        <w:t xml:space="preserve">• </w:t>
+      </w:r>
+      <w:r>
+        <w:t>Platform licensing cost vs. build and operating effort.</w:t>
+      </w:r>
+    </w:p>
+    <w:p>
+      <w:pPr>
+        <w:pStyle w:val="ListParagraph"/>
+      </w:pPr>
+      <w:r>
+        <w:t xml:space="preserve">• </w:t>
+      </w:r>
+      <w:r>
+        <w:t>Velocity of low-code change vs. the discipline of a first-party codebase.</w:t>
+      </w:r>
+    </w:p>
+    <w:p>
+      <w:pPr>
+        <w:pStyle w:val="ListParagraph"/>
+      </w:pPr>
+      <w:r>
+        <w:t xml:space="preserve">• </w:t>
+      </w:r>
+      <w:r>
+        <w:t>Buying a managed capability vs. owning the full stack.</w:t>
+      </w:r>
+    </w:p>
+    <w:p>
+      <w:pPr>
+        <w:pStyle w:val="ListParagraph"/>
+      </w:pPr>
+      <w:r>
+        <w:t xml:space="preserve">• </w:t>
+      </w:r>
+      <w:r>
+        <w:t>Option B sits between the two: it avoids Dataverse data licensing but requires running two platforms and working around feature limits.</w:t>
+      </w:r>
+    </w:p>
+    <w:p>
+      <w:pPr>
+        <w:pStyle w:val="ListParagraph"/>
+      </w:pPr>
+      <w:r>
+        <w:t xml:space="preserve">• </w:t>
+      </w:r>
+      <w:r>
+        <w:t>Option D buys a packaged process but must still custom-build most of the core model on the same Dataverse platform.</w:t>
+      </w:r>
+    </w:p>
+    <w:p>
+      <w:r>
+        <w:t xml:space="preserve">The eight-entity fit gap that argues for a </w:t>
+      </w:r>
+      <w:r>
+        <w:rPr>
+          <w:b w:val="0"/>
+          <w:i/>
+        </w:rPr>
+        <w:t>custom</w:t>
+      </w:r>
+      <w:r>
+        <w:t xml:space="preserve"> model applies to all four options — the real question is whether that custom model is built </w:t>
+      </w:r>
+      <w:r>
+        <w:rPr>
+          <w:b/>
+          <w:i w:val="0"/>
+        </w:rPr>
+        <w:t>on</w:t>
+      </w:r>
+      <w:r>
+        <w:t xml:space="preserve"> Dataverse with a bespoke app (A), on a </w:t>
+      </w:r>
+      <w:r>
+        <w:rPr>
+          <w:b/>
+          <w:i w:val="0"/>
+        </w:rPr>
+        <w:t>relational database behind Power Apps</w:t>
+      </w:r>
+      <w:r>
+        <w:t xml:space="preserve"> (B), as </w:t>
+      </w:r>
+      <w:r>
+        <w:rPr>
+          <w:b/>
+          <w:i w:val="0"/>
+        </w:rPr>
+        <w:t>our own code</w:t>
+      </w:r>
+      <w:r>
+        <w:t xml:space="preserve"> (C), or </w:t>
+      </w:r>
+      <w:r>
+        <w:rPr>
+          <w:b/>
+          <w:i w:val="0"/>
+        </w:rPr>
+        <w:t>on Dataverse but under a packaged sales app</w:t>
+      </w:r>
+      <w:r>
+        <w:t xml:space="preserve"> (D), which still leaves most entities custom.</w:t>
+      </w:r>
+    </w:p>
+    <w:p>
+      <w:pPr>
+        <w:pStyle w:val="Heading2"/>
+      </w:pPr>
+      <w:r>
+        <w:t>Commercial / integration angle</w:t>
+      </w:r>
+    </w:p>
+    <w:p>
+      <w:r>
+        <w:t>Integration to the Golden Source also varies by option, and three patterns exist for getting entity data there (compared in architecture patterns comparison):</w:t>
+      </w:r>
+    </w:p>
+    <w:p>
+      <w:pPr>
+        <w:pStyle w:val="ListParagraph"/>
+      </w:pPr>
+      <w:r>
+        <w:t xml:space="preserve">• </w:t>
+      </w:r>
+      <w:r>
+        <w:rPr>
+          <w:b/>
+          <w:i w:val="0"/>
+        </w:rPr>
+        <w:t>Direct batch export</w:t>
+      </w:r>
+      <w:r>
+        <w:t xml:space="preserve"> — simplest, near-daily freshness</w:t>
+      </w:r>
+    </w:p>
+    <w:p>
+      <w:pPr>
+        <w:pStyle w:val="ListParagraph"/>
+      </w:pPr>
+      <w:r>
+        <w:t xml:space="preserve">• </w:t>
+      </w:r>
+      <w:r>
+        <w:rPr>
+          <w:b/>
+          <w:i w:val="0"/>
+        </w:rPr>
+        <w:t>Dynamics + ECS message bus</w:t>
+      </w:r>
+      <w:r>
+        <w:t xml:space="preserve"> — near-real-time, decouples consumers; applies to A and D (Dataverse-based)</w:t>
+      </w:r>
+    </w:p>
+    <w:p>
+      <w:pPr>
+        <w:pStyle w:val="ListParagraph"/>
+      </w:pPr>
+      <w:r>
+        <w:t xml:space="preserve">• </w:t>
+      </w:r>
+      <w:r>
+        <w:rPr>
+          <w:b/>
+          <w:i w:val="0"/>
+        </w:rPr>
+        <w:t>C# + ECS message bus</w:t>
+      </w:r>
+      <w:r>
+        <w:t xml:space="preserve"> — the native fit for Option C; Outbox Pattern guarantees delivery</w:t>
+      </w:r>
+    </w:p>
+    <w:p>
+      <w:r>
+        <w:t>None of the options eliminate the need for the enterprise ECS bus — they change who publishes to it (a platform plugin, a packaged-app plugin, or a background worker). This is a shared dependency either way and should be confirmed early (see the open questions).</w:t>
+      </w:r>
+    </w:p>
+    <w:p>
+      <w:pPr>
+        <w:pStyle w:val="Heading2"/>
+      </w:pPr>
+      <w:r>
+        <w:t>Comparison table</w:t>
+      </w:r>
+    </w:p>
+    <w:tbl>
+      <w:tblPr>
+        <w:tblW w:type="auto" w:w="0"/>
+        <w:jc w:val="center"/>
+        <w:tblLook w:firstColumn="1" w:firstRow="1" w:lastColumn="0" w:lastRow="0" w:noHBand="0" w:noVBand="1" w:val="04A0"/>
+      </w:tblPr>
+      <w:tblGrid>
+        <w:gridCol w:w="1805"/>
+        <w:gridCol w:w="1805"/>
+        <w:gridCol w:w="1805"/>
+        <w:gridCol w:w="1805"/>
+        <w:gridCol w:w="1805"/>
+      </w:tblGrid>
+      <w:tr>
+        <w:tc>
+          <w:tcPr>
+            <w:tcW w:type="dxa" w:w="1805"/>
+          </w:tcPr>
+          <w:p>
+            <w:r>
+              <w:rPr>
+                <w:b/>
+              </w:rPr>
+              <w:t>Dimension</w:t>
+            </w:r>
+          </w:p>
+        </w:tc>
+        <w:tc>
+          <w:tcPr>
+            <w:tcW w:type="dxa" w:w="1805"/>
+          </w:tcPr>
+          <w:p>
+            <w:r>
+              <w:rPr>
+                <w:b/>
+              </w:rPr>
+              <w:t>Option A — Power Platform</w:t>
+            </w:r>
+          </w:p>
+        </w:tc>
+        <w:tc>
+          <w:tcPr>
+            <w:tcW w:type="dxa" w:w="1805"/>
+          </w:tcPr>
+          <w:p>
+            <w:r>
+              <w:rPr>
+                <w:b/>
+              </w:rPr>
+              <w:t>Option B — Power Platform + SQL</w:t>
+            </w:r>
+          </w:p>
+        </w:tc>
+        <w:tc>
+          <w:tcPr>
+            <w:tcW w:type="dxa" w:w="1805"/>
+          </w:tcPr>
+          <w:p>
+            <w:r>
+              <w:rPr>
+                <w:b/>
+              </w:rPr>
+              <w:t>Option C — C# / PostgreSQL</w:t>
+            </w:r>
+          </w:p>
+        </w:tc>
+        <w:tc>
+          <w:tcPr>
+            <w:tcW w:type="dxa" w:w="1805"/>
+          </w:tcPr>
+          <w:p>
+            <w:r>
+              <w:rPr>
+                <w:b/>
+              </w:rPr>
+              <w:t>Option D — Dynamics 365 Sales</w:t>
+            </w:r>
+          </w:p>
+        </w:tc>
+      </w:tr>
+      <w:tr>
+        <w:tc>
+          <w:tcPr>
+            <w:tcW w:type="dxa" w:w="1805"/>
+          </w:tcPr>
+          <w:p>
+            <w:r>
+              <w:t>Core outcome</w:t>
+            </w:r>
+          </w:p>
+        </w:tc>
+        <w:tc>
+          <w:tcPr>
+            <w:tcW w:type="dxa" w:w="1805"/>
+          </w:tcPr>
+          <w:p>
+            <w:r>
+              <w:t>Same</w:t>
+            </w:r>
+          </w:p>
+        </w:tc>
+        <w:tc>
+          <w:tcPr>
+            <w:tcW w:type="dxa" w:w="1805"/>
+          </w:tcPr>
+          <w:p>
+            <w:r>
+              <w:t>Same</w:t>
+            </w:r>
+          </w:p>
+        </w:tc>
+        <w:tc>
+          <w:tcPr>
+            <w:tcW w:type="dxa" w:w="1805"/>
+          </w:tcPr>
+          <w:p>
+            <w:r>
+              <w:t>Same</w:t>
+            </w:r>
+          </w:p>
+        </w:tc>
+        <w:tc>
+          <w:tcPr>
+            <w:tcW w:type="dxa" w:w="1805"/>
+          </w:tcPr>
+          <w:p>
+            <w:r>
+              <w:t>Same</w:t>
+            </w:r>
+          </w:p>
+        </w:tc>
+      </w:tr>
+      <w:tr>
+        <w:tc>
+          <w:tcPr>
+            <w:tcW w:type="dxa" w:w="1805"/>
+          </w:tcPr>
+          <w:p>
+            <w:r>
+              <w:t>Time to first value</w:t>
+            </w:r>
+          </w:p>
+        </w:tc>
+        <w:tc>
+          <w:tcPr>
+            <w:tcW w:type="dxa" w:w="1805"/>
+          </w:tcPr>
+          <w:p>
+            <w:r>
+              <w:t>Fastest (custom model)</w:t>
+            </w:r>
+          </w:p>
+        </w:tc>
+        <w:tc>
+          <w:tcPr>
+            <w:tcW w:type="dxa" w:w="1805"/>
+          </w:tcPr>
+          <w:p>
+            <w:r>
+              <w:t>Medium</w:t>
+            </w:r>
+          </w:p>
+        </w:tc>
+        <w:tc>
+          <w:tcPr>
+            <w:tcW w:type="dxa" w:w="1805"/>
+          </w:tcPr>
+          <w:p>
+            <w:r>
+              <w:t>Slowest</w:t>
+            </w:r>
+          </w:p>
+        </w:tc>
+        <w:tc>
+          <w:tcPr>
+            <w:tcW w:type="dxa" w:w="1805"/>
+          </w:tcPr>
+          <w:p>
+            <w:r>
+              <w:t>Fastest if packaged process fits; custom entities still needed</w:t>
+            </w:r>
+          </w:p>
+        </w:tc>
+      </w:tr>
+      <w:tr>
+        <w:tc>
+          <w:tcPr>
+            <w:tcW w:type="dxa" w:w="1805"/>
+          </w:tcPr>
+          <w:p>
+            <w:r>
+              <w:t>Recurring cost</w:t>
+            </w:r>
+          </w:p>
+        </w:tc>
+        <w:tc>
+          <w:tcPr>
+            <w:tcW w:type="dxa" w:w="1805"/>
+          </w:tcPr>
+          <w:p>
+            <w:r>
+              <w:t>Per-user / per-app licenses + Dataverse</w:t>
+            </w:r>
+          </w:p>
+        </w:tc>
+        <w:tc>
+          <w:tcPr>
+            <w:tcW w:type="dxa" w:w="1805"/>
+          </w:tcPr>
+          <w:p>
+            <w:r>
+              <w:t>Power Apps per-user + database hosting</w:t>
+            </w:r>
+          </w:p>
+        </w:tc>
+        <w:tc>
+          <w:tcPr>
+            <w:tcW w:type="dxa" w:w="1805"/>
+          </w:tcPr>
+          <w:p>
+            <w:r>
+              <w:t>Infrastructure only</w:t>
+            </w:r>
+          </w:p>
+        </w:tc>
+        <w:tc>
+          <w:tcPr>
+            <w:tcW w:type="dxa" w:w="1805"/>
+          </w:tcPr>
+          <w:p>
+            <w:r>
+              <w:t>Per-user D365 Sales + Dataverse</w:t>
+            </w:r>
+          </w:p>
+        </w:tc>
+      </w:tr>
+      <w:tr>
+        <w:tc>
+          <w:tcPr>
+            <w:tcW w:type="dxa" w:w="1805"/>
+          </w:tcPr>
+          <w:p>
+            <w:r>
+              <w:t>Upfront effort</w:t>
+            </w:r>
+          </w:p>
+        </w:tc>
+        <w:tc>
+          <w:tcPr>
+            <w:tcW w:type="dxa" w:w="1805"/>
+          </w:tcPr>
+          <w:p>
+            <w:r>
+              <w:t>Low-code config</w:t>
+            </w:r>
+          </w:p>
+        </w:tc>
+        <w:tc>
+          <w:tcPr>
+            <w:tcW w:type="dxa" w:w="1805"/>
+          </w:tcPr>
+          <w:p>
+            <w:r>
+              <w:t>UI config + DB schema &amp; integration</w:t>
+            </w:r>
+          </w:p>
+        </w:tc>
+        <w:tc>
+          <w:tcPr>
+            <w:tcW w:type="dxa" w:w="1805"/>
+          </w:tcPr>
+          <w:p>
+            <w:r>
+              <w:t>Full engineering</w:t>
+            </w:r>
+          </w:p>
+        </w:tc>
+        <w:tc>
+          <w:tcPr>
+            <w:tcW w:type="dxa" w:w="1805"/>
+          </w:tcPr>
+          <w:p>
+            <w:r>
+              <w:t>Config of packaged app + custom entities</w:t>
+            </w:r>
+          </w:p>
+        </w:tc>
+      </w:tr>
+      <w:tr>
+        <w:tc>
+          <w:tcPr>
+            <w:tcW w:type="dxa" w:w="1805"/>
+          </w:tcPr>
+          <w:p>
+            <w:r>
+              <w:t>Skill availability</w:t>
+            </w:r>
+          </w:p>
+        </w:tc>
+        <w:tc>
+          <w:tcPr>
+            <w:tcW w:type="dxa" w:w="1805"/>
+          </w:tcPr>
+          <w:p>
+            <w:r>
+              <w:t>New Microsoft skills</w:t>
+            </w:r>
+          </w:p>
+        </w:tc>
+        <w:tc>
+          <w:tcPr>
+            <w:tcW w:type="dxa" w:w="1805"/>
+          </w:tcPr>
+          <w:p>
+            <w:r>
+              <w:t>Mixed: Power Platform + existing DBA</w:t>
+            </w:r>
+          </w:p>
+        </w:tc>
+        <w:tc>
+          <w:tcPr>
+            <w:tcW w:type="dxa" w:w="1805"/>
+          </w:tcPr>
+          <w:p>
+            <w:r>
+              <w:t>Existing in-house team</w:t>
+            </w:r>
+          </w:p>
+        </w:tc>
+        <w:tc>
+          <w:tcPr>
+            <w:tcW w:type="dxa" w:w="1805"/>
+          </w:tcPr>
+          <w:p>
+            <w:r>
+              <w:t>New Dynamics/Power Platform skills</w:t>
+            </w:r>
+          </w:p>
+        </w:tc>
+      </w:tr>
+      <w:tr>
+        <w:tc>
+          <w:tcPr>
+            <w:tcW w:type="dxa" w:w="1805"/>
+          </w:tcPr>
+          <w:p>
+            <w:r>
+              <w:t>Vendor lock-in</w:t>
+            </w:r>
+          </w:p>
+        </w:tc>
+        <w:tc>
+          <w:tcPr>
+            <w:tcW w:type="dxa" w:w="1805"/>
+          </w:tcPr>
+          <w:p>
+            <w:r>
+              <w:t>High</w:t>
+            </w:r>
+          </w:p>
+        </w:tc>
+        <w:tc>
+          <w:tcPr>
+            <w:tcW w:type="dxa" w:w="1805"/>
+          </w:tcPr>
+          <w:p>
+            <w:r>
+              <w:t>Medium</w:t>
+            </w:r>
+          </w:p>
+        </w:tc>
+        <w:tc>
+          <w:tcPr>
+            <w:tcW w:type="dxa" w:w="1805"/>
+          </w:tcPr>
+          <w:p>
+            <w:r>
+              <w:t>Low</w:t>
+            </w:r>
+          </w:p>
+        </w:tc>
+        <w:tc>
+          <w:tcPr>
+            <w:tcW w:type="dxa" w:w="1805"/>
+          </w:tcPr>
+          <w:p>
+            <w:r>
+              <w:t>High</w:t>
+            </w:r>
+          </w:p>
+        </w:tc>
+      </w:tr>
+      <w:tr>
+        <w:tc>
+          <w:tcPr>
+            <w:tcW w:type="dxa" w:w="1805"/>
+          </w:tcPr>
+          <w:p>
+            <w:r>
+              <w:t>Data residency</w:t>
+            </w:r>
+          </w:p>
+        </w:tc>
+        <w:tc>
+          <w:tcPr>
+            <w:tcW w:type="dxa" w:w="1805"/>
+          </w:tcPr>
+          <w:p>
+            <w:r>
+              <w:t>EU (platform-allocated)</w:t>
+            </w:r>
+          </w:p>
+        </w:tc>
+        <w:tc>
+          <w:tcPr>
+            <w:tcW w:type="dxa" w:w="1805"/>
+          </w:tcPr>
+          <w:p>
+            <w:r>
+              <w:t>EU (self-controlled DB, platform layer MS)</w:t>
+            </w:r>
+          </w:p>
+        </w:tc>
+        <w:tc>
+          <w:tcPr>
+            <w:tcW w:type="dxa" w:w="1805"/>
+          </w:tcPr>
+          <w:p>
+            <w:r>
+              <w:t>EU (self-controlled)</w:t>
+            </w:r>
+          </w:p>
+        </w:tc>
+        <w:tc>
+          <w:tcPr>
+            <w:tcW w:type="dxa" w:w="1805"/>
+          </w:tcPr>
+          <w:p>
+            <w:r>
+              <w:t>EU (platform-allocated)</w:t>
+            </w:r>
+          </w:p>
+        </w:tc>
+      </w:tr>
+      <w:tr>
+        <w:tc>
+          <w:tcPr>
+            <w:tcW w:type="dxa" w:w="1805"/>
+          </w:tcPr>
+          <w:p>
+            <w:r>
+              <w:t>Control &amp; debuggability</w:t>
+            </w:r>
+          </w:p>
+        </w:tc>
+        <w:tc>
+          <w:tcPr>
+            <w:tcW w:type="dxa" w:w="1805"/>
+          </w:tcPr>
+          <w:p>
+            <w:r>
+              <w:t>Platform-limited</w:t>
+            </w:r>
+          </w:p>
+        </w:tc>
+        <w:tc>
+          <w:tcPr>
+            <w:tcW w:type="dxa" w:w="1805"/>
+          </w:tcPr>
+          <w:p>
+            <w:r>
+              <w:t>Partial — DB full, UI platform-limited</w:t>
+            </w:r>
+          </w:p>
+        </w:tc>
+        <w:tc>
+          <w:tcPr>
+            <w:tcW w:type="dxa" w:w="1805"/>
+          </w:tcPr>
+          <w:p>
+            <w:r>
+              <w:t>Full</w:t>
+            </w:r>
+          </w:p>
+        </w:tc>
+        <w:tc>
+          <w:tcPr>
+            <w:tcW w:type="dxa" w:w="1805"/>
+          </w:tcPr>
+          <w:p>
+            <w:r>
+              <w:t>Platform-limited + packaged process</w:t>
+            </w:r>
+          </w:p>
+        </w:tc>
+      </w:tr>
+      <w:tr>
+        <w:tc>
+          <w:tcPr>
+            <w:tcW w:type="dxa" w:w="1805"/>
+          </w:tcPr>
+          <w:p>
+            <w:r>
+              <w:t>Native Microsoft integrations</w:t>
+            </w:r>
+          </w:p>
+        </w:tc>
+        <w:tc>
+          <w:tcPr>
+            <w:tcW w:type="dxa" w:w="1805"/>
+          </w:tcPr>
+          <w:p>
+            <w:r>
+              <w:t>Out of the box</w:t>
+            </w:r>
+          </w:p>
+        </w:tc>
+        <w:tc>
+          <w:tcPr>
+            <w:tcW w:type="dxa" w:w="1805"/>
+          </w:tcPr>
+          <w:p>
+            <w:r>
+              <w:t>Partial — some require workarounds</w:t>
+            </w:r>
+          </w:p>
+        </w:tc>
+        <w:tc>
+          <w:tcPr>
+            <w:tcW w:type="dxa" w:w="1805"/>
+          </w:tcPr>
+          <w:p>
+            <w:r>
+              <w:t>Rebuilt</w:t>
+            </w:r>
+          </w:p>
+        </w:tc>
+        <w:tc>
+          <w:tcPr>
+            <w:tcW w:type="dxa" w:w="1805"/>
+          </w:tcPr>
+          <w:p>
+            <w:r>
+              <w:t>Out of the box incl. sales-specific</w:t>
+            </w:r>
+          </w:p>
+        </w:tc>
+      </w:tr>
+      <w:tr>
+        <w:tc>
+          <w:tcPr>
+            <w:tcW w:type="dxa" w:w="1805"/>
+          </w:tcPr>
+          <w:p>
+            <w:r>
+              <w:t>Operating model</w:t>
+            </w:r>
+          </w:p>
+        </w:tc>
+        <w:tc>
+          <w:tcPr>
+            <w:tcW w:type="dxa" w:w="1805"/>
+          </w:tcPr>
+          <w:p>
+            <w:r>
+              <w:t>Lease the platform</w:t>
+            </w:r>
+          </w:p>
+        </w:tc>
+        <w:tc>
+          <w:tcPr>
+            <w:tcW w:type="dxa" w:w="1805"/>
+          </w:tcPr>
+          <w:p>
+            <w:r>
+              <w:t>Lease UI, own data layer</w:t>
+            </w:r>
+          </w:p>
+        </w:tc>
+        <w:tc>
+          <w:tcPr>
+            <w:tcW w:type="dxa" w:w="1805"/>
+          </w:tcPr>
+          <w:p>
+            <w:r>
+              <w:t>Own the stack</w:t>
+            </w:r>
+          </w:p>
+        </w:tc>
+        <w:tc>
+          <w:tcPr>
+            <w:tcW w:type="dxa" w:w="1805"/>
+          </w:tcPr>
+          <w:p>
+            <w:r>
+              <w:t>Lease the packaged product</w:t>
+            </w:r>
+          </w:p>
+        </w:tc>
+      </w:tr>
+    </w:tbl>
+    <w:p>
+      <w:pPr>
+        <w:pStyle w:val="Heading2"/>
+      </w:pPr>
+      <w:r>
+        <w:t>Decision framing</w:t>
+      </w:r>
+    </w:p>
+    <w:p>
+      <w:r>
+        <w:t xml:space="preserve">This is a </w:t>
+      </w:r>
+      <w:r>
+        <w:rPr>
+          <w:b/>
+          <w:i w:val="0"/>
+        </w:rPr>
+        <w:t>business operating-model decision</w:t>
+      </w:r>
+      <w:r>
+        <w:t>, not purely technical. It comes down to:</w:t>
+      </w:r>
+    </w:p>
+    <w:p>
+      <w:pPr>
+        <w:pStyle w:val="ListParagraph"/>
+      </w:pPr>
+      <w:r>
+        <w:t xml:space="preserve">• </w:t>
+      </w:r>
+      <w:r>
+        <w:rPr>
+          <w:b/>
+          <w:i w:val="0"/>
+        </w:rPr>
+        <w:t>Buy a managed platform</w:t>
+      </w:r>
+      <w:r>
+        <w:t xml:space="preserve"> (Option A) for speed and lower current spend on people, accepting licence cost and lock-in.</w:t>
+      </w:r>
+    </w:p>
+    <w:p>
+      <w:pPr>
+        <w:pStyle w:val="ListParagraph"/>
+      </w:pPr>
+      <w:r>
+        <w:t xml:space="preserve">• </w:t>
+      </w:r>
+      <w:r>
+        <w:rPr>
+          <w:b/>
+          <w:i w:val="0"/>
+        </w:rPr>
+        <w:t>Take the middle path</w:t>
+      </w:r>
+      <w:r>
+        <w:t xml:space="preserve"> (Option B) — keeping the Power Apps UI but moving data to a relational database the firm controls, accepting hybrid complexity and feature gaps in exchange for lower platform cost and data portability.</w:t>
+      </w:r>
+    </w:p>
+    <w:p>
+      <w:pPr>
+        <w:pStyle w:val="ListParagraph"/>
+      </w:pPr>
+      <w:r>
+        <w:t xml:space="preserve">• </w:t>
+      </w:r>
+      <w:r>
+        <w:rPr>
+          <w:b/>
+          <w:i w:val="0"/>
+        </w:rPr>
+        <w:t>Invest engineering effort</w:t>
+      </w:r>
+      <w:r>
+        <w:t xml:space="preserve"> (Option C) to reuse existing capability, eliminate per-seat licensing, and keep full control.</w:t>
+      </w:r>
+    </w:p>
+    <w:p>
+      <w:pPr>
+        <w:pStyle w:val="ListParagraph"/>
+      </w:pPr>
+      <w:r>
+        <w:t xml:space="preserve">• </w:t>
+      </w:r>
+      <w:r>
+        <w:rPr>
+          <w:b/>
+          <w:i w:val="0"/>
+        </w:rPr>
+        <w:t>Adopt the packaged product</w:t>
+      </w:r>
+      <w:r>
+        <w:t xml:space="preserve"> (Option D) if the standard sales lifecycle is acceptable — but the 8-entity fit gap means most of the core model would still be custom-built on the same Dataverse platform.</w:t>
+      </w:r>
+    </w:p>
+    <w:p>
+      <w:r>
+        <w:t>The decision should be made at TDA review weighing these pluses and minuses against the programme's cost envelope, delivery timeline, and appetite for long-term platform commitment.</w:t>
+      </w:r>
+    </w:p>
+    <w:p>
+      <w:pPr>
+        <w:pStyle w:val="Heading2"/>
+      </w:pPr>
+      <w:r>
+        <w:t>Related</w:t>
+      </w:r>
+    </w:p>
+    <w:p>
+      <w:pPr>
+        <w:pStyle w:val="ListParagraph"/>
+      </w:pPr>
+      <w:r>
+        <w:t xml:space="preserve">• </w:t>
+      </w:r>
+      <w:r>
+        <w:t>solution overview — Parent document; current (Dataverse) design</w:t>
+      </w:r>
+    </w:p>
+    <w:p>
+      <w:pPr>
+        <w:pStyle w:val="ListParagraph"/>
+      </w:pPr>
+      <w:r>
+        <w:t xml:space="preserve">• </w:t>
+      </w:r>
+      <w:r>
+        <w:t>alternative architecture traditional csharp — Full Option C design with cost/operability detail</w:t>
+      </w:r>
+    </w:p>
+    <w:p>
+      <w:pPr>
+        <w:pStyle w:val="ListParagraph"/>
+      </w:pPr>
+      <w:r>
+        <w:t xml:space="preserve">• </w:t>
+      </w:r>
+      <w:r>
+        <w:t>power apps rationale — The platform decision Option A is based on; covers D365 Sales fit</w:t>
+      </w:r>
+    </w:p>
+    <w:p>
+      <w:pPr>
+        <w:pStyle w:val="ListParagraph"/>
+      </w:pPr>
+      <w:r>
+        <w:t xml:space="preserve">• </w:t>
+      </w:r>
+      <w:r>
+        <w:t>business capabilities — The capability model all four options must satisfy</w:t>
+      </w:r>
+    </w:p>
+    <w:p>
+      <w:pPr>
+        <w:pStyle w:val="ListParagraph"/>
+      </w:pPr>
+      <w:r>
+        <w:t xml:space="preserve">• </w:t>
+      </w:r>
+      <w:r>
+        <w:t>architecture patterns comparison — Integration to Golden Source, shared by all options</w:t>
+      </w:r>
+    </w:p>
+    <w:p>
+      <w:pPr>
+        <w:pStyle w:val="Heading2"/>
+      </w:pPr>
+      <w:r>
+        <w:t>Architecture Patterns — Integration to Golden Source</w:t>
+      </w:r>
+    </w:p>
+    <w:p>
+      <w:r>
+        <w:t>Three integration patterns for populating a Golden Source database from a CRM system. Each shows a different mechanism for getting entity data from the system of engagement into the authoritative master data store consumed by BI, Finance, and downstream systems.</w:t>
+      </w:r>
+    </w:p>
+    <w:p>
+      <w:pPr>
+        <w:pStyle w:val="Heading2"/>
+      </w:pPr>
+      <w:r>
+        <w:t>Pattern 1 — Dynamics 365 Direct Export</w:t>
+      </w:r>
+    </w:p>
+    <w:p>
+      <w:r>
+        <w:t>The simplest pattern. Dynamics 365 / Dataverse is the primary CRM system. Entity data is exported on a scheduled basis (or manually) to the Golden Source database.</w:t>
+      </w:r>
+    </w:p>
+    <w:p>
+      <w:pPr>
+        <w:pStyle w:val="ListParagraph"/>
+      </w:pPr>
+      <w:r>
+        <w:t xml:space="preserve">• </w:t>
+      </w:r>
+      <w:r>
+        <w:t>Export runs as a batch job — full or incremental sync</w:t>
+      </w:r>
+    </w:p>
+    <w:p>
+      <w:pPr>
+        <w:pStyle w:val="ListParagraph"/>
+      </w:pPr>
+      <w:r>
+        <w:t xml:space="preserve">• </w:t>
+      </w:r>
+      <w:r>
+        <w:t>Mapping and transform layer handles schema differences between Dataverse and the target store</w:t>
+      </w:r>
+    </w:p>
+    <w:p>
+      <w:pPr>
+        <w:pStyle w:val="ListParagraph"/>
+      </w:pPr>
+      <w:r>
+        <w:t xml:space="preserve">• </w:t>
+      </w:r>
+      <w:r>
+        <w:t>No real-time sync — data freshness depends on export frequency</w:t>
+      </w:r>
+    </w:p>
+    <w:p>
+      <w:pPr>
+        <w:pStyle w:val="ListParagraph"/>
+      </w:pPr>
+      <w:r>
+        <w:t xml:space="preserve">• </w:t>
+      </w:r>
+      <w:r>
+        <w:t>Suitable when downstream consumers can tolerate near-daily staleness</w:t>
+      </w:r>
+    </w:p>
+    <w:p>
+      <w:pPr>
+        <w:pStyle w:val="Heading2"/>
+      </w:pPr>
+      <w:r>
+        <w:t>Pattern 2 — Dynamics 365 + ECS Message Bus</w:t>
+      </w:r>
+    </w:p>
+    <w:p>
+      <w:r>
+        <w:t>Dynamics 365 remains the system of engagement, but entity changes are captured in near-real-time via the ECS (Enterprise Connectivity Services) message bus.</w:t>
+      </w:r>
+    </w:p>
+    <w:p>
+      <w:pPr>
+        <w:pStyle w:val="ListParagraph"/>
+      </w:pPr>
+      <w:r>
+        <w:t xml:space="preserve">• </w:t>
+      </w:r>
+      <w:r>
+        <w:t>Dataverse change tracking or a Power Automate flow captures entity mutations</w:t>
+      </w:r>
+    </w:p>
+    <w:p>
+      <w:pPr>
+        <w:pStyle w:val="ListParagraph"/>
+      </w:pPr>
+      <w:r>
+        <w:t xml:space="preserve">• </w:t>
+      </w:r>
+      <w:r>
+        <w:t>Changes are published as events to an ECS topic</w:t>
+      </w:r>
+    </w:p>
+    <w:p>
+      <w:pPr>
+        <w:pStyle w:val="ListParagraph"/>
+      </w:pPr>
+      <w:r>
+        <w:t xml:space="preserve">• </w:t>
+      </w:r>
+      <w:r>
+        <w:t>A consumer worker service subscribes, transforms, and upserts into the Golden Source</w:t>
+      </w:r>
+    </w:p>
+    <w:p>
+      <w:pPr>
+        <w:pStyle w:val="ListParagraph"/>
+      </w:pPr>
+      <w:r>
+        <w:t xml:space="preserve">• </w:t>
+      </w:r>
+      <w:r>
+        <w:t>Decouples the CRM from downstream consumers — multiple systems can subscribe to the same change stream</w:t>
+      </w:r>
+    </w:p>
+    <w:p>
+      <w:pPr>
+        <w:pStyle w:val="ListParagraph"/>
+      </w:pPr>
+      <w:r>
+        <w:t xml:space="preserve">• </w:t>
+      </w:r>
+      <w:r>
+        <w:t>Near-real-time freshness; failed messages route to a dead-letter queue for retry</w:t>
+      </w:r>
+    </w:p>
+    <w:p>
+      <w:pPr>
+        <w:pStyle w:val="Heading2"/>
+      </w:pPr>
+      <w:r>
+        <w:t>Pattern 3 — C# / ASP.NET Core + ECS Message Bus</w:t>
+      </w:r>
+    </w:p>
+    <w:p>
+      <w:r>
+        <w:t>No Dynamics or Dataverse dependency. A custom ASP.NET Core application writes directly to PostgreSQL as the primary data store, and publishes entity changes to the ECS bus via the Outbox Pattern.</w:t>
+      </w:r>
+    </w:p>
+    <w:p>
+      <w:pPr>
+        <w:pStyle w:val="ListParagraph"/>
+      </w:pPr>
+      <w:r>
+        <w:t xml:space="preserve">• </w:t>
+      </w:r>
+      <w:r>
+        <w:t>Application commits write the domain event and outbox record in the same database transaction</w:t>
+      </w:r>
+    </w:p>
+    <w:p>
+      <w:pPr>
+        <w:pStyle w:val="ListParagraph"/>
+      </w:pPr>
+      <w:r>
+        <w:t xml:space="preserve">• </w:t>
+      </w:r>
+      <w:r>
+        <w:t>A background dispatcher publishes outbox events to ECS — guarantees exactly-once delivery</w:t>
+      </w:r>
+    </w:p>
+    <w:p>
+      <w:pPr>
+        <w:pStyle w:val="ListParagraph"/>
+      </w:pPr>
+      <w:r>
+        <w:t xml:space="preserve">• </w:t>
+      </w:r>
+      <w:r>
+        <w:t>External consumers (Finance bridge, BI feeds, other lines of business) subscribe to the ECS topic</w:t>
+      </w:r>
+    </w:p>
+    <w:p>
+      <w:pPr>
+        <w:pStyle w:val="ListParagraph"/>
+      </w:pPr>
+      <w:r>
+        <w:t xml:space="preserve">• </w:t>
+      </w:r>
+      <w:r>
+        <w:t>Golden Source database is the application's own PostgreSQL — no separate copy/sync step</w:t>
+      </w:r>
+    </w:p>
+    <w:p>
+      <w:pPr>
+        <w:pStyle w:val="ListParagraph"/>
+      </w:pPr>
+      <w:r>
+        <w:t xml:space="preserve">• </w:t>
+      </w:r>
+      <w:r>
+        <w:t>Full control over schema, security model, and change capture without platform constraints</w:t>
+      </w:r>
+    </w:p>
+    <w:p>
+      <w:pPr>
+        <w:pStyle w:val="Heading2"/>
+      </w:pPr>
+      <w:r>
+        <w:t>Comparison</w:t>
       </w:r>
     </w:p>
     <w:tbl>
@@ -63030,1967 +66226,6 @@
               <w:rPr>
                 <w:b/>
               </w:rPr>
-            </w:r>
-          </w:p>
-        </w:tc>
-        <w:tc>
-          <w:tcPr>
-            <w:tcW w:type="dxa" w:w="2256"/>
-          </w:tcPr>
-          <w:p>
-            <w:r>
-              <w:rPr>
-                <w:b/>
-              </w:rPr>
-              <w:t>Option A — Power Platform / Dataverse</w:t>
-            </w:r>
-          </w:p>
-        </w:tc>
-        <w:tc>
-          <w:tcPr>
-            <w:tcW w:type="dxa" w:w="2256"/>
-          </w:tcPr>
-          <w:p>
-            <w:r>
-              <w:rPr>
-                <w:b/>
-              </w:rPr>
-              <w:t>Option B — Power Platform + SQL Database</w:t>
-            </w:r>
-          </w:p>
-        </w:tc>
-        <w:tc>
-          <w:tcPr>
-            <w:tcW w:type="dxa" w:w="2256"/>
-          </w:tcPr>
-          <w:p>
-            <w:r>
-              <w:rPr>
-                <w:b/>
-              </w:rPr>
-              <w:t>Option C — C# / PostgreSQL</w:t>
-            </w:r>
-          </w:p>
-        </w:tc>
-      </w:tr>
-      <w:tr>
-        <w:tc>
-          <w:tcPr>
-            <w:tcW w:type="dxa" w:w="2256"/>
-          </w:tcPr>
-          <w:p>
-            <w:r>
-              <w:t>**What it is**</w:t>
-            </w:r>
-          </w:p>
-        </w:tc>
-        <w:tc>
-          <w:tcPr>
-            <w:tcW w:type="dxa" w:w="2256"/>
-          </w:tcPr>
-          <w:p>
-            <w:r>
-              <w:t>Build the custom CRM model on Microsoft's low-code platform (Dataverse + Power Apps)</w:t>
-            </w:r>
-          </w:p>
-        </w:tc>
-        <w:tc>
-          <w:tcPr>
-            <w:tcW w:type="dxa" w:w="2256"/>
-          </w:tcPr>
-          <w:p>
-            <w:r>
-              <w:t>Build the UI on Power Apps but store data in a relational database (SQL Server or PostgreSQL) via virtual tables or direct connectors</w:t>
-            </w:r>
-          </w:p>
-        </w:tc>
-        <w:tc>
-          <w:tcPr>
-            <w:tcW w:type="dxa" w:w="2256"/>
-          </w:tcPr>
-          <w:p>
-            <w:r>
-              <w:t>Build the same custom model as first-party code on the firm's existing .NET stack and PostgreSQL</w:t>
-            </w:r>
-          </w:p>
-        </w:tc>
-      </w:tr>
-      <w:tr>
-        <w:tc>
-          <w:tcPr>
-            <w:tcW w:type="dxa" w:w="2256"/>
-          </w:tcPr>
-          <w:p>
-            <w:r>
-              <w:t>**Cost profile**</w:t>
-            </w:r>
-          </w:p>
-        </w:tc>
-        <w:tc>
-          <w:tcPr>
-            <w:tcW w:type="dxa" w:w="2256"/>
-          </w:tcPr>
-          <w:p>
-            <w:r>
-              <w:t>Ongoing per-user / per-app licensing for Dataverse + Power Platform</w:t>
-            </w:r>
-          </w:p>
-        </w:tc>
-        <w:tc>
-          <w:tcPr>
-            <w:tcW w:type="dxa" w:w="2256"/>
-          </w:tcPr>
-          <w:p>
-            <w:r>
-              <w:t>No Dataverse data licensing; database hosting cost + Power Apps per-user for UI only</w:t>
-            </w:r>
-          </w:p>
-        </w:tc>
-        <w:tc>
-          <w:tcPr>
-            <w:tcW w:type="dxa" w:w="2256"/>
-          </w:tcPr>
-          <w:p>
-            <w:r>
-              <w:t>Infrastructure cost only; no per-user platform license</w:t>
-            </w:r>
-          </w:p>
-        </w:tc>
-      </w:tr>
-      <w:tr>
-        <w:tc>
-          <w:tcPr>
-            <w:tcW w:type="dxa" w:w="2256"/>
-          </w:tcPr>
-          <w:p>
-            <w:r>
-              <w:t>**Build effort**</w:t>
-            </w:r>
-          </w:p>
-        </w:tc>
-        <w:tc>
-          <w:tcPr>
-            <w:tcW w:type="dxa" w:w="2256"/>
-          </w:tcPr>
-          <w:p>
-            <w:r>
-              <w:t>Lower-code, faster to stand up</w:t>
-            </w:r>
-          </w:p>
-        </w:tc>
-        <w:tc>
-          <w:tcPr>
-            <w:tcW w:type="dxa" w:w="2256"/>
-          </w:tcPr>
-          <w:p>
-            <w:r>
-              <w:t>Medium — UI is low-code, database schema and integration layer require engineering</w:t>
-            </w:r>
-          </w:p>
-        </w:tc>
-        <w:tc>
-          <w:tcPr>
-            <w:tcW w:type="dxa" w:w="2256"/>
-          </w:tcPr>
-          <w:p>
-            <w:r>
-              <w:t>Full build/test/deploy cycle</w:t>
-            </w:r>
-          </w:p>
-        </w:tc>
-      </w:tr>
-      <w:tr>
-        <w:tc>
-          <w:tcPr>
-            <w:tcW w:type="dxa" w:w="2256"/>
-          </w:tcPr>
-          <w:p>
-            <w:r>
-              <w:t>**Vendor lock-in**</w:t>
-            </w:r>
-          </w:p>
-        </w:tc>
-        <w:tc>
-          <w:tcPr>
-            <w:tcW w:type="dxa" w:w="2256"/>
-          </w:tcPr>
-          <w:p>
-            <w:r>
-              <w:t>High — Microsoft platform</w:t>
-            </w:r>
-          </w:p>
-        </w:tc>
-        <w:tc>
-          <w:tcPr>
-            <w:tcW w:type="dxa" w:w="2256"/>
-          </w:tcPr>
-          <w:p>
-            <w:r>
-              <w:t>Medium — Power Apps UI layer is Microsoft-owned, but data is portable</w:t>
-            </w:r>
-          </w:p>
-        </w:tc>
-        <w:tc>
-          <w:tcPr>
-            <w:tcW w:type="dxa" w:w="2256"/>
-          </w:tcPr>
-          <w:p>
-            <w:r>
-              <w:t>Low — first-party, portable code</w:t>
-            </w:r>
-          </w:p>
-        </w:tc>
-      </w:tr>
-      <w:tr>
-        <w:tc>
-          <w:tcPr>
-            <w:tcW w:type="dxa" w:w="2256"/>
-          </w:tcPr>
-          <w:p>
-            <w:r>
-              <w:t>**Using existing skills**</w:t>
-            </w:r>
-          </w:p>
-        </w:tc>
-        <w:tc>
-          <w:tcPr>
-            <w:tcW w:type="dxa" w:w="2256"/>
-          </w:tcPr>
-          <w:p>
-            <w:r>
-              <w:t>New Power Platform skill set</w:t>
-            </w:r>
-          </w:p>
-        </w:tc>
-        <w:tc>
-          <w:tcPr>
-            <w:tcW w:type="dxa" w:w="2256"/>
-          </w:tcPr>
-          <w:p>
-            <w:r>
-              <w:t>Mixed — Power Platform for UI, existing DBA/.NET for database and integration</w:t>
-            </w:r>
-          </w:p>
-        </w:tc>
-        <w:tc>
-          <w:tcPr>
-            <w:tcW w:type="dxa" w:w="2256"/>
-          </w:tcPr>
-          <w:p>
-            <w:r>
-              <w:t>Existing in-house C# / .NET / database team</w:t>
-            </w:r>
-          </w:p>
-        </w:tc>
-      </w:tr>
-      <w:tr>
-        <w:tc>
-          <w:tcPr>
-            <w:tcW w:type="dxa" w:w="2256"/>
-          </w:tcPr>
-          <w:p>
-            <w:r>
-              <w:t>**Compliance posture**</w:t>
-            </w:r>
-          </w:p>
-        </w:tc>
-        <w:tc>
-          <w:tcPr>
-            <w:tcW w:type="dxa" w:w="2256"/>
-          </w:tcPr>
-          <w:p>
-            <w:r>
-              <w:t>EU data centres, platform-managed</w:t>
-            </w:r>
-          </w:p>
-        </w:tc>
-        <w:tc>
-          <w:tcPr>
-            <w:tcW w:type="dxa" w:w="2256"/>
-          </w:tcPr>
-          <w:p>
-            <w:r>
-              <w:t>EU database hosting, self-controlled data; platform layer Microsoft-managed</w:t>
-            </w:r>
-          </w:p>
-        </w:tc>
-        <w:tc>
-          <w:tcPr>
-            <w:tcW w:type="dxa" w:w="2256"/>
-          </w:tcPr>
-          <w:p>
-            <w:r>
-              <w:t>EU data centres, fully self-controlled</w:t>
-            </w:r>
-          </w:p>
-        </w:tc>
-      </w:tr>
-    </w:tbl>
-    <w:p>
-      <w:r>
-        <w:t>All three options keep all data in EU regions to satisfy GDPR, CNIL, and BDSG.</w:t>
-      </w:r>
-    </w:p>
-    <w:p>
-      <w:pPr>
-        <w:pStyle w:val="Heading2"/>
-      </w:pPr>
-      <w:r>
-        <w:t>Option A — Microsoft Power Platform / Dataverse</w:t>
-      </w:r>
-    </w:p>
-    <w:p>
-      <w:r>
-        <w:t>The current design. The custom EuroCRM data model is built on Dataverse with Power Apps model-driven apps, Business Process Flows, Power Automate, and native Microsoft integrations.</w:t>
-      </w:r>
-    </w:p>
-    <w:p>
-      <w:r>
-        <w:rPr>
-          <w:b/>
-          <w:i w:val="0"/>
-        </w:rPr>
-        <w:t>Pluses:</w:t>
-      </w:r>
-    </w:p>
-    <w:p>
-      <w:pPr>
-        <w:pStyle w:val="ListParagraph"/>
-      </w:pPr>
-      <w:r>
-        <w:t xml:space="preserve">• </w:t>
-      </w:r>
-      <w:r>
-        <w:rPr>
-          <w:b/>
-          <w:i w:val="0"/>
-        </w:rPr>
-        <w:t>Speed to value</w:t>
-      </w:r>
-      <w:r>
-        <w:t xml:space="preserve"> — low-code configuration gets simple forms, workflows and a usable UI up much faster</w:t>
-      </w:r>
-    </w:p>
-    <w:p>
-      <w:pPr>
-        <w:pStyle w:val="ListParagraph"/>
-      </w:pPr>
-      <w:r>
-        <w:t xml:space="preserve">• </w:t>
-      </w:r>
-      <w:r>
-        <w:rPr>
-          <w:b/>
-          <w:i w:val="0"/>
-        </w:rPr>
-        <w:t>Native integrations out of the box</w:t>
-      </w:r>
-      <w:r>
-        <w:t xml:space="preserve"> — Outlook, SharePoint, Teams, Power BI, and an audit trail ship with the platform</w:t>
-      </w:r>
-    </w:p>
-    <w:p>
-      <w:pPr>
-        <w:pStyle w:val="ListParagraph"/>
-      </w:pPr>
-      <w:r>
-        <w:t xml:space="preserve">• </w:t>
-      </w:r>
-      <w:r>
-        <w:rPr>
-          <w:b/>
-          <w:i w:val="0"/>
-        </w:rPr>
-        <w:t>Managed platform</w:t>
-      </w:r>
-      <w:r>
-        <w:t xml:space="preserve"> — security, infrastructure, and capacity are Microsoft's responsibility</w:t>
-      </w:r>
-    </w:p>
-    <w:p>
-      <w:pPr>
-        <w:pStyle w:val="ListParagraph"/>
-      </w:pPr>
-      <w:r>
-        <w:t xml:space="preserve">• </w:t>
-      </w:r>
-      <w:r>
-        <w:rPr>
-          <w:b/>
-          <w:i w:val="0"/>
-        </w:rPr>
-        <w:t>Mature ecosystem</w:t>
-      </w:r>
-      <w:r>
-        <w:t xml:space="preserve"> — Copilot for Sales, Power BI analytics, broad Microsoft 365 alignment</w:t>
-      </w:r>
-    </w:p>
-    <w:p>
-      <w:pPr>
-        <w:pStyle w:val="ListParagraph"/>
-      </w:pPr>
-      <w:r>
-        <w:t xml:space="preserve">• </w:t>
-      </w:r>
-      <w:r>
-        <w:rPr>
-          <w:b/>
-          <w:i w:val="0"/>
-        </w:rPr>
-        <w:t>Regional rollout</w:t>
-      </w:r>
-      <w:r>
-        <w:t xml:space="preserve"> — Business Units + security roles map cleanly onto the country / service-line model</w:t>
-      </w:r>
-    </w:p>
-    <w:p>
-      <w:r>
-        <w:rPr>
-          <w:b/>
-          <w:i w:val="0"/>
-        </w:rPr>
-        <w:t>Minuses:</w:t>
-      </w:r>
-    </w:p>
-    <w:p>
-      <w:pPr>
-        <w:pStyle w:val="ListParagraph"/>
-      </w:pPr>
-      <w:r>
-        <w:t xml:space="preserve">• </w:t>
-      </w:r>
-      <w:r>
-        <w:rPr>
-          <w:b/>
-          <w:i w:val="0"/>
-        </w:rPr>
-        <w:t>Ongoing licensing cost</w:t>
-      </w:r>
-      <w:r>
-        <w:t xml:space="preserve"> — per-user / per-app / per-org fees that grow with adoption</w:t>
-      </w:r>
-    </w:p>
-    <w:p>
-      <w:pPr>
-        <w:pStyle w:val="ListParagraph"/>
-      </w:pPr>
-      <w:r>
-        <w:t xml:space="preserve">• </w:t>
-      </w:r>
-      <w:r>
-        <w:rPr>
-          <w:b/>
-          <w:i w:val="0"/>
-        </w:rPr>
-        <w:t>Vendor lock-in</w:t>
-      </w:r>
-      <w:r>
-        <w:t xml:space="preserve"> — data and logic sit on Microsoft's platform</w:t>
-      </w:r>
-    </w:p>
-    <w:p>
-      <w:pPr>
-        <w:pStyle w:val="ListParagraph"/>
-      </w:pPr>
-      <w:r>
-        <w:t xml:space="preserve">• </w:t>
-      </w:r>
-      <w:r>
-        <w:rPr>
-          <w:b/>
-          <w:i w:val="0"/>
-        </w:rPr>
-        <w:t>New skill set</w:t>
-      </w:r>
-      <w:r>
-        <w:t xml:space="preserve"> — Power Platform specialists, not the existing .NET team</w:t>
-      </w:r>
-    </w:p>
-    <w:p>
-      <w:pPr>
-        <w:pStyle w:val="ListParagraph"/>
-      </w:pPr>
-      <w:r>
-        <w:t xml:space="preserve">• </w:t>
-      </w:r>
-      <w:r>
-        <w:rPr>
-          <w:b/>
-          <w:i w:val="0"/>
-        </w:rPr>
-        <w:t>Fit gap</w:t>
-      </w:r>
-      <w:r>
-        <w:t xml:space="preserve"> — 8 of 11 core entities have no packaged equivalent, so a large part of the model is custom regardless</w:t>
-      </w:r>
-    </w:p>
-    <w:p>
-      <w:pPr>
-        <w:pStyle w:val="ListParagraph"/>
-      </w:pPr>
-      <w:r>
-        <w:t xml:space="preserve">• </w:t>
-      </w:r>
-      <w:r>
-        <w:rPr>
-          <w:b/>
-          <w:i w:val="0"/>
-        </w:rPr>
-        <w:t>Platform constraints</w:t>
-      </w:r>
-      <w:r>
-        <w:t xml:space="preserve"> — capacity and governance limits on what can be built, tuned, and debugged</w:t>
-      </w:r>
-    </w:p>
-    <w:p>
-      <w:pPr>
-        <w:pStyle w:val="Heading2"/>
-      </w:pPr>
-      <w:r>
-        <w:t>Option B — Power Platform + SQL/PostgreSQL Database</w:t>
-      </w:r>
-    </w:p>
-    <w:p>
-      <w:r>
-        <w:t>A hybrid approach: the Power Apps model-driven UI remains the front-end, but data is stored in a relational database (SQL Server or PostgreSQL) instead of Dataverse, connected via virtual tables, direct connectors, or a custom API layer.</w:t>
-      </w:r>
-    </w:p>
-    <w:p>
-      <w:r>
-        <w:rPr>
-          <w:b/>
-          <w:i w:val="0"/>
-        </w:rPr>
-        <w:t>Pluses:</w:t>
-      </w:r>
-    </w:p>
-    <w:p>
-      <w:pPr>
-        <w:pStyle w:val="ListParagraph"/>
-      </w:pPr>
-      <w:r>
-        <w:t xml:space="preserve">• </w:t>
-      </w:r>
-      <w:r>
-        <w:rPr>
-          <w:b/>
-          <w:i w:val="0"/>
-        </w:rPr>
-        <w:t>No Dataverse data licensing</w:t>
-      </w:r>
-      <w:r>
-        <w:t xml:space="preserve"> — eliminates the per-entity / per-user data storage cost while keeping the Power Apps UI</w:t>
-      </w:r>
-    </w:p>
-    <w:p>
-      <w:pPr>
-        <w:pStyle w:val="ListParagraph"/>
-      </w:pPr>
-      <w:r>
-        <w:t xml:space="preserve">• </w:t>
-      </w:r>
-      <w:r>
-        <w:rPr>
-          <w:b/>
-          <w:i w:val="0"/>
-        </w:rPr>
-        <w:t>Data portability</w:t>
-      </w:r>
-      <w:r>
-        <w:t xml:space="preserve"> — the relational database is fully portable and under the firm's control</w:t>
-      </w:r>
-    </w:p>
-    <w:p>
-      <w:pPr>
-        <w:pStyle w:val="ListParagraph"/>
-      </w:pPr>
-      <w:r>
-        <w:t xml:space="preserve">• </w:t>
-      </w:r>
-      <w:r>
-        <w:rPr>
-          <w:b/>
-          <w:i w:val="0"/>
-        </w:rPr>
-        <w:t>Reuse existing DBA skills</w:t>
-      </w:r>
-      <w:r>
-        <w:t xml:space="preserve"> — the database team manages schema, indexing, and performance directly</w:t>
-      </w:r>
-    </w:p>
-    <w:p>
-      <w:pPr>
-        <w:pStyle w:val="ListParagraph"/>
-      </w:pPr>
-      <w:r>
-        <w:t xml:space="preserve">• </w:t>
-      </w:r>
-      <w:r>
-        <w:rPr>
-          <w:b/>
-          <w:i w:val="0"/>
-        </w:rPr>
-        <w:t>Lower platform cost than Option A</w:t>
-      </w:r>
-      <w:r>
-        <w:t xml:space="preserve"> — Power Apps per-user licensing only; no Dataverse tier charges</w:t>
-      </w:r>
-    </w:p>
-    <w:p>
-      <w:pPr>
-        <w:pStyle w:val="ListParagraph"/>
-      </w:pPr>
-      <w:r>
-        <w:t xml:space="preserve">• </w:t>
-      </w:r>
-      <w:r>
-        <w:rPr>
-          <w:b/>
-          <w:i w:val="0"/>
-        </w:rPr>
-        <w:t>Faster UI than Option C</w:t>
-      </w:r>
-      <w:r>
-        <w:t xml:space="preserve"> — model-driven apps and forms ship without a full code build</w:t>
-      </w:r>
-    </w:p>
-    <w:p>
-      <w:r>
-        <w:rPr>
-          <w:b/>
-          <w:i w:val="0"/>
-        </w:rPr>
-        <w:t>Minuses:</w:t>
-      </w:r>
-    </w:p>
-    <w:p>
-      <w:pPr>
-        <w:pStyle w:val="ListParagraph"/>
-      </w:pPr>
-      <w:r>
-        <w:t xml:space="preserve">• </w:t>
-      </w:r>
-      <w:r>
-        <w:rPr>
-          <w:b/>
-          <w:i w:val="0"/>
-        </w:rPr>
-        <w:t>Hybrid complexity</w:t>
-      </w:r>
-      <w:r>
-        <w:t xml:space="preserve"> — two platforms to integrate: Power Platform UI layer + a separate database with its own hosting, backup, and DR</w:t>
-      </w:r>
-    </w:p>
-    <w:p>
-      <w:pPr>
-        <w:pStyle w:val="ListParagraph"/>
-      </w:pPr>
-      <w:r>
-        <w:t xml:space="preserve">• </w:t>
-      </w:r>
-      <w:r>
-        <w:rPr>
-          <w:b/>
-          <w:i w:val="0"/>
-        </w:rPr>
-        <w:t>Feature gaps</w:t>
-      </w:r>
-      <w:r>
-        <w:t xml:space="preserve"> — virtual tables and direct connectors do not support all Dataverse features (Business Process Flows, certain rollups, native audit, complex calculated fields may require workarounds)</w:t>
-      </w:r>
-    </w:p>
-    <w:p>
-      <w:pPr>
-        <w:pStyle w:val="ListParagraph"/>
-      </w:pPr>
-      <w:r>
-        <w:t xml:space="preserve">• </w:t>
-      </w:r>
-      <w:r>
-        <w:rPr>
-          <w:b/>
-          <w:i w:val="0"/>
-        </w:rPr>
-        <w:t>Power Automate limitations</w:t>
-      </w:r>
-      <w:r>
-        <w:t xml:space="preserve"> — Dataverse-specific triggers and actions do not fire against a SQL backend; flows must use SQL polling or custom connectors instead</w:t>
-      </w:r>
-    </w:p>
-    <w:p>
-      <w:pPr>
-        <w:pStyle w:val="ListParagraph"/>
-      </w:pPr>
-      <w:r>
-        <w:t xml:space="preserve">• </w:t>
-      </w:r>
-      <w:r>
-        <w:rPr>
-          <w:b/>
-          <w:i w:val="0"/>
-        </w:rPr>
-        <w:t>Mixed skill requirement</w:t>
-      </w:r>
-      <w:r>
-        <w:t xml:space="preserve"> — the team needs both Power Platform capability and database/integration engineering</w:t>
-      </w:r>
-    </w:p>
-    <w:p>
-      <w:pPr>
-        <w:pStyle w:val="ListParagraph"/>
-      </w:pPr>
-      <w:r>
-        <w:t xml:space="preserve">• </w:t>
-      </w:r>
-      <w:r>
-        <w:rPr>
-          <w:b/>
-          <w:i w:val="0"/>
-        </w:rPr>
-        <w:t>Partial lock-in</w:t>
-      </w:r>
-      <w:r>
-        <w:t xml:space="preserve"> — the UI layer remains Microsoft-owned; the data layer does not</w:t>
-      </w:r>
-    </w:p>
-    <w:p>
-      <w:pPr>
-        <w:pStyle w:val="Heading2"/>
-      </w:pPr>
-      <w:r>
-        <w:t>Option C — Traditional C# / PostgreSQL</w:t>
-      </w:r>
-    </w:p>
-    <w:p>
-      <w:r>
-        <w:t>An alternative to the same outcome using the firm's existing engineering stack — ASP.NET Core, PostgreSQL 16, and standard integration practices.</w:t>
-      </w:r>
-    </w:p>
-    <w:p>
-      <w:r>
-        <w:rPr>
-          <w:b/>
-          <w:i w:val="0"/>
-        </w:rPr>
-        <w:t>Pluses:</w:t>
-      </w:r>
-    </w:p>
-    <w:p>
-      <w:pPr>
-        <w:pStyle w:val="ListParagraph"/>
-      </w:pPr>
-      <w:r>
-        <w:t xml:space="preserve">• </w:t>
-      </w:r>
-      <w:r>
-        <w:rPr>
-          <w:b/>
-          <w:i w:val="0"/>
-        </w:rPr>
-        <w:t>No per-user licensing</w:t>
-      </w:r>
-      <w:r>
-        <w:t xml:space="preserve"> — infrastructure cost only; cheaper at scale</w:t>
-      </w:r>
-    </w:p>
-    <w:p>
-      <w:pPr>
-        <w:pStyle w:val="ListParagraph"/>
-      </w:pPr>
-      <w:r>
-        <w:t xml:space="preserve">• </w:t>
-      </w:r>
-      <w:r>
-        <w:rPr>
-          <w:b/>
-          <w:i w:val="0"/>
-        </w:rPr>
-        <w:t>Reuses existing capability</w:t>
-      </w:r>
-      <w:r>
-        <w:t xml:space="preserve"> — the current C#/.NET and database engineering team runs it</w:t>
-      </w:r>
-    </w:p>
-    <w:p>
-      <w:pPr>
-        <w:pStyle w:val="ListParagraph"/>
-      </w:pPr>
-      <w:r>
-        <w:t xml:space="preserve">• </w:t>
-      </w:r>
-      <w:r>
-        <w:rPr>
-          <w:b/>
-          <w:i w:val="0"/>
-        </w:rPr>
-        <w:t>Full control and portability</w:t>
-      </w:r>
-      <w:r>
-        <w:t xml:space="preserve"> — first-party code is debuggable, testable, and portable off the chosen host</w:t>
-      </w:r>
-    </w:p>
-    <w:p>
-      <w:pPr>
-        <w:pStyle w:val="ListParagraph"/>
-      </w:pPr>
-      <w:r>
-        <w:t xml:space="preserve">• </w:t>
-      </w:r>
-      <w:r>
-        <w:rPr>
-          <w:b/>
-          <w:i w:val="0"/>
-        </w:rPr>
-        <w:t>Precise tenant isolation</w:t>
-      </w:r>
-      <w:r>
-        <w:t xml:space="preserve"> — PostgreSQL row-level security gives exact country/service-line control</w:t>
-      </w:r>
-    </w:p>
-    <w:p>
-      <w:pPr>
-        <w:pStyle w:val="ListParagraph"/>
-      </w:pPr>
-      <w:r>
-        <w:t xml:space="preserve">• </w:t>
-      </w:r>
-      <w:r>
-        <w:rPr>
-          <w:b/>
-          <w:i w:val="0"/>
-        </w:rPr>
-        <w:t>No platform limits</w:t>
-      </w:r>
-      <w:r>
-        <w:t xml:space="preserve"> — schema, security model, and change capture are entirely under our control</w:t>
-      </w:r>
-    </w:p>
-    <w:p>
-      <w:r>
-        <w:rPr>
-          <w:b/>
-          <w:i w:val="0"/>
-        </w:rPr>
-        <w:t>Minuses:</w:t>
-      </w:r>
-    </w:p>
-    <w:p>
-      <w:pPr>
-        <w:pStyle w:val="ListParagraph"/>
-      </w:pPr>
-      <w:r>
-        <w:t xml:space="preserve">• </w:t>
-      </w:r>
-      <w:r>
-        <w:rPr>
-          <w:b/>
-          <w:i w:val="0"/>
-        </w:rPr>
-        <w:t>Longer build</w:t>
-      </w:r>
-      <w:r>
-        <w:t xml:space="preserve"> — real development effort, not low-code configuration</w:t>
-      </w:r>
-    </w:p>
-    <w:p>
-      <w:pPr>
-        <w:pStyle w:val="ListParagraph"/>
-      </w:pPr>
-      <w:r>
-        <w:t xml:space="preserve">• </w:t>
-      </w:r>
-      <w:r>
-        <w:rPr>
-          <w:b/>
-          <w:i w:val="0"/>
-        </w:rPr>
-        <w:t>Rebuild the freebies</w:t>
-      </w:r>
-      <w:r>
-        <w:t xml:space="preserve"> — Outlook/SharePoint/Teams integration and audit trail must be built rather than switched on</w:t>
-      </w:r>
-    </w:p>
-    <w:p>
-      <w:pPr>
-        <w:pStyle w:val="ListParagraph"/>
-      </w:pPr>
-      <w:r>
-        <w:t xml:space="preserve">• </w:t>
-      </w:r>
-      <w:r>
-        <w:rPr>
-          <w:b/>
-          <w:i w:val="0"/>
-        </w:rPr>
-        <w:t>Operate the infrastructure</w:t>
-      </w:r>
-      <w:r>
-        <w:t xml:space="preserve"> — provision, secure, and run servers/storage rather than leasing a platform</w:t>
-      </w:r>
-    </w:p>
-    <w:p>
-      <w:pPr>
-        <w:pStyle w:val="ListParagraph"/>
-      </w:pPr>
-      <w:r>
-        <w:t xml:space="preserve">• </w:t>
-      </w:r>
-      <w:r>
-        <w:rPr>
-          <w:b/>
-          <w:i w:val="0"/>
-        </w:rPr>
-        <w:t>Selling the build</w:t>
-      </w:r>
-      <w:r>
-        <w:t xml:space="preserve"> — the effort is a capital project to justify, not a per-seat subscription to buy</w:t>
-      </w:r>
-    </w:p>
-    <w:p>
-      <w:pPr>
-        <w:pStyle w:val="Heading2"/>
-      </w:pPr>
-      <w:r>
-        <w:t>The key tension</w:t>
-      </w:r>
-    </w:p>
-    <w:p>
-      <w:pPr>
-        <w:pStyle w:val="ListParagraph"/>
-      </w:pPr>
-      <w:r>
-        <w:t xml:space="preserve">• </w:t>
-      </w:r>
-      <w:r>
-        <w:t>Platform licensing cost vs. build and operating effort.</w:t>
-      </w:r>
-    </w:p>
-    <w:p>
-      <w:pPr>
-        <w:pStyle w:val="ListParagraph"/>
-      </w:pPr>
-      <w:r>
-        <w:t xml:space="preserve">• </w:t>
-      </w:r>
-      <w:r>
-        <w:t>Velocity of low-code change vs. the discipline of a first-party codebase.</w:t>
-      </w:r>
-    </w:p>
-    <w:p>
-      <w:pPr>
-        <w:pStyle w:val="ListParagraph"/>
-      </w:pPr>
-      <w:r>
-        <w:t xml:space="preserve">• </w:t>
-      </w:r>
-      <w:r>
-        <w:t>Buying a managed capability vs. owning the full stack.</w:t>
-      </w:r>
-    </w:p>
-    <w:p>
-      <w:pPr>
-        <w:pStyle w:val="ListParagraph"/>
-      </w:pPr>
-      <w:r>
-        <w:t xml:space="preserve">• </w:t>
-      </w:r>
-      <w:r>
-        <w:t>Option B sits between the two: it avoids Dataverse data licensing but requires running two platforms and working around feature limits.</w:t>
-      </w:r>
-    </w:p>
-    <w:p>
-      <w:r>
-        <w:t xml:space="preserve">The eight-entity fit gap that argues for a </w:t>
-      </w:r>
-      <w:r>
-        <w:rPr>
-          <w:b w:val="0"/>
-          <w:i/>
-        </w:rPr>
-        <w:t>custom</w:t>
-      </w:r>
-      <w:r>
-        <w:t xml:space="preserve"> model applies to all three options — the real question is whether that custom model is built </w:t>
-      </w:r>
-      <w:r>
-        <w:rPr>
-          <w:b/>
-          <w:i w:val="0"/>
-        </w:rPr>
-        <w:t>on</w:t>
-      </w:r>
-      <w:r>
-        <w:t xml:space="preserve"> Dataverse (A), on a </w:t>
-      </w:r>
-      <w:r>
-        <w:rPr>
-          <w:b/>
-          <w:i w:val="0"/>
-        </w:rPr>
-        <w:t>relational database behind Power Apps</w:t>
-      </w:r>
-      <w:r>
-        <w:t xml:space="preserve"> (B), or as </w:t>
-      </w:r>
-      <w:r>
-        <w:rPr>
-          <w:b/>
-          <w:i w:val="0"/>
-        </w:rPr>
-        <w:t>our own code</w:t>
-      </w:r>
-      <w:r>
-        <w:t xml:space="preserve"> (C).</w:t>
-      </w:r>
-    </w:p>
-    <w:p>
-      <w:pPr>
-        <w:pStyle w:val="Heading2"/>
-      </w:pPr>
-      <w:r>
-        <w:t>Commercial / integration angle</w:t>
-      </w:r>
-    </w:p>
-    <w:p>
-      <w:r>
-        <w:t>Integration to the Golden Source also varies by option, and three patterns exist for getting entity data there (compared in architecture patterns comparison):</w:t>
-      </w:r>
-    </w:p>
-    <w:p>
-      <w:pPr>
-        <w:pStyle w:val="ListParagraph"/>
-      </w:pPr>
-      <w:r>
-        <w:t xml:space="preserve">• </w:t>
-      </w:r>
-      <w:r>
-        <w:rPr>
-          <w:b/>
-          <w:i w:val="0"/>
-        </w:rPr>
-        <w:t>Direct batch export</w:t>
-      </w:r>
-      <w:r>
-        <w:t xml:space="preserve"> — simplest, near-daily freshness</w:t>
-      </w:r>
-    </w:p>
-    <w:p>
-      <w:pPr>
-        <w:pStyle w:val="ListParagraph"/>
-      </w:pPr>
-      <w:r>
-        <w:t xml:space="preserve">• </w:t>
-      </w:r>
-      <w:r>
-        <w:rPr>
-          <w:b/>
-          <w:i w:val="0"/>
-        </w:rPr>
-        <w:t>Dynamics + ECS message bus</w:t>
-      </w:r>
-      <w:r>
-        <w:t xml:space="preserve"> — near-real-time, decouples consumers</w:t>
-      </w:r>
-    </w:p>
-    <w:p>
-      <w:pPr>
-        <w:pStyle w:val="ListParagraph"/>
-      </w:pPr>
-      <w:r>
-        <w:t xml:space="preserve">• </w:t>
-      </w:r>
-      <w:r>
-        <w:rPr>
-          <w:b/>
-          <w:i w:val="0"/>
-        </w:rPr>
-        <w:t>C# + ECS message bus</w:t>
-      </w:r>
-      <w:r>
-        <w:t xml:space="preserve"> — the native fit for Option C; Outbox Pattern guarantees delivery</w:t>
-      </w:r>
-    </w:p>
-    <w:p>
-      <w:r>
-        <w:t>Option C does not eliminate the need for the enterprise ECS bus — it changes who publishes to it (a background worker instead of a platform plugin). This is a shared dependency either way and should be confirmed early (see the open questions).</w:t>
-      </w:r>
-    </w:p>
-    <w:p>
-      <w:pPr>
-        <w:pStyle w:val="Heading2"/>
-      </w:pPr>
-      <w:r>
-        <w:t>Comparison table</w:t>
-      </w:r>
-    </w:p>
-    <w:tbl>
-      <w:tblPr>
-        <w:tblW w:type="auto" w:w="0"/>
-        <w:jc w:val="center"/>
-        <w:tblLook w:firstColumn="1" w:firstRow="1" w:lastColumn="0" w:lastRow="0" w:noHBand="0" w:noVBand="1" w:val="04A0"/>
-      </w:tblPr>
-      <w:tblGrid>
-        <w:gridCol w:w="2256"/>
-        <w:gridCol w:w="2256"/>
-        <w:gridCol w:w="2256"/>
-        <w:gridCol w:w="2256"/>
-      </w:tblGrid>
-      <w:tr>
-        <w:tc>
-          <w:tcPr>
-            <w:tcW w:type="dxa" w:w="2256"/>
-          </w:tcPr>
-          <w:p>
-            <w:r>
-              <w:rPr>
-                <w:b/>
-              </w:rPr>
-              <w:t>Dimension</w:t>
-            </w:r>
-          </w:p>
-        </w:tc>
-        <w:tc>
-          <w:tcPr>
-            <w:tcW w:type="dxa" w:w="2256"/>
-          </w:tcPr>
-          <w:p>
-            <w:r>
-              <w:rPr>
-                <w:b/>
-              </w:rPr>
-              <w:t>Option A — Power Platform</w:t>
-            </w:r>
-          </w:p>
-        </w:tc>
-        <w:tc>
-          <w:tcPr>
-            <w:tcW w:type="dxa" w:w="2256"/>
-          </w:tcPr>
-          <w:p>
-            <w:r>
-              <w:rPr>
-                <w:b/>
-              </w:rPr>
-              <w:t>Option B — Power Platform + SQL</w:t>
-            </w:r>
-          </w:p>
-        </w:tc>
-        <w:tc>
-          <w:tcPr>
-            <w:tcW w:type="dxa" w:w="2256"/>
-          </w:tcPr>
-          <w:p>
-            <w:r>
-              <w:rPr>
-                <w:b/>
-              </w:rPr>
-              <w:t>Option C — C# / PostgreSQL</w:t>
-            </w:r>
-          </w:p>
-        </w:tc>
-      </w:tr>
-      <w:tr>
-        <w:tc>
-          <w:tcPr>
-            <w:tcW w:type="dxa" w:w="2256"/>
-          </w:tcPr>
-          <w:p>
-            <w:r>
-              <w:t>Core outcome</w:t>
-            </w:r>
-          </w:p>
-        </w:tc>
-        <w:tc>
-          <w:tcPr>
-            <w:tcW w:type="dxa" w:w="2256"/>
-          </w:tcPr>
-          <w:p>
-            <w:r>
-              <w:t>Same</w:t>
-            </w:r>
-          </w:p>
-        </w:tc>
-        <w:tc>
-          <w:tcPr>
-            <w:tcW w:type="dxa" w:w="2256"/>
-          </w:tcPr>
-          <w:p>
-            <w:r>
-              <w:t>Same</w:t>
-            </w:r>
-          </w:p>
-        </w:tc>
-        <w:tc>
-          <w:tcPr>
-            <w:tcW w:type="dxa" w:w="2256"/>
-          </w:tcPr>
-          <w:p>
-            <w:r>
-              <w:t>Same</w:t>
-            </w:r>
-          </w:p>
-        </w:tc>
-      </w:tr>
-      <w:tr>
-        <w:tc>
-          <w:tcPr>
-            <w:tcW w:type="dxa" w:w="2256"/>
-          </w:tcPr>
-          <w:p>
-            <w:r>
-              <w:t>Time to first value</w:t>
-            </w:r>
-          </w:p>
-        </w:tc>
-        <w:tc>
-          <w:tcPr>
-            <w:tcW w:type="dxa" w:w="2256"/>
-          </w:tcPr>
-          <w:p>
-            <w:r>
-              <w:t>Fastest</w:t>
-            </w:r>
-          </w:p>
-        </w:tc>
-        <w:tc>
-          <w:tcPr>
-            <w:tcW w:type="dxa" w:w="2256"/>
-          </w:tcPr>
-          <w:p>
-            <w:r>
-              <w:t>Medium</w:t>
-            </w:r>
-          </w:p>
-        </w:tc>
-        <w:tc>
-          <w:tcPr>
-            <w:tcW w:type="dxa" w:w="2256"/>
-          </w:tcPr>
-          <w:p>
-            <w:r>
-              <w:t>Slowest</w:t>
-            </w:r>
-          </w:p>
-        </w:tc>
-      </w:tr>
-      <w:tr>
-        <w:tc>
-          <w:tcPr>
-            <w:tcW w:type="dxa" w:w="2256"/>
-          </w:tcPr>
-          <w:p>
-            <w:r>
-              <w:t>Recurring cost</w:t>
-            </w:r>
-          </w:p>
-        </w:tc>
-        <w:tc>
-          <w:tcPr>
-            <w:tcW w:type="dxa" w:w="2256"/>
-          </w:tcPr>
-          <w:p>
-            <w:r>
-              <w:t>Per-user / per-app licenses + Dataverse</w:t>
-            </w:r>
-          </w:p>
-        </w:tc>
-        <w:tc>
-          <w:tcPr>
-            <w:tcW w:type="dxa" w:w="2256"/>
-          </w:tcPr>
-          <w:p>
-            <w:r>
-              <w:t>Power Apps per-user + database hosting</w:t>
-            </w:r>
-          </w:p>
-        </w:tc>
-        <w:tc>
-          <w:tcPr>
-            <w:tcW w:type="dxa" w:w="2256"/>
-          </w:tcPr>
-          <w:p>
-            <w:r>
-              <w:t>Infrastructure only</w:t>
-            </w:r>
-          </w:p>
-        </w:tc>
-      </w:tr>
-      <w:tr>
-        <w:tc>
-          <w:tcPr>
-            <w:tcW w:type="dxa" w:w="2256"/>
-          </w:tcPr>
-          <w:p>
-            <w:r>
-              <w:t>Upfront effort</w:t>
-            </w:r>
-          </w:p>
-        </w:tc>
-        <w:tc>
-          <w:tcPr>
-            <w:tcW w:type="dxa" w:w="2256"/>
-          </w:tcPr>
-          <w:p>
-            <w:r>
-              <w:t>Low-code config</w:t>
-            </w:r>
-          </w:p>
-        </w:tc>
-        <w:tc>
-          <w:tcPr>
-            <w:tcW w:type="dxa" w:w="2256"/>
-          </w:tcPr>
-          <w:p>
-            <w:r>
-              <w:t>UI config + DB schema &amp; integration</w:t>
-            </w:r>
-          </w:p>
-        </w:tc>
-        <w:tc>
-          <w:tcPr>
-            <w:tcW w:type="dxa" w:w="2256"/>
-          </w:tcPr>
-          <w:p>
-            <w:r>
-              <w:t>Full engineering</w:t>
-            </w:r>
-          </w:p>
-        </w:tc>
-      </w:tr>
-      <w:tr>
-        <w:tc>
-          <w:tcPr>
-            <w:tcW w:type="dxa" w:w="2256"/>
-          </w:tcPr>
-          <w:p>
-            <w:r>
-              <w:t>Skill availability</w:t>
-            </w:r>
-          </w:p>
-        </w:tc>
-        <w:tc>
-          <w:tcPr>
-            <w:tcW w:type="dxa" w:w="2256"/>
-          </w:tcPr>
-          <w:p>
-            <w:r>
-              <w:t>New Microsoft skills</w:t>
-            </w:r>
-          </w:p>
-        </w:tc>
-        <w:tc>
-          <w:tcPr>
-            <w:tcW w:type="dxa" w:w="2256"/>
-          </w:tcPr>
-          <w:p>
-            <w:r>
-              <w:t>Mixed: Power Platform + existing DBA</w:t>
-            </w:r>
-          </w:p>
-        </w:tc>
-        <w:tc>
-          <w:tcPr>
-            <w:tcW w:type="dxa" w:w="2256"/>
-          </w:tcPr>
-          <w:p>
-            <w:r>
-              <w:t>Existing in-house team</w:t>
-            </w:r>
-          </w:p>
-        </w:tc>
-      </w:tr>
-      <w:tr>
-        <w:tc>
-          <w:tcPr>
-            <w:tcW w:type="dxa" w:w="2256"/>
-          </w:tcPr>
-          <w:p>
-            <w:r>
-              <w:t>Vendor lock-in</w:t>
-            </w:r>
-          </w:p>
-        </w:tc>
-        <w:tc>
-          <w:tcPr>
-            <w:tcW w:type="dxa" w:w="2256"/>
-          </w:tcPr>
-          <w:p>
-            <w:r>
-              <w:t>High</w:t>
-            </w:r>
-          </w:p>
-        </w:tc>
-        <w:tc>
-          <w:tcPr>
-            <w:tcW w:type="dxa" w:w="2256"/>
-          </w:tcPr>
-          <w:p>
-            <w:r>
-              <w:t>Medium</w:t>
-            </w:r>
-          </w:p>
-        </w:tc>
-        <w:tc>
-          <w:tcPr>
-            <w:tcW w:type="dxa" w:w="2256"/>
-          </w:tcPr>
-          <w:p>
-            <w:r>
-              <w:t>Low</w:t>
-            </w:r>
-          </w:p>
-        </w:tc>
-      </w:tr>
-      <w:tr>
-        <w:tc>
-          <w:tcPr>
-            <w:tcW w:type="dxa" w:w="2256"/>
-          </w:tcPr>
-          <w:p>
-            <w:r>
-              <w:t>Data residency</w:t>
-            </w:r>
-          </w:p>
-        </w:tc>
-        <w:tc>
-          <w:tcPr>
-            <w:tcW w:type="dxa" w:w="2256"/>
-          </w:tcPr>
-          <w:p>
-            <w:r>
-              <w:t>EU (platform-allocated)</w:t>
-            </w:r>
-          </w:p>
-        </w:tc>
-        <w:tc>
-          <w:tcPr>
-            <w:tcW w:type="dxa" w:w="2256"/>
-          </w:tcPr>
-          <w:p>
-            <w:r>
-              <w:t>EU (self-controlled DB, platform layer MS)</w:t>
-            </w:r>
-          </w:p>
-        </w:tc>
-        <w:tc>
-          <w:tcPr>
-            <w:tcW w:type="dxa" w:w="2256"/>
-          </w:tcPr>
-          <w:p>
-            <w:r>
-              <w:t>EU (self-controlled)</w:t>
-            </w:r>
-          </w:p>
-        </w:tc>
-      </w:tr>
-      <w:tr>
-        <w:tc>
-          <w:tcPr>
-            <w:tcW w:type="dxa" w:w="2256"/>
-          </w:tcPr>
-          <w:p>
-            <w:r>
-              <w:t>Control &amp; debuggability</w:t>
-            </w:r>
-          </w:p>
-        </w:tc>
-        <w:tc>
-          <w:tcPr>
-            <w:tcW w:type="dxa" w:w="2256"/>
-          </w:tcPr>
-          <w:p>
-            <w:r>
-              <w:t>Platform-limited</w:t>
-            </w:r>
-          </w:p>
-        </w:tc>
-        <w:tc>
-          <w:tcPr>
-            <w:tcW w:type="dxa" w:w="2256"/>
-          </w:tcPr>
-          <w:p>
-            <w:r>
-              <w:t>Partial — DB full, UI platform-limited</w:t>
-            </w:r>
-          </w:p>
-        </w:tc>
-        <w:tc>
-          <w:tcPr>
-            <w:tcW w:type="dxa" w:w="2256"/>
-          </w:tcPr>
-          <w:p>
-            <w:r>
-              <w:t>Full</w:t>
-            </w:r>
-          </w:p>
-        </w:tc>
-      </w:tr>
-      <w:tr>
-        <w:tc>
-          <w:tcPr>
-            <w:tcW w:type="dxa" w:w="2256"/>
-          </w:tcPr>
-          <w:p>
-            <w:r>
-              <w:t>Native Microsoft integrations</w:t>
-            </w:r>
-          </w:p>
-        </w:tc>
-        <w:tc>
-          <w:tcPr>
-            <w:tcW w:type="dxa" w:w="2256"/>
-          </w:tcPr>
-          <w:p>
-            <w:r>
-              <w:t>Out of the box</w:t>
-            </w:r>
-          </w:p>
-        </w:tc>
-        <w:tc>
-          <w:tcPr>
-            <w:tcW w:type="dxa" w:w="2256"/>
-          </w:tcPr>
-          <w:p>
-            <w:r>
-              <w:t>Partial — some require workarounds</w:t>
-            </w:r>
-          </w:p>
-        </w:tc>
-        <w:tc>
-          <w:tcPr>
-            <w:tcW w:type="dxa" w:w="2256"/>
-          </w:tcPr>
-          <w:p>
-            <w:r>
-              <w:t>Rebuilt</w:t>
-            </w:r>
-          </w:p>
-        </w:tc>
-      </w:tr>
-      <w:tr>
-        <w:tc>
-          <w:tcPr>
-            <w:tcW w:type="dxa" w:w="2256"/>
-          </w:tcPr>
-          <w:p>
-            <w:r>
-              <w:t>Operating model</w:t>
-            </w:r>
-          </w:p>
-        </w:tc>
-        <w:tc>
-          <w:tcPr>
-            <w:tcW w:type="dxa" w:w="2256"/>
-          </w:tcPr>
-          <w:p>
-            <w:r>
-              <w:t>Lease the platform</w:t>
-            </w:r>
-          </w:p>
-        </w:tc>
-        <w:tc>
-          <w:tcPr>
-            <w:tcW w:type="dxa" w:w="2256"/>
-          </w:tcPr>
-          <w:p>
-            <w:r>
-              <w:t>Lease UI, own data layer</w:t>
-            </w:r>
-          </w:p>
-        </w:tc>
-        <w:tc>
-          <w:tcPr>
-            <w:tcW w:type="dxa" w:w="2256"/>
-          </w:tcPr>
-          <w:p>
-            <w:r>
-              <w:t>Own the stack</w:t>
-            </w:r>
-          </w:p>
-        </w:tc>
-      </w:tr>
-    </w:tbl>
-    <w:p>
-      <w:pPr>
-        <w:pStyle w:val="Heading2"/>
-      </w:pPr>
-      <w:r>
-        <w:t>Decision framing</w:t>
-      </w:r>
-    </w:p>
-    <w:p>
-      <w:r>
-        <w:t xml:space="preserve">This is a </w:t>
-      </w:r>
-      <w:r>
-        <w:rPr>
-          <w:b/>
-          <w:i w:val="0"/>
-        </w:rPr>
-        <w:t>business operating-model decision</w:t>
-      </w:r>
-      <w:r>
-        <w:t>, not purely technical. It comes down to:</w:t>
-      </w:r>
-    </w:p>
-    <w:p>
-      <w:pPr>
-        <w:pStyle w:val="ListParagraph"/>
-      </w:pPr>
-      <w:r>
-        <w:t xml:space="preserve">• </w:t>
-      </w:r>
-      <w:r>
-        <w:rPr>
-          <w:b/>
-          <w:i w:val="0"/>
-        </w:rPr>
-        <w:t>Buy a managed platform</w:t>
-      </w:r>
-      <w:r>
-        <w:t xml:space="preserve"> (Option A) for speed and lower current spend on people, accepting licence cost and lock-in.</w:t>
-      </w:r>
-    </w:p>
-    <w:p>
-      <w:pPr>
-        <w:pStyle w:val="ListParagraph"/>
-      </w:pPr>
-      <w:r>
-        <w:t xml:space="preserve">• </w:t>
-      </w:r>
-      <w:r>
-        <w:rPr>
-          <w:b/>
-          <w:i w:val="0"/>
-        </w:rPr>
-        <w:t>Take the middle path</w:t>
-      </w:r>
-      <w:r>
-        <w:t xml:space="preserve"> (Option B) — keeping the Power Apps UI but moving data to a relational database the firm controls, accepting hybrid complexity and feature gaps in exchange for lower platform cost and data portability.</w:t>
-      </w:r>
-    </w:p>
-    <w:p>
-      <w:pPr>
-        <w:pStyle w:val="ListParagraph"/>
-      </w:pPr>
-      <w:r>
-        <w:t xml:space="preserve">• </w:t>
-      </w:r>
-      <w:r>
-        <w:rPr>
-          <w:b/>
-          <w:i w:val="0"/>
-        </w:rPr>
-        <w:t>Invest engineering effort</w:t>
-      </w:r>
-      <w:r>
-        <w:t xml:space="preserve"> (Option C) to reuse existing capability, eliminate per-seat licensing, and keep full control.</w:t>
-      </w:r>
-    </w:p>
-    <w:p>
-      <w:r>
-        <w:t>The decision should be made at TDA review weighing these pluses and minuses against the programme's cost envelope, delivery timeline, and appetite for long-term platform commitment.</w:t>
-      </w:r>
-    </w:p>
-    <w:p>
-      <w:pPr>
-        <w:pStyle w:val="Heading2"/>
-      </w:pPr>
-      <w:r>
-        <w:t>Related</w:t>
-      </w:r>
-    </w:p>
-    <w:p>
-      <w:pPr>
-        <w:pStyle w:val="ListParagraph"/>
-      </w:pPr>
-      <w:r>
-        <w:t xml:space="preserve">• </w:t>
-      </w:r>
-      <w:r>
-        <w:t>solution overview — Parent document; current (Dataverse) design</w:t>
-      </w:r>
-    </w:p>
-    <w:p>
-      <w:pPr>
-        <w:pStyle w:val="ListParagraph"/>
-      </w:pPr>
-      <w:r>
-        <w:t xml:space="preserve">• </w:t>
-      </w:r>
-      <w:r>
-        <w:t>alternative architecture traditional csharp — Full Option C design with cost/operability detail</w:t>
-      </w:r>
-    </w:p>
-    <w:p>
-      <w:pPr>
-        <w:pStyle w:val="ListParagraph"/>
-      </w:pPr>
-      <w:r>
-        <w:t xml:space="preserve">• </w:t>
-      </w:r>
-      <w:r>
-        <w:t>power apps rationale — The platform decision Option A is based on</w:t>
-      </w:r>
-    </w:p>
-    <w:p>
-      <w:pPr>
-        <w:pStyle w:val="ListParagraph"/>
-      </w:pPr>
-      <w:r>
-        <w:t xml:space="preserve">• </w:t>
-      </w:r>
-      <w:r>
-        <w:t>business capabilities — The capability model all three options must satisfy</w:t>
-      </w:r>
-    </w:p>
-    <w:p>
-      <w:pPr>
-        <w:pStyle w:val="ListParagraph"/>
-      </w:pPr>
-      <w:r>
-        <w:t xml:space="preserve">• </w:t>
-      </w:r>
-      <w:r>
-        <w:t>architecture patterns comparison — Integration to Golden Source, shared by all options</w:t>
-      </w:r>
-    </w:p>
-    <w:p>
-      <w:pPr>
-        <w:pStyle w:val="Heading2"/>
-      </w:pPr>
-      <w:r>
-        <w:t>Architecture Patterns — Integration to Golden Source</w:t>
-      </w:r>
-    </w:p>
-    <w:p>
-      <w:r>
-        <w:t>Three integration patterns for populating a Golden Source database from a CRM system. Each shows a different mechanism for getting entity data from the system of engagement into the authoritative master data store consumed by BI, Finance, and downstream systems.</w:t>
-      </w:r>
-    </w:p>
-    <w:p>
-      <w:pPr>
-        <w:pStyle w:val="Heading2"/>
-      </w:pPr>
-      <w:r>
-        <w:t>Pattern 1 — Dynamics 365 Direct Export</w:t>
-      </w:r>
-    </w:p>
-    <w:p>
-      <w:r>
-        <w:t>The simplest pattern. Dynamics 365 / Dataverse is the primary CRM system. Entity data is exported on a scheduled basis (or manually) to the Golden Source database.</w:t>
-      </w:r>
-    </w:p>
-    <w:p>
-      <w:pPr>
-        <w:pStyle w:val="ListParagraph"/>
-      </w:pPr>
-      <w:r>
-        <w:t xml:space="preserve">• </w:t>
-      </w:r>
-      <w:r>
-        <w:t>Export runs as a batch job — full or incremental sync</w:t>
-      </w:r>
-    </w:p>
-    <w:p>
-      <w:pPr>
-        <w:pStyle w:val="ListParagraph"/>
-      </w:pPr>
-      <w:r>
-        <w:t xml:space="preserve">• </w:t>
-      </w:r>
-      <w:r>
-        <w:t>Mapping and transform layer handles schema differences between Dataverse and the target store</w:t>
-      </w:r>
-    </w:p>
-    <w:p>
-      <w:pPr>
-        <w:pStyle w:val="ListParagraph"/>
-      </w:pPr>
-      <w:r>
-        <w:t xml:space="preserve">• </w:t>
-      </w:r>
-      <w:r>
-        <w:t>No real-time sync — data freshness depends on export frequency</w:t>
-      </w:r>
-    </w:p>
-    <w:p>
-      <w:pPr>
-        <w:pStyle w:val="ListParagraph"/>
-      </w:pPr>
-      <w:r>
-        <w:t xml:space="preserve">• </w:t>
-      </w:r>
-      <w:r>
-        <w:t>Suitable when downstream consumers can tolerate near-daily staleness</w:t>
-      </w:r>
-    </w:p>
-    <w:p>
-      <w:pPr>
-        <w:pStyle w:val="Heading2"/>
-      </w:pPr>
-      <w:r>
-        <w:t>Pattern 2 — Dynamics 365 + ECS Message Bus</w:t>
-      </w:r>
-    </w:p>
-    <w:p>
-      <w:r>
-        <w:t>Dynamics 365 remains the system of engagement, but entity changes are captured in near-real-time via the ECS (Enterprise Connectivity Services) message bus.</w:t>
-      </w:r>
-    </w:p>
-    <w:p>
-      <w:pPr>
-        <w:pStyle w:val="ListParagraph"/>
-      </w:pPr>
-      <w:r>
-        <w:t xml:space="preserve">• </w:t>
-      </w:r>
-      <w:r>
-        <w:t>Dataverse change tracking or a Power Automate flow captures entity mutations</w:t>
-      </w:r>
-    </w:p>
-    <w:p>
-      <w:pPr>
-        <w:pStyle w:val="ListParagraph"/>
-      </w:pPr>
-      <w:r>
-        <w:t xml:space="preserve">• </w:t>
-      </w:r>
-      <w:r>
-        <w:t>Changes are published as events to an ECS topic</w:t>
-      </w:r>
-    </w:p>
-    <w:p>
-      <w:pPr>
-        <w:pStyle w:val="ListParagraph"/>
-      </w:pPr>
-      <w:r>
-        <w:t xml:space="preserve">• </w:t>
-      </w:r>
-      <w:r>
-        <w:t>A consumer worker service subscribes, transforms, and upserts into the Golden Source</w:t>
-      </w:r>
-    </w:p>
-    <w:p>
-      <w:pPr>
-        <w:pStyle w:val="ListParagraph"/>
-      </w:pPr>
-      <w:r>
-        <w:t xml:space="preserve">• </w:t>
-      </w:r>
-      <w:r>
-        <w:t>Decouples the CRM from downstream consumers — multiple systems can subscribe to the same change stream</w:t>
-      </w:r>
-    </w:p>
-    <w:p>
-      <w:pPr>
-        <w:pStyle w:val="ListParagraph"/>
-      </w:pPr>
-      <w:r>
-        <w:t xml:space="preserve">• </w:t>
-      </w:r>
-      <w:r>
-        <w:t>Near-real-time freshness; failed messages route to a dead-letter queue for retry</w:t>
-      </w:r>
-    </w:p>
-    <w:p>
-      <w:pPr>
-        <w:pStyle w:val="Heading2"/>
-      </w:pPr>
-      <w:r>
-        <w:t>Pattern 3 — C# / ASP.NET Core + ECS Message Bus</w:t>
-      </w:r>
-    </w:p>
-    <w:p>
-      <w:r>
-        <w:t>No Dynamics or Dataverse dependency. A custom ASP.NET Core application writes directly to PostgreSQL as the primary data store, and publishes entity changes to the ECS bus via the Outbox Pattern.</w:t>
-      </w:r>
-    </w:p>
-    <w:p>
-      <w:pPr>
-        <w:pStyle w:val="ListParagraph"/>
-      </w:pPr>
-      <w:r>
-        <w:t xml:space="preserve">• </w:t>
-      </w:r>
-      <w:r>
-        <w:t>Application commits write the domain event and outbox record in the same database transaction</w:t>
-      </w:r>
-    </w:p>
-    <w:p>
-      <w:pPr>
-        <w:pStyle w:val="ListParagraph"/>
-      </w:pPr>
-      <w:r>
-        <w:t xml:space="preserve">• </w:t>
-      </w:r>
-      <w:r>
-        <w:t>A background dispatcher publishes outbox events to ECS — guarantees exactly-once delivery</w:t>
-      </w:r>
-    </w:p>
-    <w:p>
-      <w:pPr>
-        <w:pStyle w:val="ListParagraph"/>
-      </w:pPr>
-      <w:r>
-        <w:t xml:space="preserve">• </w:t>
-      </w:r>
-      <w:r>
-        <w:t>External consumers (Finance bridge, BI feeds, other lines of business) subscribe to the ECS topic</w:t>
-      </w:r>
-    </w:p>
-    <w:p>
-      <w:pPr>
-        <w:pStyle w:val="ListParagraph"/>
-      </w:pPr>
-      <w:r>
-        <w:t xml:space="preserve">• </w:t>
-      </w:r>
-      <w:r>
-        <w:t>Golden Source database is the application's own PostgreSQL — no separate copy/sync step</w:t>
-      </w:r>
-    </w:p>
-    <w:p>
-      <w:pPr>
-        <w:pStyle w:val="ListParagraph"/>
-      </w:pPr>
-      <w:r>
-        <w:t xml:space="preserve">• </w:t>
-      </w:r>
-      <w:r>
-        <w:t>Full control over schema, security model, and change capture without platform constraints</w:t>
-      </w:r>
-    </w:p>
-    <w:p>
-      <w:pPr>
-        <w:pStyle w:val="Heading2"/>
-      </w:pPr>
-      <w:r>
-        <w:t>Comparison</w:t>
-      </w:r>
-    </w:p>
-    <w:tbl>
-      <w:tblPr>
-        <w:tblW w:type="auto" w:w="0"/>
-        <w:jc w:val="center"/>
-        <w:tblLook w:firstColumn="1" w:firstRow="1" w:lastColumn="0" w:lastRow="0" w:noHBand="0" w:noVBand="1" w:val="04A0"/>
-      </w:tblPr>
-      <w:tblGrid>
-        <w:gridCol w:w="2256"/>
-        <w:gridCol w:w="2256"/>
-        <w:gridCol w:w="2256"/>
-        <w:gridCol w:w="2256"/>
-      </w:tblGrid>
-      <w:tr>
-        <w:tc>
-          <w:tcPr>
-            <w:tcW w:type="dxa" w:w="2256"/>
-          </w:tcPr>
-          <w:p>
-            <w:r>
-              <w:rPr>
-                <w:b/>
-              </w:rPr>
               <w:t>Aspect</w:t>
             </w:r>
           </w:p>
@@ -65459,6 +66694,25 @@
       </w:r>
       <w:r>
         <w:t xml:space="preserve"> — Option C: Traditional C# / PostgreSQL (alternative)</w:t>
+      </w:r>
+    </w:p>
+    <w:p>
+      <w:pPr>
+        <w:pStyle w:val="ListParagraph"/>
+      </w:pPr>
+      <w:r>
+        <w:t xml:space="preserve">• </w:t>
+      </w:r>
+      <w:r>
+        <w:rPr>
+          <w:rFonts w:ascii="Consolas" w:hAnsi="Consolas"/>
+          <w:b w:val="0"/>
+          <w:i w:val="0"/>
+        </w:rPr>
+        <w:t>wiki/dynamics-365-sales/</w:t>
+      </w:r>
+      <w:r>
+        <w:t xml:space="preserve"> — Option D: Packaged Dynamics 365 Sales (considered, detailed design TBD)</w:t>
       </w:r>
     </w:p>
     <w:p>
@@ -66805,10 +68059,26 @@
     </w:tbl>
     <w:p>
       <w:pPr>
-        <w:pStyle w:val="Heading2"/>
-      </w:pPr>
-      <w:r>
-        <w:t>Approach &amp; Decision Material</w:t>
+        <w:pStyle w:val="Heading3"/>
+      </w:pPr>
+      <w:r>
+        <w:t>Option D — Dynamics 365 Sales</w:t>
+      </w:r>
+    </w:p>
+    <w:p>
+      <w:r>
+        <w:t xml:space="preserve">Packaged product, tracked in </w:t>
+      </w:r>
+      <w:r>
+        <w:rPr>
+          <w:rFonts w:ascii="Consolas" w:hAnsi="Consolas"/>
+          <w:b w:val="0"/>
+          <w:i w:val="0"/>
+        </w:rPr>
+        <w:t>wiki/dynamics-365-sales/</w:t>
+      </w:r>
+      <w:r>
+        <w:t>.</w:t>
       </w:r>
     </w:p>
     <w:tbl>
@@ -66856,7 +68126,7 @@
           </w:tcPr>
           <w:p>
             <w:r>
-              <w:t>architecture approach executive summary</w:t>
+              <w:t>option d dynamics 365 sales</w:t>
             </w:r>
           </w:p>
         </w:tc>
@@ -66866,51 +68136,7 @@
           </w:tcPr>
           <w:p>
             <w:r>
-              <w:t>Plus/minus of the three architectural approaches without preference</w:t>
-            </w:r>
-          </w:p>
-        </w:tc>
-      </w:tr>
-      <w:tr>
-        <w:tc>
-          <w:tcPr>
-            <w:tcW w:type="dxa" w:w="4513"/>
-          </w:tcPr>
-          <w:p>
-            <w:r>
-              <w:t>architecture patterns comparison</w:t>
-            </w:r>
-          </w:p>
-        </w:tc>
-        <w:tc>
-          <w:tcPr>
-            <w:tcW w:type="dxa" w:w="4513"/>
-          </w:tcPr>
-          <w:p>
-            <w:r>
-              <w:t>Integration patterns to Golden Source</w:t>
-            </w:r>
-          </w:p>
-        </w:tc>
-      </w:tr>
-      <w:tr>
-        <w:tc>
-          <w:tcPr>
-            <w:tcW w:type="dxa" w:w="4513"/>
-          </w:tcPr>
-          <w:p>
-            <w:r>
-              <w:t>solution options</w:t>
-            </w:r>
-          </w:p>
-        </w:tc>
-        <w:tc>
-          <w:tcPr>
-            <w:tcW w:type="dxa" w:w="4513"/>
-          </w:tcPr>
-          <w:p>
-            <w:r>
-              <w:t>Solution options and trade-offs analysis</w:t>
+              <w:t>Option D overview, trade-offs, and open questions (detailed design TBD)</w:t>
             </w:r>
           </w:p>
         </w:tc>
@@ -66921,7 +68147,7 @@
         <w:pStyle w:val="Heading2"/>
       </w:pPr>
       <w:r>
-        <w:t>Compliance &amp; Governance</w:t>
+        <w:t>Approach &amp; Decision Material</w:t>
       </w:r>
     </w:p>
     <w:tbl>
@@ -66969,7 +68195,7 @@
           </w:tcPr>
           <w:p>
             <w:r>
-              <w:t>compliance</w:t>
+              <w:t>architecture approach executive summary</w:t>
             </w:r>
           </w:p>
         </w:tc>
@@ -66979,7 +68205,7 @@
           </w:tcPr>
           <w:p>
             <w:r>
-              <w:t>Regulatory and compliance requirements</w:t>
+              <w:t>Plus/minus of the four architectural approaches without preference</w:t>
             </w:r>
           </w:p>
         </w:tc>
@@ -66991,7 +68217,7 @@
           </w:tcPr>
           <w:p>
             <w:r>
-              <w:t>governance approval</w:t>
+              <w:t>architecture approach executive summary one page</w:t>
             </w:r>
           </w:p>
         </w:tc>
@@ -67001,7 +68227,7 @@
           </w:tcPr>
           <w:p>
             <w:r>
-              <w:t>Approval workflow</w:t>
+              <w:t>One-page A4 summary of the four approaches for decision review</w:t>
             </w:r>
           </w:p>
         </w:tc>
@@ -67013,7 +68239,7 @@
           </w:tcPr>
           <w:p>
             <w:r>
-              <w:t>governance oversight</w:t>
+              <w:t>architecture patterns comparison</w:t>
             </w:r>
           </w:p>
         </w:tc>
@@ -67023,7 +68249,29 @@
           </w:tcPr>
           <w:p>
             <w:r>
-              <w:t>Governance structure (TDA oversight)</w:t>
+              <w:t>Integration patterns to Golden Source</w:t>
+            </w:r>
+          </w:p>
+        </w:tc>
+      </w:tr>
+      <w:tr>
+        <w:tc>
+          <w:tcPr>
+            <w:tcW w:type="dxa" w:w="4513"/>
+          </w:tcPr>
+          <w:p>
+            <w:r>
+              <w:t>solution options</w:t>
+            </w:r>
+          </w:p>
+        </w:tc>
+        <w:tc>
+          <w:tcPr>
+            <w:tcW w:type="dxa" w:w="4513"/>
+          </w:tcPr>
+          <w:p>
+            <w:r>
+              <w:t>Solution options and trade-offs analysis</w:t>
             </w:r>
           </w:p>
         </w:tc>
@@ -67034,7 +68282,7 @@
         <w:pStyle w:val="Heading2"/>
       </w:pPr>
       <w:r>
-        <w:t>Implementation Roadmap</w:t>
+        <w:t>Compliance &amp; Governance</w:t>
       </w:r>
     </w:p>
     <w:tbl>
@@ -67082,7 +68330,7 @@
           </w:tcPr>
           <w:p>
             <w:r>
-              <w:t>roadmap phases</w:t>
+              <w:t>compliance</w:t>
             </w:r>
           </w:p>
         </w:tc>
@@ -67092,7 +68340,7 @@
           </w:tcPr>
           <w:p>
             <w:r>
-              <w:t>Roadmap phases</w:t>
+              <w:t>Regulatory and compliance requirements</w:t>
             </w:r>
           </w:p>
         </w:tc>
@@ -67104,7 +68352,7 @@
           </w:tcPr>
           <w:p>
             <w:r>
-              <w:t>roadmap timelines</w:t>
+              <w:t>governance approval</w:t>
             </w:r>
           </w:p>
         </w:tc>
@@ -67114,7 +68362,7 @@
           </w:tcPr>
           <w:p>
             <w:r>
-              <w:t>Roadmap timelines</w:t>
+              <w:t>Approval workflow</w:t>
             </w:r>
           </w:p>
         </w:tc>
@@ -67126,7 +68374,7 @@
           </w:tcPr>
           <w:p>
             <w:r>
-              <w:t>roadmap dependencies</w:t>
+              <w:t>governance oversight</w:t>
             </w:r>
           </w:p>
         </w:tc>
@@ -67136,7 +68384,7 @@
           </w:tcPr>
           <w:p>
             <w:r>
-              <w:t>Roadmap key dependencies</w:t>
+              <w:t>Governance structure (TDA oversight)</w:t>
             </w:r>
           </w:p>
         </w:tc>
@@ -67147,7 +68395,7 @@
         <w:pStyle w:val="Heading2"/>
       </w:pPr>
       <w:r>
-        <w:t>Cost &amp; Benefits</w:t>
+        <w:t>Implementation Roadmap</w:t>
       </w:r>
     </w:p>
     <w:tbl>
@@ -67195,6 +68443,119 @@
           </w:tcPr>
           <w:p>
             <w:r>
+              <w:t>roadmap phases</w:t>
+            </w:r>
+          </w:p>
+        </w:tc>
+        <w:tc>
+          <w:tcPr>
+            <w:tcW w:type="dxa" w:w="4513"/>
+          </w:tcPr>
+          <w:p>
+            <w:r>
+              <w:t>Roadmap phases</w:t>
+            </w:r>
+          </w:p>
+        </w:tc>
+      </w:tr>
+      <w:tr>
+        <w:tc>
+          <w:tcPr>
+            <w:tcW w:type="dxa" w:w="4513"/>
+          </w:tcPr>
+          <w:p>
+            <w:r>
+              <w:t>roadmap timelines</w:t>
+            </w:r>
+          </w:p>
+        </w:tc>
+        <w:tc>
+          <w:tcPr>
+            <w:tcW w:type="dxa" w:w="4513"/>
+          </w:tcPr>
+          <w:p>
+            <w:r>
+              <w:t>Roadmap timelines</w:t>
+            </w:r>
+          </w:p>
+        </w:tc>
+      </w:tr>
+      <w:tr>
+        <w:tc>
+          <w:tcPr>
+            <w:tcW w:type="dxa" w:w="4513"/>
+          </w:tcPr>
+          <w:p>
+            <w:r>
+              <w:t>roadmap dependencies</w:t>
+            </w:r>
+          </w:p>
+        </w:tc>
+        <w:tc>
+          <w:tcPr>
+            <w:tcW w:type="dxa" w:w="4513"/>
+          </w:tcPr>
+          <w:p>
+            <w:r>
+              <w:t>Roadmap key dependencies</w:t>
+            </w:r>
+          </w:p>
+        </w:tc>
+      </w:tr>
+    </w:tbl>
+    <w:p>
+      <w:pPr>
+        <w:pStyle w:val="Heading2"/>
+      </w:pPr>
+      <w:r>
+        <w:t>Cost &amp; Benefits</w:t>
+      </w:r>
+    </w:p>
+    <w:tbl>
+      <w:tblPr>
+        <w:tblW w:type="auto" w:w="0"/>
+        <w:jc w:val="center"/>
+        <w:tblLook w:firstColumn="1" w:firstRow="1" w:lastColumn="0" w:lastRow="0" w:noHBand="0" w:noVBand="1" w:val="04A0"/>
+      </w:tblPr>
+      <w:tblGrid>
+        <w:gridCol w:w="4513"/>
+        <w:gridCol w:w="4513"/>
+      </w:tblGrid>
+      <w:tr>
+        <w:tc>
+          <w:tcPr>
+            <w:tcW w:type="dxa" w:w="4513"/>
+          </w:tcPr>
+          <w:p>
+            <w:r>
+              <w:rPr>
+                <w:b/>
+              </w:rPr>
+              <w:t>Note</w:t>
+            </w:r>
+          </w:p>
+        </w:tc>
+        <w:tc>
+          <w:tcPr>
+            <w:tcW w:type="dxa" w:w="4513"/>
+          </w:tcPr>
+          <w:p>
+            <w:r>
+              <w:rPr>
+                <w:b/>
+              </w:rPr>
+              <w:t>Purpose</w:t>
+            </w:r>
+          </w:p>
+        </w:tc>
+      </w:tr>
+      <w:tr>
+        <w:tc>
+          <w:tcPr>
+            <w:tcW w:type="dxa" w:w="4513"/>
+          </w:tcPr>
+          <w:p>
+            <w:r>
               <w:t>cost estimates</w:t>
             </w:r>
           </w:p>
@@ -67478,7 +68839,282 @@
         <w:t xml:space="preserve">• </w:t>
       </w:r>
       <w:r>
-        <w:t>architecture approach executive summary — Three-way option comparison (parent decision material)</w:t>
+        <w:t>architecture approach executive summary — Four-way option comparison (parent decision material)</w:t>
+      </w:r>
+    </w:p>
+    <w:p>
+      <w:pPr>
+        <w:pStyle w:val="ListParagraph"/>
+      </w:pPr>
+      <w:r>
+        <w:t xml:space="preserve">• </w:t>
+      </w:r>
+      <w:r>
+        <w:t>solution overview — Parent document; current (Dataverse) design</w:t>
+      </w:r>
+    </w:p>
+    <w:p>
+      <w:pPr>
+        <w:pStyle w:val="Heading2"/>
+      </w:pPr>
+      <w:r>
+        <w:t>Option D — Dynamics 365 Sales</w:t>
+      </w:r>
+    </w:p>
+    <w:p>
+      <w:r>
+        <w:t>The packaged Microsoft sales CRM, run on Dataverse as-is rather than building a custom model. The standard sales lifecycle (Lead → Opportunity → Quote → Order → Invoice) applies directly.</w:t>
+      </w:r>
+    </w:p>
+    <w:p>
+      <w:r>
+        <w:t xml:space="preserve">This option is introduced (at a high level) in the architecture approach executive summary. Detail is currently captured in the fit assessment within power apps rationale; a full design note is </w:t>
+      </w:r>
+      <w:r>
+        <w:rPr>
+          <w:b/>
+          <w:i w:val="0"/>
+        </w:rPr>
+        <w:t>TBD</w:t>
+      </w:r>
+      <w:r>
+        <w:t xml:space="preserve"> if this option is pursued.</w:t>
+      </w:r>
+    </w:p>
+    <w:p>
+      <w:pPr>
+        <w:pStyle w:val="Heading2"/>
+      </w:pPr>
+      <w:r>
+        <w:t>Known Trade-offs (from the executive summary)</w:t>
+      </w:r>
+    </w:p>
+    <w:p>
+      <w:r>
+        <w:rPr>
+          <w:b/>
+          <w:i w:val="0"/>
+        </w:rPr>
+        <w:t>Pluses:</w:t>
+      </w:r>
+    </w:p>
+    <w:p>
+      <w:pPr>
+        <w:pStyle w:val="ListParagraph"/>
+      </w:pPr>
+      <w:r>
+        <w:t xml:space="preserve">• </w:t>
+      </w:r>
+      <w:r>
+        <w:t>Packaged sales process — Lead → Opportunity → Quote → Order → Invoice works out of the box with zero build</w:t>
+      </w:r>
+    </w:p>
+    <w:p>
+      <w:pPr>
+        <w:pStyle w:val="ListParagraph"/>
+      </w:pPr>
+      <w:r>
+        <w:t xml:space="preserve">• </w:t>
+      </w:r>
+      <w:r>
+        <w:t>Mature sales features — pipeline management, product catalogue, LinkedIn Sales Navigator, Copilot for Sales</w:t>
+      </w:r>
+    </w:p>
+    <w:p>
+      <w:pPr>
+        <w:pStyle w:val="ListParagraph"/>
+      </w:pPr>
+      <w:r>
+        <w:t xml:space="preserve">• </w:t>
+      </w:r>
+      <w:r>
+        <w:t>Native integrations — Outlook, SharePoint, Teams, Power BI, audit trail ship with the product</w:t>
+      </w:r>
+    </w:p>
+    <w:p>
+      <w:pPr>
+        <w:pStyle w:val="ListParagraph"/>
+      </w:pPr>
+      <w:r>
+        <w:t xml:space="preserve">• </w:t>
+      </w:r>
+      <w:r>
+        <w:t>Managed platform — security, infrastructure, and capacity are Microsoft's responsibility</w:t>
+      </w:r>
+    </w:p>
+    <w:p>
+      <w:r>
+        <w:rPr>
+          <w:b/>
+          <w:i w:val="0"/>
+        </w:rPr>
+        <w:t>Minuses:</w:t>
+      </w:r>
+    </w:p>
+    <w:p>
+      <w:pPr>
+        <w:pStyle w:val="ListParagraph"/>
+      </w:pPr>
+      <w:r>
+        <w:t xml:space="preserve">• </w:t>
+      </w:r>
+      <w:r>
+        <w:t>Lifecycle mismatch — the KF advisory lifecycle (pitch → NDA → multi-round bid → due diligence → regulatory gates) does not match the packaged sales pipeline</w:t>
+      </w:r>
+    </w:p>
+    <w:p>
+      <w:pPr>
+        <w:pStyle w:val="ListParagraph"/>
+      </w:pPr>
+      <w:r>
+        <w:t xml:space="preserve">• </w:t>
+      </w:r>
+      <w:r>
+        <w:t>Fit gap remains — 8 of 11 core entities (kf</w:t>
+      </w:r>
+      <w:r>
+        <w:rPr>
+          <w:b w:val="0"/>
+          <w:i/>
+        </w:rPr>
+        <w:t>Pitch, kf</w:t>
+      </w:r>
+      <w:r>
+        <w:t>NDA, kf</w:t>
+      </w:r>
+      <w:r>
+        <w:rPr>
+          <w:b w:val="0"/>
+          <w:i/>
+        </w:rPr>
+        <w:t>Bid, kf</w:t>
+      </w:r>
+      <w:r>
+        <w:t>DDMilestone, kf</w:t>
+      </w:r>
+      <w:r>
+        <w:rPr>
+          <w:b w:val="0"/>
+          <w:i/>
+        </w:rPr>
+        <w:t>RedFlag, kf</w:t>
+      </w:r>
+      <w:r>
+        <w:t>InvestorProfile, kf</w:t>
+      </w:r>
+      <w:r>
+        <w:rPr>
+          <w:b w:val="0"/>
+          <w:i/>
+        </w:rPr>
+        <w:t>DataRoomAccess, kf</w:t>
+      </w:r>
+      <w:r>
+        <w:t>KYCRecord) have no packaged equivalent; they must be custom-built on Dataverse anyway</w:t>
+      </w:r>
+    </w:p>
+    <w:p>
+      <w:pPr>
+        <w:pStyle w:val="ListParagraph"/>
+      </w:pPr>
+      <w:r>
+        <w:t xml:space="preserve">• </w:t>
+      </w:r>
+      <w:r>
+        <w:t>Unwanted features — packaged capabilities (product catalogue, transactional quotes) are bundled regardless of need</w:t>
+      </w:r>
+    </w:p>
+    <w:p>
+      <w:pPr>
+        <w:pStyle w:val="ListParagraph"/>
+      </w:pPr>
+      <w:r>
+        <w:t xml:space="preserve">• </w:t>
+      </w:r>
+      <w:r>
+        <w:t>Ongoing licensing cost — per-user D365 Sales licenses on top of Dataverse</w:t>
+      </w:r>
+    </w:p>
+    <w:p>
+      <w:pPr>
+        <w:pStyle w:val="ListParagraph"/>
+      </w:pPr>
+      <w:r>
+        <w:t xml:space="preserve">• </w:t>
+      </w:r>
+      <w:r>
+        <w:t>Vendor lock-in — data, model, and process sit on Microsoft's platform</w:t>
+      </w:r>
+    </w:p>
+    <w:p>
+      <w:pPr>
+        <w:pStyle w:val="Heading2"/>
+      </w:pPr>
+      <w:r>
+        <w:t>Open Questions for TDA</w:t>
+      </w:r>
+    </w:p>
+    <w:p>
+      <w:pPr>
+        <w:pStyle w:val="ListParagraph"/>
+      </w:pPr>
+      <w:r>
+        <w:t xml:space="preserve">• </w:t>
+      </w:r>
+      <w:r>
+        <w:t>Is the standard sales lifecycle acceptable for any service line, or is the lifecycle mismatch a blocker?</w:t>
+      </w:r>
+    </w:p>
+    <w:p>
+      <w:pPr>
+        <w:pStyle w:val="ListParagraph"/>
+      </w:pPr>
+      <w:r>
+        <w:t xml:space="preserve">• </w:t>
+      </w:r>
+      <w:r>
+        <w:t>Do the 8 custom entities change the value proposition enough that a custom app (Option A) dominates this option on the same platform?</w:t>
+      </w:r>
+    </w:p>
+    <w:p>
+      <w:pPr>
+        <w:pStyle w:val="ListParagraph"/>
+      </w:pPr>
+      <w:r>
+        <w:t xml:space="preserve">• </w:t>
+      </w:r>
+      <w:r>
+        <w:t>How does D365 Sales licensing compare against Power Apps per-user for the intended user base?</w:t>
+      </w:r>
+    </w:p>
+    <w:p>
+      <w:pPr>
+        <w:pStyle w:val="Heading2"/>
+      </w:pPr>
+      <w:r>
+        <w:t>Related</w:t>
+      </w:r>
+    </w:p>
+    <w:p>
+      <w:pPr>
+        <w:pStyle w:val="ListParagraph"/>
+      </w:pPr>
+      <w:r>
+        <w:t xml:space="preserve">• </w:t>
+      </w:r>
+      <w:r>
+        <w:t>architecture approach executive summary — Four-way option comparison (parent decision material)</w:t>
+      </w:r>
+    </w:p>
+    <w:p>
+      <w:pPr>
+        <w:pStyle w:val="ListParagraph"/>
+      </w:pPr>
+      <w:r>
+        <w:t xml:space="preserve">• </w:t>
+      </w:r>
+      <w:r>
+        <w:t>power apps rationale — Entity fit assessment (D365 Sales vs. custom model)</w:t>
       </w:r>
     </w:p>
     <w:p>
